--- a/discoverer-neo/docs/user-guide/manual/Discoverer-Neo-MANAGER-Guide-Quick-fr-FR.docx
+++ b/discoverer-neo/docs/user-guide/manual/Discoverer-Neo-MANAGER-Guide-Quick-fr-FR.docx
@@ -54,7 +54,7 @@
           <w:sz w:val="22"/>
           <w:szCs w:val="22"/>
         </w:rPr>
-        <w:t>Version 2.0.0</w:t>
+        <w:t>Version 2.0.1</w:t>
       </w:r>
     </w:p>
     <w:p>
@@ -74,7 +74,7 @@
     <w:sdt>
       <w:sdtPr>
         <w:alias w:val="Sommaire"/>
-        <w:id w:val="1997147401"/>
+        <w:id w:val="590516274"/>
       </w:sdtPr>
       <w:sdtEndPr/>
       <w:sdtContent>
@@ -102,7 +102,7 @@
           <w:r>
             <w:fldChar w:fldCharType="separate"/>
           </w:r>
-          <w:hyperlink w:anchor="_Toc241668843" w:history="1">
+          <w:hyperlink w:anchor="_Toc241671374" w:history="1">
             <w:r>
               <w:rPr>
                 <w:rStyle w:val="Hiperligao"/>
@@ -126,7 +126,7 @@
               <w:rPr>
                 <w:noProof/>
               </w:rPr>
-              <w:instrText xml:space="preserve"> PAGEREF _Toc241668843 \h </w:instrText>
+              <w:instrText xml:space="preserve"> PAGEREF _Toc241671374 \h </w:instrText>
             </w:r>
             <w:r>
               <w:rPr>
@@ -168,7 +168,7 @@
               <w14:ligatures w14:val="standardContextual"/>
             </w:rPr>
           </w:pPr>
-          <w:hyperlink w:anchor="_Toc241668844" w:history="1">
+          <w:hyperlink w:anchor="_Toc241671375" w:history="1">
             <w:r>
               <w:rPr>
                 <w:rStyle w:val="Hiperligao"/>
@@ -192,7 +192,7 @@
               <w:rPr>
                 <w:noProof/>
               </w:rPr>
-              <w:instrText xml:space="preserve"> PAGEREF _Toc241668844 \h </w:instrText>
+              <w:instrText xml:space="preserve"> PAGEREF _Toc241671375 \h </w:instrText>
             </w:r>
             <w:r>
               <w:rPr>
@@ -234,7 +234,7 @@
               <w14:ligatures w14:val="standardContextual"/>
             </w:rPr>
           </w:pPr>
-          <w:hyperlink w:anchor="_Toc241668845" w:history="1">
+          <w:hyperlink w:anchor="_Toc241671376" w:history="1">
             <w:r>
               <w:rPr>
                 <w:rStyle w:val="Hiperligao"/>
@@ -258,7 +258,7 @@
               <w:rPr>
                 <w:noProof/>
               </w:rPr>
-              <w:instrText xml:space="preserve"> PAGEREF _Toc241668845 \h </w:instrText>
+              <w:instrText xml:space="preserve"> PAGEREF _Toc241671376 \h </w:instrText>
             </w:r>
             <w:r>
               <w:rPr>
@@ -300,7 +300,7 @@
               <w14:ligatures w14:val="standardContextual"/>
             </w:rPr>
           </w:pPr>
-          <w:hyperlink w:anchor="_Toc241668846" w:history="1">
+          <w:hyperlink w:anchor="_Toc241671377" w:history="1">
             <w:r>
               <w:rPr>
                 <w:rStyle w:val="Hiperligao"/>
@@ -324,7 +324,7 @@
               <w:rPr>
                 <w:noProof/>
               </w:rPr>
-              <w:instrText xml:space="preserve"> PAGEREF _Toc241668846 \h </w:instrText>
+              <w:instrText xml:space="preserve"> PAGEREF _Toc241671377 \h </w:instrText>
             </w:r>
             <w:r>
               <w:rPr>
@@ -366,7 +366,7 @@
               <w14:ligatures w14:val="standardContextual"/>
             </w:rPr>
           </w:pPr>
-          <w:hyperlink w:anchor="_Toc241668847" w:history="1">
+          <w:hyperlink w:anchor="_Toc241671378" w:history="1">
             <w:r>
               <w:rPr>
                 <w:rStyle w:val="Hiperligao"/>
@@ -390,7 +390,7 @@
               <w:rPr>
                 <w:noProof/>
               </w:rPr>
-              <w:instrText xml:space="preserve"> PAGEREF _Toc241668847 \h </w:instrText>
+              <w:instrText xml:space="preserve"> PAGEREF _Toc241671378 \h </w:instrText>
             </w:r>
             <w:r>
               <w:rPr>
@@ -432,7 +432,7 @@
               <w14:ligatures w14:val="standardContextual"/>
             </w:rPr>
           </w:pPr>
-          <w:hyperlink w:anchor="_Toc241668848" w:history="1">
+          <w:hyperlink w:anchor="_Toc241671379" w:history="1">
             <w:r>
               <w:rPr>
                 <w:rStyle w:val="Hiperligao"/>
@@ -456,7 +456,7 @@
               <w:rPr>
                 <w:noProof/>
               </w:rPr>
-              <w:instrText xml:space="preserve"> PAGEREF _Toc241668848 \h </w:instrText>
+              <w:instrText xml:space="preserve"> PAGEREF _Toc241671379 \h </w:instrText>
             </w:r>
             <w:r>
               <w:rPr>
@@ -498,7 +498,7 @@
               <w14:ligatures w14:val="standardContextual"/>
             </w:rPr>
           </w:pPr>
-          <w:hyperlink w:anchor="_Toc241668849" w:history="1">
+          <w:hyperlink w:anchor="_Toc241671380" w:history="1">
             <w:r>
               <w:rPr>
                 <w:rStyle w:val="Hiperligao"/>
@@ -522,7 +522,7 @@
               <w:rPr>
                 <w:noProof/>
               </w:rPr>
-              <w:instrText xml:space="preserve"> PAGEREF _Toc241668849 \h </w:instrText>
+              <w:instrText xml:space="preserve"> PAGEREF _Toc241671380 \h </w:instrText>
             </w:r>
             <w:r>
               <w:rPr>
@@ -564,7 +564,7 @@
               <w14:ligatures w14:val="standardContextual"/>
             </w:rPr>
           </w:pPr>
-          <w:hyperlink w:anchor="_Toc241668850" w:history="1">
+          <w:hyperlink w:anchor="_Toc241671381" w:history="1">
             <w:r>
               <w:rPr>
                 <w:rStyle w:val="Hiperligao"/>
@@ -588,7 +588,7 @@
               <w:rPr>
                 <w:noProof/>
               </w:rPr>
-              <w:instrText xml:space="preserve"> PAGEREF _Toc241668850 \h </w:instrText>
+              <w:instrText xml:space="preserve"> PAGEREF _Toc241671381 \h </w:instrText>
             </w:r>
             <w:r>
               <w:rPr>
@@ -630,7 +630,7 @@
               <w14:ligatures w14:val="standardContextual"/>
             </w:rPr>
           </w:pPr>
-          <w:hyperlink w:anchor="_Toc241668851" w:history="1">
+          <w:hyperlink w:anchor="_Toc241671382" w:history="1">
             <w:r>
               <w:rPr>
                 <w:rStyle w:val="Hiperligao"/>
@@ -654,7 +654,7 @@
               <w:rPr>
                 <w:noProof/>
               </w:rPr>
-              <w:instrText xml:space="preserve"> PAGEREF _Toc241668851 \h </w:instrText>
+              <w:instrText xml:space="preserve"> PAGEREF _Toc241671382 \h </w:instrText>
             </w:r>
             <w:r>
               <w:rPr>
@@ -696,7 +696,7 @@
               <w14:ligatures w14:val="standardContextual"/>
             </w:rPr>
           </w:pPr>
-          <w:hyperlink w:anchor="_Toc241668852" w:history="1">
+          <w:hyperlink w:anchor="_Toc241671383" w:history="1">
             <w:r>
               <w:rPr>
                 <w:rStyle w:val="Hiperligao"/>
@@ -720,7 +720,7 @@
               <w:rPr>
                 <w:noProof/>
               </w:rPr>
-              <w:instrText xml:space="preserve"> PAGEREF _Toc241668852 \h </w:instrText>
+              <w:instrText xml:space="preserve"> PAGEREF _Toc241671383 \h </w:instrText>
             </w:r>
             <w:r>
               <w:rPr>
@@ -762,7 +762,7 @@
               <w14:ligatures w14:val="standardContextual"/>
             </w:rPr>
           </w:pPr>
-          <w:hyperlink w:anchor="_Toc241668853" w:history="1">
+          <w:hyperlink w:anchor="_Toc241671384" w:history="1">
             <w:r>
               <w:rPr>
                 <w:rStyle w:val="Hiperligao"/>
@@ -786,7 +786,7 @@
               <w:rPr>
                 <w:noProof/>
               </w:rPr>
-              <w:instrText xml:space="preserve"> PAGEREF _Toc241668853 \h </w:instrText>
+              <w:instrText xml:space="preserve"> PAGEREF _Toc241671384 \h </w:instrText>
             </w:r>
             <w:r>
               <w:rPr>
@@ -834,7 +834,7 @@
       <w:pPr>
         <w:pStyle w:val="Ttulo1"/>
       </w:pPr>
-      <w:bookmarkStart w:id="0" w:name="_Toc241668843"/>
+      <w:bookmarkStart w:id="0" w:name="_Toc241671374"/>
       <w:r>
         <w:lastRenderedPageBreak/>
         <w:t>Votre rôle en une page</w:t>
@@ -1454,7 +1454,7 @@
         <w:pStyle w:val="Ttulo1"/>
         <w:pageBreakBefore/>
       </w:pPr>
-      <w:bookmarkStart w:id="1" w:name="_Toc241668844"/>
+      <w:bookmarkStart w:id="1" w:name="_Toc241671375"/>
       <w:r>
         <w:lastRenderedPageBreak/>
         <w:t>Cartes</w:t>
@@ -1487,7 +1487,7 @@
           <w:noProof/>
         </w:rPr>
         <w:drawing>
-          <wp:inline distT="0" distB="0" distL="0" distR="0" wp14:anchorId="3FCD3808" wp14:editId="3EEB6006">
+          <wp:inline distT="0" distB="0" distL="0" distR="0" wp14:anchorId="4019CC6A" wp14:editId="38C3D367">
             <wp:extent cx="5715000" cy="3429000"/>
             <wp:effectExtent l="0" t="0" r="0" b="0"/>
             <wp:docPr id="307" name="02-maps-all.png" descr="La liste Cartes, onglet Tous, avec les icônes Copier, Partager, Planifier et Exporter sur chaque ligne." title="La liste Cartes, onglet Tous, avec les icônes Copier, Partager, Planifier et Exporter sur chaque ligne."/>
@@ -1951,7 +1951,7 @@
         <w:pStyle w:val="Ttulo1"/>
         <w:pageBreakBefore/>
       </w:pPr>
-      <w:bookmarkStart w:id="2" w:name="_Toc241668845"/>
+      <w:bookmarkStart w:id="2" w:name="_Toc241671376"/>
       <w:r>
         <w:lastRenderedPageBreak/>
         <w:t>Partager une carte</w:t>
@@ -1974,7 +1974,7 @@
           <w:noProof/>
         </w:rPr>
         <w:drawing>
-          <wp:inline distT="0" distB="0" distL="0" distR="0" wp14:anchorId="66CFAD34" wp14:editId="48349ABA">
+          <wp:inline distT="0" distB="0" distL="0" distR="0" wp14:anchorId="4B91E88A" wp14:editId="3792D2F8">
             <wp:extent cx="3743325" cy="4029075"/>
             <wp:effectExtent l="0" t="0" r="0" b="0"/>
             <wp:docPr id="308" name="03-share-dialog.png" descr="La boîte de dialogue Partager la carte avec une zone de recherche et les boutons Peut consulter, Peut exporter et Peut modifier." title="La boîte de dialogue Partager la carte avec une zone de recherche et les boutons Peut consulter, Peut exporter et Peut modifier."/>
@@ -2377,7 +2377,7 @@
         <w:pStyle w:val="Ttulo1"/>
         <w:pageBreakBefore/>
       </w:pPr>
-      <w:bookmarkStart w:id="3" w:name="_Toc241668846"/>
+      <w:bookmarkStart w:id="3" w:name="_Toc241671377"/>
       <w:r>
         <w:lastRenderedPageBreak/>
         <w:t>Consulter, exécuter et exporter</w:t>
@@ -2400,7 +2400,7 @@
           <w:noProof/>
         </w:rPr>
         <w:drawing>
-          <wp:inline distT="0" distB="0" distL="0" distR="0" wp14:anchorId="2520AE8F" wp14:editId="71D56762">
+          <wp:inline distT="0" distB="0" distL="0" distR="0" wp14:anchorId="16B44FF5" wp14:editId="1E6C3802">
             <wp:extent cx="5715000" cy="3571875"/>
             <wp:effectExtent l="0" t="0" r="0" b="0"/>
             <wp:docPr id="309" name="06-viewer-results.png" descr="Une exécution terminée avec les boutons Excel, CSV et PDF au-dessus de la grille de résultats." title="Une exécution terminée avec les boutons Excel, CSV et PDF au-dessus de la grille de résultats."/>
@@ -2598,7 +2598,7 @@
         <w:pStyle w:val="Ttulo1"/>
         <w:pageBreakBefore/>
       </w:pPr>
-      <w:bookmarkStart w:id="4" w:name="_Toc241668847"/>
+      <w:bookmarkStart w:id="4" w:name="_Toc241671378"/>
       <w:r>
         <w:lastRenderedPageBreak/>
         <w:t>Créateur de cartes</w:t>
@@ -2631,7 +2631,7 @@
           <w:noProof/>
         </w:rPr>
         <w:drawing>
-          <wp:inline distT="0" distB="0" distL="0" distR="0" wp14:anchorId="22EC06BA" wp14:editId="53CAC53E">
+          <wp:inline distT="0" distB="0" distL="0" distR="0" wp14:anchorId="38AD5B93" wp14:editId="6D9EEEBE">
             <wp:extent cx="5715000" cy="3571875"/>
             <wp:effectExtent l="0" t="0" r="0" b="0"/>
             <wp:docPr id="310" name="05-builder-overview.png" descr="Le créateur de cartes avec l'arborescence Domaines d'activité, la zone Colonnes et le panneau Propriétés." title="Le créateur de cartes avec l'arborescence Domaines d'activité, la zone Colonnes et le panneau Propriétés."/>
@@ -2869,7 +2869,7 @@
         <w:pStyle w:val="Ttulo1"/>
         <w:pageBreakBefore/>
       </w:pPr>
-      <w:bookmarkStart w:id="5" w:name="_Toc241668848"/>
+      <w:bookmarkStart w:id="5" w:name="_Toc241671379"/>
       <w:r>
         <w:lastRenderedPageBreak/>
         <w:t>Planifications</w:t>
@@ -2892,7 +2892,7 @@
           <w:noProof/>
         </w:rPr>
         <w:drawing>
-          <wp:inline distT="0" distB="0" distL="0" distR="0" wp14:anchorId="24FDB3CA" wp14:editId="33E7252D">
+          <wp:inline distT="0" distB="0" distL="0" distR="0" wp14:anchorId="0539CEC9" wp14:editId="15BEADE5">
             <wp:extent cx="5715000" cy="3571875"/>
             <wp:effectExtent l="0" t="0" r="0" b="0"/>
             <wp:docPr id="311" name="38-schedules-list.png" descr="La page Planifications avec une planification en pause et ses icônes d'action." title="La page Planifications avec une planification en pause et ses icônes d'action."/>
@@ -3428,7 +3428,7 @@
         <w:pStyle w:val="Ttulo1"/>
         <w:pageBreakBefore/>
       </w:pPr>
-      <w:bookmarkStart w:id="6" w:name="_Toc241668849"/>
+      <w:bookmarkStart w:id="6" w:name="_Toc241671380"/>
       <w:r>
         <w:lastRenderedPageBreak/>
         <w:t>Exécutions et exportations</w:t>
@@ -3468,7 +3468,7 @@
           <w:noProof/>
         </w:rPr>
         <w:drawing>
-          <wp:inline distT="0" distB="0" distL="0" distR="0" wp14:anchorId="4589EC30" wp14:editId="5736DA28">
+          <wp:inline distT="0" distB="0" distL="0" distR="0" wp14:anchorId="4F21D87F" wp14:editId="607B63B7">
             <wp:extent cx="5715000" cy="3571875"/>
             <wp:effectExtent l="0" t="0" r="0" b="0"/>
             <wp:docPr id="312" name="11-runs.png" descr="La page Exécutions avec les filtres Carte, Statut et Type et la liste des exécutions." title="La page Exécutions avec les filtres Carte, Statut et Type et la liste des exécutions."/>
@@ -3643,7 +3643,7 @@
         <w:pStyle w:val="Ttulo1"/>
         <w:pageBreakBefore/>
       </w:pPr>
-      <w:bookmarkStart w:id="7" w:name="_Toc241668850"/>
+      <w:bookmarkStart w:id="7" w:name="_Toc241671381"/>
       <w:r>
         <w:lastRenderedPageBreak/>
         <w:t>Utilisateurs</w:t>
@@ -3676,7 +3676,7 @@
           <w:noProof/>
         </w:rPr>
         <w:drawing>
-          <wp:inline distT="0" distB="0" distL="0" distR="0" wp14:anchorId="6E5C1FDF" wp14:editId="5F3FAB11">
+          <wp:inline distT="0" distB="0" distL="0" distR="0" wp14:anchorId="78AD4CAD" wp14:editId="2B6389F3">
             <wp:extent cx="4362450" cy="2190750"/>
             <wp:effectExtent l="0" t="0" r="0" b="0"/>
             <wp:docPr id="313" name="12-users-maps-dialog.png" descr="La boîte de dialogue Cartes d'un utilisateur, avec les listes de niveau de partage et les icônes de propriétaire et de retrait." title="La boîte de dialogue Cartes d'un utilisateur, avec les listes de niveau de partage et les icônes de propriétaire et de retrait."/>
@@ -3831,7 +3831,7 @@
         <w:pStyle w:val="Ttulo1"/>
         <w:pageBreakBefore/>
       </w:pPr>
-      <w:bookmarkStart w:id="8" w:name="_Toc241668851"/>
+      <w:bookmarkStart w:id="8" w:name="_Toc241671382"/>
       <w:r>
         <w:lastRenderedPageBreak/>
         <w:t>Modélisation des données</w:t>
@@ -3904,7 +3904,7 @@
           <w:noProof/>
         </w:rPr>
         <w:drawing>
-          <wp:inline distT="0" distB="0" distL="0" distR="0" wp14:anchorId="28928B29" wp14:editId="18F17186">
+          <wp:inline distT="0" distB="0" distL="0" distR="0" wp14:anchorId="24B007EB" wp14:editId="102C97A5">
             <wp:extent cx="5715000" cy="3571875"/>
             <wp:effectExtent l="0" t="0" r="0" b="0"/>
             <wp:docPr id="314" name="11-folders.png" descr="La page Dossiers avec un domaine d'activité choisi et ses dossiers listés." title="La page Dossiers avec un domaine d'activité choisi et ses dossiers listés."/>
@@ -4462,7 +4462,7 @@
         <w:pStyle w:val="Ttulo1"/>
         <w:pageBreakBefore/>
       </w:pPr>
-      <w:bookmarkStart w:id="9" w:name="_Toc241668852"/>
+      <w:bookmarkStart w:id="9" w:name="_Toc241671383"/>
       <w:r>
         <w:lastRenderedPageBreak/>
         <w:t>Fonctions personnalisées et sources de données</w:t>
@@ -4505,7 +4505,7 @@
           <w:noProof/>
         </w:rPr>
         <w:drawing>
-          <wp:inline distT="0" distB="0" distL="0" distR="0" wp14:anchorId="019CDC0E" wp14:editId="79B2A54D">
+          <wp:inline distT="0" distB="0" distL="0" distR="0" wp14:anchorId="19C23D2E" wp14:editId="4BB1D5F1">
             <wp:extent cx="5715000" cy="3571875"/>
             <wp:effectExtent l="0" t="0" r="0" b="0"/>
             <wp:docPr id="315" name="09-custom-functions.png" descr="La page Fonctions personnalisées avec la liste, Tout actualiser et Nouvelle fonction." title="La page Fonctions personnalisées avec la liste, Tout actualiser et Nouvelle fonction."/>
@@ -4760,7 +4760,7 @@
         <w:pStyle w:val="Ttulo1"/>
         <w:pageBreakBefore/>
       </w:pPr>
-      <w:bookmarkStart w:id="10" w:name="_Toc241668853"/>
+      <w:bookmarkStart w:id="10" w:name="_Toc241671384"/>
       <w:r>
         <w:lastRenderedPageBreak/>
         <w:t>Paramètres</w:t>
@@ -4793,7 +4793,7 @@
           <w:noProof/>
         </w:rPr>
         <w:drawing>
-          <wp:inline distT="0" distB="0" distL="0" distR="0" wp14:anchorId="557C7F39" wp14:editId="242983A7">
+          <wp:inline distT="0" distB="0" distL="0" distR="0" wp14:anchorId="00695C4A" wp14:editId="65063F46">
             <wp:extent cx="5715000" cy="3571875"/>
             <wp:effectExtent l="0" t="0" r="0" b="0"/>
             <wp:docPr id="316" name="04-settings.png" descr="La page Paramètres avec les cartes Langue, Thème et Palette de couleurs." title="La page Paramètres avec les cartes Langue, Thème et Palette de couleurs."/>
@@ -5062,7 +5062,7 @@
         <w:sz w:val="16"/>
         <w:szCs w:val="16"/>
       </w:rPr>
-      <w:t>Discoverer Neo 2.0.0 · Guide rapide · MANAGER</w:t>
+      <w:t>Discoverer Neo 2.0.1 · Guide rapide · MANAGER</w:t>
     </w:r>
   </w:p>
 </w:hdr>
@@ -5071,10 +5071,10 @@
 <file path=word/numbering.xml><?xml version="1.0" encoding="utf-8"?>
 <w:numbering xmlns:wpc="http://schemas.microsoft.com/office/word/2010/wordprocessingCanvas" xmlns:cx="http://schemas.microsoft.com/office/drawing/2014/chartex" xmlns:cx1="http://schemas.microsoft.com/office/drawing/2015/9/8/chartex" xmlns:cx2="http://schemas.microsoft.com/office/drawing/2015/10/21/chartex" xmlns:cx3="http://schemas.microsoft.com/office/drawing/2016/5/9/chartex" xmlns:cx4="http://schemas.microsoft.com/office/drawing/2016/5/10/chartex" xmlns:cx5="http://schemas.microsoft.com/office/drawing/2016/5/11/chartex" xmlns:cx6="http://schemas.microsoft.com/office/drawing/2016/5/12/chartex" xmlns:cx7="http://schemas.microsoft.com/office/drawing/2016/5/13/chartex" xmlns:cx8="http://schemas.microsoft.com/office/drawing/2016/5/14/chartex" xmlns:mc="http://schemas.openxmlformats.org/markup-compatibility/2006" xmlns:aink="http://schemas.microsoft.com/office/drawing/2016/ink" xmlns:am3d="http://schemas.microsoft.com/office/drawing/2017/model3d" xmlns:o="urn:schemas-microsoft-com:office:office" xmlns:oel="http://schemas.microsoft.com/office/2019/extlst" xmlns:r="http://schemas.openxmlformats.org/officeDocument/2006/relationships" xmlns:m="http://schemas.openxmlformats.org/officeDocument/2006/math" xmlns:v="urn:schemas-microsoft-com:vml" xmlns:wp14="http://schemas.microsoft.com/office/word/2010/wordprocessingDrawing" xmlns:wp="http://schemas.openxmlformats.org/drawingml/2006/wordprocessingDrawing" xmlns:w10="urn:schemas-microsoft-com:office:word" xmlns:w="http://schemas.openxmlformats.org/wordprocessingml/2006/main" xmlns:w14="http://schemas.microsoft.com/office/word/2010/wordml" xmlns:w15="http://schemas.microsoft.com/office/word/2012/wordml" xmlns:w16cex="http://schemas.microsoft.com/office/word/2018/wordml/cex" xmlns:w16cid="http://schemas.microsoft.com/office/word/2016/wordml/cid" xmlns:w16="http://schemas.microsoft.com/office/word/2018/wordml" xmlns:w16sdtdh="http://schemas.microsoft.com/office/word/2020/wordml/sdtdatahash" xmlns:w16se="http://schemas.microsoft.com/office/word/2015/wordml/symex" xmlns:wpg="http://schemas.microsoft.com/office/word/2010/wordprocessingGroup" xmlns:wpi="http://schemas.microsoft.com/office/word/2010/wordprocessingInk" xmlns:wne="http://schemas.microsoft.com/office/word/2006/wordml" xmlns:wps="http://schemas.microsoft.com/office/word/2010/wordprocessingShape" mc:Ignorable="w14 w15 w16se w16cid w16 w16cex w16sdtdh wp14">
   <w:abstractNum w:abstractNumId="0" w15:restartNumberingAfterBreak="0">
-    <w:nsid w:val="11883230"/>
+    <w:nsid w:val="04D219F9"/>
     <w:multiLevelType w:val="hybridMultilevel"/>
-    <w:tmpl w:val="264EC598"/>
-    <w:lvl w:ilvl="0" w:tplc="DAE42134" w:tentative="1">
+    <w:tmpl w:val="34C6FBCA"/>
+    <w:lvl w:ilvl="0" w:tplc="22207666" w:tentative="1">
       <w:start w:val="1"/>
       <w:numFmt w:val="bullet"/>
       <w:lvlText w:val="•"/>
@@ -5083,7 +5083,7 @@
         <w:ind w:left="360" w:hanging="260"/>
       </w:pPr>
     </w:lvl>
-    <w:lvl w:ilvl="1" w:tplc="3BEA0BFC" w:tentative="1">
+    <w:lvl w:ilvl="1" w:tplc="9664126A" w:tentative="1">
       <w:start w:val="1"/>
       <w:numFmt w:val="bullet"/>
       <w:lvlText w:val="–"/>
@@ -5092,47 +5092,47 @@
         <w:ind w:left="720" w:hanging="260"/>
       </w:pPr>
     </w:lvl>
-    <w:lvl w:ilvl="2" w:tplc="40EC1E5C">
-      <w:numFmt w:val="decimal"/>
-      <w:lvlText w:val=""/>
-      <w:lvlJc w:val="left"/>
-    </w:lvl>
-    <w:lvl w:ilvl="3" w:tplc="32869A16">
-      <w:numFmt w:val="decimal"/>
-      <w:lvlText w:val=""/>
-      <w:lvlJc w:val="left"/>
-    </w:lvl>
-    <w:lvl w:ilvl="4" w:tplc="DCB6C8A0">
-      <w:numFmt w:val="decimal"/>
-      <w:lvlText w:val=""/>
-      <w:lvlJc w:val="left"/>
-    </w:lvl>
-    <w:lvl w:ilvl="5" w:tplc="42ECCBA0">
-      <w:numFmt w:val="decimal"/>
-      <w:lvlText w:val=""/>
-      <w:lvlJc w:val="left"/>
-    </w:lvl>
-    <w:lvl w:ilvl="6" w:tplc="2CF87EDE">
-      <w:numFmt w:val="decimal"/>
-      <w:lvlText w:val=""/>
-      <w:lvlJc w:val="left"/>
-    </w:lvl>
-    <w:lvl w:ilvl="7" w:tplc="6A522ECE">
-      <w:numFmt w:val="decimal"/>
-      <w:lvlText w:val=""/>
-      <w:lvlJc w:val="left"/>
-    </w:lvl>
-    <w:lvl w:ilvl="8" w:tplc="F788C4A0">
+    <w:lvl w:ilvl="2" w:tplc="E7069850">
+      <w:numFmt w:val="decimal"/>
+      <w:lvlText w:val=""/>
+      <w:lvlJc w:val="left"/>
+    </w:lvl>
+    <w:lvl w:ilvl="3" w:tplc="9FA87714">
+      <w:numFmt w:val="decimal"/>
+      <w:lvlText w:val=""/>
+      <w:lvlJc w:val="left"/>
+    </w:lvl>
+    <w:lvl w:ilvl="4" w:tplc="D6588FF4">
+      <w:numFmt w:val="decimal"/>
+      <w:lvlText w:val=""/>
+      <w:lvlJc w:val="left"/>
+    </w:lvl>
+    <w:lvl w:ilvl="5" w:tplc="07EC421C">
+      <w:numFmt w:val="decimal"/>
+      <w:lvlText w:val=""/>
+      <w:lvlJc w:val="left"/>
+    </w:lvl>
+    <w:lvl w:ilvl="6" w:tplc="9E6E65FC">
+      <w:numFmt w:val="decimal"/>
+      <w:lvlText w:val=""/>
+      <w:lvlJc w:val="left"/>
+    </w:lvl>
+    <w:lvl w:ilvl="7" w:tplc="CCDCA18C">
+      <w:numFmt w:val="decimal"/>
+      <w:lvlText w:val=""/>
+      <w:lvlJc w:val="left"/>
+    </w:lvl>
+    <w:lvl w:ilvl="8" w:tplc="FB78E0B4">
       <w:numFmt w:val="decimal"/>
       <w:lvlText w:val=""/>
       <w:lvlJc w:val="left"/>
     </w:lvl>
   </w:abstractNum>
   <w:abstractNum w:abstractNumId="1" w15:restartNumberingAfterBreak="0">
-    <w:nsid w:val="2DFF432A"/>
+    <w:nsid w:val="09292798"/>
     <w:multiLevelType w:val="hybridMultilevel"/>
-    <w:tmpl w:val="D818A0D4"/>
-    <w:lvl w:ilvl="0" w:tplc="88BE86BE" w:tentative="1">
+    <w:tmpl w:val="38C671F8"/>
+    <w:lvl w:ilvl="0" w:tplc="CD48E87A" w:tentative="1">
       <w:start w:val="1"/>
       <w:numFmt w:val="bullet"/>
       <w:lvlText w:val="●"/>
@@ -5141,7 +5141,7 @@
         <w:ind w:left="720" w:hanging="360"/>
       </w:pPr>
     </w:lvl>
-    <w:lvl w:ilvl="1" w:tplc="A4E6A78A" w:tentative="1">
+    <w:lvl w:ilvl="1" w:tplc="2D906854" w:tentative="1">
       <w:start w:val="1"/>
       <w:numFmt w:val="bullet"/>
       <w:lvlText w:val="○"/>
@@ -5150,7 +5150,7 @@
         <w:ind w:left="1440" w:hanging="360"/>
       </w:pPr>
     </w:lvl>
-    <w:lvl w:ilvl="2" w:tplc="F6F020E2" w:tentative="1">
+    <w:lvl w:ilvl="2" w:tplc="B8E002A2" w:tentative="1">
       <w:start w:val="1"/>
       <w:numFmt w:val="bullet"/>
       <w:lvlText w:val="■"/>
@@ -5159,7 +5159,7 @@
         <w:ind w:left="2160" w:hanging="360"/>
       </w:pPr>
     </w:lvl>
-    <w:lvl w:ilvl="3" w:tplc="F8268DF2" w:tentative="1">
+    <w:lvl w:ilvl="3" w:tplc="43744F10" w:tentative="1">
       <w:start w:val="1"/>
       <w:numFmt w:val="bullet"/>
       <w:lvlText w:val="●"/>
@@ -5168,7 +5168,7 @@
         <w:ind w:left="2880" w:hanging="360"/>
       </w:pPr>
     </w:lvl>
-    <w:lvl w:ilvl="4" w:tplc="21341FA8" w:tentative="1">
+    <w:lvl w:ilvl="4" w:tplc="87AA0B4E" w:tentative="1">
       <w:start w:val="1"/>
       <w:numFmt w:val="bullet"/>
       <w:lvlText w:val="○"/>
@@ -5177,7 +5177,7 @@
         <w:ind w:left="3600" w:hanging="360"/>
       </w:pPr>
     </w:lvl>
-    <w:lvl w:ilvl="5" w:tplc="EC844742" w:tentative="1">
+    <w:lvl w:ilvl="5" w:tplc="EDEC2C3E" w:tentative="1">
       <w:start w:val="1"/>
       <w:numFmt w:val="bullet"/>
       <w:lvlText w:val="■"/>
@@ -5186,7 +5186,7 @@
         <w:ind w:left="4320" w:hanging="360"/>
       </w:pPr>
     </w:lvl>
-    <w:lvl w:ilvl="6" w:tplc="40B84552" w:tentative="1">
+    <w:lvl w:ilvl="6" w:tplc="C4CC58E0" w:tentative="1">
       <w:start w:val="1"/>
       <w:numFmt w:val="bullet"/>
       <w:lvlText w:val="●"/>
@@ -5195,7 +5195,7 @@
         <w:ind w:left="5040" w:hanging="360"/>
       </w:pPr>
     </w:lvl>
-    <w:lvl w:ilvl="7" w:tplc="AA2CEA66" w:tentative="1">
+    <w:lvl w:ilvl="7" w:tplc="0EC4DEFC" w:tentative="1">
       <w:start w:val="1"/>
       <w:numFmt w:val="bullet"/>
       <w:lvlText w:val="●"/>
@@ -5204,7 +5204,7 @@
         <w:ind w:left="5760" w:hanging="360"/>
       </w:pPr>
     </w:lvl>
-    <w:lvl w:ilvl="8" w:tplc="CEA8BE80" w:tentative="1">
+    <w:lvl w:ilvl="8" w:tplc="0534F7E8" w:tentative="1">
       <w:start w:val="1"/>
       <w:numFmt w:val="bullet"/>
       <w:lvlText w:val="●"/>
@@ -5215,10 +5215,10 @@
     </w:lvl>
   </w:abstractNum>
   <w:abstractNum w:abstractNumId="2" w15:restartNumberingAfterBreak="0">
-    <w:nsid w:val="30864595"/>
+    <w:nsid w:val="0F962887"/>
     <w:multiLevelType w:val="hybridMultilevel"/>
-    <w:tmpl w:val="32B0ECFE"/>
-    <w:lvl w:ilvl="0" w:tplc="6B12F802">
+    <w:tmpl w:val="D59418A4"/>
+    <w:lvl w:ilvl="0" w:tplc="9DF2ECD6">
       <w:start w:val="1"/>
       <w:numFmt w:val="decimal"/>
       <w:lvlText w:val="%1."/>
@@ -5227,7 +5227,7 @@
         <w:ind w:left="360" w:hanging="300"/>
       </w:pPr>
     </w:lvl>
-    <w:lvl w:ilvl="1" w:tplc="27B80B74" w:tentative="1">
+    <w:lvl w:ilvl="1" w:tplc="69F8D858" w:tentative="1">
       <w:start w:val="1"/>
       <w:numFmt w:val="lowerLetter"/>
       <w:lvlText w:val="%2."/>
@@ -5236,47 +5236,47 @@
         <w:ind w:left="720" w:hanging="300"/>
       </w:pPr>
     </w:lvl>
-    <w:lvl w:ilvl="2" w:tplc="C60AF386">
-      <w:numFmt w:val="decimal"/>
-      <w:lvlText w:val=""/>
-      <w:lvlJc w:val="left"/>
-    </w:lvl>
-    <w:lvl w:ilvl="3" w:tplc="16925166">
-      <w:numFmt w:val="decimal"/>
-      <w:lvlText w:val=""/>
-      <w:lvlJc w:val="left"/>
-    </w:lvl>
-    <w:lvl w:ilvl="4" w:tplc="306C2028">
-      <w:numFmt w:val="decimal"/>
-      <w:lvlText w:val=""/>
-      <w:lvlJc w:val="left"/>
-    </w:lvl>
-    <w:lvl w:ilvl="5" w:tplc="EC3A1452">
-      <w:numFmt w:val="decimal"/>
-      <w:lvlText w:val=""/>
-      <w:lvlJc w:val="left"/>
-    </w:lvl>
-    <w:lvl w:ilvl="6" w:tplc="E5627818">
-      <w:numFmt w:val="decimal"/>
-      <w:lvlText w:val=""/>
-      <w:lvlJc w:val="left"/>
-    </w:lvl>
-    <w:lvl w:ilvl="7" w:tplc="93500BB2">
-      <w:numFmt w:val="decimal"/>
-      <w:lvlText w:val=""/>
-      <w:lvlJc w:val="left"/>
-    </w:lvl>
-    <w:lvl w:ilvl="8" w:tplc="0952D302">
+    <w:lvl w:ilvl="2" w:tplc="2D3A91CC">
+      <w:numFmt w:val="decimal"/>
+      <w:lvlText w:val=""/>
+      <w:lvlJc w:val="left"/>
+    </w:lvl>
+    <w:lvl w:ilvl="3" w:tplc="A498D25C">
+      <w:numFmt w:val="decimal"/>
+      <w:lvlText w:val=""/>
+      <w:lvlJc w:val="left"/>
+    </w:lvl>
+    <w:lvl w:ilvl="4" w:tplc="9EEAFC30">
+      <w:numFmt w:val="decimal"/>
+      <w:lvlText w:val=""/>
+      <w:lvlJc w:val="left"/>
+    </w:lvl>
+    <w:lvl w:ilvl="5" w:tplc="6CC0A04C">
+      <w:numFmt w:val="decimal"/>
+      <w:lvlText w:val=""/>
+      <w:lvlJc w:val="left"/>
+    </w:lvl>
+    <w:lvl w:ilvl="6" w:tplc="0BEA6744">
+      <w:numFmt w:val="decimal"/>
+      <w:lvlText w:val=""/>
+      <w:lvlJc w:val="left"/>
+    </w:lvl>
+    <w:lvl w:ilvl="7" w:tplc="23D4F6A8">
+      <w:numFmt w:val="decimal"/>
+      <w:lvlText w:val=""/>
+      <w:lvlJc w:val="left"/>
+    </w:lvl>
+    <w:lvl w:ilvl="8" w:tplc="452C0458">
       <w:numFmt w:val="decimal"/>
       <w:lvlText w:val=""/>
       <w:lvlJc w:val="left"/>
     </w:lvl>
   </w:abstractNum>
   <w:abstractNum w:abstractNumId="3" w15:restartNumberingAfterBreak="0">
-    <w:nsid w:val="34B3650D"/>
+    <w:nsid w:val="120740AE"/>
     <w:multiLevelType w:val="hybridMultilevel"/>
-    <w:tmpl w:val="F1C4A5CE"/>
-    <w:lvl w:ilvl="0" w:tplc="3F589550">
+    <w:tmpl w:val="17F8C360"/>
+    <w:lvl w:ilvl="0" w:tplc="C2DCF536">
       <w:start w:val="1"/>
       <w:numFmt w:val="decimal"/>
       <w:lvlText w:val="%1."/>
@@ -5285,7 +5285,7 @@
         <w:ind w:left="360" w:hanging="300"/>
       </w:pPr>
     </w:lvl>
-    <w:lvl w:ilvl="1" w:tplc="9050EE4A" w:tentative="1">
+    <w:lvl w:ilvl="1" w:tplc="B1D6154C" w:tentative="1">
       <w:start w:val="1"/>
       <w:numFmt w:val="lowerLetter"/>
       <w:lvlText w:val="%2."/>
@@ -5294,47 +5294,47 @@
         <w:ind w:left="720" w:hanging="300"/>
       </w:pPr>
     </w:lvl>
-    <w:lvl w:ilvl="2" w:tplc="10DAF572">
-      <w:numFmt w:val="decimal"/>
-      <w:lvlText w:val=""/>
-      <w:lvlJc w:val="left"/>
-    </w:lvl>
-    <w:lvl w:ilvl="3" w:tplc="9FBA42D4">
-      <w:numFmt w:val="decimal"/>
-      <w:lvlText w:val=""/>
-      <w:lvlJc w:val="left"/>
-    </w:lvl>
-    <w:lvl w:ilvl="4" w:tplc="308490C0">
-      <w:numFmt w:val="decimal"/>
-      <w:lvlText w:val=""/>
-      <w:lvlJc w:val="left"/>
-    </w:lvl>
-    <w:lvl w:ilvl="5" w:tplc="82B2683E">
-      <w:numFmt w:val="decimal"/>
-      <w:lvlText w:val=""/>
-      <w:lvlJc w:val="left"/>
-    </w:lvl>
-    <w:lvl w:ilvl="6" w:tplc="86363FBC">
-      <w:numFmt w:val="decimal"/>
-      <w:lvlText w:val=""/>
-      <w:lvlJc w:val="left"/>
-    </w:lvl>
-    <w:lvl w:ilvl="7" w:tplc="A06E35C6">
-      <w:numFmt w:val="decimal"/>
-      <w:lvlText w:val=""/>
-      <w:lvlJc w:val="left"/>
-    </w:lvl>
-    <w:lvl w:ilvl="8" w:tplc="6BB462DC">
+    <w:lvl w:ilvl="2" w:tplc="4F7E1DC0">
+      <w:numFmt w:val="decimal"/>
+      <w:lvlText w:val=""/>
+      <w:lvlJc w:val="left"/>
+    </w:lvl>
+    <w:lvl w:ilvl="3" w:tplc="CFB84E0E">
+      <w:numFmt w:val="decimal"/>
+      <w:lvlText w:val=""/>
+      <w:lvlJc w:val="left"/>
+    </w:lvl>
+    <w:lvl w:ilvl="4" w:tplc="D92AC81C">
+      <w:numFmt w:val="decimal"/>
+      <w:lvlText w:val=""/>
+      <w:lvlJc w:val="left"/>
+    </w:lvl>
+    <w:lvl w:ilvl="5" w:tplc="53F2CEF6">
+      <w:numFmt w:val="decimal"/>
+      <w:lvlText w:val=""/>
+      <w:lvlJc w:val="left"/>
+    </w:lvl>
+    <w:lvl w:ilvl="6" w:tplc="5D248EEE">
+      <w:numFmt w:val="decimal"/>
+      <w:lvlText w:val=""/>
+      <w:lvlJc w:val="left"/>
+    </w:lvl>
+    <w:lvl w:ilvl="7" w:tplc="B50AE4E4">
+      <w:numFmt w:val="decimal"/>
+      <w:lvlText w:val=""/>
+      <w:lvlJc w:val="left"/>
+    </w:lvl>
+    <w:lvl w:ilvl="8" w:tplc="9C82C6B6">
       <w:numFmt w:val="decimal"/>
       <w:lvlText w:val=""/>
       <w:lvlJc w:val="left"/>
     </w:lvl>
   </w:abstractNum>
   <w:abstractNum w:abstractNumId="4" w15:restartNumberingAfterBreak="0">
-    <w:nsid w:val="3F206599"/>
+    <w:nsid w:val="12765D03"/>
     <w:multiLevelType w:val="hybridMultilevel"/>
-    <w:tmpl w:val="E2A0CC1E"/>
-    <w:lvl w:ilvl="0" w:tplc="1C14768C">
+    <w:tmpl w:val="2D3494B8"/>
+    <w:lvl w:ilvl="0" w:tplc="DB54C860">
       <w:start w:val="1"/>
       <w:numFmt w:val="decimal"/>
       <w:lvlText w:val="%1."/>
@@ -5343,7 +5343,7 @@
         <w:ind w:left="360" w:hanging="300"/>
       </w:pPr>
     </w:lvl>
-    <w:lvl w:ilvl="1" w:tplc="3ACCF366" w:tentative="1">
+    <w:lvl w:ilvl="1" w:tplc="A144563A" w:tentative="1">
       <w:start w:val="1"/>
       <w:numFmt w:val="lowerLetter"/>
       <w:lvlText w:val="%2."/>
@@ -5352,47 +5352,47 @@
         <w:ind w:left="720" w:hanging="300"/>
       </w:pPr>
     </w:lvl>
-    <w:lvl w:ilvl="2" w:tplc="38301124">
-      <w:numFmt w:val="decimal"/>
-      <w:lvlText w:val=""/>
-      <w:lvlJc w:val="left"/>
-    </w:lvl>
-    <w:lvl w:ilvl="3" w:tplc="0D361CE0">
-      <w:numFmt w:val="decimal"/>
-      <w:lvlText w:val=""/>
-      <w:lvlJc w:val="left"/>
-    </w:lvl>
-    <w:lvl w:ilvl="4" w:tplc="4776ED66">
-      <w:numFmt w:val="decimal"/>
-      <w:lvlText w:val=""/>
-      <w:lvlJc w:val="left"/>
-    </w:lvl>
-    <w:lvl w:ilvl="5" w:tplc="040A4B16">
-      <w:numFmt w:val="decimal"/>
-      <w:lvlText w:val=""/>
-      <w:lvlJc w:val="left"/>
-    </w:lvl>
-    <w:lvl w:ilvl="6" w:tplc="0B60A4DA">
-      <w:numFmt w:val="decimal"/>
-      <w:lvlText w:val=""/>
-      <w:lvlJc w:val="left"/>
-    </w:lvl>
-    <w:lvl w:ilvl="7" w:tplc="B0B8EF78">
-      <w:numFmt w:val="decimal"/>
-      <w:lvlText w:val=""/>
-      <w:lvlJc w:val="left"/>
-    </w:lvl>
-    <w:lvl w:ilvl="8" w:tplc="7526B49A">
+    <w:lvl w:ilvl="2" w:tplc="56C65550">
+      <w:numFmt w:val="decimal"/>
+      <w:lvlText w:val=""/>
+      <w:lvlJc w:val="left"/>
+    </w:lvl>
+    <w:lvl w:ilvl="3" w:tplc="796CA10E">
+      <w:numFmt w:val="decimal"/>
+      <w:lvlText w:val=""/>
+      <w:lvlJc w:val="left"/>
+    </w:lvl>
+    <w:lvl w:ilvl="4" w:tplc="37541D64">
+      <w:numFmt w:val="decimal"/>
+      <w:lvlText w:val=""/>
+      <w:lvlJc w:val="left"/>
+    </w:lvl>
+    <w:lvl w:ilvl="5" w:tplc="C5ACDE80">
+      <w:numFmt w:val="decimal"/>
+      <w:lvlText w:val=""/>
+      <w:lvlJc w:val="left"/>
+    </w:lvl>
+    <w:lvl w:ilvl="6" w:tplc="7EA628A6">
+      <w:numFmt w:val="decimal"/>
+      <w:lvlText w:val=""/>
+      <w:lvlJc w:val="left"/>
+    </w:lvl>
+    <w:lvl w:ilvl="7" w:tplc="AECAFEA6">
+      <w:numFmt w:val="decimal"/>
+      <w:lvlText w:val=""/>
+      <w:lvlJc w:val="left"/>
+    </w:lvl>
+    <w:lvl w:ilvl="8" w:tplc="E98AEB98">
       <w:numFmt w:val="decimal"/>
       <w:lvlText w:val=""/>
       <w:lvlJc w:val="left"/>
     </w:lvl>
   </w:abstractNum>
   <w:abstractNum w:abstractNumId="5" w15:restartNumberingAfterBreak="0">
-    <w:nsid w:val="40D207DD"/>
+    <w:nsid w:val="3F7B1DDA"/>
     <w:multiLevelType w:val="hybridMultilevel"/>
-    <w:tmpl w:val="98D22AC8"/>
-    <w:lvl w:ilvl="0" w:tplc="B9068AC0">
+    <w:tmpl w:val="EFE84960"/>
+    <w:lvl w:ilvl="0" w:tplc="38EE8422">
       <w:start w:val="1"/>
       <w:numFmt w:val="decimal"/>
       <w:lvlText w:val="%1."/>
@@ -5401,7 +5401,7 @@
         <w:ind w:left="360" w:hanging="300"/>
       </w:pPr>
     </w:lvl>
-    <w:lvl w:ilvl="1" w:tplc="734238EA" w:tentative="1">
+    <w:lvl w:ilvl="1" w:tplc="8D8EEFE2" w:tentative="1">
       <w:start w:val="1"/>
       <w:numFmt w:val="lowerLetter"/>
       <w:lvlText w:val="%2."/>
@@ -5410,47 +5410,47 @@
         <w:ind w:left="720" w:hanging="300"/>
       </w:pPr>
     </w:lvl>
-    <w:lvl w:ilvl="2" w:tplc="F0208246">
-      <w:numFmt w:val="decimal"/>
-      <w:lvlText w:val=""/>
-      <w:lvlJc w:val="left"/>
-    </w:lvl>
-    <w:lvl w:ilvl="3" w:tplc="38AC6A82">
-      <w:numFmt w:val="decimal"/>
-      <w:lvlText w:val=""/>
-      <w:lvlJc w:val="left"/>
-    </w:lvl>
-    <w:lvl w:ilvl="4" w:tplc="7FCAE19A">
-      <w:numFmt w:val="decimal"/>
-      <w:lvlText w:val=""/>
-      <w:lvlJc w:val="left"/>
-    </w:lvl>
-    <w:lvl w:ilvl="5" w:tplc="56962234">
-      <w:numFmt w:val="decimal"/>
-      <w:lvlText w:val=""/>
-      <w:lvlJc w:val="left"/>
-    </w:lvl>
-    <w:lvl w:ilvl="6" w:tplc="AEE64768">
-      <w:numFmt w:val="decimal"/>
-      <w:lvlText w:val=""/>
-      <w:lvlJc w:val="left"/>
-    </w:lvl>
-    <w:lvl w:ilvl="7" w:tplc="AE381018">
-      <w:numFmt w:val="decimal"/>
-      <w:lvlText w:val=""/>
-      <w:lvlJc w:val="left"/>
-    </w:lvl>
-    <w:lvl w:ilvl="8" w:tplc="C5CA5D36">
+    <w:lvl w:ilvl="2" w:tplc="73D63A00">
+      <w:numFmt w:val="decimal"/>
+      <w:lvlText w:val=""/>
+      <w:lvlJc w:val="left"/>
+    </w:lvl>
+    <w:lvl w:ilvl="3" w:tplc="5B540472">
+      <w:numFmt w:val="decimal"/>
+      <w:lvlText w:val=""/>
+      <w:lvlJc w:val="left"/>
+    </w:lvl>
+    <w:lvl w:ilvl="4" w:tplc="DDCEC7CA">
+      <w:numFmt w:val="decimal"/>
+      <w:lvlText w:val=""/>
+      <w:lvlJc w:val="left"/>
+    </w:lvl>
+    <w:lvl w:ilvl="5" w:tplc="46D0FA42">
+      <w:numFmt w:val="decimal"/>
+      <w:lvlText w:val=""/>
+      <w:lvlJc w:val="left"/>
+    </w:lvl>
+    <w:lvl w:ilvl="6" w:tplc="821867B0">
+      <w:numFmt w:val="decimal"/>
+      <w:lvlText w:val=""/>
+      <w:lvlJc w:val="left"/>
+    </w:lvl>
+    <w:lvl w:ilvl="7" w:tplc="5A90A982">
+      <w:numFmt w:val="decimal"/>
+      <w:lvlText w:val=""/>
+      <w:lvlJc w:val="left"/>
+    </w:lvl>
+    <w:lvl w:ilvl="8" w:tplc="532A0C0A">
       <w:numFmt w:val="decimal"/>
       <w:lvlText w:val=""/>
       <w:lvlJc w:val="left"/>
     </w:lvl>
   </w:abstractNum>
   <w:abstractNum w:abstractNumId="6" w15:restartNumberingAfterBreak="0">
-    <w:nsid w:val="50BD27A6"/>
+    <w:nsid w:val="47C169B3"/>
     <w:multiLevelType w:val="hybridMultilevel"/>
-    <w:tmpl w:val="9C027294"/>
-    <w:lvl w:ilvl="0" w:tplc="065A1192">
+    <w:tmpl w:val="9FDA17A2"/>
+    <w:lvl w:ilvl="0" w:tplc="033EAC58">
       <w:start w:val="1"/>
       <w:numFmt w:val="decimal"/>
       <w:lvlText w:val="%1."/>
@@ -5459,7 +5459,7 @@
         <w:ind w:left="360" w:hanging="300"/>
       </w:pPr>
     </w:lvl>
-    <w:lvl w:ilvl="1" w:tplc="83024E5E" w:tentative="1">
+    <w:lvl w:ilvl="1" w:tplc="5792F5A6" w:tentative="1">
       <w:start w:val="1"/>
       <w:numFmt w:val="lowerLetter"/>
       <w:lvlText w:val="%2."/>
@@ -5468,47 +5468,47 @@
         <w:ind w:left="720" w:hanging="300"/>
       </w:pPr>
     </w:lvl>
-    <w:lvl w:ilvl="2" w:tplc="C3BA5A82">
-      <w:numFmt w:val="decimal"/>
-      <w:lvlText w:val=""/>
-      <w:lvlJc w:val="left"/>
-    </w:lvl>
-    <w:lvl w:ilvl="3" w:tplc="936E79EC">
-      <w:numFmt w:val="decimal"/>
-      <w:lvlText w:val=""/>
-      <w:lvlJc w:val="left"/>
-    </w:lvl>
-    <w:lvl w:ilvl="4" w:tplc="B74EA898">
-      <w:numFmt w:val="decimal"/>
-      <w:lvlText w:val=""/>
-      <w:lvlJc w:val="left"/>
-    </w:lvl>
-    <w:lvl w:ilvl="5" w:tplc="387C7744">
-      <w:numFmt w:val="decimal"/>
-      <w:lvlText w:val=""/>
-      <w:lvlJc w:val="left"/>
-    </w:lvl>
-    <w:lvl w:ilvl="6" w:tplc="DF58C41E">
-      <w:numFmt w:val="decimal"/>
-      <w:lvlText w:val=""/>
-      <w:lvlJc w:val="left"/>
-    </w:lvl>
-    <w:lvl w:ilvl="7" w:tplc="4AC61D58">
-      <w:numFmt w:val="decimal"/>
-      <w:lvlText w:val=""/>
-      <w:lvlJc w:val="left"/>
-    </w:lvl>
-    <w:lvl w:ilvl="8" w:tplc="2A52DAEE">
+    <w:lvl w:ilvl="2" w:tplc="67861E1E">
+      <w:numFmt w:val="decimal"/>
+      <w:lvlText w:val=""/>
+      <w:lvlJc w:val="left"/>
+    </w:lvl>
+    <w:lvl w:ilvl="3" w:tplc="A91E7084">
+      <w:numFmt w:val="decimal"/>
+      <w:lvlText w:val=""/>
+      <w:lvlJc w:val="left"/>
+    </w:lvl>
+    <w:lvl w:ilvl="4" w:tplc="F47A9DA8">
+      <w:numFmt w:val="decimal"/>
+      <w:lvlText w:val=""/>
+      <w:lvlJc w:val="left"/>
+    </w:lvl>
+    <w:lvl w:ilvl="5" w:tplc="E6665AD6">
+      <w:numFmt w:val="decimal"/>
+      <w:lvlText w:val=""/>
+      <w:lvlJc w:val="left"/>
+    </w:lvl>
+    <w:lvl w:ilvl="6" w:tplc="232C974A">
+      <w:numFmt w:val="decimal"/>
+      <w:lvlText w:val=""/>
+      <w:lvlJc w:val="left"/>
+    </w:lvl>
+    <w:lvl w:ilvl="7" w:tplc="5CC672F2">
+      <w:numFmt w:val="decimal"/>
+      <w:lvlText w:val=""/>
+      <w:lvlJc w:val="left"/>
+    </w:lvl>
+    <w:lvl w:ilvl="8" w:tplc="2F5A0FD8">
       <w:numFmt w:val="decimal"/>
       <w:lvlText w:val=""/>
       <w:lvlJc w:val="left"/>
     </w:lvl>
   </w:abstractNum>
   <w:abstractNum w:abstractNumId="7" w15:restartNumberingAfterBreak="0">
-    <w:nsid w:val="588C3A12"/>
+    <w:nsid w:val="4F246FD0"/>
     <w:multiLevelType w:val="hybridMultilevel"/>
-    <w:tmpl w:val="03704B82"/>
-    <w:lvl w:ilvl="0" w:tplc="3DAEA666">
+    <w:tmpl w:val="BB78872A"/>
+    <w:lvl w:ilvl="0" w:tplc="D35E6ED4">
       <w:start w:val="1"/>
       <w:numFmt w:val="decimal"/>
       <w:lvlText w:val="%1."/>
@@ -5517,7 +5517,7 @@
         <w:ind w:left="360" w:hanging="300"/>
       </w:pPr>
     </w:lvl>
-    <w:lvl w:ilvl="1" w:tplc="0C8EE16C" w:tentative="1">
+    <w:lvl w:ilvl="1" w:tplc="21F287EE" w:tentative="1">
       <w:start w:val="1"/>
       <w:numFmt w:val="lowerLetter"/>
       <w:lvlText w:val="%2."/>
@@ -5526,47 +5526,47 @@
         <w:ind w:left="720" w:hanging="300"/>
       </w:pPr>
     </w:lvl>
-    <w:lvl w:ilvl="2" w:tplc="8138A6DA">
-      <w:numFmt w:val="decimal"/>
-      <w:lvlText w:val=""/>
-      <w:lvlJc w:val="left"/>
-    </w:lvl>
-    <w:lvl w:ilvl="3" w:tplc="95988F3E">
-      <w:numFmt w:val="decimal"/>
-      <w:lvlText w:val=""/>
-      <w:lvlJc w:val="left"/>
-    </w:lvl>
-    <w:lvl w:ilvl="4" w:tplc="C17A1444">
-      <w:numFmt w:val="decimal"/>
-      <w:lvlText w:val=""/>
-      <w:lvlJc w:val="left"/>
-    </w:lvl>
-    <w:lvl w:ilvl="5" w:tplc="BC245C58">
-      <w:numFmt w:val="decimal"/>
-      <w:lvlText w:val=""/>
-      <w:lvlJc w:val="left"/>
-    </w:lvl>
-    <w:lvl w:ilvl="6" w:tplc="0186D17A">
-      <w:numFmt w:val="decimal"/>
-      <w:lvlText w:val=""/>
-      <w:lvlJc w:val="left"/>
-    </w:lvl>
-    <w:lvl w:ilvl="7" w:tplc="D3503186">
-      <w:numFmt w:val="decimal"/>
-      <w:lvlText w:val=""/>
-      <w:lvlJc w:val="left"/>
-    </w:lvl>
-    <w:lvl w:ilvl="8" w:tplc="40928FF4">
+    <w:lvl w:ilvl="2" w:tplc="2F94A148">
+      <w:numFmt w:val="decimal"/>
+      <w:lvlText w:val=""/>
+      <w:lvlJc w:val="left"/>
+    </w:lvl>
+    <w:lvl w:ilvl="3" w:tplc="CB621228">
+      <w:numFmt w:val="decimal"/>
+      <w:lvlText w:val=""/>
+      <w:lvlJc w:val="left"/>
+    </w:lvl>
+    <w:lvl w:ilvl="4" w:tplc="FDB83824">
+      <w:numFmt w:val="decimal"/>
+      <w:lvlText w:val=""/>
+      <w:lvlJc w:val="left"/>
+    </w:lvl>
+    <w:lvl w:ilvl="5" w:tplc="1DE66EB4">
+      <w:numFmt w:val="decimal"/>
+      <w:lvlText w:val=""/>
+      <w:lvlJc w:val="left"/>
+    </w:lvl>
+    <w:lvl w:ilvl="6" w:tplc="5442E2C4">
+      <w:numFmt w:val="decimal"/>
+      <w:lvlText w:val=""/>
+      <w:lvlJc w:val="left"/>
+    </w:lvl>
+    <w:lvl w:ilvl="7" w:tplc="FCC237E6">
+      <w:numFmt w:val="decimal"/>
+      <w:lvlText w:val=""/>
+      <w:lvlJc w:val="left"/>
+    </w:lvl>
+    <w:lvl w:ilvl="8" w:tplc="C45EEC82">
       <w:numFmt w:val="decimal"/>
       <w:lvlText w:val=""/>
       <w:lvlJc w:val="left"/>
     </w:lvl>
   </w:abstractNum>
   <w:abstractNum w:abstractNumId="8" w15:restartNumberingAfterBreak="0">
-    <w:nsid w:val="5B2B451A"/>
+    <w:nsid w:val="521816F3"/>
     <w:multiLevelType w:val="hybridMultilevel"/>
-    <w:tmpl w:val="695A1AD4"/>
-    <w:lvl w:ilvl="0" w:tplc="79DC5F58">
+    <w:tmpl w:val="5FB6365A"/>
+    <w:lvl w:ilvl="0" w:tplc="8A7C1A80">
       <w:start w:val="1"/>
       <w:numFmt w:val="decimal"/>
       <w:lvlText w:val="%1."/>
@@ -5575,7 +5575,7 @@
         <w:ind w:left="360" w:hanging="300"/>
       </w:pPr>
     </w:lvl>
-    <w:lvl w:ilvl="1" w:tplc="4B74365A" w:tentative="1">
+    <w:lvl w:ilvl="1" w:tplc="041C0756" w:tentative="1">
       <w:start w:val="1"/>
       <w:numFmt w:val="lowerLetter"/>
       <w:lvlText w:val="%2."/>
@@ -5584,47 +5584,47 @@
         <w:ind w:left="720" w:hanging="300"/>
       </w:pPr>
     </w:lvl>
-    <w:lvl w:ilvl="2" w:tplc="95042ECA">
-      <w:numFmt w:val="decimal"/>
-      <w:lvlText w:val=""/>
-      <w:lvlJc w:val="left"/>
-    </w:lvl>
-    <w:lvl w:ilvl="3" w:tplc="53C08798">
-      <w:numFmt w:val="decimal"/>
-      <w:lvlText w:val=""/>
-      <w:lvlJc w:val="left"/>
-    </w:lvl>
-    <w:lvl w:ilvl="4" w:tplc="7BDC1AB6">
-      <w:numFmt w:val="decimal"/>
-      <w:lvlText w:val=""/>
-      <w:lvlJc w:val="left"/>
-    </w:lvl>
-    <w:lvl w:ilvl="5" w:tplc="1CAAF764">
-      <w:numFmt w:val="decimal"/>
-      <w:lvlText w:val=""/>
-      <w:lvlJc w:val="left"/>
-    </w:lvl>
-    <w:lvl w:ilvl="6" w:tplc="7988DD56">
-      <w:numFmt w:val="decimal"/>
-      <w:lvlText w:val=""/>
-      <w:lvlJc w:val="left"/>
-    </w:lvl>
-    <w:lvl w:ilvl="7" w:tplc="BA44448E">
-      <w:numFmt w:val="decimal"/>
-      <w:lvlText w:val=""/>
-      <w:lvlJc w:val="left"/>
-    </w:lvl>
-    <w:lvl w:ilvl="8" w:tplc="6616EAE2">
+    <w:lvl w:ilvl="2" w:tplc="B552C0FA">
+      <w:numFmt w:val="decimal"/>
+      <w:lvlText w:val=""/>
+      <w:lvlJc w:val="left"/>
+    </w:lvl>
+    <w:lvl w:ilvl="3" w:tplc="DEB8E206">
+      <w:numFmt w:val="decimal"/>
+      <w:lvlText w:val=""/>
+      <w:lvlJc w:val="left"/>
+    </w:lvl>
+    <w:lvl w:ilvl="4" w:tplc="C0760C0C">
+      <w:numFmt w:val="decimal"/>
+      <w:lvlText w:val=""/>
+      <w:lvlJc w:val="left"/>
+    </w:lvl>
+    <w:lvl w:ilvl="5" w:tplc="A0D46E8E">
+      <w:numFmt w:val="decimal"/>
+      <w:lvlText w:val=""/>
+      <w:lvlJc w:val="left"/>
+    </w:lvl>
+    <w:lvl w:ilvl="6" w:tplc="AF920146">
+      <w:numFmt w:val="decimal"/>
+      <w:lvlText w:val=""/>
+      <w:lvlJc w:val="left"/>
+    </w:lvl>
+    <w:lvl w:ilvl="7" w:tplc="12582D28">
+      <w:numFmt w:val="decimal"/>
+      <w:lvlText w:val=""/>
+      <w:lvlJc w:val="left"/>
+    </w:lvl>
+    <w:lvl w:ilvl="8" w:tplc="C2024392">
       <w:numFmt w:val="decimal"/>
       <w:lvlText w:val=""/>
       <w:lvlJc w:val="left"/>
     </w:lvl>
   </w:abstractNum>
   <w:abstractNum w:abstractNumId="9" w15:restartNumberingAfterBreak="0">
-    <w:nsid w:val="5D820DC1"/>
+    <w:nsid w:val="63810550"/>
     <w:multiLevelType w:val="hybridMultilevel"/>
-    <w:tmpl w:val="B87ABCA2"/>
-    <w:lvl w:ilvl="0" w:tplc="4290DBD8">
+    <w:tmpl w:val="1A5E0E60"/>
+    <w:lvl w:ilvl="0" w:tplc="C9685416">
       <w:start w:val="1"/>
       <w:numFmt w:val="decimal"/>
       <w:lvlText w:val="%1."/>
@@ -5633,7 +5633,7 @@
         <w:ind w:left="360" w:hanging="300"/>
       </w:pPr>
     </w:lvl>
-    <w:lvl w:ilvl="1" w:tplc="6FB869CC" w:tentative="1">
+    <w:lvl w:ilvl="1" w:tplc="3F2E5AE4" w:tentative="1">
       <w:start w:val="1"/>
       <w:numFmt w:val="lowerLetter"/>
       <w:lvlText w:val="%2."/>
@@ -5642,47 +5642,47 @@
         <w:ind w:left="720" w:hanging="300"/>
       </w:pPr>
     </w:lvl>
-    <w:lvl w:ilvl="2" w:tplc="407A1A34">
-      <w:numFmt w:val="decimal"/>
-      <w:lvlText w:val=""/>
-      <w:lvlJc w:val="left"/>
-    </w:lvl>
-    <w:lvl w:ilvl="3" w:tplc="9A80C838">
-      <w:numFmt w:val="decimal"/>
-      <w:lvlText w:val=""/>
-      <w:lvlJc w:val="left"/>
-    </w:lvl>
-    <w:lvl w:ilvl="4" w:tplc="94CE2E1C">
-      <w:numFmt w:val="decimal"/>
-      <w:lvlText w:val=""/>
-      <w:lvlJc w:val="left"/>
-    </w:lvl>
-    <w:lvl w:ilvl="5" w:tplc="3B5EDA80">
-      <w:numFmt w:val="decimal"/>
-      <w:lvlText w:val=""/>
-      <w:lvlJc w:val="left"/>
-    </w:lvl>
-    <w:lvl w:ilvl="6" w:tplc="F0FCA442">
-      <w:numFmt w:val="decimal"/>
-      <w:lvlText w:val=""/>
-      <w:lvlJc w:val="left"/>
-    </w:lvl>
-    <w:lvl w:ilvl="7" w:tplc="1C94D198">
-      <w:numFmt w:val="decimal"/>
-      <w:lvlText w:val=""/>
-      <w:lvlJc w:val="left"/>
-    </w:lvl>
-    <w:lvl w:ilvl="8" w:tplc="6966D0B0">
+    <w:lvl w:ilvl="2" w:tplc="3CD42044">
+      <w:numFmt w:val="decimal"/>
+      <w:lvlText w:val=""/>
+      <w:lvlJc w:val="left"/>
+    </w:lvl>
+    <w:lvl w:ilvl="3" w:tplc="3E00F898">
+      <w:numFmt w:val="decimal"/>
+      <w:lvlText w:val=""/>
+      <w:lvlJc w:val="left"/>
+    </w:lvl>
+    <w:lvl w:ilvl="4" w:tplc="8618D86E">
+      <w:numFmt w:val="decimal"/>
+      <w:lvlText w:val=""/>
+      <w:lvlJc w:val="left"/>
+    </w:lvl>
+    <w:lvl w:ilvl="5" w:tplc="71CE6CF4">
+      <w:numFmt w:val="decimal"/>
+      <w:lvlText w:val=""/>
+      <w:lvlJc w:val="left"/>
+    </w:lvl>
+    <w:lvl w:ilvl="6" w:tplc="3B326362">
+      <w:numFmt w:val="decimal"/>
+      <w:lvlText w:val=""/>
+      <w:lvlJc w:val="left"/>
+    </w:lvl>
+    <w:lvl w:ilvl="7" w:tplc="3CDAD04E">
+      <w:numFmt w:val="decimal"/>
+      <w:lvlText w:val=""/>
+      <w:lvlJc w:val="left"/>
+    </w:lvl>
+    <w:lvl w:ilvl="8" w:tplc="B9A2F83C">
       <w:numFmt w:val="decimal"/>
       <w:lvlText w:val=""/>
       <w:lvlJc w:val="left"/>
     </w:lvl>
   </w:abstractNum>
   <w:abstractNum w:abstractNumId="10" w15:restartNumberingAfterBreak="0">
-    <w:nsid w:val="5FEF1B5B"/>
+    <w:nsid w:val="65B35D93"/>
     <w:multiLevelType w:val="hybridMultilevel"/>
-    <w:tmpl w:val="459CF2CC"/>
-    <w:lvl w:ilvl="0" w:tplc="2EA61F4C">
+    <w:tmpl w:val="35AA19AE"/>
+    <w:lvl w:ilvl="0" w:tplc="A8E63120">
       <w:start w:val="1"/>
       <w:numFmt w:val="decimal"/>
       <w:lvlText w:val="%1."/>
@@ -5691,7 +5691,7 @@
         <w:ind w:left="360" w:hanging="300"/>
       </w:pPr>
     </w:lvl>
-    <w:lvl w:ilvl="1" w:tplc="13F89878" w:tentative="1">
+    <w:lvl w:ilvl="1" w:tplc="EC1C7680" w:tentative="1">
       <w:start w:val="1"/>
       <w:numFmt w:val="lowerLetter"/>
       <w:lvlText w:val="%2."/>
@@ -5700,47 +5700,47 @@
         <w:ind w:left="720" w:hanging="300"/>
       </w:pPr>
     </w:lvl>
-    <w:lvl w:ilvl="2" w:tplc="B22A6150">
-      <w:numFmt w:val="decimal"/>
-      <w:lvlText w:val=""/>
-      <w:lvlJc w:val="left"/>
-    </w:lvl>
-    <w:lvl w:ilvl="3" w:tplc="B8646B6C">
-      <w:numFmt w:val="decimal"/>
-      <w:lvlText w:val=""/>
-      <w:lvlJc w:val="left"/>
-    </w:lvl>
-    <w:lvl w:ilvl="4" w:tplc="A2A2A468">
-      <w:numFmt w:val="decimal"/>
-      <w:lvlText w:val=""/>
-      <w:lvlJc w:val="left"/>
-    </w:lvl>
-    <w:lvl w:ilvl="5" w:tplc="D19253C0">
-      <w:numFmt w:val="decimal"/>
-      <w:lvlText w:val=""/>
-      <w:lvlJc w:val="left"/>
-    </w:lvl>
-    <w:lvl w:ilvl="6" w:tplc="83C0CF82">
-      <w:numFmt w:val="decimal"/>
-      <w:lvlText w:val=""/>
-      <w:lvlJc w:val="left"/>
-    </w:lvl>
-    <w:lvl w:ilvl="7" w:tplc="5F54AD12">
-      <w:numFmt w:val="decimal"/>
-      <w:lvlText w:val=""/>
-      <w:lvlJc w:val="left"/>
-    </w:lvl>
-    <w:lvl w:ilvl="8" w:tplc="135E402A">
+    <w:lvl w:ilvl="2" w:tplc="75FA6FA4">
+      <w:numFmt w:val="decimal"/>
+      <w:lvlText w:val=""/>
+      <w:lvlJc w:val="left"/>
+    </w:lvl>
+    <w:lvl w:ilvl="3" w:tplc="68920248">
+      <w:numFmt w:val="decimal"/>
+      <w:lvlText w:val=""/>
+      <w:lvlJc w:val="left"/>
+    </w:lvl>
+    <w:lvl w:ilvl="4" w:tplc="CDBADD24">
+      <w:numFmt w:val="decimal"/>
+      <w:lvlText w:val=""/>
+      <w:lvlJc w:val="left"/>
+    </w:lvl>
+    <w:lvl w:ilvl="5" w:tplc="3DBA8182">
+      <w:numFmt w:val="decimal"/>
+      <w:lvlText w:val=""/>
+      <w:lvlJc w:val="left"/>
+    </w:lvl>
+    <w:lvl w:ilvl="6" w:tplc="D19260FC">
+      <w:numFmt w:val="decimal"/>
+      <w:lvlText w:val=""/>
+      <w:lvlJc w:val="left"/>
+    </w:lvl>
+    <w:lvl w:ilvl="7" w:tplc="0096EAC8">
+      <w:numFmt w:val="decimal"/>
+      <w:lvlText w:val=""/>
+      <w:lvlJc w:val="left"/>
+    </w:lvl>
+    <w:lvl w:ilvl="8" w:tplc="95E26524">
       <w:numFmt w:val="decimal"/>
       <w:lvlText w:val=""/>
       <w:lvlJc w:val="left"/>
     </w:lvl>
   </w:abstractNum>
   <w:abstractNum w:abstractNumId="11" w15:restartNumberingAfterBreak="0">
-    <w:nsid w:val="7BDA1AFB"/>
+    <w:nsid w:val="7C483573"/>
     <w:multiLevelType w:val="hybridMultilevel"/>
-    <w:tmpl w:val="7882B79C"/>
-    <w:lvl w:ilvl="0" w:tplc="7A8834CA">
+    <w:tmpl w:val="706E9CF6"/>
+    <w:lvl w:ilvl="0" w:tplc="24042C3A">
       <w:start w:val="1"/>
       <w:numFmt w:val="decimal"/>
       <w:lvlText w:val="%1."/>
@@ -5749,7 +5749,7 @@
         <w:ind w:left="360" w:hanging="300"/>
       </w:pPr>
     </w:lvl>
-    <w:lvl w:ilvl="1" w:tplc="AFE42C8E" w:tentative="1">
+    <w:lvl w:ilvl="1" w:tplc="03449562" w:tentative="1">
       <w:start w:val="1"/>
       <w:numFmt w:val="lowerLetter"/>
       <w:lvlText w:val="%2."/>
@@ -5758,104 +5758,104 @@
         <w:ind w:left="720" w:hanging="300"/>
       </w:pPr>
     </w:lvl>
-    <w:lvl w:ilvl="2" w:tplc="D18A1DC2">
-      <w:numFmt w:val="decimal"/>
-      <w:lvlText w:val=""/>
-      <w:lvlJc w:val="left"/>
-    </w:lvl>
-    <w:lvl w:ilvl="3" w:tplc="FD9CFC4A">
-      <w:numFmt w:val="decimal"/>
-      <w:lvlText w:val=""/>
-      <w:lvlJc w:val="left"/>
-    </w:lvl>
-    <w:lvl w:ilvl="4" w:tplc="40B61B6E">
-      <w:numFmt w:val="decimal"/>
-      <w:lvlText w:val=""/>
-      <w:lvlJc w:val="left"/>
-    </w:lvl>
-    <w:lvl w:ilvl="5" w:tplc="A22A8E3C">
-      <w:numFmt w:val="decimal"/>
-      <w:lvlText w:val=""/>
-      <w:lvlJc w:val="left"/>
-    </w:lvl>
-    <w:lvl w:ilvl="6" w:tplc="40E6145A">
-      <w:numFmt w:val="decimal"/>
-      <w:lvlText w:val=""/>
-      <w:lvlJc w:val="left"/>
-    </w:lvl>
-    <w:lvl w:ilvl="7" w:tplc="0A7ED208">
-      <w:numFmt w:val="decimal"/>
-      <w:lvlText w:val=""/>
-      <w:lvlJc w:val="left"/>
-    </w:lvl>
-    <w:lvl w:ilvl="8" w:tplc="23062504">
+    <w:lvl w:ilvl="2" w:tplc="75723B32">
+      <w:numFmt w:val="decimal"/>
+      <w:lvlText w:val=""/>
+      <w:lvlJc w:val="left"/>
+    </w:lvl>
+    <w:lvl w:ilvl="3" w:tplc="57C0F73C">
+      <w:numFmt w:val="decimal"/>
+      <w:lvlText w:val=""/>
+      <w:lvlJc w:val="left"/>
+    </w:lvl>
+    <w:lvl w:ilvl="4" w:tplc="7B862770">
+      <w:numFmt w:val="decimal"/>
+      <w:lvlText w:val=""/>
+      <w:lvlJc w:val="left"/>
+    </w:lvl>
+    <w:lvl w:ilvl="5" w:tplc="79F635F0">
+      <w:numFmt w:val="decimal"/>
+      <w:lvlText w:val=""/>
+      <w:lvlJc w:val="left"/>
+    </w:lvl>
+    <w:lvl w:ilvl="6" w:tplc="989031E8">
+      <w:numFmt w:val="decimal"/>
+      <w:lvlText w:val=""/>
+      <w:lvlJc w:val="left"/>
+    </w:lvl>
+    <w:lvl w:ilvl="7" w:tplc="189C7210">
+      <w:numFmt w:val="decimal"/>
+      <w:lvlText w:val=""/>
+      <w:lvlJc w:val="left"/>
+    </w:lvl>
+    <w:lvl w:ilvl="8" w:tplc="6764DE92">
       <w:numFmt w:val="decimal"/>
       <w:lvlText w:val=""/>
       <w:lvlJc w:val="left"/>
     </w:lvl>
   </w:abstractNum>
-  <w:num w:numId="1" w16cid:durableId="946889421">
+  <w:num w:numId="1" w16cid:durableId="1580947554">
     <w:abstractNumId w:val="1"/>
     <w:lvlOverride w:ilvl="0">
       <w:startOverride w:val="1"/>
     </w:lvlOverride>
   </w:num>
-  <w:num w:numId="2" w16cid:durableId="715928382">
+  <w:num w:numId="2" w16cid:durableId="1133668310">
+    <w:abstractNumId w:val="3"/>
+    <w:lvlOverride w:ilvl="0">
+      <w:startOverride w:val="1"/>
+    </w:lvlOverride>
+  </w:num>
+  <w:num w:numId="3" w16cid:durableId="1177695237">
+    <w:abstractNumId w:val="7"/>
+    <w:lvlOverride w:ilvl="0">
+      <w:startOverride w:val="1"/>
+    </w:lvlOverride>
+  </w:num>
+  <w:num w:numId="4" w16cid:durableId="1904951602">
+    <w:abstractNumId w:val="8"/>
+    <w:lvlOverride w:ilvl="0">
+      <w:startOverride w:val="1"/>
+    </w:lvlOverride>
+  </w:num>
+  <w:num w:numId="5" w16cid:durableId="1639721043">
+    <w:abstractNumId w:val="5"/>
+    <w:lvlOverride w:ilvl="0">
+      <w:startOverride w:val="1"/>
+    </w:lvlOverride>
+  </w:num>
+  <w:num w:numId="6" w16cid:durableId="386299342">
+    <w:abstractNumId w:val="2"/>
+    <w:lvlOverride w:ilvl="0">
+      <w:startOverride w:val="1"/>
+    </w:lvlOverride>
+  </w:num>
+  <w:num w:numId="7" w16cid:durableId="1170560250">
+    <w:abstractNumId w:val="4"/>
+    <w:lvlOverride w:ilvl="0">
+      <w:startOverride w:val="1"/>
+    </w:lvlOverride>
+  </w:num>
+  <w:num w:numId="8" w16cid:durableId="1752124043">
     <w:abstractNumId w:val="9"/>
     <w:lvlOverride w:ilvl="0">
       <w:startOverride w:val="1"/>
     </w:lvlOverride>
   </w:num>
-  <w:num w:numId="3" w16cid:durableId="1291740040">
-    <w:abstractNumId w:val="3"/>
-    <w:lvlOverride w:ilvl="0">
-      <w:startOverride w:val="1"/>
-    </w:lvlOverride>
-  </w:num>
-  <w:num w:numId="4" w16cid:durableId="965163974">
-    <w:abstractNumId w:val="7"/>
-    <w:lvlOverride w:ilvl="0">
-      <w:startOverride w:val="1"/>
-    </w:lvlOverride>
-  </w:num>
-  <w:num w:numId="5" w16cid:durableId="1468399902">
-    <w:abstractNumId w:val="5"/>
-    <w:lvlOverride w:ilvl="0">
-      <w:startOverride w:val="1"/>
-    </w:lvlOverride>
-  </w:num>
-  <w:num w:numId="6" w16cid:durableId="1632973855">
+  <w:num w:numId="9" w16cid:durableId="1871608328">
     <w:abstractNumId w:val="10"/>
     <w:lvlOverride w:ilvl="0">
       <w:startOverride w:val="1"/>
     </w:lvlOverride>
   </w:num>
-  <w:num w:numId="7" w16cid:durableId="388579873">
-    <w:abstractNumId w:val="4"/>
-    <w:lvlOverride w:ilvl="0">
-      <w:startOverride w:val="1"/>
-    </w:lvlOverride>
-  </w:num>
-  <w:num w:numId="8" w16cid:durableId="773595953">
-    <w:abstractNumId w:val="8"/>
-    <w:lvlOverride w:ilvl="0">
-      <w:startOverride w:val="1"/>
-    </w:lvlOverride>
-  </w:num>
-  <w:num w:numId="9" w16cid:durableId="1791510349">
-    <w:abstractNumId w:val="6"/>
-    <w:lvlOverride w:ilvl="0">
-      <w:startOverride w:val="1"/>
-    </w:lvlOverride>
-  </w:num>
-  <w:num w:numId="10" w16cid:durableId="963271845">
+  <w:num w:numId="10" w16cid:durableId="1550530133">
     <w:abstractNumId w:val="11"/>
     <w:lvlOverride w:ilvl="0">
       <w:startOverride w:val="1"/>
     </w:lvlOverride>
   </w:num>
-  <w:num w:numId="11" w16cid:durableId="1087581490">
-    <w:abstractNumId w:val="2"/>
+  <w:num w:numId="11" w16cid:durableId="625240887">
+    <w:abstractNumId w:val="6"/>
     <w:lvlOverride w:ilvl="0">
       <w:startOverride w:val="1"/>
     </w:lvlOverride>
@@ -6536,7 +6536,7 @@
     <w:autoRedefine/>
     <w:uiPriority w:val="39"/>
     <w:unhideWhenUsed/>
-    <w:rsid w:val="0086079F"/>
+    <w:rsid w:val="008A4196"/>
     <w:pPr>
       <w:spacing w:after="100"/>
     </w:pPr>

--- a/discoverer-neo/docs/user-guide/manual/Discoverer-Neo-MANAGER-Guide-Quick-fr-FR.docx
+++ b/discoverer-neo/docs/user-guide/manual/Discoverer-Neo-MANAGER-Guide-Quick-fr-FR.docx
@@ -74,7 +74,7 @@
     <w:sdt>
       <w:sdtPr>
         <w:alias w:val="Sommaire"/>
-        <w:id w:val="590516274"/>
+        <w:id w:val="-890345599"/>
       </w:sdtPr>
       <w:sdtEndPr/>
       <w:sdtContent>
@@ -102,7 +102,7 @@
           <w:r>
             <w:fldChar w:fldCharType="separate"/>
           </w:r>
-          <w:hyperlink w:anchor="_Toc241671374" w:history="1">
+          <w:hyperlink w:anchor="_Toc241692269" w:history="1">
             <w:r>
               <w:rPr>
                 <w:rStyle w:val="Hiperligao"/>
@@ -126,7 +126,7 @@
               <w:rPr>
                 <w:noProof/>
               </w:rPr>
-              <w:instrText xml:space="preserve"> PAGEREF _Toc241671374 \h </w:instrText>
+              <w:instrText xml:space="preserve"> PAGEREF _Toc241692269 \h </w:instrText>
             </w:r>
             <w:r>
               <w:rPr>
@@ -168,7 +168,7 @@
               <w14:ligatures w14:val="standardContextual"/>
             </w:rPr>
           </w:pPr>
-          <w:hyperlink w:anchor="_Toc241671375" w:history="1">
+          <w:hyperlink w:anchor="_Toc241692270" w:history="1">
             <w:r>
               <w:rPr>
                 <w:rStyle w:val="Hiperligao"/>
@@ -192,7 +192,7 @@
               <w:rPr>
                 <w:noProof/>
               </w:rPr>
-              <w:instrText xml:space="preserve"> PAGEREF _Toc241671375 \h </w:instrText>
+              <w:instrText xml:space="preserve"> PAGEREF _Toc241692270 \h </w:instrText>
             </w:r>
             <w:r>
               <w:rPr>
@@ -234,7 +234,7 @@
               <w14:ligatures w14:val="standardContextual"/>
             </w:rPr>
           </w:pPr>
-          <w:hyperlink w:anchor="_Toc241671376" w:history="1">
+          <w:hyperlink w:anchor="_Toc241692271" w:history="1">
             <w:r>
               <w:rPr>
                 <w:rStyle w:val="Hiperligao"/>
@@ -258,7 +258,7 @@
               <w:rPr>
                 <w:noProof/>
               </w:rPr>
-              <w:instrText xml:space="preserve"> PAGEREF _Toc241671376 \h </w:instrText>
+              <w:instrText xml:space="preserve"> PAGEREF _Toc241692271 \h </w:instrText>
             </w:r>
             <w:r>
               <w:rPr>
@@ -300,7 +300,7 @@
               <w14:ligatures w14:val="standardContextual"/>
             </w:rPr>
           </w:pPr>
-          <w:hyperlink w:anchor="_Toc241671377" w:history="1">
+          <w:hyperlink w:anchor="_Toc241692272" w:history="1">
             <w:r>
               <w:rPr>
                 <w:rStyle w:val="Hiperligao"/>
@@ -324,7 +324,7 @@
               <w:rPr>
                 <w:noProof/>
               </w:rPr>
-              <w:instrText xml:space="preserve"> PAGEREF _Toc241671377 \h </w:instrText>
+              <w:instrText xml:space="preserve"> PAGEREF _Toc241692272 \h </w:instrText>
             </w:r>
             <w:r>
               <w:rPr>
@@ -366,7 +366,7 @@
               <w14:ligatures w14:val="standardContextual"/>
             </w:rPr>
           </w:pPr>
-          <w:hyperlink w:anchor="_Toc241671378" w:history="1">
+          <w:hyperlink w:anchor="_Toc241692273" w:history="1">
             <w:r>
               <w:rPr>
                 <w:rStyle w:val="Hiperligao"/>
@@ -390,7 +390,7 @@
               <w:rPr>
                 <w:noProof/>
               </w:rPr>
-              <w:instrText xml:space="preserve"> PAGEREF _Toc241671378 \h </w:instrText>
+              <w:instrText xml:space="preserve"> PAGEREF _Toc241692273 \h </w:instrText>
             </w:r>
             <w:r>
               <w:rPr>
@@ -432,7 +432,7 @@
               <w14:ligatures w14:val="standardContextual"/>
             </w:rPr>
           </w:pPr>
-          <w:hyperlink w:anchor="_Toc241671379" w:history="1">
+          <w:hyperlink w:anchor="_Toc241692274" w:history="1">
             <w:r>
               <w:rPr>
                 <w:rStyle w:val="Hiperligao"/>
@@ -456,7 +456,7 @@
               <w:rPr>
                 <w:noProof/>
               </w:rPr>
-              <w:instrText xml:space="preserve"> PAGEREF _Toc241671379 \h </w:instrText>
+              <w:instrText xml:space="preserve"> PAGEREF _Toc241692274 \h </w:instrText>
             </w:r>
             <w:r>
               <w:rPr>
@@ -498,7 +498,7 @@
               <w14:ligatures w14:val="standardContextual"/>
             </w:rPr>
           </w:pPr>
-          <w:hyperlink w:anchor="_Toc241671380" w:history="1">
+          <w:hyperlink w:anchor="_Toc241692275" w:history="1">
             <w:r>
               <w:rPr>
                 <w:rStyle w:val="Hiperligao"/>
@@ -522,7 +522,7 @@
               <w:rPr>
                 <w:noProof/>
               </w:rPr>
-              <w:instrText xml:space="preserve"> PAGEREF _Toc241671380 \h </w:instrText>
+              <w:instrText xml:space="preserve"> PAGEREF _Toc241692275 \h </w:instrText>
             </w:r>
             <w:r>
               <w:rPr>
@@ -564,7 +564,7 @@
               <w14:ligatures w14:val="standardContextual"/>
             </w:rPr>
           </w:pPr>
-          <w:hyperlink w:anchor="_Toc241671381" w:history="1">
+          <w:hyperlink w:anchor="_Toc241692276" w:history="1">
             <w:r>
               <w:rPr>
                 <w:rStyle w:val="Hiperligao"/>
@@ -588,7 +588,7 @@
               <w:rPr>
                 <w:noProof/>
               </w:rPr>
-              <w:instrText xml:space="preserve"> PAGEREF _Toc241671381 \h </w:instrText>
+              <w:instrText xml:space="preserve"> PAGEREF _Toc241692276 \h </w:instrText>
             </w:r>
             <w:r>
               <w:rPr>
@@ -630,13 +630,13 @@
               <w14:ligatures w14:val="standardContextual"/>
             </w:rPr>
           </w:pPr>
-          <w:hyperlink w:anchor="_Toc241671382" w:history="1">
+          <w:hyperlink w:anchor="_Toc241692277" w:history="1">
             <w:r>
               <w:rPr>
                 <w:rStyle w:val="Hiperligao"/>
                 <w:noProof/>
               </w:rPr>
-              <w:t>Modélisation des données</w:t>
+              <w:t>Fonctions personnalisées et sources de données</w:t>
             </w:r>
             <w:r>
               <w:rPr>
@@ -654,7 +654,7 @@
               <w:rPr>
                 <w:noProof/>
               </w:rPr>
-              <w:instrText xml:space="preserve"> PAGEREF _Toc241671382 \h </w:instrText>
+              <w:instrText xml:space="preserve"> PAGEREF _Toc241692277 \h </w:instrText>
             </w:r>
             <w:r>
               <w:rPr>
@@ -696,13 +696,13 @@
               <w14:ligatures w14:val="standardContextual"/>
             </w:rPr>
           </w:pPr>
-          <w:hyperlink w:anchor="_Toc241671383" w:history="1">
+          <w:hyperlink w:anchor="_Toc241692278" w:history="1">
             <w:r>
               <w:rPr>
                 <w:rStyle w:val="Hiperligao"/>
                 <w:noProof/>
               </w:rPr>
-              <w:t>Fonctions personnalisées et sources de données</w:t>
+              <w:t>Paramètres</w:t>
             </w:r>
             <w:r>
               <w:rPr>
@@ -720,7 +720,7 @@
               <w:rPr>
                 <w:noProof/>
               </w:rPr>
-              <w:instrText xml:space="preserve"> PAGEREF _Toc241671383 \h </w:instrText>
+              <w:instrText xml:space="preserve"> PAGEREF _Toc241692278 \h </w:instrText>
             </w:r>
             <w:r>
               <w:rPr>
@@ -738,72 +738,6 @@
                 <w:noProof/>
               </w:rPr>
               <w:t>10</w:t>
-            </w:r>
-            <w:r>
-              <w:rPr>
-                <w:noProof/>
-              </w:rPr>
-              <w:fldChar w:fldCharType="end"/>
-            </w:r>
-          </w:hyperlink>
-        </w:p>
-        <w:p>
-          <w:pPr>
-            <w:pStyle w:val="ndice1"/>
-            <w:tabs>
-              <w:tab w:val="right" w:leader="dot" w:pos="9016"/>
-            </w:tabs>
-            <w:rPr>
-              <w:rFonts w:asciiTheme="minorHAnsi" w:eastAsiaTheme="minorEastAsia" w:hAnsiTheme="minorHAnsi" w:cstheme="minorBidi"/>
-              <w:noProof/>
-              <w:kern w:val="2"/>
-              <w:sz w:val="24"/>
-              <w:szCs w:val="24"/>
-              <w14:ligatures w14:val="standardContextual"/>
-            </w:rPr>
-          </w:pPr>
-          <w:hyperlink w:anchor="_Toc241671384" w:history="1">
-            <w:r>
-              <w:rPr>
-                <w:rStyle w:val="Hiperligao"/>
-                <w:noProof/>
-              </w:rPr>
-              <w:t>Paramètres</w:t>
-            </w:r>
-            <w:r>
-              <w:rPr>
-                <w:noProof/>
-              </w:rPr>
-              <w:tab/>
-            </w:r>
-            <w:r>
-              <w:rPr>
-                <w:noProof/>
-              </w:rPr>
-              <w:fldChar w:fldCharType="begin"/>
-            </w:r>
-            <w:r>
-              <w:rPr>
-                <w:noProof/>
-              </w:rPr>
-              <w:instrText xml:space="preserve"> PAGEREF _Toc241671384 \h </w:instrText>
-            </w:r>
-            <w:r>
-              <w:rPr>
-                <w:noProof/>
-              </w:rPr>
-            </w:r>
-            <w:r>
-              <w:rPr>
-                <w:noProof/>
-              </w:rPr>
-              <w:fldChar w:fldCharType="separate"/>
-            </w:r>
-            <w:r>
-              <w:rPr>
-                <w:noProof/>
-              </w:rPr>
-              <w:t>11</w:t>
             </w:r>
             <w:r>
               <w:rPr>
@@ -834,7 +768,7 @@
       <w:pPr>
         <w:pStyle w:val="Ttulo1"/>
       </w:pPr>
-      <w:bookmarkStart w:id="0" w:name="_Toc241671374"/>
+      <w:bookmarkStart w:id="0" w:name="_Toc241692269"/>
       <w:r>
         <w:lastRenderedPageBreak/>
         <w:t>Votre rôle en une page</w:t>
@@ -853,7 +787,7 @@
         <w:t>Manager</w:t>
       </w:r>
       <w:r>
-        <w:t>. Vous voyez, exécutez, exportez, planifiez et partagez toutes les cartes. La modélisation des données est limitée aux domaines d'activité pour lesquels un administrateur vous a donné un accès.</w:t>
+        <w:t>. Vous voyez, exécutez, exportez, planifiez et partagez toutes les cartes. Vous ne modifiez pas le modèle de données. C'est le travail d'un administrateur.</w:t>
       </w:r>
     </w:p>
     <w:tbl>
@@ -1333,6 +1267,67 @@
           </w:p>
         </w:tc>
       </w:tr>
+      <w:tr>
+        <w:tblPrEx>
+          <w:tblCellMar>
+            <w:top w:w="0" w:type="dxa"/>
+            <w:bottom w:w="0" w:type="dxa"/>
+          </w:tblCellMar>
+        </w:tblPrEx>
+        <w:trPr>
+          <w:cantSplit/>
+        </w:trPr>
+        <w:tc>
+          <w:tcPr>
+            <w:tcW w:w="3423" w:type="dxa"/>
+            <w:tcBorders>
+              <w:top w:val="single" w:sz="4" w:space="0" w:color="BFC7D1"/>
+              <w:left w:val="single" w:sz="4" w:space="0" w:color="BFC7D1"/>
+              <w:bottom w:val="single" w:sz="4" w:space="0" w:color="BFC7D1"/>
+              <w:right w:val="single" w:sz="4" w:space="0" w:color="BFC7D1"/>
+            </w:tcBorders>
+            <w:tcMar>
+              <w:top w:w="60" w:type="dxa"/>
+              <w:left w:w="100" w:type="dxa"/>
+              <w:bottom w:w="60" w:type="dxa"/>
+              <w:right w:w="100" w:type="dxa"/>
+            </w:tcMar>
+          </w:tcPr>
+          <w:p>
+            <w:pPr>
+              <w:spacing w:after="0"/>
+            </w:pPr>
+            <w:r>
+              <w:t>Créer des cartes sur les domaines d'activité où vous avez un accès</w:t>
+            </w:r>
+          </w:p>
+        </w:tc>
+        <w:tc>
+          <w:tcPr>
+            <w:tcW w:w="5603" w:type="dxa"/>
+            <w:tcBorders>
+              <w:top w:val="single" w:sz="4" w:space="0" w:color="BFC7D1"/>
+              <w:left w:val="single" w:sz="4" w:space="0" w:color="BFC7D1"/>
+              <w:bottom w:val="single" w:sz="4" w:space="0" w:color="BFC7D1"/>
+              <w:right w:val="single" w:sz="4" w:space="0" w:color="BFC7D1"/>
+            </w:tcBorders>
+            <w:tcMar>
+              <w:top w:w="60" w:type="dxa"/>
+              <w:left w:w="100" w:type="dxa"/>
+              <w:bottom w:w="60" w:type="dxa"/>
+              <w:right w:w="100" w:type="dxa"/>
+            </w:tcMar>
+          </w:tcPr>
+          <w:p>
+            <w:pPr>
+              <w:spacing w:after="0"/>
+            </w:pPr>
+            <w:r>
+              <w:t>Modifier les domaines d'activité, dossiers, éléments, jointures ou hiérarchies</w:t>
+            </w:r>
+          </w:p>
+        </w:tc>
+      </w:tr>
     </w:tbl>
     <w:p>
       <w:pPr>
@@ -1363,6 +1358,56 @@
           <w:b/>
           <w:bCs/>
         </w:rPr>
+        <w:t>Domaines d'activité</w:t>
+      </w:r>
+      <w:r>
+        <w:t xml:space="preserve">, </w:t>
+      </w:r>
+      <w:r>
+        <w:rPr>
+          <w:b/>
+          <w:bCs/>
+        </w:rPr>
+        <w:t>Dossiers</w:t>
+      </w:r>
+      <w:r>
+        <w:t xml:space="preserve">, </w:t>
+      </w:r>
+      <w:r>
+        <w:rPr>
+          <w:b/>
+          <w:bCs/>
+        </w:rPr>
+        <w:t>Éléments</w:t>
+      </w:r>
+      <w:r>
+        <w:t xml:space="preserve">, </w:t>
+      </w:r>
+      <w:r>
+        <w:rPr>
+          <w:b/>
+          <w:bCs/>
+        </w:rPr>
+        <w:t>Jointures</w:t>
+      </w:r>
+      <w:r>
+        <w:t xml:space="preserve">, </w:t>
+      </w:r>
+      <w:r>
+        <w:rPr>
+          <w:b/>
+          <w:bCs/>
+        </w:rPr>
+        <w:t>Hiérarchies</w:t>
+      </w:r>
+      <w:r>
+        <w:t xml:space="preserve">, </w:t>
+      </w:r>
+      <w:r>
+        <w:rPr>
+          <w:b/>
+          <w:bCs/>
+        </w:rPr>
         <w:t>Sécurité</w:t>
       </w:r>
       <w:r>
@@ -1454,7 +1499,7 @@
         <w:pStyle w:val="Ttulo1"/>
         <w:pageBreakBefore/>
       </w:pPr>
-      <w:bookmarkStart w:id="1" w:name="_Toc241671375"/>
+      <w:bookmarkStart w:id="1" w:name="_Toc241692270"/>
       <w:r>
         <w:lastRenderedPageBreak/>
         <w:t>Cartes</w:t>
@@ -1487,10 +1532,10 @@
           <w:noProof/>
         </w:rPr>
         <w:drawing>
-          <wp:inline distT="0" distB="0" distL="0" distR="0" wp14:anchorId="4019CC6A" wp14:editId="38C3D367">
+          <wp:inline distT="0" distB="0" distL="0" distR="0" wp14:anchorId="12A0A7DD" wp14:editId="385486F4">
             <wp:extent cx="5715000" cy="3429000"/>
             <wp:effectExtent l="0" t="0" r="0" b="0"/>
-            <wp:docPr id="307" name="02-maps-all.png" descr="La liste Cartes, onglet Tous, avec les icônes Copier, Partager, Planifier et Exporter sur chaque ligne." title="La liste Cartes, onglet Tous, avec les icônes Copier, Partager, Planifier et Exporter sur chaque ligne."/>
+            <wp:docPr id="284" name="02-maps-all.png" descr="La liste Cartes, onglet Tous, avec les icônes Copier, Partager, Planifier et Exporter sur chaque ligne." title="La liste Cartes, onglet Tous, avec les icônes Copier, Partager, Planifier et Exporter sur chaque ligne."/>
             <wp:cNvGraphicFramePr>
               <a:graphicFrameLocks xmlns:a="http://schemas.openxmlformats.org/drawingml/2006/main" noChangeAspect="1"/>
             </wp:cNvGraphicFramePr>
@@ -1951,7 +1996,7 @@
         <w:pStyle w:val="Ttulo1"/>
         <w:pageBreakBefore/>
       </w:pPr>
-      <w:bookmarkStart w:id="2" w:name="_Toc241671376"/>
+      <w:bookmarkStart w:id="2" w:name="_Toc241692271"/>
       <w:r>
         <w:lastRenderedPageBreak/>
         <w:t>Partager une carte</w:t>
@@ -1974,10 +2019,10 @@
           <w:noProof/>
         </w:rPr>
         <w:drawing>
-          <wp:inline distT="0" distB="0" distL="0" distR="0" wp14:anchorId="4B91E88A" wp14:editId="3792D2F8">
+          <wp:inline distT="0" distB="0" distL="0" distR="0" wp14:anchorId="1DCA04ED" wp14:editId="6A2BBA1B">
             <wp:extent cx="3743325" cy="4029075"/>
             <wp:effectExtent l="0" t="0" r="0" b="0"/>
-            <wp:docPr id="308" name="03-share-dialog.png" descr="La boîte de dialogue Partager la carte avec une zone de recherche et les boutons Peut consulter, Peut exporter et Peut modifier." title="La boîte de dialogue Partager la carte avec une zone de recherche et les boutons Peut consulter, Peut exporter et Peut modifier."/>
+            <wp:docPr id="285" name="03-share-dialog.png" descr="La boîte de dialogue Partager la carte avec une zone de recherche et les boutons Peut consulter, Peut exporter et Peut modifier." title="La boîte de dialogue Partager la carte avec une zone de recherche et les boutons Peut consulter, Peut exporter et Peut modifier."/>
             <wp:cNvGraphicFramePr>
               <a:graphicFrameLocks xmlns:a="http://schemas.openxmlformats.org/drawingml/2006/main" noChangeAspect="1"/>
             </wp:cNvGraphicFramePr>
@@ -2377,7 +2422,7 @@
         <w:pStyle w:val="Ttulo1"/>
         <w:pageBreakBefore/>
       </w:pPr>
-      <w:bookmarkStart w:id="3" w:name="_Toc241671377"/>
+      <w:bookmarkStart w:id="3" w:name="_Toc241692272"/>
       <w:r>
         <w:lastRenderedPageBreak/>
         <w:t>Consulter, exécuter et exporter</w:t>
@@ -2400,10 +2445,10 @@
           <w:noProof/>
         </w:rPr>
         <w:drawing>
-          <wp:inline distT="0" distB="0" distL="0" distR="0" wp14:anchorId="16B44FF5" wp14:editId="1E6C3802">
+          <wp:inline distT="0" distB="0" distL="0" distR="0" wp14:anchorId="2A8F9EFD" wp14:editId="62D30914">
             <wp:extent cx="5715000" cy="3571875"/>
             <wp:effectExtent l="0" t="0" r="0" b="0"/>
-            <wp:docPr id="309" name="06-viewer-results.png" descr="Une exécution terminée avec les boutons Excel, CSV et PDF au-dessus de la grille de résultats." title="Une exécution terminée avec les boutons Excel, CSV et PDF au-dessus de la grille de résultats."/>
+            <wp:docPr id="286" name="06-viewer-results.png" descr="Une exécution terminée avec les boutons Excel, CSV et PDF au-dessus de la grille de résultats." title="Une exécution terminée avec les boutons Excel, CSV et PDF au-dessus de la grille de résultats."/>
             <wp:cNvGraphicFramePr>
               <a:graphicFrameLocks xmlns:a="http://schemas.openxmlformats.org/drawingml/2006/main" noChangeAspect="1"/>
             </wp:cNvGraphicFramePr>
@@ -2598,7 +2643,7 @@
         <w:pStyle w:val="Ttulo1"/>
         <w:pageBreakBefore/>
       </w:pPr>
-      <w:bookmarkStart w:id="4" w:name="_Toc241671378"/>
+      <w:bookmarkStart w:id="4" w:name="_Toc241692273"/>
       <w:r>
         <w:lastRenderedPageBreak/>
         <w:t>Créateur de cartes</w:t>
@@ -2631,10 +2676,10 @@
           <w:noProof/>
         </w:rPr>
         <w:drawing>
-          <wp:inline distT="0" distB="0" distL="0" distR="0" wp14:anchorId="38AD5B93" wp14:editId="6D9EEEBE">
+          <wp:inline distT="0" distB="0" distL="0" distR="0" wp14:anchorId="551034CF" wp14:editId="69C6BC4B">
             <wp:extent cx="5715000" cy="3571875"/>
             <wp:effectExtent l="0" t="0" r="0" b="0"/>
-            <wp:docPr id="310" name="05-builder-overview.png" descr="Le créateur de cartes avec l'arborescence Domaines d'activité, la zone Colonnes et le panneau Propriétés." title="Le créateur de cartes avec l'arborescence Domaines d'activité, la zone Colonnes et le panneau Propriétés."/>
+            <wp:docPr id="287" name="05-builder-overview.png" descr="Le créateur de cartes avec l'arborescence Domaines d'activité, la zone Colonnes et le panneau Propriétés." title="Le créateur de cartes avec l'arborescence Domaines d'activité, la zone Colonnes et le panneau Propriétés."/>
             <wp:cNvGraphicFramePr>
               <a:graphicFrameLocks xmlns:a="http://schemas.openxmlformats.org/drawingml/2006/main" noChangeAspect="1"/>
             </wp:cNvGraphicFramePr>
@@ -2869,7 +2914,7 @@
         <w:pStyle w:val="Ttulo1"/>
         <w:pageBreakBefore/>
       </w:pPr>
-      <w:bookmarkStart w:id="5" w:name="_Toc241671379"/>
+      <w:bookmarkStart w:id="5" w:name="_Toc241692274"/>
       <w:r>
         <w:lastRenderedPageBreak/>
         <w:t>Planifications</w:t>
@@ -2892,10 +2937,10 @@
           <w:noProof/>
         </w:rPr>
         <w:drawing>
-          <wp:inline distT="0" distB="0" distL="0" distR="0" wp14:anchorId="0539CEC9" wp14:editId="15BEADE5">
+          <wp:inline distT="0" distB="0" distL="0" distR="0" wp14:anchorId="083273F3" wp14:editId="1296D792">
             <wp:extent cx="5715000" cy="3571875"/>
             <wp:effectExtent l="0" t="0" r="0" b="0"/>
-            <wp:docPr id="311" name="38-schedules-list.png" descr="La page Planifications avec une planification en pause et ses icônes d'action." title="La page Planifications avec une planification en pause et ses icônes d'action."/>
+            <wp:docPr id="288" name="38-schedules-list.png" descr="La page Planifications avec une planification en pause et ses icônes d'action." title="La page Planifications avec une planification en pause et ses icônes d'action."/>
             <wp:cNvGraphicFramePr>
               <a:graphicFrameLocks xmlns:a="http://schemas.openxmlformats.org/drawingml/2006/main" noChangeAspect="1"/>
             </wp:cNvGraphicFramePr>
@@ -3428,7 +3473,7 @@
         <w:pStyle w:val="Ttulo1"/>
         <w:pageBreakBefore/>
       </w:pPr>
-      <w:bookmarkStart w:id="6" w:name="_Toc241671380"/>
+      <w:bookmarkStart w:id="6" w:name="_Toc241692275"/>
       <w:r>
         <w:lastRenderedPageBreak/>
         <w:t>Exécutions et exportations</w:t>
@@ -3468,10 +3513,10 @@
           <w:noProof/>
         </w:rPr>
         <w:drawing>
-          <wp:inline distT="0" distB="0" distL="0" distR="0" wp14:anchorId="4F21D87F" wp14:editId="607B63B7">
+          <wp:inline distT="0" distB="0" distL="0" distR="0" wp14:anchorId="3FD8A88C" wp14:editId="75C6D8A6">
             <wp:extent cx="5715000" cy="3571875"/>
             <wp:effectExtent l="0" t="0" r="0" b="0"/>
-            <wp:docPr id="312" name="11-runs.png" descr="La page Exécutions avec les filtres Carte, Statut et Type et la liste des exécutions." title="La page Exécutions avec les filtres Carte, Statut et Type et la liste des exécutions."/>
+            <wp:docPr id="289" name="10-runs.png" descr="La page Exécutions avec les filtres Carte, Statut et Type et la liste des exécutions." title="La page Exécutions avec les filtres Carte, Statut et Type et la liste des exécutions."/>
             <wp:cNvGraphicFramePr>
               <a:graphicFrameLocks xmlns:a="http://schemas.openxmlformats.org/drawingml/2006/main" noChangeAspect="1"/>
             </wp:cNvGraphicFramePr>
@@ -3643,7 +3688,7 @@
         <w:pStyle w:val="Ttulo1"/>
         <w:pageBreakBefore/>
       </w:pPr>
-      <w:bookmarkStart w:id="7" w:name="_Toc241671381"/>
+      <w:bookmarkStart w:id="7" w:name="_Toc241692276"/>
       <w:r>
         <w:lastRenderedPageBreak/>
         <w:t>Utilisateurs</w:t>
@@ -3676,10 +3721,10 @@
           <w:noProof/>
         </w:rPr>
         <w:drawing>
-          <wp:inline distT="0" distB="0" distL="0" distR="0" wp14:anchorId="78AD4CAD" wp14:editId="2B6389F3">
+          <wp:inline distT="0" distB="0" distL="0" distR="0" wp14:anchorId="687257AE" wp14:editId="059AA653">
             <wp:extent cx="4362450" cy="2190750"/>
             <wp:effectExtent l="0" t="0" r="0" b="0"/>
-            <wp:docPr id="313" name="12-users-maps-dialog.png" descr="La boîte de dialogue Cartes d'un utilisateur, avec les listes de niveau de partage et les icônes de propriétaire et de retrait." title="La boîte de dialogue Cartes d'un utilisateur, avec les listes de niveau de partage et les icônes de propriétaire et de retrait."/>
+            <wp:docPr id="290" name="11-users-maps-dialog.png" descr="La boîte de dialogue Cartes d'un utilisateur, avec les listes de niveau de partage et les icônes de propriétaire et de retrait." title="La boîte de dialogue Cartes d'un utilisateur, avec les listes de niveau de partage et les icônes de propriétaire et de retrait."/>
             <wp:cNvGraphicFramePr>
               <a:graphicFrameLocks xmlns:a="http://schemas.openxmlformats.org/drawingml/2006/main" noChangeAspect="1"/>
             </wp:cNvGraphicFramePr>
@@ -3831,66 +3876,36 @@
         <w:pStyle w:val="Ttulo1"/>
         <w:pageBreakBefore/>
       </w:pPr>
-      <w:bookmarkStart w:id="8" w:name="_Toc241671382"/>
+      <w:bookmarkStart w:id="8" w:name="_Toc241692277"/>
       <w:r>
         <w:lastRenderedPageBreak/>
-        <w:t>Modélisation des données</w:t>
+        <w:t>Fonctions personnalisées et sources de données</w:t>
       </w:r>
       <w:bookmarkEnd w:id="8"/>
     </w:p>
     <w:p>
       <w:r>
-        <w:t xml:space="preserve">Les pages </w:t>
-      </w:r>
-      <w:r>
-        <w:rPr>
-          <w:b/>
-          <w:bCs/>
-        </w:rPr>
-        <w:t>Domaines d'activité</w:t>
-      </w:r>
-      <w:r>
-        <w:t xml:space="preserve">, </w:t>
-      </w:r>
-      <w:r>
-        <w:rPr>
-          <w:b/>
-          <w:bCs/>
-        </w:rPr>
-        <w:t>Dossiers</w:t>
-      </w:r>
-      <w:r>
-        <w:t xml:space="preserve">, </w:t>
-      </w:r>
-      <w:r>
-        <w:rPr>
-          <w:b/>
-          <w:bCs/>
-        </w:rPr>
-        <w:t>Éléments</w:t>
-      </w:r>
-      <w:r>
-        <w:t xml:space="preserve">, </w:t>
-      </w:r>
-      <w:r>
-        <w:rPr>
-          <w:b/>
-          <w:bCs/>
-        </w:rPr>
-        <w:t>Jointures</w:t>
-      </w:r>
-      <w:r>
-        <w:t xml:space="preserve"> et </w:t>
-      </w:r>
-      <w:r>
-        <w:rPr>
-          <w:b/>
-          <w:bCs/>
-        </w:rPr>
-        <w:t>Hiérarchies</w:t>
-      </w:r>
-      <w:r>
-        <w:t xml:space="preserve"> ne listent que les domaines d'activité pour lesquels vous avez un accès. Votre niveau d'accès détermine ce que vous pouvez faire.</w:t>
+        <w:t xml:space="preserve">Les </w:t>
+      </w:r>
+      <w:r>
+        <w:rPr>
+          <w:b/>
+          <w:bCs/>
+        </w:rPr>
+        <w:t>Fonctions personnalisées</w:t>
+      </w:r>
+      <w:r>
+        <w:t xml:space="preserve"> sont des fonctions de base de données que les éléments calculés peuvent appeler. Vous avez tous les droits dessus. Les </w:t>
+      </w:r>
+      <w:r>
+        <w:rPr>
+          <w:b/>
+          <w:bCs/>
+        </w:rPr>
+        <w:t>Sources de données</w:t>
+      </w:r>
+      <w:r>
+        <w:t xml:space="preserve"> sont des connexions enregistrées à une base de données. Vous pouvez seulement les consulter et les tester.</w:t>
       </w:r>
     </w:p>
     <w:p>
@@ -3904,10 +3919,10 @@
           <w:noProof/>
         </w:rPr>
         <w:drawing>
-          <wp:inline distT="0" distB="0" distL="0" distR="0" wp14:anchorId="24B007EB" wp14:editId="102C97A5">
+          <wp:inline distT="0" distB="0" distL="0" distR="0" wp14:anchorId="18EB7826" wp14:editId="1C6D13E9">
             <wp:extent cx="5715000" cy="3571875"/>
             <wp:effectExtent l="0" t="0" r="0" b="0"/>
-            <wp:docPr id="314" name="11-folders.png" descr="La page Dossiers avec un domaine d'activité choisi et ses dossiers listés." title="La page Dossiers avec un domaine d'activité choisi et ses dossiers listés."/>
+            <wp:docPr id="291" name="08-custom-functions.png" descr="La page Fonctions personnalisées avec la liste, Tout actualiser et Nouvelle fonction." title="La page Fonctions personnalisées avec la liste, Tout actualiser et Nouvelle fonction."/>
             <wp:cNvGraphicFramePr>
               <a:graphicFrameLocks xmlns:a="http://schemas.openxmlformats.org/drawingml/2006/main" noChangeAspect="1"/>
             </wp:cNvGraphicFramePr>
@@ -3949,357 +3964,8 @@
         <w:jc w:val="center"/>
       </w:pPr>
       <w:r>
-        <w:t>La page Dossiers avec un domaine d'activité choisi et ses dossiers listés.</w:t>
-      </w:r>
-    </w:p>
-    <w:tbl>
-      <w:tblPr>
-        <w:tblW w:w="9026" w:type="dxa"/>
-        <w:tblBorders>
-          <w:top w:val="single" w:sz="4" w:space="0" w:color="auto"/>
-          <w:left w:val="single" w:sz="4" w:space="0" w:color="auto"/>
-          <w:bottom w:val="single" w:sz="4" w:space="0" w:color="auto"/>
-          <w:right w:val="single" w:sz="4" w:space="0" w:color="auto"/>
-          <w:insideH w:val="single" w:sz="4" w:space="0" w:color="auto"/>
-          <w:insideV w:val="single" w:sz="4" w:space="0" w:color="auto"/>
-        </w:tblBorders>
-        <w:tblCellMar>
-          <w:left w:w="10" w:type="dxa"/>
-          <w:right w:w="10" w:type="dxa"/>
-        </w:tblCellMar>
-        <w:tblLook w:val="04A0" w:firstRow="1" w:lastRow="0" w:firstColumn="1" w:lastColumn="0" w:noHBand="0" w:noVBand="1"/>
-      </w:tblPr>
-      <w:tblGrid>
-        <w:gridCol w:w="2578"/>
-        <w:gridCol w:w="6448"/>
-      </w:tblGrid>
-      <w:tr>
-        <w:tblPrEx>
-          <w:tblCellMar>
-            <w:top w:w="0" w:type="dxa"/>
-            <w:bottom w:w="0" w:type="dxa"/>
-          </w:tblCellMar>
-        </w:tblPrEx>
-        <w:trPr>
-          <w:cantSplit/>
-          <w:tblHeader/>
-        </w:trPr>
-        <w:tc>
-          <w:tcPr>
-            <w:tcW w:w="2578" w:type="dxa"/>
-            <w:tcBorders>
-              <w:top w:val="single" w:sz="4" w:space="0" w:color="BFC7D1"/>
-              <w:left w:val="single" w:sz="4" w:space="0" w:color="BFC7D1"/>
-              <w:bottom w:val="single" w:sz="4" w:space="0" w:color="BFC7D1"/>
-              <w:right w:val="single" w:sz="4" w:space="0" w:color="BFC7D1"/>
-            </w:tcBorders>
-            <w:shd w:val="clear" w:color="auto" w:fill="1F3A5F"/>
-            <w:tcMar>
-              <w:top w:w="60" w:type="dxa"/>
-              <w:left w:w="100" w:type="dxa"/>
-              <w:bottom w:w="60" w:type="dxa"/>
-              <w:right w:w="100" w:type="dxa"/>
-            </w:tcMar>
-          </w:tcPr>
-          <w:p>
-            <w:pPr>
-              <w:spacing w:after="0"/>
-            </w:pPr>
-            <w:r>
-              <w:rPr>
-                <w:b/>
-                <w:bCs/>
-                <w:color w:val="FFFFFF"/>
-              </w:rPr>
-              <w:t>Accès</w:t>
-            </w:r>
-          </w:p>
-        </w:tc>
-        <w:tc>
-          <w:tcPr>
-            <w:tcW w:w="6448" w:type="dxa"/>
-            <w:tcBorders>
-              <w:top w:val="single" w:sz="4" w:space="0" w:color="BFC7D1"/>
-              <w:left w:val="single" w:sz="4" w:space="0" w:color="BFC7D1"/>
-              <w:bottom w:val="single" w:sz="4" w:space="0" w:color="BFC7D1"/>
-              <w:right w:val="single" w:sz="4" w:space="0" w:color="BFC7D1"/>
-            </w:tcBorders>
-            <w:shd w:val="clear" w:color="auto" w:fill="1F3A5F"/>
-            <w:tcMar>
-              <w:top w:w="60" w:type="dxa"/>
-              <w:left w:w="100" w:type="dxa"/>
-              <w:bottom w:w="60" w:type="dxa"/>
-              <w:right w:w="100" w:type="dxa"/>
-            </w:tcMar>
-          </w:tcPr>
-          <w:p>
-            <w:pPr>
-              <w:spacing w:after="0"/>
-            </w:pPr>
-            <w:r>
-              <w:rPr>
-                <w:b/>
-                <w:bCs/>
-                <w:color w:val="FFFFFF"/>
-              </w:rPr>
-              <w:t>Ce que vous pouvez faire</w:t>
-            </w:r>
-          </w:p>
-        </w:tc>
-      </w:tr>
-      <w:tr>
-        <w:tblPrEx>
-          <w:tblCellMar>
-            <w:top w:w="0" w:type="dxa"/>
-            <w:bottom w:w="0" w:type="dxa"/>
-          </w:tblCellMar>
-        </w:tblPrEx>
-        <w:trPr>
-          <w:cantSplit/>
-        </w:trPr>
-        <w:tc>
-          <w:tcPr>
-            <w:tcW w:w="2578" w:type="dxa"/>
-            <w:tcBorders>
-              <w:top w:val="single" w:sz="4" w:space="0" w:color="BFC7D1"/>
-              <w:left w:val="single" w:sz="4" w:space="0" w:color="BFC7D1"/>
-              <w:bottom w:val="single" w:sz="4" w:space="0" w:color="BFC7D1"/>
-              <w:right w:val="single" w:sz="4" w:space="0" w:color="BFC7D1"/>
-            </w:tcBorders>
-            <w:tcMar>
-              <w:top w:w="60" w:type="dxa"/>
-              <w:left w:w="100" w:type="dxa"/>
-              <w:bottom w:w="60" w:type="dxa"/>
-              <w:right w:w="100" w:type="dxa"/>
-            </w:tcMar>
-          </w:tcPr>
-          <w:p>
-            <w:pPr>
-              <w:spacing w:after="0"/>
-            </w:pPr>
-            <w:r>
-              <w:t>VIEW, EXPORT, SCHEDULE</w:t>
-            </w:r>
-          </w:p>
-        </w:tc>
-        <w:tc>
-          <w:tcPr>
-            <w:tcW w:w="6448" w:type="dxa"/>
-            <w:tcBorders>
-              <w:top w:val="single" w:sz="4" w:space="0" w:color="BFC7D1"/>
-              <w:left w:val="single" w:sz="4" w:space="0" w:color="BFC7D1"/>
-              <w:bottom w:val="single" w:sz="4" w:space="0" w:color="BFC7D1"/>
-              <w:right w:val="single" w:sz="4" w:space="0" w:color="BFC7D1"/>
-            </w:tcBorders>
-            <w:tcMar>
-              <w:top w:w="60" w:type="dxa"/>
-              <w:left w:w="100" w:type="dxa"/>
-              <w:bottom w:w="60" w:type="dxa"/>
-              <w:right w:w="100" w:type="dxa"/>
-            </w:tcMar>
-          </w:tcPr>
-          <w:p>
-            <w:pPr>
-              <w:spacing w:after="0"/>
-            </w:pPr>
-            <w:r>
-              <w:t>Lire les dossiers, éléments, jointures et hiérarchies.</w:t>
-            </w:r>
-          </w:p>
-        </w:tc>
-      </w:tr>
-      <w:tr>
-        <w:tblPrEx>
-          <w:tblCellMar>
-            <w:top w:w="0" w:type="dxa"/>
-            <w:bottom w:w="0" w:type="dxa"/>
-          </w:tblCellMar>
-        </w:tblPrEx>
-        <w:trPr>
-          <w:cantSplit/>
-        </w:trPr>
-        <w:tc>
-          <w:tcPr>
-            <w:tcW w:w="2578" w:type="dxa"/>
-            <w:tcBorders>
-              <w:top w:val="single" w:sz="4" w:space="0" w:color="BFC7D1"/>
-              <w:left w:val="single" w:sz="4" w:space="0" w:color="BFC7D1"/>
-              <w:bottom w:val="single" w:sz="4" w:space="0" w:color="BFC7D1"/>
-              <w:right w:val="single" w:sz="4" w:space="0" w:color="BFC7D1"/>
-            </w:tcBorders>
-            <w:shd w:val="clear" w:color="auto" w:fill="F3F6F9"/>
-            <w:tcMar>
-              <w:top w:w="60" w:type="dxa"/>
-              <w:left w:w="100" w:type="dxa"/>
-              <w:bottom w:w="60" w:type="dxa"/>
-              <w:right w:w="100" w:type="dxa"/>
-            </w:tcMar>
-          </w:tcPr>
-          <w:p>
-            <w:pPr>
-              <w:spacing w:after="0"/>
-            </w:pPr>
-            <w:r>
-              <w:t>CREATE</w:t>
-            </w:r>
-          </w:p>
-        </w:tc>
-        <w:tc>
-          <w:tcPr>
-            <w:tcW w:w="6448" w:type="dxa"/>
-            <w:tcBorders>
-              <w:top w:val="single" w:sz="4" w:space="0" w:color="BFC7D1"/>
-              <w:left w:val="single" w:sz="4" w:space="0" w:color="BFC7D1"/>
-              <w:bottom w:val="single" w:sz="4" w:space="0" w:color="BFC7D1"/>
-              <w:right w:val="single" w:sz="4" w:space="0" w:color="BFC7D1"/>
-            </w:tcBorders>
-            <w:shd w:val="clear" w:color="auto" w:fill="F3F6F9"/>
-            <w:tcMar>
-              <w:top w:w="60" w:type="dxa"/>
-              <w:left w:w="100" w:type="dxa"/>
-              <w:bottom w:w="60" w:type="dxa"/>
-              <w:right w:w="100" w:type="dxa"/>
-            </w:tcMar>
-          </w:tcPr>
-          <w:p>
-            <w:pPr>
-              <w:spacing w:after="0"/>
-            </w:pPr>
-            <w:r>
-              <w:t>Ajouter aussi des dossiers, éléments, jointures et hiérarchies.</w:t>
-            </w:r>
-          </w:p>
-        </w:tc>
-      </w:tr>
-      <w:tr>
-        <w:tblPrEx>
-          <w:tblCellMar>
-            <w:top w:w="0" w:type="dxa"/>
-            <w:bottom w:w="0" w:type="dxa"/>
-          </w:tblCellMar>
-        </w:tblPrEx>
-        <w:trPr>
-          <w:cantSplit/>
-        </w:trPr>
-        <w:tc>
-          <w:tcPr>
-            <w:tcW w:w="2578" w:type="dxa"/>
-            <w:tcBorders>
-              <w:top w:val="single" w:sz="4" w:space="0" w:color="BFC7D1"/>
-              <w:left w:val="single" w:sz="4" w:space="0" w:color="BFC7D1"/>
-              <w:bottom w:val="single" w:sz="4" w:space="0" w:color="BFC7D1"/>
-              <w:right w:val="single" w:sz="4" w:space="0" w:color="BFC7D1"/>
-            </w:tcBorders>
-            <w:tcMar>
-              <w:top w:w="60" w:type="dxa"/>
-              <w:left w:w="100" w:type="dxa"/>
-              <w:bottom w:w="60" w:type="dxa"/>
-              <w:right w:w="100" w:type="dxa"/>
-            </w:tcMar>
-          </w:tcPr>
-          <w:p>
-            <w:pPr>
-              <w:spacing w:after="0"/>
-            </w:pPr>
-            <w:r>
-              <w:t>EDIT</w:t>
-            </w:r>
-          </w:p>
-        </w:tc>
-        <w:tc>
-          <w:tcPr>
-            <w:tcW w:w="6448" w:type="dxa"/>
-            <w:tcBorders>
-              <w:top w:val="single" w:sz="4" w:space="0" w:color="BFC7D1"/>
-              <w:left w:val="single" w:sz="4" w:space="0" w:color="BFC7D1"/>
-              <w:bottom w:val="single" w:sz="4" w:space="0" w:color="BFC7D1"/>
-              <w:right w:val="single" w:sz="4" w:space="0" w:color="BFC7D1"/>
-            </w:tcBorders>
-            <w:tcMar>
-              <w:top w:w="60" w:type="dxa"/>
-              <w:left w:w="100" w:type="dxa"/>
-              <w:bottom w:w="60" w:type="dxa"/>
-              <w:right w:w="100" w:type="dxa"/>
-            </w:tcMar>
-          </w:tcPr>
-          <w:p>
-            <w:pPr>
-              <w:spacing w:after="0"/>
-            </w:pPr>
-            <w:r>
-              <w:t>Les modifier aussi, et actualiser les dossiers depuis la base de données.</w:t>
-            </w:r>
-          </w:p>
-        </w:tc>
-      </w:tr>
-      <w:tr>
-        <w:tblPrEx>
-          <w:tblCellMar>
-            <w:top w:w="0" w:type="dxa"/>
-            <w:bottom w:w="0" w:type="dxa"/>
-          </w:tblCellMar>
-        </w:tblPrEx>
-        <w:trPr>
-          <w:cantSplit/>
-        </w:trPr>
-        <w:tc>
-          <w:tcPr>
-            <w:tcW w:w="2578" w:type="dxa"/>
-            <w:tcBorders>
-              <w:top w:val="single" w:sz="4" w:space="0" w:color="BFC7D1"/>
-              <w:left w:val="single" w:sz="4" w:space="0" w:color="BFC7D1"/>
-              <w:bottom w:val="single" w:sz="4" w:space="0" w:color="BFC7D1"/>
-              <w:right w:val="single" w:sz="4" w:space="0" w:color="BFC7D1"/>
-            </w:tcBorders>
-            <w:shd w:val="clear" w:color="auto" w:fill="F3F6F9"/>
-            <w:tcMar>
-              <w:top w:w="60" w:type="dxa"/>
-              <w:left w:w="100" w:type="dxa"/>
-              <w:bottom w:w="60" w:type="dxa"/>
-              <w:right w:w="100" w:type="dxa"/>
-            </w:tcMar>
-          </w:tcPr>
-          <w:p>
-            <w:pPr>
-              <w:spacing w:after="0"/>
-            </w:pPr>
-            <w:r>
-              <w:t>DELETE</w:t>
-            </w:r>
-          </w:p>
-        </w:tc>
-        <w:tc>
-          <w:tcPr>
-            <w:tcW w:w="6448" w:type="dxa"/>
-            <w:tcBorders>
-              <w:top w:val="single" w:sz="4" w:space="0" w:color="BFC7D1"/>
-              <w:left w:val="single" w:sz="4" w:space="0" w:color="BFC7D1"/>
-              <w:bottom w:val="single" w:sz="4" w:space="0" w:color="BFC7D1"/>
-              <w:right w:val="single" w:sz="4" w:space="0" w:color="BFC7D1"/>
-            </w:tcBorders>
-            <w:shd w:val="clear" w:color="auto" w:fill="F3F6F9"/>
-            <w:tcMar>
-              <w:top w:w="60" w:type="dxa"/>
-              <w:left w:w="100" w:type="dxa"/>
-              <w:bottom w:w="60" w:type="dxa"/>
-              <w:right w:w="100" w:type="dxa"/>
-            </w:tcMar>
-          </w:tcPr>
-          <w:p>
-            <w:pPr>
-              <w:spacing w:after="0"/>
-            </w:pPr>
-            <w:r>
-              <w:t>Les supprimer aussi.</w:t>
-            </w:r>
-          </w:p>
-        </w:tc>
-      </w:tr>
-    </w:tbl>
-    <w:p>
-      <w:pPr>
-        <w:spacing w:after="60"/>
-      </w:pPr>
+        <w:t>La page Fonctions personnalisées avec la liste, Tout actualiser et Nouvelle fonction.</w:t>
+      </w:r>
     </w:p>
     <w:p>
       <w:pPr>
@@ -4311,17 +3977,27 @@
         <w:spacing w:after="60"/>
       </w:pPr>
       <w:r>
-        <w:t xml:space="preserve">Choisissez un </w:t>
-      </w:r>
-      <w:r>
-        <w:rPr>
-          <w:b/>
-          <w:bCs/>
-        </w:rPr>
-        <w:t>Domaine d'activité</w:t>
-      </w:r>
-      <w:r>
-        <w:t>. Si la liste est vide, demandez un accès à un administrateur.</w:t>
+        <w:t xml:space="preserve">Dans </w:t>
+      </w:r>
+      <w:r>
+        <w:rPr>
+          <w:b/>
+          <w:bCs/>
+        </w:rPr>
+        <w:t>Fonctions personnalisées</w:t>
+      </w:r>
+      <w:r>
+        <w:t xml:space="preserve">, cliquez sur </w:t>
+      </w:r>
+      <w:r>
+        <w:rPr>
+          <w:b/>
+          <w:bCs/>
+        </w:rPr>
+        <w:t>Nouvelle fonction</w:t>
+      </w:r>
+      <w:r>
+        <w:t>.</w:t>
       </w:r>
     </w:p>
     <w:p>
@@ -4334,17 +4010,7 @@
         <w:spacing w:after="60"/>
       </w:pPr>
       <w:r>
-        <w:t xml:space="preserve">Pour ajouter un dossier : cliquez sur </w:t>
-      </w:r>
-      <w:r>
-        <w:rPr>
-          <w:b/>
-          <w:bCs/>
-        </w:rPr>
-        <w:t>Nouveau dossier</w:t>
-      </w:r>
-      <w:r>
-        <w:t xml:space="preserve">, choisissez une </w:t>
+        <w:t xml:space="preserve">Choisissez une </w:t>
       </w:r>
       <w:r>
         <w:rPr>
@@ -4354,6 +4020,16 @@
         <w:t>Source de données</w:t>
       </w:r>
       <w:r>
+        <w:t xml:space="preserve">, saisissez une partie d'un nom dans </w:t>
+      </w:r>
+      <w:r>
+        <w:rPr>
+          <w:b/>
+          <w:bCs/>
+        </w:rPr>
+        <w:t>Rechercher une fonction</w:t>
+      </w:r>
+      <w:r>
         <w:t xml:space="preserve">, cliquez sur </w:t>
       </w:r>
       <w:r>
@@ -4361,17 +4037,7 @@
           <w:b/>
           <w:bCs/>
         </w:rPr>
-        <w:t>Découvrir les tables</w:t>
-      </w:r>
-      <w:r>
-        <w:t xml:space="preserve">, choisissez une table, cliquez sur </w:t>
-      </w:r>
-      <w:r>
-        <w:rPr>
-          <w:b/>
-          <w:bCs/>
-        </w:rPr>
-        <w:t>Enregistrer</w:t>
+        <w:t>Rechercher</w:t>
       </w:r>
       <w:r>
         <w:t>.</w:t>
@@ -4387,14 +4053,60 @@
         <w:spacing w:after="60"/>
       </w:pPr>
       <w:r>
-        <w:t xml:space="preserve">Pour relier deux dossiers : dans </w:t>
-      </w:r>
-      <w:r>
-        <w:rPr>
-          <w:b/>
-          <w:bCs/>
-        </w:rPr>
-        <w:t>Jointures</w:t>
+        <w:t xml:space="preserve">Cliquez sur un résultat pour remplir la boîte de dialogue, puis cliquez sur </w:t>
+      </w:r>
+      <w:r>
+        <w:rPr>
+          <w:b/>
+          <w:bCs/>
+        </w:rPr>
+        <w:t>Enregistrer</w:t>
+      </w:r>
+      <w:r>
+        <w:t>.</w:t>
+      </w:r>
+    </w:p>
+    <w:p>
+      <w:pPr>
+        <w:pStyle w:val="PargrafodaLista"/>
+        <w:numPr>
+          <w:ilvl w:val="0"/>
+          <w:numId w:val="9"/>
+        </w:numPr>
+        <w:spacing w:after="60"/>
+      </w:pPr>
+      <w:r>
+        <w:t xml:space="preserve">Utilisez </w:t>
+      </w:r>
+      <w:r>
+        <w:rPr>
+          <w:b/>
+          <w:bCs/>
+        </w:rPr>
+        <w:t>Tout actualiser</w:t>
+      </w:r>
+      <w:r>
+        <w:t xml:space="preserve"> pour relire toutes les fonctions depuis Oracle.</w:t>
+      </w:r>
+    </w:p>
+    <w:p>
+      <w:pPr>
+        <w:pStyle w:val="PargrafodaLista"/>
+        <w:numPr>
+          <w:ilvl w:val="0"/>
+          <w:numId w:val="9"/>
+        </w:numPr>
+        <w:spacing w:after="60"/>
+      </w:pPr>
+      <w:r>
+        <w:t xml:space="preserve">Dans </w:t>
+      </w:r>
+      <w:r>
+        <w:rPr>
+          <w:b/>
+          <w:bCs/>
+        </w:rPr>
+        <w:t>Sources de données</w:t>
       </w:r>
       <w:r>
         <w:t xml:space="preserve">, cliquez sur </w:t>
@@ -4404,30 +4116,10 @@
           <w:b/>
           <w:bCs/>
         </w:rPr>
-        <w:t>Nouvelle jointure</w:t>
-      </w:r>
-      <w:r>
-        <w:t xml:space="preserve">, cliquez sur </w:t>
-      </w:r>
-      <w:r>
-        <w:rPr>
-          <w:b/>
-          <w:bCs/>
-        </w:rPr>
-        <w:t>Suggérer des jointures</w:t>
-      </w:r>
-      <w:r>
-        <w:t xml:space="preserve">, puis sur </w:t>
-      </w:r>
-      <w:r>
-        <w:rPr>
-          <w:b/>
-          <w:bCs/>
-        </w:rPr>
-        <w:t>Enregistrer</w:t>
-      </w:r>
-      <w:r>
-        <w:t>.</w:t>
+        <w:t>Tester la connexion</w:t>
+      </w:r>
+      <w:r>
+        <w:t xml:space="preserve"> pour vérifier une connexion.</w:t>
       </w:r>
     </w:p>
     <w:p>
@@ -4441,7 +4133,7 @@
           <w:b/>
           <w:bCs/>
         </w:rPr>
-        <w:t>Nouveau domaine d'activité</w:t>
+        <w:t>Nouvelle source de données</w:t>
       </w:r>
       <w:r>
         <w:t xml:space="preserve">, </w:t>
@@ -4451,10 +4143,30 @@
           <w:b/>
           <w:bCs/>
         </w:rPr>
+        <w:t>Modifier</w:t>
+      </w:r>
+      <w:r>
+        <w:t xml:space="preserve">, </w:t>
+      </w:r>
+      <w:r>
+        <w:rPr>
+          <w:b/>
+          <w:bCs/>
+        </w:rPr>
         <w:t>Supprimer</w:t>
       </w:r>
       <w:r>
-        <w:t xml:space="preserve"> sur un domaine d'activité et les changements d'accès sont réservés aux administrateurs, même si l'écran les affiche. Le système les refuse.</w:t>
+        <w:t xml:space="preserve"> et </w:t>
+      </w:r>
+      <w:r>
+        <w:rPr>
+          <w:b/>
+          <w:bCs/>
+        </w:rPr>
+        <w:t>Importer</w:t>
+      </w:r>
+      <w:r>
+        <w:t xml:space="preserve"> sur une source de données sont réservés aux administrateurs. Le système les refuse.</w:t>
       </w:r>
     </w:p>
     <w:p>
@@ -4462,36 +4174,26 @@
         <w:pStyle w:val="Ttulo1"/>
         <w:pageBreakBefore/>
       </w:pPr>
-      <w:bookmarkStart w:id="9" w:name="_Toc241671383"/>
+      <w:bookmarkStart w:id="9" w:name="_Toc241692278"/>
       <w:r>
         <w:lastRenderedPageBreak/>
-        <w:t>Fonctions personnalisées et sources de données</w:t>
+        <w:t>Paramètres</w:t>
       </w:r>
       <w:bookmarkEnd w:id="9"/>
     </w:p>
     <w:p>
       <w:r>
-        <w:t xml:space="preserve">Les </w:t>
-      </w:r>
-      <w:r>
-        <w:rPr>
-          <w:b/>
-          <w:bCs/>
-        </w:rPr>
-        <w:t>Fonctions personnalisées</w:t>
-      </w:r>
-      <w:r>
-        <w:t xml:space="preserve"> sont des fonctions de base de données que les éléments calculés peuvent appeler. Vous avez tous les droits dessus. Les </w:t>
-      </w:r>
-      <w:r>
-        <w:rPr>
-          <w:b/>
-          <w:bCs/>
-        </w:rPr>
-        <w:t>Sources de données</w:t>
-      </w:r>
-      <w:r>
-        <w:t xml:space="preserve"> sont des connexions enregistrées à une base de données. Vous pouvez seulement les consulter et les tester.</w:t>
+        <w:t xml:space="preserve">Ouvrez </w:t>
+      </w:r>
+      <w:r>
+        <w:rPr>
+          <w:b/>
+          <w:bCs/>
+        </w:rPr>
+        <w:t>Paramètres</w:t>
+      </w:r>
+      <w:r>
+        <w:t xml:space="preserve"> depuis la barre latérale ou le menu de votre nom.</w:t>
       </w:r>
     </w:p>
     <w:p>
@@ -4505,10 +4207,10 @@
           <w:noProof/>
         </w:rPr>
         <w:drawing>
-          <wp:inline distT="0" distB="0" distL="0" distR="0" wp14:anchorId="19C23D2E" wp14:editId="4BB1D5F1">
+          <wp:inline distT="0" distB="0" distL="0" distR="0" wp14:anchorId="1FA19DC6" wp14:editId="162E7D63">
             <wp:extent cx="5715000" cy="3571875"/>
             <wp:effectExtent l="0" t="0" r="0" b="0"/>
-            <wp:docPr id="315" name="09-custom-functions.png" descr="La page Fonctions personnalisées avec la liste, Tout actualiser et Nouvelle fonction." title="La page Fonctions personnalisées avec la liste, Tout actualiser et Nouvelle fonction."/>
+            <wp:docPr id="292" name="04-settings.png" descr="La page Paramètres avec les cartes Langue, Thème et Palette de couleurs." title="La page Paramètres avec les cartes Langue, Thème et Palette de couleurs."/>
             <wp:cNvGraphicFramePr>
               <a:graphicFrameLocks xmlns:a="http://schemas.openxmlformats.org/drawingml/2006/main" noChangeAspect="1"/>
             </wp:cNvGraphicFramePr>
@@ -4550,7 +4252,7 @@
         <w:jc w:val="center"/>
       </w:pPr>
       <w:r>
-        <w:t>La page Fonctions personnalisées avec la liste, Tout actualiser et Nouvelle fonction.</w:t>
+        <w:t>La page Paramètres avec les cartes Langue, Thème et Palette de couleurs.</w:t>
       </w:r>
     </w:p>
     <w:p>
@@ -4563,24 +4265,34 @@
         <w:spacing w:after="60"/>
       </w:pPr>
       <w:r>
-        <w:t xml:space="preserve">Dans </w:t>
-      </w:r>
-      <w:r>
-        <w:rPr>
-          <w:b/>
-          <w:bCs/>
-        </w:rPr>
-        <w:t>Fonctions personnalisées</w:t>
-      </w:r>
-      <w:r>
-        <w:t xml:space="preserve">, cliquez sur </w:t>
-      </w:r>
-      <w:r>
-        <w:rPr>
-          <w:b/>
-          <w:bCs/>
-        </w:rPr>
-        <w:t>Nouvelle fonction</w:t>
+        <w:t xml:space="preserve">Choisissez votre </w:t>
+      </w:r>
+      <w:r>
+        <w:rPr>
+          <w:b/>
+          <w:bCs/>
+        </w:rPr>
+        <w:t>Langue d'affichage</w:t>
+      </w:r>
+      <w:r>
+        <w:t xml:space="preserve">, votre </w:t>
+      </w:r>
+      <w:r>
+        <w:rPr>
+          <w:b/>
+          <w:bCs/>
+        </w:rPr>
+        <w:t>Apparence</w:t>
+      </w:r>
+      <w:r>
+        <w:t xml:space="preserve"> et votre </w:t>
+      </w:r>
+      <w:r>
+        <w:rPr>
+          <w:b/>
+          <w:bCs/>
+        </w:rPr>
+        <w:t>Palette</w:t>
       </w:r>
       <w:r>
         <w:t>.</w:t>
@@ -4596,304 +4308,6 @@
         <w:spacing w:after="60"/>
       </w:pPr>
       <w:r>
-        <w:t xml:space="preserve">Choisissez une </w:t>
-      </w:r>
-      <w:r>
-        <w:rPr>
-          <w:b/>
-          <w:bCs/>
-        </w:rPr>
-        <w:t>Source de données</w:t>
-      </w:r>
-      <w:r>
-        <w:t xml:space="preserve">, saisissez une partie d'un nom dans </w:t>
-      </w:r>
-      <w:r>
-        <w:rPr>
-          <w:b/>
-          <w:bCs/>
-        </w:rPr>
-        <w:t>Rechercher une fonction</w:t>
-      </w:r>
-      <w:r>
-        <w:t xml:space="preserve">, cliquez sur </w:t>
-      </w:r>
-      <w:r>
-        <w:rPr>
-          <w:b/>
-          <w:bCs/>
-        </w:rPr>
-        <w:t>Rechercher</w:t>
-      </w:r>
-      <w:r>
-        <w:t>.</w:t>
-      </w:r>
-    </w:p>
-    <w:p>
-      <w:pPr>
-        <w:pStyle w:val="PargrafodaLista"/>
-        <w:numPr>
-          <w:ilvl w:val="0"/>
-          <w:numId w:val="10"/>
-        </w:numPr>
-        <w:spacing w:after="60"/>
-      </w:pPr>
-      <w:r>
-        <w:t xml:space="preserve">Cliquez sur un résultat pour remplir la boîte de dialogue, puis cliquez sur </w:t>
-      </w:r>
-      <w:r>
-        <w:rPr>
-          <w:b/>
-          <w:bCs/>
-        </w:rPr>
-        <w:t>Enregistrer</w:t>
-      </w:r>
-      <w:r>
-        <w:t>.</w:t>
-      </w:r>
-    </w:p>
-    <w:p>
-      <w:pPr>
-        <w:pStyle w:val="PargrafodaLista"/>
-        <w:numPr>
-          <w:ilvl w:val="0"/>
-          <w:numId w:val="10"/>
-        </w:numPr>
-        <w:spacing w:after="60"/>
-      </w:pPr>
-      <w:r>
-        <w:t xml:space="preserve">Utilisez </w:t>
-      </w:r>
-      <w:r>
-        <w:rPr>
-          <w:b/>
-          <w:bCs/>
-        </w:rPr>
-        <w:t>Tout actualiser</w:t>
-      </w:r>
-      <w:r>
-        <w:t xml:space="preserve"> pour relire toutes les fonctions depuis Oracle.</w:t>
-      </w:r>
-    </w:p>
-    <w:p>
-      <w:pPr>
-        <w:pStyle w:val="PargrafodaLista"/>
-        <w:numPr>
-          <w:ilvl w:val="0"/>
-          <w:numId w:val="10"/>
-        </w:numPr>
-        <w:spacing w:after="60"/>
-      </w:pPr>
-      <w:r>
-        <w:t xml:space="preserve">Dans </w:t>
-      </w:r>
-      <w:r>
-        <w:rPr>
-          <w:b/>
-          <w:bCs/>
-        </w:rPr>
-        <w:t>Sources de données</w:t>
-      </w:r>
-      <w:r>
-        <w:t xml:space="preserve">, cliquez sur </w:t>
-      </w:r>
-      <w:r>
-        <w:rPr>
-          <w:b/>
-          <w:bCs/>
-        </w:rPr>
-        <w:t>Tester la connexion</w:t>
-      </w:r>
-      <w:r>
-        <w:t xml:space="preserve"> pour vérifier une connexion.</w:t>
-      </w:r>
-    </w:p>
-    <w:p>
-      <w:pPr>
-        <w:spacing w:after="60"/>
-      </w:pPr>
-    </w:p>
-    <w:p>
-      <w:r>
-        <w:rPr>
-          <w:b/>
-          <w:bCs/>
-        </w:rPr>
-        <w:t>Nouvelle source de données</w:t>
-      </w:r>
-      <w:r>
-        <w:t xml:space="preserve">, </w:t>
-      </w:r>
-      <w:r>
-        <w:rPr>
-          <w:b/>
-          <w:bCs/>
-        </w:rPr>
-        <w:t>Modifier</w:t>
-      </w:r>
-      <w:r>
-        <w:t xml:space="preserve">, </w:t>
-      </w:r>
-      <w:r>
-        <w:rPr>
-          <w:b/>
-          <w:bCs/>
-        </w:rPr>
-        <w:t>Supprimer</w:t>
-      </w:r>
-      <w:r>
-        <w:t xml:space="preserve"> et </w:t>
-      </w:r>
-      <w:r>
-        <w:rPr>
-          <w:b/>
-          <w:bCs/>
-        </w:rPr>
-        <w:t>Importer</w:t>
-      </w:r>
-      <w:r>
-        <w:t xml:space="preserve"> sur une source de données sont réservés aux administrateurs. Le système les refuse.</w:t>
-      </w:r>
-    </w:p>
-    <w:p>
-      <w:pPr>
-        <w:pStyle w:val="Ttulo1"/>
-        <w:pageBreakBefore/>
-      </w:pPr>
-      <w:bookmarkStart w:id="10" w:name="_Toc241671384"/>
-      <w:r>
-        <w:lastRenderedPageBreak/>
-        <w:t>Paramètres</w:t>
-      </w:r>
-      <w:bookmarkEnd w:id="10"/>
-    </w:p>
-    <w:p>
-      <w:r>
-        <w:t xml:space="preserve">Ouvrez </w:t>
-      </w:r>
-      <w:r>
-        <w:rPr>
-          <w:b/>
-          <w:bCs/>
-        </w:rPr>
-        <w:t>Paramètres</w:t>
-      </w:r>
-      <w:r>
-        <w:t xml:space="preserve"> depuis la barre latérale ou le menu de votre nom.</w:t>
-      </w:r>
-    </w:p>
-    <w:p>
-      <w:pPr>
-        <w:keepNext/>
-        <w:spacing w:before="120" w:after="60"/>
-        <w:jc w:val="center"/>
-      </w:pPr>
-      <w:r>
-        <w:rPr>
-          <w:noProof/>
-        </w:rPr>
-        <w:drawing>
-          <wp:inline distT="0" distB="0" distL="0" distR="0" wp14:anchorId="00695C4A" wp14:editId="65063F46">
-            <wp:extent cx="5715000" cy="3571875"/>
-            <wp:effectExtent l="0" t="0" r="0" b="0"/>
-            <wp:docPr id="316" name="04-settings.png" descr="La page Paramètres avec les cartes Langue, Thème et Palette de couleurs." title="La page Paramètres avec les cartes Langue, Thème et Palette de couleurs."/>
-            <wp:cNvGraphicFramePr>
-              <a:graphicFrameLocks xmlns:a="http://schemas.openxmlformats.org/drawingml/2006/main" noChangeAspect="1"/>
-            </wp:cNvGraphicFramePr>
-            <a:graphic xmlns:a="http://schemas.openxmlformats.org/drawingml/2006/main">
-              <a:graphicData uri="http://schemas.openxmlformats.org/drawingml/2006/picture">
-                <pic:pic xmlns:pic="http://schemas.openxmlformats.org/drawingml/2006/picture">
-                  <pic:nvPicPr>
-                    <pic:cNvPr id="0" name=""/>
-                    <pic:cNvPicPr>
-                      <a:picLocks noChangeAspect="1" noChangeArrowheads="1"/>
-                    </pic:cNvPicPr>
-                  </pic:nvPicPr>
-                  <pic:blipFill>
-                    <a:blip r:embed="rId16"/>
-                    <a:srcRect/>
-                    <a:stretch>
-                      <a:fillRect/>
-                    </a:stretch>
-                  </pic:blipFill>
-                  <pic:spPr bwMode="auto">
-                    <a:xfrm>
-                      <a:off x="0" y="0"/>
-                      <a:ext cx="5715000" cy="3571875"/>
-                    </a:xfrm>
-                    <a:prstGeom prst="rect">
-                      <a:avLst/>
-                    </a:prstGeom>
-                  </pic:spPr>
-                </pic:pic>
-              </a:graphicData>
-            </a:graphic>
-          </wp:inline>
-        </w:drawing>
-      </w:r>
-    </w:p>
-    <w:p>
-      <w:pPr>
-        <w:pStyle w:val="Legenda"/>
-        <w:jc w:val="center"/>
-      </w:pPr>
-      <w:r>
-        <w:t>La page Paramètres avec les cartes Langue, Thème et Palette de couleurs.</w:t>
-      </w:r>
-    </w:p>
-    <w:p>
-      <w:pPr>
-        <w:pStyle w:val="PargrafodaLista"/>
-        <w:numPr>
-          <w:ilvl w:val="0"/>
-          <w:numId w:val="11"/>
-        </w:numPr>
-        <w:spacing w:after="60"/>
-      </w:pPr>
-      <w:r>
-        <w:t xml:space="preserve">Choisissez votre </w:t>
-      </w:r>
-      <w:r>
-        <w:rPr>
-          <w:b/>
-          <w:bCs/>
-        </w:rPr>
-        <w:t>Langue d'affichage</w:t>
-      </w:r>
-      <w:r>
-        <w:t xml:space="preserve">, votre </w:t>
-      </w:r>
-      <w:r>
-        <w:rPr>
-          <w:b/>
-          <w:bCs/>
-        </w:rPr>
-        <w:t>Apparence</w:t>
-      </w:r>
-      <w:r>
-        <w:t xml:space="preserve"> et votre </w:t>
-      </w:r>
-      <w:r>
-        <w:rPr>
-          <w:b/>
-          <w:bCs/>
-        </w:rPr>
-        <w:t>Palette</w:t>
-      </w:r>
-      <w:r>
-        <w:t>.</w:t>
-      </w:r>
-    </w:p>
-    <w:p>
-      <w:pPr>
-        <w:pStyle w:val="PargrafodaLista"/>
-        <w:numPr>
-          <w:ilvl w:val="0"/>
-          <w:numId w:val="11"/>
-        </w:numPr>
-        <w:spacing w:after="60"/>
-      </w:pPr>
-      <w:r>
         <w:t xml:space="preserve">Cliquez sur </w:t>
       </w:r>
       <w:r>
@@ -4929,8 +4343,8 @@
       </w:r>
     </w:p>
     <w:sectPr>
-      <w:headerReference w:type="default" r:id="rId17"/>
-      <w:footerReference w:type="default" r:id="rId18"/>
+      <w:headerReference w:type="default" r:id="rId16"/>
+      <w:footerReference w:type="default" r:id="rId17"/>
       <w:pgSz w:w="11906" w:h="16838"/>
       <w:pgMar w:top="1440" w:right="1440" w:bottom="1440" w:left="1440" w:header="708" w:footer="708" w:gutter="0"/>
       <w:pgNumType w:start="1"/>
@@ -5071,10 +4485,560 @@
 <file path=word/numbering.xml><?xml version="1.0" encoding="utf-8"?>
 <w:numbering xmlns:wpc="http://schemas.microsoft.com/office/word/2010/wordprocessingCanvas" xmlns:cx="http://schemas.microsoft.com/office/drawing/2014/chartex" xmlns:cx1="http://schemas.microsoft.com/office/drawing/2015/9/8/chartex" xmlns:cx2="http://schemas.microsoft.com/office/drawing/2015/10/21/chartex" xmlns:cx3="http://schemas.microsoft.com/office/drawing/2016/5/9/chartex" xmlns:cx4="http://schemas.microsoft.com/office/drawing/2016/5/10/chartex" xmlns:cx5="http://schemas.microsoft.com/office/drawing/2016/5/11/chartex" xmlns:cx6="http://schemas.microsoft.com/office/drawing/2016/5/12/chartex" xmlns:cx7="http://schemas.microsoft.com/office/drawing/2016/5/13/chartex" xmlns:cx8="http://schemas.microsoft.com/office/drawing/2016/5/14/chartex" xmlns:mc="http://schemas.openxmlformats.org/markup-compatibility/2006" xmlns:aink="http://schemas.microsoft.com/office/drawing/2016/ink" xmlns:am3d="http://schemas.microsoft.com/office/drawing/2017/model3d" xmlns:o="urn:schemas-microsoft-com:office:office" xmlns:oel="http://schemas.microsoft.com/office/2019/extlst" xmlns:r="http://schemas.openxmlformats.org/officeDocument/2006/relationships" xmlns:m="http://schemas.openxmlformats.org/officeDocument/2006/math" xmlns:v="urn:schemas-microsoft-com:vml" xmlns:wp14="http://schemas.microsoft.com/office/word/2010/wordprocessingDrawing" xmlns:wp="http://schemas.openxmlformats.org/drawingml/2006/wordprocessingDrawing" xmlns:w10="urn:schemas-microsoft-com:office:word" xmlns:w="http://schemas.openxmlformats.org/wordprocessingml/2006/main" xmlns:w14="http://schemas.microsoft.com/office/word/2010/wordml" xmlns:w15="http://schemas.microsoft.com/office/word/2012/wordml" xmlns:w16cex="http://schemas.microsoft.com/office/word/2018/wordml/cex" xmlns:w16cid="http://schemas.microsoft.com/office/word/2016/wordml/cid" xmlns:w16="http://schemas.microsoft.com/office/word/2018/wordml" xmlns:w16sdtdh="http://schemas.microsoft.com/office/word/2020/wordml/sdtdatahash" xmlns:w16se="http://schemas.microsoft.com/office/word/2015/wordml/symex" xmlns:wpg="http://schemas.microsoft.com/office/word/2010/wordprocessingGroup" xmlns:wpi="http://schemas.microsoft.com/office/word/2010/wordprocessingInk" xmlns:wne="http://schemas.microsoft.com/office/word/2006/wordml" xmlns:wps="http://schemas.microsoft.com/office/word/2010/wordprocessingShape" mc:Ignorable="w14 w15 w16se w16cid w16 w16cex w16sdtdh wp14">
   <w:abstractNum w:abstractNumId="0" w15:restartNumberingAfterBreak="0">
-    <w:nsid w:val="04D219F9"/>
+    <w:nsid w:val="102228C1"/>
     <w:multiLevelType w:val="hybridMultilevel"/>
-    <w:tmpl w:val="34C6FBCA"/>
-    <w:lvl w:ilvl="0" w:tplc="22207666" w:tentative="1">
+    <w:tmpl w:val="747E7BB8"/>
+    <w:lvl w:ilvl="0" w:tplc="E5348DC2">
+      <w:start w:val="1"/>
+      <w:numFmt w:val="decimal"/>
+      <w:lvlText w:val="%1."/>
+      <w:lvlJc w:val="left"/>
+      <w:pPr>
+        <w:ind w:left="360" w:hanging="300"/>
+      </w:pPr>
+    </w:lvl>
+    <w:lvl w:ilvl="1" w:tplc="F4F4BF46" w:tentative="1">
+      <w:start w:val="1"/>
+      <w:numFmt w:val="lowerLetter"/>
+      <w:lvlText w:val="%2."/>
+      <w:lvlJc w:val="left"/>
+      <w:pPr>
+        <w:ind w:left="720" w:hanging="300"/>
+      </w:pPr>
+    </w:lvl>
+    <w:lvl w:ilvl="2" w:tplc="99E46A14">
+      <w:numFmt w:val="decimal"/>
+      <w:lvlText w:val=""/>
+      <w:lvlJc w:val="left"/>
+    </w:lvl>
+    <w:lvl w:ilvl="3" w:tplc="0CE2B872">
+      <w:numFmt w:val="decimal"/>
+      <w:lvlText w:val=""/>
+      <w:lvlJc w:val="left"/>
+    </w:lvl>
+    <w:lvl w:ilvl="4" w:tplc="6FB0356A">
+      <w:numFmt w:val="decimal"/>
+      <w:lvlText w:val=""/>
+      <w:lvlJc w:val="left"/>
+    </w:lvl>
+    <w:lvl w:ilvl="5" w:tplc="A1C0B50C">
+      <w:numFmt w:val="decimal"/>
+      <w:lvlText w:val=""/>
+      <w:lvlJc w:val="left"/>
+    </w:lvl>
+    <w:lvl w:ilvl="6" w:tplc="436AAE2C">
+      <w:numFmt w:val="decimal"/>
+      <w:lvlText w:val=""/>
+      <w:lvlJc w:val="left"/>
+    </w:lvl>
+    <w:lvl w:ilvl="7" w:tplc="459CF3F8">
+      <w:numFmt w:val="decimal"/>
+      <w:lvlText w:val=""/>
+      <w:lvlJc w:val="left"/>
+    </w:lvl>
+    <w:lvl w:ilvl="8" w:tplc="2B9C52AE">
+      <w:numFmt w:val="decimal"/>
+      <w:lvlText w:val=""/>
+      <w:lvlJc w:val="left"/>
+    </w:lvl>
+  </w:abstractNum>
+  <w:abstractNum w:abstractNumId="1" w15:restartNumberingAfterBreak="0">
+    <w:nsid w:val="1A12508D"/>
+    <w:multiLevelType w:val="hybridMultilevel"/>
+    <w:tmpl w:val="152ED1DC"/>
+    <w:lvl w:ilvl="0" w:tplc="9C8E982A">
+      <w:start w:val="1"/>
+      <w:numFmt w:val="decimal"/>
+      <w:lvlText w:val="%1."/>
+      <w:lvlJc w:val="left"/>
+      <w:pPr>
+        <w:ind w:left="360" w:hanging="300"/>
+      </w:pPr>
+    </w:lvl>
+    <w:lvl w:ilvl="1" w:tplc="1946E7A0" w:tentative="1">
+      <w:start w:val="1"/>
+      <w:numFmt w:val="lowerLetter"/>
+      <w:lvlText w:val="%2."/>
+      <w:lvlJc w:val="left"/>
+      <w:pPr>
+        <w:ind w:left="720" w:hanging="300"/>
+      </w:pPr>
+    </w:lvl>
+    <w:lvl w:ilvl="2" w:tplc="A1000ABA">
+      <w:numFmt w:val="decimal"/>
+      <w:lvlText w:val=""/>
+      <w:lvlJc w:val="left"/>
+    </w:lvl>
+    <w:lvl w:ilvl="3" w:tplc="BB7634F2">
+      <w:numFmt w:val="decimal"/>
+      <w:lvlText w:val=""/>
+      <w:lvlJc w:val="left"/>
+    </w:lvl>
+    <w:lvl w:ilvl="4" w:tplc="806C49C0">
+      <w:numFmt w:val="decimal"/>
+      <w:lvlText w:val=""/>
+      <w:lvlJc w:val="left"/>
+    </w:lvl>
+    <w:lvl w:ilvl="5" w:tplc="C96271FA">
+      <w:numFmt w:val="decimal"/>
+      <w:lvlText w:val=""/>
+      <w:lvlJc w:val="left"/>
+    </w:lvl>
+    <w:lvl w:ilvl="6" w:tplc="0ACCB1E8">
+      <w:numFmt w:val="decimal"/>
+      <w:lvlText w:val=""/>
+      <w:lvlJc w:val="left"/>
+    </w:lvl>
+    <w:lvl w:ilvl="7" w:tplc="8A3CAE1C">
+      <w:numFmt w:val="decimal"/>
+      <w:lvlText w:val=""/>
+      <w:lvlJc w:val="left"/>
+    </w:lvl>
+    <w:lvl w:ilvl="8" w:tplc="0A907CCE">
+      <w:numFmt w:val="decimal"/>
+      <w:lvlText w:val=""/>
+      <w:lvlJc w:val="left"/>
+    </w:lvl>
+  </w:abstractNum>
+  <w:abstractNum w:abstractNumId="2" w15:restartNumberingAfterBreak="0">
+    <w:nsid w:val="1B7F7B3A"/>
+    <w:multiLevelType w:val="hybridMultilevel"/>
+    <w:tmpl w:val="55E47C14"/>
+    <w:lvl w:ilvl="0" w:tplc="8034B042" w:tentative="1">
+      <w:start w:val="1"/>
+      <w:numFmt w:val="bullet"/>
+      <w:lvlText w:val="●"/>
+      <w:lvlJc w:val="left"/>
+      <w:pPr>
+        <w:ind w:left="720" w:hanging="360"/>
+      </w:pPr>
+    </w:lvl>
+    <w:lvl w:ilvl="1" w:tplc="565A0D98" w:tentative="1">
+      <w:start w:val="1"/>
+      <w:numFmt w:val="bullet"/>
+      <w:lvlText w:val="○"/>
+      <w:lvlJc w:val="left"/>
+      <w:pPr>
+        <w:ind w:left="1440" w:hanging="360"/>
+      </w:pPr>
+    </w:lvl>
+    <w:lvl w:ilvl="2" w:tplc="D8AA8D3C" w:tentative="1">
+      <w:start w:val="1"/>
+      <w:numFmt w:val="bullet"/>
+      <w:lvlText w:val="■"/>
+      <w:lvlJc w:val="left"/>
+      <w:pPr>
+        <w:ind w:left="2160" w:hanging="360"/>
+      </w:pPr>
+    </w:lvl>
+    <w:lvl w:ilvl="3" w:tplc="B838F14A" w:tentative="1">
+      <w:start w:val="1"/>
+      <w:numFmt w:val="bullet"/>
+      <w:lvlText w:val="●"/>
+      <w:lvlJc w:val="left"/>
+      <w:pPr>
+        <w:ind w:left="2880" w:hanging="360"/>
+      </w:pPr>
+    </w:lvl>
+    <w:lvl w:ilvl="4" w:tplc="352AF644" w:tentative="1">
+      <w:start w:val="1"/>
+      <w:numFmt w:val="bullet"/>
+      <w:lvlText w:val="○"/>
+      <w:lvlJc w:val="left"/>
+      <w:pPr>
+        <w:ind w:left="3600" w:hanging="360"/>
+      </w:pPr>
+    </w:lvl>
+    <w:lvl w:ilvl="5" w:tplc="530A21CE" w:tentative="1">
+      <w:start w:val="1"/>
+      <w:numFmt w:val="bullet"/>
+      <w:lvlText w:val="■"/>
+      <w:lvlJc w:val="left"/>
+      <w:pPr>
+        <w:ind w:left="4320" w:hanging="360"/>
+      </w:pPr>
+    </w:lvl>
+    <w:lvl w:ilvl="6" w:tplc="225A1D98" w:tentative="1">
+      <w:start w:val="1"/>
+      <w:numFmt w:val="bullet"/>
+      <w:lvlText w:val="●"/>
+      <w:lvlJc w:val="left"/>
+      <w:pPr>
+        <w:ind w:left="5040" w:hanging="360"/>
+      </w:pPr>
+    </w:lvl>
+    <w:lvl w:ilvl="7" w:tplc="D6644A50" w:tentative="1">
+      <w:start w:val="1"/>
+      <w:numFmt w:val="bullet"/>
+      <w:lvlText w:val="●"/>
+      <w:lvlJc w:val="left"/>
+      <w:pPr>
+        <w:ind w:left="5760" w:hanging="360"/>
+      </w:pPr>
+    </w:lvl>
+    <w:lvl w:ilvl="8" w:tplc="4DECC726" w:tentative="1">
+      <w:start w:val="1"/>
+      <w:numFmt w:val="bullet"/>
+      <w:lvlText w:val="●"/>
+      <w:lvlJc w:val="left"/>
+      <w:pPr>
+        <w:ind w:left="6480" w:hanging="360"/>
+      </w:pPr>
+    </w:lvl>
+  </w:abstractNum>
+  <w:abstractNum w:abstractNumId="3" w15:restartNumberingAfterBreak="0">
+    <w:nsid w:val="2C353ABC"/>
+    <w:multiLevelType w:val="hybridMultilevel"/>
+    <w:tmpl w:val="E78EBB16"/>
+    <w:lvl w:ilvl="0" w:tplc="E7FC73CC">
+      <w:start w:val="1"/>
+      <w:numFmt w:val="decimal"/>
+      <w:lvlText w:val="%1."/>
+      <w:lvlJc w:val="left"/>
+      <w:pPr>
+        <w:ind w:left="360" w:hanging="300"/>
+      </w:pPr>
+    </w:lvl>
+    <w:lvl w:ilvl="1" w:tplc="C49887A6" w:tentative="1">
+      <w:start w:val="1"/>
+      <w:numFmt w:val="lowerLetter"/>
+      <w:lvlText w:val="%2."/>
+      <w:lvlJc w:val="left"/>
+      <w:pPr>
+        <w:ind w:left="720" w:hanging="300"/>
+      </w:pPr>
+    </w:lvl>
+    <w:lvl w:ilvl="2" w:tplc="69E2A178">
+      <w:numFmt w:val="decimal"/>
+      <w:lvlText w:val=""/>
+      <w:lvlJc w:val="left"/>
+    </w:lvl>
+    <w:lvl w:ilvl="3" w:tplc="F83EF4AA">
+      <w:numFmt w:val="decimal"/>
+      <w:lvlText w:val=""/>
+      <w:lvlJc w:val="left"/>
+    </w:lvl>
+    <w:lvl w:ilvl="4" w:tplc="C8A6176C">
+      <w:numFmt w:val="decimal"/>
+      <w:lvlText w:val=""/>
+      <w:lvlJc w:val="left"/>
+    </w:lvl>
+    <w:lvl w:ilvl="5" w:tplc="F68AD434">
+      <w:numFmt w:val="decimal"/>
+      <w:lvlText w:val=""/>
+      <w:lvlJc w:val="left"/>
+    </w:lvl>
+    <w:lvl w:ilvl="6" w:tplc="77F68A54">
+      <w:numFmt w:val="decimal"/>
+      <w:lvlText w:val=""/>
+      <w:lvlJc w:val="left"/>
+    </w:lvl>
+    <w:lvl w:ilvl="7" w:tplc="4FFABDA0">
+      <w:numFmt w:val="decimal"/>
+      <w:lvlText w:val=""/>
+      <w:lvlJc w:val="left"/>
+    </w:lvl>
+    <w:lvl w:ilvl="8" w:tplc="57E6AC6A">
+      <w:numFmt w:val="decimal"/>
+      <w:lvlText w:val=""/>
+      <w:lvlJc w:val="left"/>
+    </w:lvl>
+  </w:abstractNum>
+  <w:abstractNum w:abstractNumId="4" w15:restartNumberingAfterBreak="0">
+    <w:nsid w:val="3C0E2871"/>
+    <w:multiLevelType w:val="hybridMultilevel"/>
+    <w:tmpl w:val="68785A28"/>
+    <w:lvl w:ilvl="0" w:tplc="4BF4634A">
+      <w:start w:val="1"/>
+      <w:numFmt w:val="decimal"/>
+      <w:lvlText w:val="%1."/>
+      <w:lvlJc w:val="left"/>
+      <w:pPr>
+        <w:ind w:left="360" w:hanging="300"/>
+      </w:pPr>
+    </w:lvl>
+    <w:lvl w:ilvl="1" w:tplc="66846D56" w:tentative="1">
+      <w:start w:val="1"/>
+      <w:numFmt w:val="lowerLetter"/>
+      <w:lvlText w:val="%2."/>
+      <w:lvlJc w:val="left"/>
+      <w:pPr>
+        <w:ind w:left="720" w:hanging="300"/>
+      </w:pPr>
+    </w:lvl>
+    <w:lvl w:ilvl="2" w:tplc="E436A016">
+      <w:numFmt w:val="decimal"/>
+      <w:lvlText w:val=""/>
+      <w:lvlJc w:val="left"/>
+    </w:lvl>
+    <w:lvl w:ilvl="3" w:tplc="1E24C242">
+      <w:numFmt w:val="decimal"/>
+      <w:lvlText w:val=""/>
+      <w:lvlJc w:val="left"/>
+    </w:lvl>
+    <w:lvl w:ilvl="4" w:tplc="F76E0390">
+      <w:numFmt w:val="decimal"/>
+      <w:lvlText w:val=""/>
+      <w:lvlJc w:val="left"/>
+    </w:lvl>
+    <w:lvl w:ilvl="5" w:tplc="2DBCCA86">
+      <w:numFmt w:val="decimal"/>
+      <w:lvlText w:val=""/>
+      <w:lvlJc w:val="left"/>
+    </w:lvl>
+    <w:lvl w:ilvl="6" w:tplc="FB5C7DC6">
+      <w:numFmt w:val="decimal"/>
+      <w:lvlText w:val=""/>
+      <w:lvlJc w:val="left"/>
+    </w:lvl>
+    <w:lvl w:ilvl="7" w:tplc="A2CE2032">
+      <w:numFmt w:val="decimal"/>
+      <w:lvlText w:val=""/>
+      <w:lvlJc w:val="left"/>
+    </w:lvl>
+    <w:lvl w:ilvl="8" w:tplc="9CF0358A">
+      <w:numFmt w:val="decimal"/>
+      <w:lvlText w:val=""/>
+      <w:lvlJc w:val="left"/>
+    </w:lvl>
+  </w:abstractNum>
+  <w:abstractNum w:abstractNumId="5" w15:restartNumberingAfterBreak="0">
+    <w:nsid w:val="3E2711A8"/>
+    <w:multiLevelType w:val="hybridMultilevel"/>
+    <w:tmpl w:val="2B76B912"/>
+    <w:lvl w:ilvl="0" w:tplc="6E24F7B8">
+      <w:start w:val="1"/>
+      <w:numFmt w:val="decimal"/>
+      <w:lvlText w:val="%1."/>
+      <w:lvlJc w:val="left"/>
+      <w:pPr>
+        <w:ind w:left="360" w:hanging="300"/>
+      </w:pPr>
+    </w:lvl>
+    <w:lvl w:ilvl="1" w:tplc="15BC2B44" w:tentative="1">
+      <w:start w:val="1"/>
+      <w:numFmt w:val="lowerLetter"/>
+      <w:lvlText w:val="%2."/>
+      <w:lvlJc w:val="left"/>
+      <w:pPr>
+        <w:ind w:left="720" w:hanging="300"/>
+      </w:pPr>
+    </w:lvl>
+    <w:lvl w:ilvl="2" w:tplc="4C34D872">
+      <w:numFmt w:val="decimal"/>
+      <w:lvlText w:val=""/>
+      <w:lvlJc w:val="left"/>
+    </w:lvl>
+    <w:lvl w:ilvl="3" w:tplc="3342C954">
+      <w:numFmt w:val="decimal"/>
+      <w:lvlText w:val=""/>
+      <w:lvlJc w:val="left"/>
+    </w:lvl>
+    <w:lvl w:ilvl="4" w:tplc="51D6D392">
+      <w:numFmt w:val="decimal"/>
+      <w:lvlText w:val=""/>
+      <w:lvlJc w:val="left"/>
+    </w:lvl>
+    <w:lvl w:ilvl="5" w:tplc="321818A4">
+      <w:numFmt w:val="decimal"/>
+      <w:lvlText w:val=""/>
+      <w:lvlJc w:val="left"/>
+    </w:lvl>
+    <w:lvl w:ilvl="6" w:tplc="D2301704">
+      <w:numFmt w:val="decimal"/>
+      <w:lvlText w:val=""/>
+      <w:lvlJc w:val="left"/>
+    </w:lvl>
+    <w:lvl w:ilvl="7" w:tplc="7CE4BE0C">
+      <w:numFmt w:val="decimal"/>
+      <w:lvlText w:val=""/>
+      <w:lvlJc w:val="left"/>
+    </w:lvl>
+    <w:lvl w:ilvl="8" w:tplc="73BC84B6">
+      <w:numFmt w:val="decimal"/>
+      <w:lvlText w:val=""/>
+      <w:lvlJc w:val="left"/>
+    </w:lvl>
+  </w:abstractNum>
+  <w:abstractNum w:abstractNumId="6" w15:restartNumberingAfterBreak="0">
+    <w:nsid w:val="47E43F80"/>
+    <w:multiLevelType w:val="hybridMultilevel"/>
+    <w:tmpl w:val="BFD27E8E"/>
+    <w:lvl w:ilvl="0" w:tplc="7ED053CA">
+      <w:start w:val="1"/>
+      <w:numFmt w:val="decimal"/>
+      <w:lvlText w:val="%1."/>
+      <w:lvlJc w:val="left"/>
+      <w:pPr>
+        <w:ind w:left="360" w:hanging="300"/>
+      </w:pPr>
+    </w:lvl>
+    <w:lvl w:ilvl="1" w:tplc="F214A796" w:tentative="1">
+      <w:start w:val="1"/>
+      <w:numFmt w:val="lowerLetter"/>
+      <w:lvlText w:val="%2."/>
+      <w:lvlJc w:val="left"/>
+      <w:pPr>
+        <w:ind w:left="720" w:hanging="300"/>
+      </w:pPr>
+    </w:lvl>
+    <w:lvl w:ilvl="2" w:tplc="D6F64538">
+      <w:numFmt w:val="decimal"/>
+      <w:lvlText w:val=""/>
+      <w:lvlJc w:val="left"/>
+    </w:lvl>
+    <w:lvl w:ilvl="3" w:tplc="EA1CDBF8">
+      <w:numFmt w:val="decimal"/>
+      <w:lvlText w:val=""/>
+      <w:lvlJc w:val="left"/>
+    </w:lvl>
+    <w:lvl w:ilvl="4" w:tplc="56823C64">
+      <w:numFmt w:val="decimal"/>
+      <w:lvlText w:val=""/>
+      <w:lvlJc w:val="left"/>
+    </w:lvl>
+    <w:lvl w:ilvl="5" w:tplc="16CA941A">
+      <w:numFmt w:val="decimal"/>
+      <w:lvlText w:val=""/>
+      <w:lvlJc w:val="left"/>
+    </w:lvl>
+    <w:lvl w:ilvl="6" w:tplc="5184AAF4">
+      <w:numFmt w:val="decimal"/>
+      <w:lvlText w:val=""/>
+      <w:lvlJc w:val="left"/>
+    </w:lvl>
+    <w:lvl w:ilvl="7" w:tplc="E7264B9C">
+      <w:numFmt w:val="decimal"/>
+      <w:lvlText w:val=""/>
+      <w:lvlJc w:val="left"/>
+    </w:lvl>
+    <w:lvl w:ilvl="8" w:tplc="036EFF66">
+      <w:numFmt w:val="decimal"/>
+      <w:lvlText w:val=""/>
+      <w:lvlJc w:val="left"/>
+    </w:lvl>
+  </w:abstractNum>
+  <w:abstractNum w:abstractNumId="7" w15:restartNumberingAfterBreak="0">
+    <w:nsid w:val="4AF42F4A"/>
+    <w:multiLevelType w:val="hybridMultilevel"/>
+    <w:tmpl w:val="ACD89052"/>
+    <w:lvl w:ilvl="0" w:tplc="06346BA4">
+      <w:start w:val="1"/>
+      <w:numFmt w:val="decimal"/>
+      <w:lvlText w:val="%1."/>
+      <w:lvlJc w:val="left"/>
+      <w:pPr>
+        <w:ind w:left="360" w:hanging="300"/>
+      </w:pPr>
+    </w:lvl>
+    <w:lvl w:ilvl="1" w:tplc="FF4A5A74" w:tentative="1">
+      <w:start w:val="1"/>
+      <w:numFmt w:val="lowerLetter"/>
+      <w:lvlText w:val="%2."/>
+      <w:lvlJc w:val="left"/>
+      <w:pPr>
+        <w:ind w:left="720" w:hanging="300"/>
+      </w:pPr>
+    </w:lvl>
+    <w:lvl w:ilvl="2" w:tplc="7DEADD1A">
+      <w:numFmt w:val="decimal"/>
+      <w:lvlText w:val=""/>
+      <w:lvlJc w:val="left"/>
+    </w:lvl>
+    <w:lvl w:ilvl="3" w:tplc="CD76C71E">
+      <w:numFmt w:val="decimal"/>
+      <w:lvlText w:val=""/>
+      <w:lvlJc w:val="left"/>
+    </w:lvl>
+    <w:lvl w:ilvl="4" w:tplc="54E4474A">
+      <w:numFmt w:val="decimal"/>
+      <w:lvlText w:val=""/>
+      <w:lvlJc w:val="left"/>
+    </w:lvl>
+    <w:lvl w:ilvl="5" w:tplc="6D247A76">
+      <w:numFmt w:val="decimal"/>
+      <w:lvlText w:val=""/>
+      <w:lvlJc w:val="left"/>
+    </w:lvl>
+    <w:lvl w:ilvl="6" w:tplc="74F0BDD4">
+      <w:numFmt w:val="decimal"/>
+      <w:lvlText w:val=""/>
+      <w:lvlJc w:val="left"/>
+    </w:lvl>
+    <w:lvl w:ilvl="7" w:tplc="1374C0DA">
+      <w:numFmt w:val="decimal"/>
+      <w:lvlText w:val=""/>
+      <w:lvlJc w:val="left"/>
+    </w:lvl>
+    <w:lvl w:ilvl="8" w:tplc="1C3EE16E">
+      <w:numFmt w:val="decimal"/>
+      <w:lvlText w:val=""/>
+      <w:lvlJc w:val="left"/>
+    </w:lvl>
+  </w:abstractNum>
+  <w:abstractNum w:abstractNumId="8" w15:restartNumberingAfterBreak="0">
+    <w:nsid w:val="52067D91"/>
+    <w:multiLevelType w:val="hybridMultilevel"/>
+    <w:tmpl w:val="14543A4A"/>
+    <w:lvl w:ilvl="0" w:tplc="7C18011A">
+      <w:start w:val="1"/>
+      <w:numFmt w:val="decimal"/>
+      <w:lvlText w:val="%1."/>
+      <w:lvlJc w:val="left"/>
+      <w:pPr>
+        <w:ind w:left="360" w:hanging="300"/>
+      </w:pPr>
+    </w:lvl>
+    <w:lvl w:ilvl="1" w:tplc="90F23840" w:tentative="1">
+      <w:start w:val="1"/>
+      <w:numFmt w:val="lowerLetter"/>
+      <w:lvlText w:val="%2."/>
+      <w:lvlJc w:val="left"/>
+      <w:pPr>
+        <w:ind w:left="720" w:hanging="300"/>
+      </w:pPr>
+    </w:lvl>
+    <w:lvl w:ilvl="2" w:tplc="36969976">
+      <w:numFmt w:val="decimal"/>
+      <w:lvlText w:val=""/>
+      <w:lvlJc w:val="left"/>
+    </w:lvl>
+    <w:lvl w:ilvl="3" w:tplc="E40EA0DC">
+      <w:numFmt w:val="decimal"/>
+      <w:lvlText w:val=""/>
+      <w:lvlJc w:val="left"/>
+    </w:lvl>
+    <w:lvl w:ilvl="4" w:tplc="AD8EC814">
+      <w:numFmt w:val="decimal"/>
+      <w:lvlText w:val=""/>
+      <w:lvlJc w:val="left"/>
+    </w:lvl>
+    <w:lvl w:ilvl="5" w:tplc="31168948">
+      <w:numFmt w:val="decimal"/>
+      <w:lvlText w:val=""/>
+      <w:lvlJc w:val="left"/>
+    </w:lvl>
+    <w:lvl w:ilvl="6" w:tplc="01B61F66">
+      <w:numFmt w:val="decimal"/>
+      <w:lvlText w:val=""/>
+      <w:lvlJc w:val="left"/>
+    </w:lvl>
+    <w:lvl w:ilvl="7" w:tplc="D7D0D3B6">
+      <w:numFmt w:val="decimal"/>
+      <w:lvlText w:val=""/>
+      <w:lvlJc w:val="left"/>
+    </w:lvl>
+    <w:lvl w:ilvl="8" w:tplc="6F36CB00">
+      <w:numFmt w:val="decimal"/>
+      <w:lvlText w:val=""/>
+      <w:lvlJc w:val="left"/>
+    </w:lvl>
+  </w:abstractNum>
+  <w:abstractNum w:abstractNumId="9" w15:restartNumberingAfterBreak="0">
+    <w:nsid w:val="6D1056AF"/>
+    <w:multiLevelType w:val="hybridMultilevel"/>
+    <w:tmpl w:val="9704F20E"/>
+    <w:lvl w:ilvl="0" w:tplc="B0E822D0" w:tentative="1">
       <w:start w:val="1"/>
       <w:numFmt w:val="bullet"/>
       <w:lvlText w:val="•"/>
@@ -5083,7 +5047,7 @@
         <w:ind w:left="360" w:hanging="260"/>
       </w:pPr>
     </w:lvl>
-    <w:lvl w:ilvl="1" w:tplc="9664126A" w:tentative="1">
+    <w:lvl w:ilvl="1" w:tplc="DD861908" w:tentative="1">
       <w:start w:val="1"/>
       <w:numFmt w:val="bullet"/>
       <w:lvlText w:val="–"/>
@@ -5092,134 +5056,48 @@
         <w:ind w:left="720" w:hanging="260"/>
       </w:pPr>
     </w:lvl>
-    <w:lvl w:ilvl="2" w:tplc="E7069850">
-      <w:numFmt w:val="decimal"/>
-      <w:lvlText w:val=""/>
-      <w:lvlJc w:val="left"/>
-    </w:lvl>
-    <w:lvl w:ilvl="3" w:tplc="9FA87714">
-      <w:numFmt w:val="decimal"/>
-      <w:lvlText w:val=""/>
-      <w:lvlJc w:val="left"/>
-    </w:lvl>
-    <w:lvl w:ilvl="4" w:tplc="D6588FF4">
-      <w:numFmt w:val="decimal"/>
-      <w:lvlText w:val=""/>
-      <w:lvlJc w:val="left"/>
-    </w:lvl>
-    <w:lvl w:ilvl="5" w:tplc="07EC421C">
-      <w:numFmt w:val="decimal"/>
-      <w:lvlText w:val=""/>
-      <w:lvlJc w:val="left"/>
-    </w:lvl>
-    <w:lvl w:ilvl="6" w:tplc="9E6E65FC">
-      <w:numFmt w:val="decimal"/>
-      <w:lvlText w:val=""/>
-      <w:lvlJc w:val="left"/>
-    </w:lvl>
-    <w:lvl w:ilvl="7" w:tplc="CCDCA18C">
-      <w:numFmt w:val="decimal"/>
-      <w:lvlText w:val=""/>
-      <w:lvlJc w:val="left"/>
-    </w:lvl>
-    <w:lvl w:ilvl="8" w:tplc="FB78E0B4">
+    <w:lvl w:ilvl="2" w:tplc="A6664A14">
+      <w:numFmt w:val="decimal"/>
+      <w:lvlText w:val=""/>
+      <w:lvlJc w:val="left"/>
+    </w:lvl>
+    <w:lvl w:ilvl="3" w:tplc="369444A8">
+      <w:numFmt w:val="decimal"/>
+      <w:lvlText w:val=""/>
+      <w:lvlJc w:val="left"/>
+    </w:lvl>
+    <w:lvl w:ilvl="4" w:tplc="3E3019AC">
+      <w:numFmt w:val="decimal"/>
+      <w:lvlText w:val=""/>
+      <w:lvlJc w:val="left"/>
+    </w:lvl>
+    <w:lvl w:ilvl="5" w:tplc="5448D7DE">
+      <w:numFmt w:val="decimal"/>
+      <w:lvlText w:val=""/>
+      <w:lvlJc w:val="left"/>
+    </w:lvl>
+    <w:lvl w:ilvl="6" w:tplc="EEBA1C3A">
+      <w:numFmt w:val="decimal"/>
+      <w:lvlText w:val=""/>
+      <w:lvlJc w:val="left"/>
+    </w:lvl>
+    <w:lvl w:ilvl="7" w:tplc="5FEEC6E8">
+      <w:numFmt w:val="decimal"/>
+      <w:lvlText w:val=""/>
+      <w:lvlJc w:val="left"/>
+    </w:lvl>
+    <w:lvl w:ilvl="8" w:tplc="597681E6">
       <w:numFmt w:val="decimal"/>
       <w:lvlText w:val=""/>
       <w:lvlJc w:val="left"/>
     </w:lvl>
   </w:abstractNum>
-  <w:abstractNum w:abstractNumId="1" w15:restartNumberingAfterBreak="0">
-    <w:nsid w:val="09292798"/>
+  <w:abstractNum w:abstractNumId="10" w15:restartNumberingAfterBreak="0">
+    <w:nsid w:val="795035CC"/>
     <w:multiLevelType w:val="hybridMultilevel"/>
-    <w:tmpl w:val="38C671F8"/>
-    <w:lvl w:ilvl="0" w:tplc="CD48E87A" w:tentative="1">
+    <w:tmpl w:val="FDA8D22A"/>
+    <w:lvl w:ilvl="0" w:tplc="5394D776">
       <w:start w:val="1"/>
-      <w:numFmt w:val="bullet"/>
-      <w:lvlText w:val="●"/>
-      <w:lvlJc w:val="left"/>
-      <w:pPr>
-        <w:ind w:left="720" w:hanging="360"/>
-      </w:pPr>
-    </w:lvl>
-    <w:lvl w:ilvl="1" w:tplc="2D906854" w:tentative="1">
-      <w:start w:val="1"/>
-      <w:numFmt w:val="bullet"/>
-      <w:lvlText w:val="○"/>
-      <w:lvlJc w:val="left"/>
-      <w:pPr>
-        <w:ind w:left="1440" w:hanging="360"/>
-      </w:pPr>
-    </w:lvl>
-    <w:lvl w:ilvl="2" w:tplc="B8E002A2" w:tentative="1">
-      <w:start w:val="1"/>
-      <w:numFmt w:val="bullet"/>
-      <w:lvlText w:val="■"/>
-      <w:lvlJc w:val="left"/>
-      <w:pPr>
-        <w:ind w:left="2160" w:hanging="360"/>
-      </w:pPr>
-    </w:lvl>
-    <w:lvl w:ilvl="3" w:tplc="43744F10" w:tentative="1">
-      <w:start w:val="1"/>
-      <w:numFmt w:val="bullet"/>
-      <w:lvlText w:val="●"/>
-      <w:lvlJc w:val="left"/>
-      <w:pPr>
-        <w:ind w:left="2880" w:hanging="360"/>
-      </w:pPr>
-    </w:lvl>
-    <w:lvl w:ilvl="4" w:tplc="87AA0B4E" w:tentative="1">
-      <w:start w:val="1"/>
-      <w:numFmt w:val="bullet"/>
-      <w:lvlText w:val="○"/>
-      <w:lvlJc w:val="left"/>
-      <w:pPr>
-        <w:ind w:left="3600" w:hanging="360"/>
-      </w:pPr>
-    </w:lvl>
-    <w:lvl w:ilvl="5" w:tplc="EDEC2C3E" w:tentative="1">
-      <w:start w:val="1"/>
-      <w:numFmt w:val="bullet"/>
-      <w:lvlText w:val="■"/>
-      <w:lvlJc w:val="left"/>
-      <w:pPr>
-        <w:ind w:left="4320" w:hanging="360"/>
-      </w:pPr>
-    </w:lvl>
-    <w:lvl w:ilvl="6" w:tplc="C4CC58E0" w:tentative="1">
-      <w:start w:val="1"/>
-      <w:numFmt w:val="bullet"/>
-      <w:lvlText w:val="●"/>
-      <w:lvlJc w:val="left"/>
-      <w:pPr>
-        <w:ind w:left="5040" w:hanging="360"/>
-      </w:pPr>
-    </w:lvl>
-    <w:lvl w:ilvl="7" w:tplc="0EC4DEFC" w:tentative="1">
-      <w:start w:val="1"/>
-      <w:numFmt w:val="bullet"/>
-      <w:lvlText w:val="●"/>
-      <w:lvlJc w:val="left"/>
-      <w:pPr>
-        <w:ind w:left="5760" w:hanging="360"/>
-      </w:pPr>
-    </w:lvl>
-    <w:lvl w:ilvl="8" w:tplc="0534F7E8" w:tentative="1">
-      <w:start w:val="1"/>
-      <w:numFmt w:val="bullet"/>
-      <w:lvlText w:val="●"/>
-      <w:lvlJc w:val="left"/>
-      <w:pPr>
-        <w:ind w:left="6480" w:hanging="360"/>
-      </w:pPr>
-    </w:lvl>
-  </w:abstractNum>
-  <w:abstractNum w:abstractNumId="2" w15:restartNumberingAfterBreak="0">
-    <w:nsid w:val="0F962887"/>
-    <w:multiLevelType w:val="hybridMultilevel"/>
-    <w:tmpl w:val="D59418A4"/>
-    <w:lvl w:ilvl="0" w:tplc="9DF2ECD6">
-      <w:start w:val="1"/>
       <w:numFmt w:val="decimal"/>
       <w:lvlText w:val="%1."/>
       <w:lvlJc w:val="left"/>
@@ -5227,7 +5105,7 @@
         <w:ind w:left="360" w:hanging="300"/>
       </w:pPr>
     </w:lvl>
-    <w:lvl w:ilvl="1" w:tplc="69F8D858" w:tentative="1">
+    <w:lvl w:ilvl="1" w:tplc="47BC5118" w:tentative="1">
       <w:start w:val="1"/>
       <w:numFmt w:val="lowerLetter"/>
       <w:lvlText w:val="%2."/>
@@ -5236,626 +5114,98 @@
         <w:ind w:left="720" w:hanging="300"/>
       </w:pPr>
     </w:lvl>
-    <w:lvl w:ilvl="2" w:tplc="2D3A91CC">
-      <w:numFmt w:val="decimal"/>
-      <w:lvlText w:val=""/>
-      <w:lvlJc w:val="left"/>
-    </w:lvl>
-    <w:lvl w:ilvl="3" w:tplc="A498D25C">
-      <w:numFmt w:val="decimal"/>
-      <w:lvlText w:val=""/>
-      <w:lvlJc w:val="left"/>
-    </w:lvl>
-    <w:lvl w:ilvl="4" w:tplc="9EEAFC30">
-      <w:numFmt w:val="decimal"/>
-      <w:lvlText w:val=""/>
-      <w:lvlJc w:val="left"/>
-    </w:lvl>
-    <w:lvl w:ilvl="5" w:tplc="6CC0A04C">
-      <w:numFmt w:val="decimal"/>
-      <w:lvlText w:val=""/>
-      <w:lvlJc w:val="left"/>
-    </w:lvl>
-    <w:lvl w:ilvl="6" w:tplc="0BEA6744">
-      <w:numFmt w:val="decimal"/>
-      <w:lvlText w:val=""/>
-      <w:lvlJc w:val="left"/>
-    </w:lvl>
-    <w:lvl w:ilvl="7" w:tplc="23D4F6A8">
-      <w:numFmt w:val="decimal"/>
-      <w:lvlText w:val=""/>
-      <w:lvlJc w:val="left"/>
-    </w:lvl>
-    <w:lvl w:ilvl="8" w:tplc="452C0458">
+    <w:lvl w:ilvl="2" w:tplc="8DAEF172">
+      <w:numFmt w:val="decimal"/>
+      <w:lvlText w:val=""/>
+      <w:lvlJc w:val="left"/>
+    </w:lvl>
+    <w:lvl w:ilvl="3" w:tplc="4C4460D2">
+      <w:numFmt w:val="decimal"/>
+      <w:lvlText w:val=""/>
+      <w:lvlJc w:val="left"/>
+    </w:lvl>
+    <w:lvl w:ilvl="4" w:tplc="F056D208">
+      <w:numFmt w:val="decimal"/>
+      <w:lvlText w:val=""/>
+      <w:lvlJc w:val="left"/>
+    </w:lvl>
+    <w:lvl w:ilvl="5" w:tplc="1B504F16">
+      <w:numFmt w:val="decimal"/>
+      <w:lvlText w:val=""/>
+      <w:lvlJc w:val="left"/>
+    </w:lvl>
+    <w:lvl w:ilvl="6" w:tplc="516621F2">
+      <w:numFmt w:val="decimal"/>
+      <w:lvlText w:val=""/>
+      <w:lvlJc w:val="left"/>
+    </w:lvl>
+    <w:lvl w:ilvl="7" w:tplc="CD12A0DE">
+      <w:numFmt w:val="decimal"/>
+      <w:lvlText w:val=""/>
+      <w:lvlJc w:val="left"/>
+    </w:lvl>
+    <w:lvl w:ilvl="8" w:tplc="EF4A9B2E">
       <w:numFmt w:val="decimal"/>
       <w:lvlText w:val=""/>
       <w:lvlJc w:val="left"/>
     </w:lvl>
   </w:abstractNum>
-  <w:abstractNum w:abstractNumId="3" w15:restartNumberingAfterBreak="0">
-    <w:nsid w:val="120740AE"/>
-    <w:multiLevelType w:val="hybridMultilevel"/>
-    <w:tmpl w:val="17F8C360"/>
-    <w:lvl w:ilvl="0" w:tplc="C2DCF536">
-      <w:start w:val="1"/>
-      <w:numFmt w:val="decimal"/>
-      <w:lvlText w:val="%1."/>
-      <w:lvlJc w:val="left"/>
-      <w:pPr>
-        <w:ind w:left="360" w:hanging="300"/>
-      </w:pPr>
-    </w:lvl>
-    <w:lvl w:ilvl="1" w:tplc="B1D6154C" w:tentative="1">
-      <w:start w:val="1"/>
-      <w:numFmt w:val="lowerLetter"/>
-      <w:lvlText w:val="%2."/>
-      <w:lvlJc w:val="left"/>
-      <w:pPr>
-        <w:ind w:left="720" w:hanging="300"/>
-      </w:pPr>
-    </w:lvl>
-    <w:lvl w:ilvl="2" w:tplc="4F7E1DC0">
-      <w:numFmt w:val="decimal"/>
-      <w:lvlText w:val=""/>
-      <w:lvlJc w:val="left"/>
-    </w:lvl>
-    <w:lvl w:ilvl="3" w:tplc="CFB84E0E">
-      <w:numFmt w:val="decimal"/>
-      <w:lvlText w:val=""/>
-      <w:lvlJc w:val="left"/>
-    </w:lvl>
-    <w:lvl w:ilvl="4" w:tplc="D92AC81C">
-      <w:numFmt w:val="decimal"/>
-      <w:lvlText w:val=""/>
-      <w:lvlJc w:val="left"/>
-    </w:lvl>
-    <w:lvl w:ilvl="5" w:tplc="53F2CEF6">
-      <w:numFmt w:val="decimal"/>
-      <w:lvlText w:val=""/>
-      <w:lvlJc w:val="left"/>
-    </w:lvl>
-    <w:lvl w:ilvl="6" w:tplc="5D248EEE">
-      <w:numFmt w:val="decimal"/>
-      <w:lvlText w:val=""/>
-      <w:lvlJc w:val="left"/>
-    </w:lvl>
-    <w:lvl w:ilvl="7" w:tplc="B50AE4E4">
-      <w:numFmt w:val="decimal"/>
-      <w:lvlText w:val=""/>
-      <w:lvlJc w:val="left"/>
-    </w:lvl>
-    <w:lvl w:ilvl="8" w:tplc="9C82C6B6">
-      <w:numFmt w:val="decimal"/>
-      <w:lvlText w:val=""/>
-      <w:lvlJc w:val="left"/>
-    </w:lvl>
-  </w:abstractNum>
-  <w:abstractNum w:abstractNumId="4" w15:restartNumberingAfterBreak="0">
-    <w:nsid w:val="12765D03"/>
-    <w:multiLevelType w:val="hybridMultilevel"/>
-    <w:tmpl w:val="2D3494B8"/>
-    <w:lvl w:ilvl="0" w:tplc="DB54C860">
-      <w:start w:val="1"/>
-      <w:numFmt w:val="decimal"/>
-      <w:lvlText w:val="%1."/>
-      <w:lvlJc w:val="left"/>
-      <w:pPr>
-        <w:ind w:left="360" w:hanging="300"/>
-      </w:pPr>
-    </w:lvl>
-    <w:lvl w:ilvl="1" w:tplc="A144563A" w:tentative="1">
-      <w:start w:val="1"/>
-      <w:numFmt w:val="lowerLetter"/>
-      <w:lvlText w:val="%2."/>
-      <w:lvlJc w:val="left"/>
-      <w:pPr>
-        <w:ind w:left="720" w:hanging="300"/>
-      </w:pPr>
-    </w:lvl>
-    <w:lvl w:ilvl="2" w:tplc="56C65550">
-      <w:numFmt w:val="decimal"/>
-      <w:lvlText w:val=""/>
-      <w:lvlJc w:val="left"/>
-    </w:lvl>
-    <w:lvl w:ilvl="3" w:tplc="796CA10E">
-      <w:numFmt w:val="decimal"/>
-      <w:lvlText w:val=""/>
-      <w:lvlJc w:val="left"/>
-    </w:lvl>
-    <w:lvl w:ilvl="4" w:tplc="37541D64">
-      <w:numFmt w:val="decimal"/>
-      <w:lvlText w:val=""/>
-      <w:lvlJc w:val="left"/>
-    </w:lvl>
-    <w:lvl w:ilvl="5" w:tplc="C5ACDE80">
-      <w:numFmt w:val="decimal"/>
-      <w:lvlText w:val=""/>
-      <w:lvlJc w:val="left"/>
-    </w:lvl>
-    <w:lvl w:ilvl="6" w:tplc="7EA628A6">
-      <w:numFmt w:val="decimal"/>
-      <w:lvlText w:val=""/>
-      <w:lvlJc w:val="left"/>
-    </w:lvl>
-    <w:lvl w:ilvl="7" w:tplc="AECAFEA6">
-      <w:numFmt w:val="decimal"/>
-      <w:lvlText w:val=""/>
-      <w:lvlJc w:val="left"/>
-    </w:lvl>
-    <w:lvl w:ilvl="8" w:tplc="E98AEB98">
-      <w:numFmt w:val="decimal"/>
-      <w:lvlText w:val=""/>
-      <w:lvlJc w:val="left"/>
-    </w:lvl>
-  </w:abstractNum>
-  <w:abstractNum w:abstractNumId="5" w15:restartNumberingAfterBreak="0">
-    <w:nsid w:val="3F7B1DDA"/>
-    <w:multiLevelType w:val="hybridMultilevel"/>
-    <w:tmpl w:val="EFE84960"/>
-    <w:lvl w:ilvl="0" w:tplc="38EE8422">
-      <w:start w:val="1"/>
-      <w:numFmt w:val="decimal"/>
-      <w:lvlText w:val="%1."/>
-      <w:lvlJc w:val="left"/>
-      <w:pPr>
-        <w:ind w:left="360" w:hanging="300"/>
-      </w:pPr>
-    </w:lvl>
-    <w:lvl w:ilvl="1" w:tplc="8D8EEFE2" w:tentative="1">
-      <w:start w:val="1"/>
-      <w:numFmt w:val="lowerLetter"/>
-      <w:lvlText w:val="%2."/>
-      <w:lvlJc w:val="left"/>
-      <w:pPr>
-        <w:ind w:left="720" w:hanging="300"/>
-      </w:pPr>
-    </w:lvl>
-    <w:lvl w:ilvl="2" w:tplc="73D63A00">
-      <w:numFmt w:val="decimal"/>
-      <w:lvlText w:val=""/>
-      <w:lvlJc w:val="left"/>
-    </w:lvl>
-    <w:lvl w:ilvl="3" w:tplc="5B540472">
-      <w:numFmt w:val="decimal"/>
-      <w:lvlText w:val=""/>
-      <w:lvlJc w:val="left"/>
-    </w:lvl>
-    <w:lvl w:ilvl="4" w:tplc="DDCEC7CA">
-      <w:numFmt w:val="decimal"/>
-      <w:lvlText w:val=""/>
-      <w:lvlJc w:val="left"/>
-    </w:lvl>
-    <w:lvl w:ilvl="5" w:tplc="46D0FA42">
-      <w:numFmt w:val="decimal"/>
-      <w:lvlText w:val=""/>
-      <w:lvlJc w:val="left"/>
-    </w:lvl>
-    <w:lvl w:ilvl="6" w:tplc="821867B0">
-      <w:numFmt w:val="decimal"/>
-      <w:lvlText w:val=""/>
-      <w:lvlJc w:val="left"/>
-    </w:lvl>
-    <w:lvl w:ilvl="7" w:tplc="5A90A982">
-      <w:numFmt w:val="decimal"/>
-      <w:lvlText w:val=""/>
-      <w:lvlJc w:val="left"/>
-    </w:lvl>
-    <w:lvl w:ilvl="8" w:tplc="532A0C0A">
-      <w:numFmt w:val="decimal"/>
-      <w:lvlText w:val=""/>
-      <w:lvlJc w:val="left"/>
-    </w:lvl>
-  </w:abstractNum>
-  <w:abstractNum w:abstractNumId="6" w15:restartNumberingAfterBreak="0">
-    <w:nsid w:val="47C169B3"/>
-    <w:multiLevelType w:val="hybridMultilevel"/>
-    <w:tmpl w:val="9FDA17A2"/>
-    <w:lvl w:ilvl="0" w:tplc="033EAC58">
-      <w:start w:val="1"/>
-      <w:numFmt w:val="decimal"/>
-      <w:lvlText w:val="%1."/>
-      <w:lvlJc w:val="left"/>
-      <w:pPr>
-        <w:ind w:left="360" w:hanging="300"/>
-      </w:pPr>
-    </w:lvl>
-    <w:lvl w:ilvl="1" w:tplc="5792F5A6" w:tentative="1">
-      <w:start w:val="1"/>
-      <w:numFmt w:val="lowerLetter"/>
-      <w:lvlText w:val="%2."/>
-      <w:lvlJc w:val="left"/>
-      <w:pPr>
-        <w:ind w:left="720" w:hanging="300"/>
-      </w:pPr>
-    </w:lvl>
-    <w:lvl w:ilvl="2" w:tplc="67861E1E">
-      <w:numFmt w:val="decimal"/>
-      <w:lvlText w:val=""/>
-      <w:lvlJc w:val="left"/>
-    </w:lvl>
-    <w:lvl w:ilvl="3" w:tplc="A91E7084">
-      <w:numFmt w:val="decimal"/>
-      <w:lvlText w:val=""/>
-      <w:lvlJc w:val="left"/>
-    </w:lvl>
-    <w:lvl w:ilvl="4" w:tplc="F47A9DA8">
-      <w:numFmt w:val="decimal"/>
-      <w:lvlText w:val=""/>
-      <w:lvlJc w:val="left"/>
-    </w:lvl>
-    <w:lvl w:ilvl="5" w:tplc="E6665AD6">
-      <w:numFmt w:val="decimal"/>
-      <w:lvlText w:val=""/>
-      <w:lvlJc w:val="left"/>
-    </w:lvl>
-    <w:lvl w:ilvl="6" w:tplc="232C974A">
-      <w:numFmt w:val="decimal"/>
-      <w:lvlText w:val=""/>
-      <w:lvlJc w:val="left"/>
-    </w:lvl>
-    <w:lvl w:ilvl="7" w:tplc="5CC672F2">
-      <w:numFmt w:val="decimal"/>
-      <w:lvlText w:val=""/>
-      <w:lvlJc w:val="left"/>
-    </w:lvl>
-    <w:lvl w:ilvl="8" w:tplc="2F5A0FD8">
-      <w:numFmt w:val="decimal"/>
-      <w:lvlText w:val=""/>
-      <w:lvlJc w:val="left"/>
-    </w:lvl>
-  </w:abstractNum>
-  <w:abstractNum w:abstractNumId="7" w15:restartNumberingAfterBreak="0">
-    <w:nsid w:val="4F246FD0"/>
-    <w:multiLevelType w:val="hybridMultilevel"/>
-    <w:tmpl w:val="BB78872A"/>
-    <w:lvl w:ilvl="0" w:tplc="D35E6ED4">
-      <w:start w:val="1"/>
-      <w:numFmt w:val="decimal"/>
-      <w:lvlText w:val="%1."/>
-      <w:lvlJc w:val="left"/>
-      <w:pPr>
-        <w:ind w:left="360" w:hanging="300"/>
-      </w:pPr>
-    </w:lvl>
-    <w:lvl w:ilvl="1" w:tplc="21F287EE" w:tentative="1">
-      <w:start w:val="1"/>
-      <w:numFmt w:val="lowerLetter"/>
-      <w:lvlText w:val="%2."/>
-      <w:lvlJc w:val="left"/>
-      <w:pPr>
-        <w:ind w:left="720" w:hanging="300"/>
-      </w:pPr>
-    </w:lvl>
-    <w:lvl w:ilvl="2" w:tplc="2F94A148">
-      <w:numFmt w:val="decimal"/>
-      <w:lvlText w:val=""/>
-      <w:lvlJc w:val="left"/>
-    </w:lvl>
-    <w:lvl w:ilvl="3" w:tplc="CB621228">
-      <w:numFmt w:val="decimal"/>
-      <w:lvlText w:val=""/>
-      <w:lvlJc w:val="left"/>
-    </w:lvl>
-    <w:lvl w:ilvl="4" w:tplc="FDB83824">
-      <w:numFmt w:val="decimal"/>
-      <w:lvlText w:val=""/>
-      <w:lvlJc w:val="left"/>
-    </w:lvl>
-    <w:lvl w:ilvl="5" w:tplc="1DE66EB4">
-      <w:numFmt w:val="decimal"/>
-      <w:lvlText w:val=""/>
-      <w:lvlJc w:val="left"/>
-    </w:lvl>
-    <w:lvl w:ilvl="6" w:tplc="5442E2C4">
-      <w:numFmt w:val="decimal"/>
-      <w:lvlText w:val=""/>
-      <w:lvlJc w:val="left"/>
-    </w:lvl>
-    <w:lvl w:ilvl="7" w:tplc="FCC237E6">
-      <w:numFmt w:val="decimal"/>
-      <w:lvlText w:val=""/>
-      <w:lvlJc w:val="left"/>
-    </w:lvl>
-    <w:lvl w:ilvl="8" w:tplc="C45EEC82">
-      <w:numFmt w:val="decimal"/>
-      <w:lvlText w:val=""/>
-      <w:lvlJc w:val="left"/>
-    </w:lvl>
-  </w:abstractNum>
-  <w:abstractNum w:abstractNumId="8" w15:restartNumberingAfterBreak="0">
-    <w:nsid w:val="521816F3"/>
-    <w:multiLevelType w:val="hybridMultilevel"/>
-    <w:tmpl w:val="5FB6365A"/>
-    <w:lvl w:ilvl="0" w:tplc="8A7C1A80">
-      <w:start w:val="1"/>
-      <w:numFmt w:val="decimal"/>
-      <w:lvlText w:val="%1."/>
-      <w:lvlJc w:val="left"/>
-      <w:pPr>
-        <w:ind w:left="360" w:hanging="300"/>
-      </w:pPr>
-    </w:lvl>
-    <w:lvl w:ilvl="1" w:tplc="041C0756" w:tentative="1">
-      <w:start w:val="1"/>
-      <w:numFmt w:val="lowerLetter"/>
-      <w:lvlText w:val="%2."/>
-      <w:lvlJc w:val="left"/>
-      <w:pPr>
-        <w:ind w:left="720" w:hanging="300"/>
-      </w:pPr>
-    </w:lvl>
-    <w:lvl w:ilvl="2" w:tplc="B552C0FA">
-      <w:numFmt w:val="decimal"/>
-      <w:lvlText w:val=""/>
-      <w:lvlJc w:val="left"/>
-    </w:lvl>
-    <w:lvl w:ilvl="3" w:tplc="DEB8E206">
-      <w:numFmt w:val="decimal"/>
-      <w:lvlText w:val=""/>
-      <w:lvlJc w:val="left"/>
-    </w:lvl>
-    <w:lvl w:ilvl="4" w:tplc="C0760C0C">
-      <w:numFmt w:val="decimal"/>
-      <w:lvlText w:val=""/>
-      <w:lvlJc w:val="left"/>
-    </w:lvl>
-    <w:lvl w:ilvl="5" w:tplc="A0D46E8E">
-      <w:numFmt w:val="decimal"/>
-      <w:lvlText w:val=""/>
-      <w:lvlJc w:val="left"/>
-    </w:lvl>
-    <w:lvl w:ilvl="6" w:tplc="AF920146">
-      <w:numFmt w:val="decimal"/>
-      <w:lvlText w:val=""/>
-      <w:lvlJc w:val="left"/>
-    </w:lvl>
-    <w:lvl w:ilvl="7" w:tplc="12582D28">
-      <w:numFmt w:val="decimal"/>
-      <w:lvlText w:val=""/>
-      <w:lvlJc w:val="left"/>
-    </w:lvl>
-    <w:lvl w:ilvl="8" w:tplc="C2024392">
-      <w:numFmt w:val="decimal"/>
-      <w:lvlText w:val=""/>
-      <w:lvlJc w:val="left"/>
-    </w:lvl>
-  </w:abstractNum>
-  <w:abstractNum w:abstractNumId="9" w15:restartNumberingAfterBreak="0">
-    <w:nsid w:val="63810550"/>
-    <w:multiLevelType w:val="hybridMultilevel"/>
-    <w:tmpl w:val="1A5E0E60"/>
-    <w:lvl w:ilvl="0" w:tplc="C9685416">
-      <w:start w:val="1"/>
-      <w:numFmt w:val="decimal"/>
-      <w:lvlText w:val="%1."/>
-      <w:lvlJc w:val="left"/>
-      <w:pPr>
-        <w:ind w:left="360" w:hanging="300"/>
-      </w:pPr>
-    </w:lvl>
-    <w:lvl w:ilvl="1" w:tplc="3F2E5AE4" w:tentative="1">
-      <w:start w:val="1"/>
-      <w:numFmt w:val="lowerLetter"/>
-      <w:lvlText w:val="%2."/>
-      <w:lvlJc w:val="left"/>
-      <w:pPr>
-        <w:ind w:left="720" w:hanging="300"/>
-      </w:pPr>
-    </w:lvl>
-    <w:lvl w:ilvl="2" w:tplc="3CD42044">
-      <w:numFmt w:val="decimal"/>
-      <w:lvlText w:val=""/>
-      <w:lvlJc w:val="left"/>
-    </w:lvl>
-    <w:lvl w:ilvl="3" w:tplc="3E00F898">
-      <w:numFmt w:val="decimal"/>
-      <w:lvlText w:val=""/>
-      <w:lvlJc w:val="left"/>
-    </w:lvl>
-    <w:lvl w:ilvl="4" w:tplc="8618D86E">
-      <w:numFmt w:val="decimal"/>
-      <w:lvlText w:val=""/>
-      <w:lvlJc w:val="left"/>
-    </w:lvl>
-    <w:lvl w:ilvl="5" w:tplc="71CE6CF4">
-      <w:numFmt w:val="decimal"/>
-      <w:lvlText w:val=""/>
-      <w:lvlJc w:val="left"/>
-    </w:lvl>
-    <w:lvl w:ilvl="6" w:tplc="3B326362">
-      <w:numFmt w:val="decimal"/>
-      <w:lvlText w:val=""/>
-      <w:lvlJc w:val="left"/>
-    </w:lvl>
-    <w:lvl w:ilvl="7" w:tplc="3CDAD04E">
-      <w:numFmt w:val="decimal"/>
-      <w:lvlText w:val=""/>
-      <w:lvlJc w:val="left"/>
-    </w:lvl>
-    <w:lvl w:ilvl="8" w:tplc="B9A2F83C">
-      <w:numFmt w:val="decimal"/>
-      <w:lvlText w:val=""/>
-      <w:lvlJc w:val="left"/>
-    </w:lvl>
-  </w:abstractNum>
-  <w:abstractNum w:abstractNumId="10" w15:restartNumberingAfterBreak="0">
-    <w:nsid w:val="65B35D93"/>
-    <w:multiLevelType w:val="hybridMultilevel"/>
-    <w:tmpl w:val="35AA19AE"/>
-    <w:lvl w:ilvl="0" w:tplc="A8E63120">
-      <w:start w:val="1"/>
-      <w:numFmt w:val="decimal"/>
-      <w:lvlText w:val="%1."/>
-      <w:lvlJc w:val="left"/>
-      <w:pPr>
-        <w:ind w:left="360" w:hanging="300"/>
-      </w:pPr>
-    </w:lvl>
-    <w:lvl w:ilvl="1" w:tplc="EC1C7680" w:tentative="1">
-      <w:start w:val="1"/>
-      <w:numFmt w:val="lowerLetter"/>
-      <w:lvlText w:val="%2."/>
-      <w:lvlJc w:val="left"/>
-      <w:pPr>
-        <w:ind w:left="720" w:hanging="300"/>
-      </w:pPr>
-    </w:lvl>
-    <w:lvl w:ilvl="2" w:tplc="75FA6FA4">
-      <w:numFmt w:val="decimal"/>
-      <w:lvlText w:val=""/>
-      <w:lvlJc w:val="left"/>
-    </w:lvl>
-    <w:lvl w:ilvl="3" w:tplc="68920248">
-      <w:numFmt w:val="decimal"/>
-      <w:lvlText w:val=""/>
-      <w:lvlJc w:val="left"/>
-    </w:lvl>
-    <w:lvl w:ilvl="4" w:tplc="CDBADD24">
-      <w:numFmt w:val="decimal"/>
-      <w:lvlText w:val=""/>
-      <w:lvlJc w:val="left"/>
-    </w:lvl>
-    <w:lvl w:ilvl="5" w:tplc="3DBA8182">
-      <w:numFmt w:val="decimal"/>
-      <w:lvlText w:val=""/>
-      <w:lvlJc w:val="left"/>
-    </w:lvl>
-    <w:lvl w:ilvl="6" w:tplc="D19260FC">
-      <w:numFmt w:val="decimal"/>
-      <w:lvlText w:val=""/>
-      <w:lvlJc w:val="left"/>
-    </w:lvl>
-    <w:lvl w:ilvl="7" w:tplc="0096EAC8">
-      <w:numFmt w:val="decimal"/>
-      <w:lvlText w:val=""/>
-      <w:lvlJc w:val="left"/>
-    </w:lvl>
-    <w:lvl w:ilvl="8" w:tplc="95E26524">
-      <w:numFmt w:val="decimal"/>
-      <w:lvlText w:val=""/>
-      <w:lvlJc w:val="left"/>
-    </w:lvl>
-  </w:abstractNum>
-  <w:abstractNum w:abstractNumId="11" w15:restartNumberingAfterBreak="0">
-    <w:nsid w:val="7C483573"/>
-    <w:multiLevelType w:val="hybridMultilevel"/>
-    <w:tmpl w:val="706E9CF6"/>
-    <w:lvl w:ilvl="0" w:tplc="24042C3A">
-      <w:start w:val="1"/>
-      <w:numFmt w:val="decimal"/>
-      <w:lvlText w:val="%1."/>
-      <w:lvlJc w:val="left"/>
-      <w:pPr>
-        <w:ind w:left="360" w:hanging="300"/>
-      </w:pPr>
-    </w:lvl>
-    <w:lvl w:ilvl="1" w:tplc="03449562" w:tentative="1">
-      <w:start w:val="1"/>
-      <w:numFmt w:val="lowerLetter"/>
-      <w:lvlText w:val="%2."/>
-      <w:lvlJc w:val="left"/>
-      <w:pPr>
-        <w:ind w:left="720" w:hanging="300"/>
-      </w:pPr>
-    </w:lvl>
-    <w:lvl w:ilvl="2" w:tplc="75723B32">
-      <w:numFmt w:val="decimal"/>
-      <w:lvlText w:val=""/>
-      <w:lvlJc w:val="left"/>
-    </w:lvl>
-    <w:lvl w:ilvl="3" w:tplc="57C0F73C">
-      <w:numFmt w:val="decimal"/>
-      <w:lvlText w:val=""/>
-      <w:lvlJc w:val="left"/>
-    </w:lvl>
-    <w:lvl w:ilvl="4" w:tplc="7B862770">
-      <w:numFmt w:val="decimal"/>
-      <w:lvlText w:val=""/>
-      <w:lvlJc w:val="left"/>
-    </w:lvl>
-    <w:lvl w:ilvl="5" w:tplc="79F635F0">
-      <w:numFmt w:val="decimal"/>
-      <w:lvlText w:val=""/>
-      <w:lvlJc w:val="left"/>
-    </w:lvl>
-    <w:lvl w:ilvl="6" w:tplc="989031E8">
-      <w:numFmt w:val="decimal"/>
-      <w:lvlText w:val=""/>
-      <w:lvlJc w:val="left"/>
-    </w:lvl>
-    <w:lvl w:ilvl="7" w:tplc="189C7210">
-      <w:numFmt w:val="decimal"/>
-      <w:lvlText w:val=""/>
-      <w:lvlJc w:val="left"/>
-    </w:lvl>
-    <w:lvl w:ilvl="8" w:tplc="6764DE92">
-      <w:numFmt w:val="decimal"/>
-      <w:lvlText w:val=""/>
-      <w:lvlJc w:val="left"/>
-    </w:lvl>
-  </w:abstractNum>
-  <w:num w:numId="1" w16cid:durableId="1580947554">
+  <w:num w:numId="1" w16cid:durableId="973605563">
+    <w:abstractNumId w:val="2"/>
+    <w:lvlOverride w:ilvl="0">
+      <w:startOverride w:val="1"/>
+    </w:lvlOverride>
+  </w:num>
+  <w:num w:numId="2" w16cid:durableId="272254385">
+    <w:abstractNumId w:val="6"/>
+    <w:lvlOverride w:ilvl="0">
+      <w:startOverride w:val="1"/>
+    </w:lvlOverride>
+  </w:num>
+  <w:num w:numId="3" w16cid:durableId="1107654296">
+    <w:abstractNumId w:val="4"/>
+    <w:lvlOverride w:ilvl="0">
+      <w:startOverride w:val="1"/>
+    </w:lvlOverride>
+  </w:num>
+  <w:num w:numId="4" w16cid:durableId="1879780283">
     <w:abstractNumId w:val="1"/>
     <w:lvlOverride w:ilvl="0">
       <w:startOverride w:val="1"/>
     </w:lvlOverride>
   </w:num>
-  <w:num w:numId="2" w16cid:durableId="1133668310">
+  <w:num w:numId="5" w16cid:durableId="965743176">
+    <w:abstractNumId w:val="8"/>
+    <w:lvlOverride w:ilvl="0">
+      <w:startOverride w:val="1"/>
+    </w:lvlOverride>
+  </w:num>
+  <w:num w:numId="6" w16cid:durableId="160241667">
+    <w:abstractNumId w:val="7"/>
+    <w:lvlOverride w:ilvl="0">
+      <w:startOverride w:val="1"/>
+    </w:lvlOverride>
+  </w:num>
+  <w:num w:numId="7" w16cid:durableId="1929315441">
+    <w:abstractNumId w:val="10"/>
+    <w:lvlOverride w:ilvl="0">
+      <w:startOverride w:val="1"/>
+    </w:lvlOverride>
+  </w:num>
+  <w:num w:numId="8" w16cid:durableId="2040623542">
+    <w:abstractNumId w:val="5"/>
+    <w:lvlOverride w:ilvl="0">
+      <w:startOverride w:val="1"/>
+    </w:lvlOverride>
+  </w:num>
+  <w:num w:numId="9" w16cid:durableId="2020545934">
     <w:abstractNumId w:val="3"/>
     <w:lvlOverride w:ilvl="0">
       <w:startOverride w:val="1"/>
     </w:lvlOverride>
   </w:num>
-  <w:num w:numId="3" w16cid:durableId="1177695237">
-    <w:abstractNumId w:val="7"/>
-    <w:lvlOverride w:ilvl="0">
-      <w:startOverride w:val="1"/>
-    </w:lvlOverride>
-  </w:num>
-  <w:num w:numId="4" w16cid:durableId="1904951602">
-    <w:abstractNumId w:val="8"/>
-    <w:lvlOverride w:ilvl="0">
-      <w:startOverride w:val="1"/>
-    </w:lvlOverride>
-  </w:num>
-  <w:num w:numId="5" w16cid:durableId="1639721043">
-    <w:abstractNumId w:val="5"/>
-    <w:lvlOverride w:ilvl="0">
-      <w:startOverride w:val="1"/>
-    </w:lvlOverride>
-  </w:num>
-  <w:num w:numId="6" w16cid:durableId="386299342">
-    <w:abstractNumId w:val="2"/>
-    <w:lvlOverride w:ilvl="0">
-      <w:startOverride w:val="1"/>
-    </w:lvlOverride>
-  </w:num>
-  <w:num w:numId="7" w16cid:durableId="1170560250">
-    <w:abstractNumId w:val="4"/>
-    <w:lvlOverride w:ilvl="0">
-      <w:startOverride w:val="1"/>
-    </w:lvlOverride>
-  </w:num>
-  <w:num w:numId="8" w16cid:durableId="1752124043">
-    <w:abstractNumId w:val="9"/>
-    <w:lvlOverride w:ilvl="0">
-      <w:startOverride w:val="1"/>
-    </w:lvlOverride>
-  </w:num>
-  <w:num w:numId="9" w16cid:durableId="1871608328">
-    <w:abstractNumId w:val="10"/>
-    <w:lvlOverride w:ilvl="0">
-      <w:startOverride w:val="1"/>
-    </w:lvlOverride>
-  </w:num>
-  <w:num w:numId="10" w16cid:durableId="1550530133">
-    <w:abstractNumId w:val="11"/>
-    <w:lvlOverride w:ilvl="0">
-      <w:startOverride w:val="1"/>
-    </w:lvlOverride>
-  </w:num>
-  <w:num w:numId="11" w16cid:durableId="625240887">
-    <w:abstractNumId w:val="6"/>
+  <w:num w:numId="10" w16cid:durableId="65034289">
+    <w:abstractNumId w:val="0"/>
     <w:lvlOverride w:ilvl="0">
       <w:startOverride w:val="1"/>
     </w:lvlOverride>
@@ -6536,7 +5886,7 @@
     <w:autoRedefine/>
     <w:uiPriority w:val="39"/>
     <w:unhideWhenUsed/>
-    <w:rsid w:val="008A4196"/>
+    <w:rsid w:val="009B03BB"/>
     <w:pPr>
       <w:spacing w:after="100"/>
     </w:pPr>

--- a/discoverer-neo/docs/user-guide/manual/Discoverer-Neo-MANAGER-Guide-Quick-fr-FR.docx
+++ b/discoverer-neo/docs/user-guide/manual/Discoverer-Neo-MANAGER-Guide-Quick-fr-FR.docx
@@ -74,7 +74,7 @@
     <w:sdt>
       <w:sdtPr>
         <w:alias w:val="Sommaire"/>
-        <w:id w:val="-890345599"/>
+        <w:id w:val="2072848861"/>
       </w:sdtPr>
       <w:sdtEndPr/>
       <w:sdtContent>
@@ -102,7 +102,7 @@
           <w:r>
             <w:fldChar w:fldCharType="separate"/>
           </w:r>
-          <w:hyperlink w:anchor="_Toc241692269" w:history="1">
+          <w:hyperlink w:anchor="_Toc241692881" w:history="1">
             <w:r>
               <w:rPr>
                 <w:rStyle w:val="Hiperligao"/>
@@ -126,7 +126,7 @@
               <w:rPr>
                 <w:noProof/>
               </w:rPr>
-              <w:instrText xml:space="preserve"> PAGEREF _Toc241692269 \h </w:instrText>
+              <w:instrText xml:space="preserve"> PAGEREF _Toc241692881 \h </w:instrText>
             </w:r>
             <w:r>
               <w:rPr>
@@ -168,7 +168,7 @@
               <w14:ligatures w14:val="standardContextual"/>
             </w:rPr>
           </w:pPr>
-          <w:hyperlink w:anchor="_Toc241692270" w:history="1">
+          <w:hyperlink w:anchor="_Toc241692882" w:history="1">
             <w:r>
               <w:rPr>
                 <w:rStyle w:val="Hiperligao"/>
@@ -192,7 +192,7 @@
               <w:rPr>
                 <w:noProof/>
               </w:rPr>
-              <w:instrText xml:space="preserve"> PAGEREF _Toc241692270 \h </w:instrText>
+              <w:instrText xml:space="preserve"> PAGEREF _Toc241692882 \h </w:instrText>
             </w:r>
             <w:r>
               <w:rPr>
@@ -234,7 +234,7 @@
               <w14:ligatures w14:val="standardContextual"/>
             </w:rPr>
           </w:pPr>
-          <w:hyperlink w:anchor="_Toc241692271" w:history="1">
+          <w:hyperlink w:anchor="_Toc241692883" w:history="1">
             <w:r>
               <w:rPr>
                 <w:rStyle w:val="Hiperligao"/>
@@ -258,7 +258,7 @@
               <w:rPr>
                 <w:noProof/>
               </w:rPr>
-              <w:instrText xml:space="preserve"> PAGEREF _Toc241692271 \h </w:instrText>
+              <w:instrText xml:space="preserve"> PAGEREF _Toc241692883 \h </w:instrText>
             </w:r>
             <w:r>
               <w:rPr>
@@ -300,7 +300,7 @@
               <w14:ligatures w14:val="standardContextual"/>
             </w:rPr>
           </w:pPr>
-          <w:hyperlink w:anchor="_Toc241692272" w:history="1">
+          <w:hyperlink w:anchor="_Toc241692884" w:history="1">
             <w:r>
               <w:rPr>
                 <w:rStyle w:val="Hiperligao"/>
@@ -324,7 +324,7 @@
               <w:rPr>
                 <w:noProof/>
               </w:rPr>
-              <w:instrText xml:space="preserve"> PAGEREF _Toc241692272 \h </w:instrText>
+              <w:instrText xml:space="preserve"> PAGEREF _Toc241692884 \h </w:instrText>
             </w:r>
             <w:r>
               <w:rPr>
@@ -366,7 +366,7 @@
               <w14:ligatures w14:val="standardContextual"/>
             </w:rPr>
           </w:pPr>
-          <w:hyperlink w:anchor="_Toc241692273" w:history="1">
+          <w:hyperlink w:anchor="_Toc241692885" w:history="1">
             <w:r>
               <w:rPr>
                 <w:rStyle w:val="Hiperligao"/>
@@ -390,7 +390,7 @@
               <w:rPr>
                 <w:noProof/>
               </w:rPr>
-              <w:instrText xml:space="preserve"> PAGEREF _Toc241692273 \h </w:instrText>
+              <w:instrText xml:space="preserve"> PAGEREF _Toc241692885 \h </w:instrText>
             </w:r>
             <w:r>
               <w:rPr>
@@ -432,7 +432,7 @@
               <w14:ligatures w14:val="standardContextual"/>
             </w:rPr>
           </w:pPr>
-          <w:hyperlink w:anchor="_Toc241692274" w:history="1">
+          <w:hyperlink w:anchor="_Toc241692886" w:history="1">
             <w:r>
               <w:rPr>
                 <w:rStyle w:val="Hiperligao"/>
@@ -456,7 +456,7 @@
               <w:rPr>
                 <w:noProof/>
               </w:rPr>
-              <w:instrText xml:space="preserve"> PAGEREF _Toc241692274 \h </w:instrText>
+              <w:instrText xml:space="preserve"> PAGEREF _Toc241692886 \h </w:instrText>
             </w:r>
             <w:r>
               <w:rPr>
@@ -498,7 +498,7 @@
               <w14:ligatures w14:val="standardContextual"/>
             </w:rPr>
           </w:pPr>
-          <w:hyperlink w:anchor="_Toc241692275" w:history="1">
+          <w:hyperlink w:anchor="_Toc241692887" w:history="1">
             <w:r>
               <w:rPr>
                 <w:rStyle w:val="Hiperligao"/>
@@ -522,7 +522,7 @@
               <w:rPr>
                 <w:noProof/>
               </w:rPr>
-              <w:instrText xml:space="preserve"> PAGEREF _Toc241692275 \h </w:instrText>
+              <w:instrText xml:space="preserve"> PAGEREF _Toc241692887 \h </w:instrText>
             </w:r>
             <w:r>
               <w:rPr>
@@ -564,7 +564,7 @@
               <w14:ligatures w14:val="standardContextual"/>
             </w:rPr>
           </w:pPr>
-          <w:hyperlink w:anchor="_Toc241692276" w:history="1">
+          <w:hyperlink w:anchor="_Toc241692888" w:history="1">
             <w:r>
               <w:rPr>
                 <w:rStyle w:val="Hiperligao"/>
@@ -588,7 +588,7 @@
               <w:rPr>
                 <w:noProof/>
               </w:rPr>
-              <w:instrText xml:space="preserve"> PAGEREF _Toc241692276 \h </w:instrText>
+              <w:instrText xml:space="preserve"> PAGEREF _Toc241692888 \h </w:instrText>
             </w:r>
             <w:r>
               <w:rPr>
@@ -630,7 +630,7 @@
               <w14:ligatures w14:val="standardContextual"/>
             </w:rPr>
           </w:pPr>
-          <w:hyperlink w:anchor="_Toc241692277" w:history="1">
+          <w:hyperlink w:anchor="_Toc241692889" w:history="1">
             <w:r>
               <w:rPr>
                 <w:rStyle w:val="Hiperligao"/>
@@ -654,7 +654,7 @@
               <w:rPr>
                 <w:noProof/>
               </w:rPr>
-              <w:instrText xml:space="preserve"> PAGEREF _Toc241692277 \h </w:instrText>
+              <w:instrText xml:space="preserve"> PAGEREF _Toc241692889 \h </w:instrText>
             </w:r>
             <w:r>
               <w:rPr>
@@ -696,7 +696,7 @@
               <w14:ligatures w14:val="standardContextual"/>
             </w:rPr>
           </w:pPr>
-          <w:hyperlink w:anchor="_Toc241692278" w:history="1">
+          <w:hyperlink w:anchor="_Toc241692890" w:history="1">
             <w:r>
               <w:rPr>
                 <w:rStyle w:val="Hiperligao"/>
@@ -720,7 +720,7 @@
               <w:rPr>
                 <w:noProof/>
               </w:rPr>
-              <w:instrText xml:space="preserve"> PAGEREF _Toc241692278 \h </w:instrText>
+              <w:instrText xml:space="preserve"> PAGEREF _Toc241692890 \h </w:instrText>
             </w:r>
             <w:r>
               <w:rPr>
@@ -768,7 +768,7 @@
       <w:pPr>
         <w:pStyle w:val="Ttulo1"/>
       </w:pPr>
-      <w:bookmarkStart w:id="0" w:name="_Toc241692269"/>
+      <w:bookmarkStart w:id="0" w:name="_Toc241692881"/>
       <w:r>
         <w:lastRenderedPageBreak/>
         <w:t>Votre rôle en une page</w:t>
@@ -1499,7 +1499,7 @@
         <w:pStyle w:val="Ttulo1"/>
         <w:pageBreakBefore/>
       </w:pPr>
-      <w:bookmarkStart w:id="1" w:name="_Toc241692270"/>
+      <w:bookmarkStart w:id="1" w:name="_Toc241692882"/>
       <w:r>
         <w:lastRenderedPageBreak/>
         <w:t>Cartes</w:t>
@@ -1532,10 +1532,10 @@
           <w:noProof/>
         </w:rPr>
         <w:drawing>
-          <wp:inline distT="0" distB="0" distL="0" distR="0" wp14:anchorId="12A0A7DD" wp14:editId="385486F4">
+          <wp:inline distT="0" distB="0" distL="0" distR="0" wp14:anchorId="1E630F11" wp14:editId="5945BDBD">
             <wp:extent cx="5715000" cy="3429000"/>
             <wp:effectExtent l="0" t="0" r="0" b="0"/>
-            <wp:docPr id="284" name="02-maps-all.png" descr="La liste Cartes, onglet Tous, avec les icônes Copier, Partager, Planifier et Exporter sur chaque ligne." title="La liste Cartes, onglet Tous, avec les icônes Copier, Partager, Planifier et Exporter sur chaque ligne."/>
+            <wp:docPr id="88" name="02-maps-all.png" descr="La liste Cartes, onglet Tous, avec les icônes Copier, Partager, Planifier et Exporter sur chaque ligne." title="La liste Cartes, onglet Tous, avec les icônes Copier, Partager, Planifier et Exporter sur chaque ligne."/>
             <wp:cNvGraphicFramePr>
               <a:graphicFrameLocks xmlns:a="http://schemas.openxmlformats.org/drawingml/2006/main" noChangeAspect="1"/>
             </wp:cNvGraphicFramePr>
@@ -1996,7 +1996,7 @@
         <w:pStyle w:val="Ttulo1"/>
         <w:pageBreakBefore/>
       </w:pPr>
-      <w:bookmarkStart w:id="2" w:name="_Toc241692271"/>
+      <w:bookmarkStart w:id="2" w:name="_Toc241692883"/>
       <w:r>
         <w:lastRenderedPageBreak/>
         <w:t>Partager une carte</w:t>
@@ -2019,10 +2019,10 @@
           <w:noProof/>
         </w:rPr>
         <w:drawing>
-          <wp:inline distT="0" distB="0" distL="0" distR="0" wp14:anchorId="1DCA04ED" wp14:editId="6A2BBA1B">
+          <wp:inline distT="0" distB="0" distL="0" distR="0" wp14:anchorId="638CEF33" wp14:editId="30C154D0">
             <wp:extent cx="3743325" cy="4029075"/>
             <wp:effectExtent l="0" t="0" r="0" b="0"/>
-            <wp:docPr id="285" name="03-share-dialog.png" descr="La boîte de dialogue Partager la carte avec une zone de recherche et les boutons Peut consulter, Peut exporter et Peut modifier." title="La boîte de dialogue Partager la carte avec une zone de recherche et les boutons Peut consulter, Peut exporter et Peut modifier."/>
+            <wp:docPr id="89" name="03-share-dialog.png" descr="La boîte de dialogue Partager la carte avec une zone de recherche et les boutons Peut consulter, Peut exporter et Peut modifier." title="La boîte de dialogue Partager la carte avec une zone de recherche et les boutons Peut consulter, Peut exporter et Peut modifier."/>
             <wp:cNvGraphicFramePr>
               <a:graphicFrameLocks xmlns:a="http://schemas.openxmlformats.org/drawingml/2006/main" noChangeAspect="1"/>
             </wp:cNvGraphicFramePr>
@@ -2422,7 +2422,7 @@
         <w:pStyle w:val="Ttulo1"/>
         <w:pageBreakBefore/>
       </w:pPr>
-      <w:bookmarkStart w:id="3" w:name="_Toc241692272"/>
+      <w:bookmarkStart w:id="3" w:name="_Toc241692884"/>
       <w:r>
         <w:lastRenderedPageBreak/>
         <w:t>Consulter, exécuter et exporter</w:t>
@@ -2445,10 +2445,10 @@
           <w:noProof/>
         </w:rPr>
         <w:drawing>
-          <wp:inline distT="0" distB="0" distL="0" distR="0" wp14:anchorId="2A8F9EFD" wp14:editId="62D30914">
+          <wp:inline distT="0" distB="0" distL="0" distR="0" wp14:anchorId="03DF8EE0" wp14:editId="3278DCA6">
             <wp:extent cx="5715000" cy="3571875"/>
             <wp:effectExtent l="0" t="0" r="0" b="0"/>
-            <wp:docPr id="286" name="06-viewer-results.png" descr="Une exécution terminée avec les boutons Excel, CSV et PDF au-dessus de la grille de résultats." title="Une exécution terminée avec les boutons Excel, CSV et PDF au-dessus de la grille de résultats."/>
+            <wp:docPr id="90" name="06-viewer-results.png" descr="Une exécution terminée avec les boutons Excel, CSV et PDF au-dessus de la grille de résultats." title="Une exécution terminée avec les boutons Excel, CSV et PDF au-dessus de la grille de résultats."/>
             <wp:cNvGraphicFramePr>
               <a:graphicFrameLocks xmlns:a="http://schemas.openxmlformats.org/drawingml/2006/main" noChangeAspect="1"/>
             </wp:cNvGraphicFramePr>
@@ -2643,7 +2643,7 @@
         <w:pStyle w:val="Ttulo1"/>
         <w:pageBreakBefore/>
       </w:pPr>
-      <w:bookmarkStart w:id="4" w:name="_Toc241692273"/>
+      <w:bookmarkStart w:id="4" w:name="_Toc241692885"/>
       <w:r>
         <w:lastRenderedPageBreak/>
         <w:t>Créateur de cartes</w:t>
@@ -2676,10 +2676,10 @@
           <w:noProof/>
         </w:rPr>
         <w:drawing>
-          <wp:inline distT="0" distB="0" distL="0" distR="0" wp14:anchorId="551034CF" wp14:editId="69C6BC4B">
+          <wp:inline distT="0" distB="0" distL="0" distR="0" wp14:anchorId="61B5ABC3" wp14:editId="118B416B">
             <wp:extent cx="5715000" cy="3571875"/>
             <wp:effectExtent l="0" t="0" r="0" b="0"/>
-            <wp:docPr id="287" name="05-builder-overview.png" descr="Le créateur de cartes avec l'arborescence Domaines d'activité, la zone Colonnes et le panneau Propriétés." title="Le créateur de cartes avec l'arborescence Domaines d'activité, la zone Colonnes et le panneau Propriétés."/>
+            <wp:docPr id="91" name="05-builder-overview.png" descr="Le créateur de cartes avec l'arborescence Domaines d'activité, la zone Colonnes et le panneau Propriétés." title="Le créateur de cartes avec l'arborescence Domaines d'activité, la zone Colonnes et le panneau Propriétés."/>
             <wp:cNvGraphicFramePr>
               <a:graphicFrameLocks xmlns:a="http://schemas.openxmlformats.org/drawingml/2006/main" noChangeAspect="1"/>
             </wp:cNvGraphicFramePr>
@@ -2914,7 +2914,7 @@
         <w:pStyle w:val="Ttulo1"/>
         <w:pageBreakBefore/>
       </w:pPr>
-      <w:bookmarkStart w:id="5" w:name="_Toc241692274"/>
+      <w:bookmarkStart w:id="5" w:name="_Toc241692886"/>
       <w:r>
         <w:lastRenderedPageBreak/>
         <w:t>Planifications</w:t>
@@ -2937,10 +2937,10 @@
           <w:noProof/>
         </w:rPr>
         <w:drawing>
-          <wp:inline distT="0" distB="0" distL="0" distR="0" wp14:anchorId="083273F3" wp14:editId="1296D792">
+          <wp:inline distT="0" distB="0" distL="0" distR="0" wp14:anchorId="265956BA" wp14:editId="4C60E188">
             <wp:extent cx="5715000" cy="3571875"/>
             <wp:effectExtent l="0" t="0" r="0" b="0"/>
-            <wp:docPr id="288" name="38-schedules-list.png" descr="La page Planifications avec une planification en pause et ses icônes d'action." title="La page Planifications avec une planification en pause et ses icônes d'action."/>
+            <wp:docPr id="92" name="38-schedules-list.png" descr="La page Planifications avec une planification en pause et ses icônes d'action." title="La page Planifications avec une planification en pause et ses icônes d'action."/>
             <wp:cNvGraphicFramePr>
               <a:graphicFrameLocks xmlns:a="http://schemas.openxmlformats.org/drawingml/2006/main" noChangeAspect="1"/>
             </wp:cNvGraphicFramePr>
@@ -3473,7 +3473,7 @@
         <w:pStyle w:val="Ttulo1"/>
         <w:pageBreakBefore/>
       </w:pPr>
-      <w:bookmarkStart w:id="6" w:name="_Toc241692275"/>
+      <w:bookmarkStart w:id="6" w:name="_Toc241692887"/>
       <w:r>
         <w:lastRenderedPageBreak/>
         <w:t>Exécutions et exportations</w:t>
@@ -3513,10 +3513,10 @@
           <w:noProof/>
         </w:rPr>
         <w:drawing>
-          <wp:inline distT="0" distB="0" distL="0" distR="0" wp14:anchorId="3FD8A88C" wp14:editId="75C6D8A6">
+          <wp:inline distT="0" distB="0" distL="0" distR="0" wp14:anchorId="3BB8EE95" wp14:editId="40A58B3E">
             <wp:extent cx="5715000" cy="3571875"/>
             <wp:effectExtent l="0" t="0" r="0" b="0"/>
-            <wp:docPr id="289" name="10-runs.png" descr="La page Exécutions avec les filtres Carte, Statut et Type et la liste des exécutions." title="La page Exécutions avec les filtres Carte, Statut et Type et la liste des exécutions."/>
+            <wp:docPr id="93" name="10-runs.png" descr="La page Exécutions avec les filtres Carte, Statut et Type et la liste des exécutions." title="La page Exécutions avec les filtres Carte, Statut et Type et la liste des exécutions."/>
             <wp:cNvGraphicFramePr>
               <a:graphicFrameLocks xmlns:a="http://schemas.openxmlformats.org/drawingml/2006/main" noChangeAspect="1"/>
             </wp:cNvGraphicFramePr>
@@ -3688,7 +3688,7 @@
         <w:pStyle w:val="Ttulo1"/>
         <w:pageBreakBefore/>
       </w:pPr>
-      <w:bookmarkStart w:id="7" w:name="_Toc241692276"/>
+      <w:bookmarkStart w:id="7" w:name="_Toc241692888"/>
       <w:r>
         <w:lastRenderedPageBreak/>
         <w:t>Utilisateurs</w:t>
@@ -3721,10 +3721,10 @@
           <w:noProof/>
         </w:rPr>
         <w:drawing>
-          <wp:inline distT="0" distB="0" distL="0" distR="0" wp14:anchorId="687257AE" wp14:editId="059AA653">
-            <wp:extent cx="4362450" cy="2190750"/>
+          <wp:inline distT="0" distB="0" distL="0" distR="0" wp14:anchorId="29DB9D72" wp14:editId="6933E2AC">
+            <wp:extent cx="4362450" cy="1819275"/>
             <wp:effectExtent l="0" t="0" r="0" b="0"/>
-            <wp:docPr id="290" name="11-users-maps-dialog.png" descr="La boîte de dialogue Cartes d'un utilisateur, avec les listes de niveau de partage et les icônes de propriétaire et de retrait." title="La boîte de dialogue Cartes d'un utilisateur, avec les listes de niveau de partage et les icônes de propriétaire et de retrait."/>
+            <wp:docPr id="94" name="11-users-maps-dialog.png" descr="La boîte de dialogue Cartes d'un utilisateur, avec les listes de niveau de partage et les icônes de propriétaire et de retrait." title="La boîte de dialogue Cartes d'un utilisateur, avec les listes de niveau de partage et les icônes de propriétaire et de retrait."/>
             <wp:cNvGraphicFramePr>
               <a:graphicFrameLocks xmlns:a="http://schemas.openxmlformats.org/drawingml/2006/main" noChangeAspect="1"/>
             </wp:cNvGraphicFramePr>
@@ -3747,7 +3747,7 @@
                   <pic:spPr bwMode="auto">
                     <a:xfrm>
                       <a:off x="0" y="0"/>
-                      <a:ext cx="4362450" cy="2190750"/>
+                      <a:ext cx="4362450" cy="1819275"/>
                     </a:xfrm>
                     <a:prstGeom prst="rect">
                       <a:avLst/>
@@ -3876,7 +3876,7 @@
         <w:pStyle w:val="Ttulo1"/>
         <w:pageBreakBefore/>
       </w:pPr>
-      <w:bookmarkStart w:id="8" w:name="_Toc241692277"/>
+      <w:bookmarkStart w:id="8" w:name="_Toc241692889"/>
       <w:r>
         <w:lastRenderedPageBreak/>
         <w:t>Fonctions personnalisées et sources de données</w:t>
@@ -3919,10 +3919,10 @@
           <w:noProof/>
         </w:rPr>
         <w:drawing>
-          <wp:inline distT="0" distB="0" distL="0" distR="0" wp14:anchorId="18EB7826" wp14:editId="1C6D13E9">
+          <wp:inline distT="0" distB="0" distL="0" distR="0" wp14:anchorId="068BCC89" wp14:editId="3C325466">
             <wp:extent cx="5715000" cy="3571875"/>
             <wp:effectExtent l="0" t="0" r="0" b="0"/>
-            <wp:docPr id="291" name="08-custom-functions.png" descr="La page Fonctions personnalisées avec la liste, Tout actualiser et Nouvelle fonction." title="La page Fonctions personnalisées avec la liste, Tout actualiser et Nouvelle fonction."/>
+            <wp:docPr id="95" name="08-custom-functions.png" descr="La page Fonctions personnalisées avec la liste, Tout actualiser et Nouvelle fonction." title="La page Fonctions personnalisées avec la liste, Tout actualiser et Nouvelle fonction."/>
             <wp:cNvGraphicFramePr>
               <a:graphicFrameLocks xmlns:a="http://schemas.openxmlformats.org/drawingml/2006/main" noChangeAspect="1"/>
             </wp:cNvGraphicFramePr>
@@ -4174,7 +4174,7 @@
         <w:pStyle w:val="Ttulo1"/>
         <w:pageBreakBefore/>
       </w:pPr>
-      <w:bookmarkStart w:id="9" w:name="_Toc241692278"/>
+      <w:bookmarkStart w:id="9" w:name="_Toc241692890"/>
       <w:r>
         <w:lastRenderedPageBreak/>
         <w:t>Paramètres</w:t>
@@ -4207,10 +4207,10 @@
           <w:noProof/>
         </w:rPr>
         <w:drawing>
-          <wp:inline distT="0" distB="0" distL="0" distR="0" wp14:anchorId="1FA19DC6" wp14:editId="162E7D63">
+          <wp:inline distT="0" distB="0" distL="0" distR="0" wp14:anchorId="71DCA278" wp14:editId="3851D87F">
             <wp:extent cx="5715000" cy="3571875"/>
             <wp:effectExtent l="0" t="0" r="0" b="0"/>
-            <wp:docPr id="292" name="04-settings.png" descr="La page Paramètres avec les cartes Langue, Thème et Palette de couleurs." title="La page Paramètres avec les cartes Langue, Thème et Palette de couleurs."/>
+            <wp:docPr id="96" name="04-settings.png" descr="La page Paramètres avec les cartes Langue, Thème et Palette de couleurs." title="La page Paramètres avec les cartes Langue, Thème et Palette de couleurs."/>
             <wp:cNvGraphicFramePr>
               <a:graphicFrameLocks xmlns:a="http://schemas.openxmlformats.org/drawingml/2006/main" noChangeAspect="1"/>
             </wp:cNvGraphicFramePr>
@@ -4485,10 +4485,10 @@
 <file path=word/numbering.xml><?xml version="1.0" encoding="utf-8"?>
 <w:numbering xmlns:wpc="http://schemas.microsoft.com/office/word/2010/wordprocessingCanvas" xmlns:cx="http://schemas.microsoft.com/office/drawing/2014/chartex" xmlns:cx1="http://schemas.microsoft.com/office/drawing/2015/9/8/chartex" xmlns:cx2="http://schemas.microsoft.com/office/drawing/2015/10/21/chartex" xmlns:cx3="http://schemas.microsoft.com/office/drawing/2016/5/9/chartex" xmlns:cx4="http://schemas.microsoft.com/office/drawing/2016/5/10/chartex" xmlns:cx5="http://schemas.microsoft.com/office/drawing/2016/5/11/chartex" xmlns:cx6="http://schemas.microsoft.com/office/drawing/2016/5/12/chartex" xmlns:cx7="http://schemas.microsoft.com/office/drawing/2016/5/13/chartex" xmlns:cx8="http://schemas.microsoft.com/office/drawing/2016/5/14/chartex" xmlns:mc="http://schemas.openxmlformats.org/markup-compatibility/2006" xmlns:aink="http://schemas.microsoft.com/office/drawing/2016/ink" xmlns:am3d="http://schemas.microsoft.com/office/drawing/2017/model3d" xmlns:o="urn:schemas-microsoft-com:office:office" xmlns:oel="http://schemas.microsoft.com/office/2019/extlst" xmlns:r="http://schemas.openxmlformats.org/officeDocument/2006/relationships" xmlns:m="http://schemas.openxmlformats.org/officeDocument/2006/math" xmlns:v="urn:schemas-microsoft-com:vml" xmlns:wp14="http://schemas.microsoft.com/office/word/2010/wordprocessingDrawing" xmlns:wp="http://schemas.openxmlformats.org/drawingml/2006/wordprocessingDrawing" xmlns:w10="urn:schemas-microsoft-com:office:word" xmlns:w="http://schemas.openxmlformats.org/wordprocessingml/2006/main" xmlns:w14="http://schemas.microsoft.com/office/word/2010/wordml" xmlns:w15="http://schemas.microsoft.com/office/word/2012/wordml" xmlns:w16cex="http://schemas.microsoft.com/office/word/2018/wordml/cex" xmlns:w16cid="http://schemas.microsoft.com/office/word/2016/wordml/cid" xmlns:w16="http://schemas.microsoft.com/office/word/2018/wordml" xmlns:w16sdtdh="http://schemas.microsoft.com/office/word/2020/wordml/sdtdatahash" xmlns:w16se="http://schemas.microsoft.com/office/word/2015/wordml/symex" xmlns:wpg="http://schemas.microsoft.com/office/word/2010/wordprocessingGroup" xmlns:wpi="http://schemas.microsoft.com/office/word/2010/wordprocessingInk" xmlns:wne="http://schemas.microsoft.com/office/word/2006/wordml" xmlns:wps="http://schemas.microsoft.com/office/word/2010/wordprocessingShape" mc:Ignorable="w14 w15 w16se w16cid w16 w16cex w16sdtdh wp14">
   <w:abstractNum w:abstractNumId="0" w15:restartNumberingAfterBreak="0">
-    <w:nsid w:val="102228C1"/>
+    <w:nsid w:val="0FC079A6"/>
     <w:multiLevelType w:val="hybridMultilevel"/>
-    <w:tmpl w:val="747E7BB8"/>
-    <w:lvl w:ilvl="0" w:tplc="E5348DC2">
+    <w:tmpl w:val="2F147CA2"/>
+    <w:lvl w:ilvl="0" w:tplc="B742EE40">
       <w:start w:val="1"/>
       <w:numFmt w:val="decimal"/>
       <w:lvlText w:val="%1."/>
@@ -4497,7 +4497,7 @@
         <w:ind w:left="360" w:hanging="300"/>
       </w:pPr>
     </w:lvl>
-    <w:lvl w:ilvl="1" w:tplc="F4F4BF46" w:tentative="1">
+    <w:lvl w:ilvl="1" w:tplc="CA2EE204" w:tentative="1">
       <w:start w:val="1"/>
       <w:numFmt w:val="lowerLetter"/>
       <w:lvlText w:val="%2."/>
@@ -4506,47 +4506,47 @@
         <w:ind w:left="720" w:hanging="300"/>
       </w:pPr>
     </w:lvl>
-    <w:lvl w:ilvl="2" w:tplc="99E46A14">
-      <w:numFmt w:val="decimal"/>
-      <w:lvlText w:val=""/>
-      <w:lvlJc w:val="left"/>
-    </w:lvl>
-    <w:lvl w:ilvl="3" w:tplc="0CE2B872">
-      <w:numFmt w:val="decimal"/>
-      <w:lvlText w:val=""/>
-      <w:lvlJc w:val="left"/>
-    </w:lvl>
-    <w:lvl w:ilvl="4" w:tplc="6FB0356A">
-      <w:numFmt w:val="decimal"/>
-      <w:lvlText w:val=""/>
-      <w:lvlJc w:val="left"/>
-    </w:lvl>
-    <w:lvl w:ilvl="5" w:tplc="A1C0B50C">
-      <w:numFmt w:val="decimal"/>
-      <w:lvlText w:val=""/>
-      <w:lvlJc w:val="left"/>
-    </w:lvl>
-    <w:lvl w:ilvl="6" w:tplc="436AAE2C">
-      <w:numFmt w:val="decimal"/>
-      <w:lvlText w:val=""/>
-      <w:lvlJc w:val="left"/>
-    </w:lvl>
-    <w:lvl w:ilvl="7" w:tplc="459CF3F8">
-      <w:numFmt w:val="decimal"/>
-      <w:lvlText w:val=""/>
-      <w:lvlJc w:val="left"/>
-    </w:lvl>
-    <w:lvl w:ilvl="8" w:tplc="2B9C52AE">
+    <w:lvl w:ilvl="2" w:tplc="350C5FF0">
+      <w:numFmt w:val="decimal"/>
+      <w:lvlText w:val=""/>
+      <w:lvlJc w:val="left"/>
+    </w:lvl>
+    <w:lvl w:ilvl="3" w:tplc="14683E80">
+      <w:numFmt w:val="decimal"/>
+      <w:lvlText w:val=""/>
+      <w:lvlJc w:val="left"/>
+    </w:lvl>
+    <w:lvl w:ilvl="4" w:tplc="3BDA9E9E">
+      <w:numFmt w:val="decimal"/>
+      <w:lvlText w:val=""/>
+      <w:lvlJc w:val="left"/>
+    </w:lvl>
+    <w:lvl w:ilvl="5" w:tplc="B2F4C802">
+      <w:numFmt w:val="decimal"/>
+      <w:lvlText w:val=""/>
+      <w:lvlJc w:val="left"/>
+    </w:lvl>
+    <w:lvl w:ilvl="6" w:tplc="676E4D8A">
+      <w:numFmt w:val="decimal"/>
+      <w:lvlText w:val=""/>
+      <w:lvlJc w:val="left"/>
+    </w:lvl>
+    <w:lvl w:ilvl="7" w:tplc="F8349BCE">
+      <w:numFmt w:val="decimal"/>
+      <w:lvlText w:val=""/>
+      <w:lvlJc w:val="left"/>
+    </w:lvl>
+    <w:lvl w:ilvl="8" w:tplc="9684AEAA">
       <w:numFmt w:val="decimal"/>
       <w:lvlText w:val=""/>
       <w:lvlJc w:val="left"/>
     </w:lvl>
   </w:abstractNum>
   <w:abstractNum w:abstractNumId="1" w15:restartNumberingAfterBreak="0">
-    <w:nsid w:val="1A12508D"/>
+    <w:nsid w:val="15D8286C"/>
     <w:multiLevelType w:val="hybridMultilevel"/>
-    <w:tmpl w:val="152ED1DC"/>
-    <w:lvl w:ilvl="0" w:tplc="9C8E982A">
+    <w:tmpl w:val="E9E81842"/>
+    <w:lvl w:ilvl="0" w:tplc="E048EBD2">
       <w:start w:val="1"/>
       <w:numFmt w:val="decimal"/>
       <w:lvlText w:val="%1."/>
@@ -4555,7 +4555,7 @@
         <w:ind w:left="360" w:hanging="300"/>
       </w:pPr>
     </w:lvl>
-    <w:lvl w:ilvl="1" w:tplc="1946E7A0" w:tentative="1">
+    <w:lvl w:ilvl="1" w:tplc="89308E36" w:tentative="1">
       <w:start w:val="1"/>
       <w:numFmt w:val="lowerLetter"/>
       <w:lvlText w:val="%2."/>
@@ -4564,47 +4564,395 @@
         <w:ind w:left="720" w:hanging="300"/>
       </w:pPr>
     </w:lvl>
-    <w:lvl w:ilvl="2" w:tplc="A1000ABA">
-      <w:numFmt w:val="decimal"/>
-      <w:lvlText w:val=""/>
-      <w:lvlJc w:val="left"/>
-    </w:lvl>
-    <w:lvl w:ilvl="3" w:tplc="BB7634F2">
-      <w:numFmt w:val="decimal"/>
-      <w:lvlText w:val=""/>
-      <w:lvlJc w:val="left"/>
-    </w:lvl>
-    <w:lvl w:ilvl="4" w:tplc="806C49C0">
-      <w:numFmt w:val="decimal"/>
-      <w:lvlText w:val=""/>
-      <w:lvlJc w:val="left"/>
-    </w:lvl>
-    <w:lvl w:ilvl="5" w:tplc="C96271FA">
-      <w:numFmt w:val="decimal"/>
-      <w:lvlText w:val=""/>
-      <w:lvlJc w:val="left"/>
-    </w:lvl>
-    <w:lvl w:ilvl="6" w:tplc="0ACCB1E8">
-      <w:numFmt w:val="decimal"/>
-      <w:lvlText w:val=""/>
-      <w:lvlJc w:val="left"/>
-    </w:lvl>
-    <w:lvl w:ilvl="7" w:tplc="8A3CAE1C">
-      <w:numFmt w:val="decimal"/>
-      <w:lvlText w:val=""/>
-      <w:lvlJc w:val="left"/>
-    </w:lvl>
-    <w:lvl w:ilvl="8" w:tplc="0A907CCE">
+    <w:lvl w:ilvl="2" w:tplc="20A4AACC">
+      <w:numFmt w:val="decimal"/>
+      <w:lvlText w:val=""/>
+      <w:lvlJc w:val="left"/>
+    </w:lvl>
+    <w:lvl w:ilvl="3" w:tplc="FA52D1FE">
+      <w:numFmt w:val="decimal"/>
+      <w:lvlText w:val=""/>
+      <w:lvlJc w:val="left"/>
+    </w:lvl>
+    <w:lvl w:ilvl="4" w:tplc="85B622D0">
+      <w:numFmt w:val="decimal"/>
+      <w:lvlText w:val=""/>
+      <w:lvlJc w:val="left"/>
+    </w:lvl>
+    <w:lvl w:ilvl="5" w:tplc="DC16E174">
+      <w:numFmt w:val="decimal"/>
+      <w:lvlText w:val=""/>
+      <w:lvlJc w:val="left"/>
+    </w:lvl>
+    <w:lvl w:ilvl="6" w:tplc="994C9AE0">
+      <w:numFmt w:val="decimal"/>
+      <w:lvlText w:val=""/>
+      <w:lvlJc w:val="left"/>
+    </w:lvl>
+    <w:lvl w:ilvl="7" w:tplc="2F368B9C">
+      <w:numFmt w:val="decimal"/>
+      <w:lvlText w:val=""/>
+      <w:lvlJc w:val="left"/>
+    </w:lvl>
+    <w:lvl w:ilvl="8" w:tplc="8AA6869A">
       <w:numFmt w:val="decimal"/>
       <w:lvlText w:val=""/>
       <w:lvlJc w:val="left"/>
     </w:lvl>
   </w:abstractNum>
   <w:abstractNum w:abstractNumId="2" w15:restartNumberingAfterBreak="0">
-    <w:nsid w:val="1B7F7B3A"/>
+    <w:nsid w:val="17C04681"/>
     <w:multiLevelType w:val="hybridMultilevel"/>
-    <w:tmpl w:val="55E47C14"/>
-    <w:lvl w:ilvl="0" w:tplc="8034B042" w:tentative="1">
+    <w:tmpl w:val="05526C4E"/>
+    <w:lvl w:ilvl="0" w:tplc="86CA8686">
+      <w:start w:val="1"/>
+      <w:numFmt w:val="decimal"/>
+      <w:lvlText w:val="%1."/>
+      <w:lvlJc w:val="left"/>
+      <w:pPr>
+        <w:ind w:left="360" w:hanging="300"/>
+      </w:pPr>
+    </w:lvl>
+    <w:lvl w:ilvl="1" w:tplc="2E7A49A6" w:tentative="1">
+      <w:start w:val="1"/>
+      <w:numFmt w:val="lowerLetter"/>
+      <w:lvlText w:val="%2."/>
+      <w:lvlJc w:val="left"/>
+      <w:pPr>
+        <w:ind w:left="720" w:hanging="300"/>
+      </w:pPr>
+    </w:lvl>
+    <w:lvl w:ilvl="2" w:tplc="D48465B2">
+      <w:numFmt w:val="decimal"/>
+      <w:lvlText w:val=""/>
+      <w:lvlJc w:val="left"/>
+    </w:lvl>
+    <w:lvl w:ilvl="3" w:tplc="B7DC2BF2">
+      <w:numFmt w:val="decimal"/>
+      <w:lvlText w:val=""/>
+      <w:lvlJc w:val="left"/>
+    </w:lvl>
+    <w:lvl w:ilvl="4" w:tplc="3B1AB9D6">
+      <w:numFmt w:val="decimal"/>
+      <w:lvlText w:val=""/>
+      <w:lvlJc w:val="left"/>
+    </w:lvl>
+    <w:lvl w:ilvl="5" w:tplc="FBEAC704">
+      <w:numFmt w:val="decimal"/>
+      <w:lvlText w:val=""/>
+      <w:lvlJc w:val="left"/>
+    </w:lvl>
+    <w:lvl w:ilvl="6" w:tplc="5C10666C">
+      <w:numFmt w:val="decimal"/>
+      <w:lvlText w:val=""/>
+      <w:lvlJc w:val="left"/>
+    </w:lvl>
+    <w:lvl w:ilvl="7" w:tplc="C148731A">
+      <w:numFmt w:val="decimal"/>
+      <w:lvlText w:val=""/>
+      <w:lvlJc w:val="left"/>
+    </w:lvl>
+    <w:lvl w:ilvl="8" w:tplc="3CCCCB86">
+      <w:numFmt w:val="decimal"/>
+      <w:lvlText w:val=""/>
+      <w:lvlJc w:val="left"/>
+    </w:lvl>
+  </w:abstractNum>
+  <w:abstractNum w:abstractNumId="3" w15:restartNumberingAfterBreak="0">
+    <w:nsid w:val="18BD5072"/>
+    <w:multiLevelType w:val="hybridMultilevel"/>
+    <w:tmpl w:val="E4563920"/>
+    <w:lvl w:ilvl="0" w:tplc="010A3BEC">
+      <w:start w:val="1"/>
+      <w:numFmt w:val="decimal"/>
+      <w:lvlText w:val="%1."/>
+      <w:lvlJc w:val="left"/>
+      <w:pPr>
+        <w:ind w:left="360" w:hanging="300"/>
+      </w:pPr>
+    </w:lvl>
+    <w:lvl w:ilvl="1" w:tplc="17766C32" w:tentative="1">
+      <w:start w:val="1"/>
+      <w:numFmt w:val="lowerLetter"/>
+      <w:lvlText w:val="%2."/>
+      <w:lvlJc w:val="left"/>
+      <w:pPr>
+        <w:ind w:left="720" w:hanging="300"/>
+      </w:pPr>
+    </w:lvl>
+    <w:lvl w:ilvl="2" w:tplc="3FAE71B0">
+      <w:numFmt w:val="decimal"/>
+      <w:lvlText w:val=""/>
+      <w:lvlJc w:val="left"/>
+    </w:lvl>
+    <w:lvl w:ilvl="3" w:tplc="F9248060">
+      <w:numFmt w:val="decimal"/>
+      <w:lvlText w:val=""/>
+      <w:lvlJc w:val="left"/>
+    </w:lvl>
+    <w:lvl w:ilvl="4" w:tplc="4A6C8910">
+      <w:numFmt w:val="decimal"/>
+      <w:lvlText w:val=""/>
+      <w:lvlJc w:val="left"/>
+    </w:lvl>
+    <w:lvl w:ilvl="5" w:tplc="9F0AEF00">
+      <w:numFmt w:val="decimal"/>
+      <w:lvlText w:val=""/>
+      <w:lvlJc w:val="left"/>
+    </w:lvl>
+    <w:lvl w:ilvl="6" w:tplc="5C8A761C">
+      <w:numFmt w:val="decimal"/>
+      <w:lvlText w:val=""/>
+      <w:lvlJc w:val="left"/>
+    </w:lvl>
+    <w:lvl w:ilvl="7" w:tplc="9D0A348A">
+      <w:numFmt w:val="decimal"/>
+      <w:lvlText w:val=""/>
+      <w:lvlJc w:val="left"/>
+    </w:lvl>
+    <w:lvl w:ilvl="8" w:tplc="230CE29E">
+      <w:numFmt w:val="decimal"/>
+      <w:lvlText w:val=""/>
+      <w:lvlJc w:val="left"/>
+    </w:lvl>
+  </w:abstractNum>
+  <w:abstractNum w:abstractNumId="4" w15:restartNumberingAfterBreak="0">
+    <w:nsid w:val="30AA2B09"/>
+    <w:multiLevelType w:val="hybridMultilevel"/>
+    <w:tmpl w:val="5A52870C"/>
+    <w:lvl w:ilvl="0" w:tplc="62DAE250" w:tentative="1">
+      <w:start w:val="1"/>
+      <w:numFmt w:val="bullet"/>
+      <w:lvlText w:val="•"/>
+      <w:lvlJc w:val="left"/>
+      <w:pPr>
+        <w:ind w:left="360" w:hanging="260"/>
+      </w:pPr>
+    </w:lvl>
+    <w:lvl w:ilvl="1" w:tplc="D69A6B88" w:tentative="1">
+      <w:start w:val="1"/>
+      <w:numFmt w:val="bullet"/>
+      <w:lvlText w:val="–"/>
+      <w:lvlJc w:val="left"/>
+      <w:pPr>
+        <w:ind w:left="720" w:hanging="260"/>
+      </w:pPr>
+    </w:lvl>
+    <w:lvl w:ilvl="2" w:tplc="C64E4706">
+      <w:numFmt w:val="decimal"/>
+      <w:lvlText w:val=""/>
+      <w:lvlJc w:val="left"/>
+    </w:lvl>
+    <w:lvl w:ilvl="3" w:tplc="1E7023FC">
+      <w:numFmt w:val="decimal"/>
+      <w:lvlText w:val=""/>
+      <w:lvlJc w:val="left"/>
+    </w:lvl>
+    <w:lvl w:ilvl="4" w:tplc="D06C7784">
+      <w:numFmt w:val="decimal"/>
+      <w:lvlText w:val=""/>
+      <w:lvlJc w:val="left"/>
+    </w:lvl>
+    <w:lvl w:ilvl="5" w:tplc="64207CC6">
+      <w:numFmt w:val="decimal"/>
+      <w:lvlText w:val=""/>
+      <w:lvlJc w:val="left"/>
+    </w:lvl>
+    <w:lvl w:ilvl="6" w:tplc="19EE406A">
+      <w:numFmt w:val="decimal"/>
+      <w:lvlText w:val=""/>
+      <w:lvlJc w:val="left"/>
+    </w:lvl>
+    <w:lvl w:ilvl="7" w:tplc="83AABA8E">
+      <w:numFmt w:val="decimal"/>
+      <w:lvlText w:val=""/>
+      <w:lvlJc w:val="left"/>
+    </w:lvl>
+    <w:lvl w:ilvl="8" w:tplc="4D10AF30">
+      <w:numFmt w:val="decimal"/>
+      <w:lvlText w:val=""/>
+      <w:lvlJc w:val="left"/>
+    </w:lvl>
+  </w:abstractNum>
+  <w:abstractNum w:abstractNumId="5" w15:restartNumberingAfterBreak="0">
+    <w:nsid w:val="382A578D"/>
+    <w:multiLevelType w:val="hybridMultilevel"/>
+    <w:tmpl w:val="08FCF0BA"/>
+    <w:lvl w:ilvl="0" w:tplc="CDFA7C46">
+      <w:start w:val="1"/>
+      <w:numFmt w:val="decimal"/>
+      <w:lvlText w:val="%1."/>
+      <w:lvlJc w:val="left"/>
+      <w:pPr>
+        <w:ind w:left="360" w:hanging="300"/>
+      </w:pPr>
+    </w:lvl>
+    <w:lvl w:ilvl="1" w:tplc="EDF0C44C" w:tentative="1">
+      <w:start w:val="1"/>
+      <w:numFmt w:val="lowerLetter"/>
+      <w:lvlText w:val="%2."/>
+      <w:lvlJc w:val="left"/>
+      <w:pPr>
+        <w:ind w:left="720" w:hanging="300"/>
+      </w:pPr>
+    </w:lvl>
+    <w:lvl w:ilvl="2" w:tplc="40184568">
+      <w:numFmt w:val="decimal"/>
+      <w:lvlText w:val=""/>
+      <w:lvlJc w:val="left"/>
+    </w:lvl>
+    <w:lvl w:ilvl="3" w:tplc="1D20D876">
+      <w:numFmt w:val="decimal"/>
+      <w:lvlText w:val=""/>
+      <w:lvlJc w:val="left"/>
+    </w:lvl>
+    <w:lvl w:ilvl="4" w:tplc="D0643494">
+      <w:numFmt w:val="decimal"/>
+      <w:lvlText w:val=""/>
+      <w:lvlJc w:val="left"/>
+    </w:lvl>
+    <w:lvl w:ilvl="5" w:tplc="69A8DB60">
+      <w:numFmt w:val="decimal"/>
+      <w:lvlText w:val=""/>
+      <w:lvlJc w:val="left"/>
+    </w:lvl>
+    <w:lvl w:ilvl="6" w:tplc="82ECFADA">
+      <w:numFmt w:val="decimal"/>
+      <w:lvlText w:val=""/>
+      <w:lvlJc w:val="left"/>
+    </w:lvl>
+    <w:lvl w:ilvl="7" w:tplc="1FCA0A38">
+      <w:numFmt w:val="decimal"/>
+      <w:lvlText w:val=""/>
+      <w:lvlJc w:val="left"/>
+    </w:lvl>
+    <w:lvl w:ilvl="8" w:tplc="6D5E425C">
+      <w:numFmt w:val="decimal"/>
+      <w:lvlText w:val=""/>
+      <w:lvlJc w:val="left"/>
+    </w:lvl>
+  </w:abstractNum>
+  <w:abstractNum w:abstractNumId="6" w15:restartNumberingAfterBreak="0">
+    <w:nsid w:val="4A281C74"/>
+    <w:multiLevelType w:val="hybridMultilevel"/>
+    <w:tmpl w:val="706450AE"/>
+    <w:lvl w:ilvl="0" w:tplc="A2EE1774">
+      <w:start w:val="1"/>
+      <w:numFmt w:val="decimal"/>
+      <w:lvlText w:val="%1."/>
+      <w:lvlJc w:val="left"/>
+      <w:pPr>
+        <w:ind w:left="360" w:hanging="300"/>
+      </w:pPr>
+    </w:lvl>
+    <w:lvl w:ilvl="1" w:tplc="20D6219A" w:tentative="1">
+      <w:start w:val="1"/>
+      <w:numFmt w:val="lowerLetter"/>
+      <w:lvlText w:val="%2."/>
+      <w:lvlJc w:val="left"/>
+      <w:pPr>
+        <w:ind w:left="720" w:hanging="300"/>
+      </w:pPr>
+    </w:lvl>
+    <w:lvl w:ilvl="2" w:tplc="5C84AAFE">
+      <w:numFmt w:val="decimal"/>
+      <w:lvlText w:val=""/>
+      <w:lvlJc w:val="left"/>
+    </w:lvl>
+    <w:lvl w:ilvl="3" w:tplc="414A18BC">
+      <w:numFmt w:val="decimal"/>
+      <w:lvlText w:val=""/>
+      <w:lvlJc w:val="left"/>
+    </w:lvl>
+    <w:lvl w:ilvl="4" w:tplc="6BBC8886">
+      <w:numFmt w:val="decimal"/>
+      <w:lvlText w:val=""/>
+      <w:lvlJc w:val="left"/>
+    </w:lvl>
+    <w:lvl w:ilvl="5" w:tplc="F0323282">
+      <w:numFmt w:val="decimal"/>
+      <w:lvlText w:val=""/>
+      <w:lvlJc w:val="left"/>
+    </w:lvl>
+    <w:lvl w:ilvl="6" w:tplc="0F6286A8">
+      <w:numFmt w:val="decimal"/>
+      <w:lvlText w:val=""/>
+      <w:lvlJc w:val="left"/>
+    </w:lvl>
+    <w:lvl w:ilvl="7" w:tplc="4C60896A">
+      <w:numFmt w:val="decimal"/>
+      <w:lvlText w:val=""/>
+      <w:lvlJc w:val="left"/>
+    </w:lvl>
+    <w:lvl w:ilvl="8" w:tplc="16727B86">
+      <w:numFmt w:val="decimal"/>
+      <w:lvlText w:val=""/>
+      <w:lvlJc w:val="left"/>
+    </w:lvl>
+  </w:abstractNum>
+  <w:abstractNum w:abstractNumId="7" w15:restartNumberingAfterBreak="0">
+    <w:nsid w:val="4B442B96"/>
+    <w:multiLevelType w:val="hybridMultilevel"/>
+    <w:tmpl w:val="8E66479E"/>
+    <w:lvl w:ilvl="0" w:tplc="04BCDD9E">
+      <w:start w:val="1"/>
+      <w:numFmt w:val="decimal"/>
+      <w:lvlText w:val="%1."/>
+      <w:lvlJc w:val="left"/>
+      <w:pPr>
+        <w:ind w:left="360" w:hanging="300"/>
+      </w:pPr>
+    </w:lvl>
+    <w:lvl w:ilvl="1" w:tplc="AC281418" w:tentative="1">
+      <w:start w:val="1"/>
+      <w:numFmt w:val="lowerLetter"/>
+      <w:lvlText w:val="%2."/>
+      <w:lvlJc w:val="left"/>
+      <w:pPr>
+        <w:ind w:left="720" w:hanging="300"/>
+      </w:pPr>
+    </w:lvl>
+    <w:lvl w:ilvl="2" w:tplc="224E5CAE">
+      <w:numFmt w:val="decimal"/>
+      <w:lvlText w:val=""/>
+      <w:lvlJc w:val="left"/>
+    </w:lvl>
+    <w:lvl w:ilvl="3" w:tplc="D6480328">
+      <w:numFmt w:val="decimal"/>
+      <w:lvlText w:val=""/>
+      <w:lvlJc w:val="left"/>
+    </w:lvl>
+    <w:lvl w:ilvl="4" w:tplc="710C336C">
+      <w:numFmt w:val="decimal"/>
+      <w:lvlText w:val=""/>
+      <w:lvlJc w:val="left"/>
+    </w:lvl>
+    <w:lvl w:ilvl="5" w:tplc="26D0795C">
+      <w:numFmt w:val="decimal"/>
+      <w:lvlText w:val=""/>
+      <w:lvlJc w:val="left"/>
+    </w:lvl>
+    <w:lvl w:ilvl="6" w:tplc="54CEC980">
+      <w:numFmt w:val="decimal"/>
+      <w:lvlText w:val=""/>
+      <w:lvlJc w:val="left"/>
+    </w:lvl>
+    <w:lvl w:ilvl="7" w:tplc="DB109FCA">
+      <w:numFmt w:val="decimal"/>
+      <w:lvlText w:val=""/>
+      <w:lvlJc w:val="left"/>
+    </w:lvl>
+    <w:lvl w:ilvl="8" w:tplc="9CBC895E">
+      <w:numFmt w:val="decimal"/>
+      <w:lvlText w:val=""/>
+      <w:lvlJc w:val="left"/>
+    </w:lvl>
+  </w:abstractNum>
+  <w:abstractNum w:abstractNumId="8" w15:restartNumberingAfterBreak="0">
+    <w:nsid w:val="6B893150"/>
+    <w:multiLevelType w:val="hybridMultilevel"/>
+    <w:tmpl w:val="063ED3F4"/>
+    <w:lvl w:ilvl="0" w:tplc="EE641E6E" w:tentative="1">
       <w:start w:val="1"/>
       <w:numFmt w:val="bullet"/>
       <w:lvlText w:val="●"/>
@@ -4613,7 +4961,7 @@
         <w:ind w:left="720" w:hanging="360"/>
       </w:pPr>
     </w:lvl>
-    <w:lvl w:ilvl="1" w:tplc="565A0D98" w:tentative="1">
+    <w:lvl w:ilvl="1" w:tplc="D7FC9A46" w:tentative="1">
       <w:start w:val="1"/>
       <w:numFmt w:val="bullet"/>
       <w:lvlText w:val="○"/>
@@ -4622,7 +4970,7 @@
         <w:ind w:left="1440" w:hanging="360"/>
       </w:pPr>
     </w:lvl>
-    <w:lvl w:ilvl="2" w:tplc="D8AA8D3C" w:tentative="1">
+    <w:lvl w:ilvl="2" w:tplc="F3408C80" w:tentative="1">
       <w:start w:val="1"/>
       <w:numFmt w:val="bullet"/>
       <w:lvlText w:val="■"/>
@@ -4631,7 +4979,7 @@
         <w:ind w:left="2160" w:hanging="360"/>
       </w:pPr>
     </w:lvl>
-    <w:lvl w:ilvl="3" w:tplc="B838F14A" w:tentative="1">
+    <w:lvl w:ilvl="3" w:tplc="76F63916" w:tentative="1">
       <w:start w:val="1"/>
       <w:numFmt w:val="bullet"/>
       <w:lvlText w:val="●"/>
@@ -4640,7 +4988,7 @@
         <w:ind w:left="2880" w:hanging="360"/>
       </w:pPr>
     </w:lvl>
-    <w:lvl w:ilvl="4" w:tplc="352AF644" w:tentative="1">
+    <w:lvl w:ilvl="4" w:tplc="85D48700" w:tentative="1">
       <w:start w:val="1"/>
       <w:numFmt w:val="bullet"/>
       <w:lvlText w:val="○"/>
@@ -4649,7 +4997,7 @@
         <w:ind w:left="3600" w:hanging="360"/>
       </w:pPr>
     </w:lvl>
-    <w:lvl w:ilvl="5" w:tplc="530A21CE" w:tentative="1">
+    <w:lvl w:ilvl="5" w:tplc="8A8CA05C" w:tentative="1">
       <w:start w:val="1"/>
       <w:numFmt w:val="bullet"/>
       <w:lvlText w:val="■"/>
@@ -4658,7 +5006,7 @@
         <w:ind w:left="4320" w:hanging="360"/>
       </w:pPr>
     </w:lvl>
-    <w:lvl w:ilvl="6" w:tplc="225A1D98" w:tentative="1">
+    <w:lvl w:ilvl="6" w:tplc="5C1CF5F8" w:tentative="1">
       <w:start w:val="1"/>
       <w:numFmt w:val="bullet"/>
       <w:lvlText w:val="●"/>
@@ -4667,7 +5015,7 @@
         <w:ind w:left="5040" w:hanging="360"/>
       </w:pPr>
     </w:lvl>
-    <w:lvl w:ilvl="7" w:tplc="D6644A50" w:tentative="1">
+    <w:lvl w:ilvl="7" w:tplc="D51E6F2A" w:tentative="1">
       <w:start w:val="1"/>
       <w:numFmt w:val="bullet"/>
       <w:lvlText w:val="●"/>
@@ -4676,7 +5024,7 @@
         <w:ind w:left="5760" w:hanging="360"/>
       </w:pPr>
     </w:lvl>
-    <w:lvl w:ilvl="8" w:tplc="4DECC726" w:tentative="1">
+    <w:lvl w:ilvl="8" w:tplc="10E0BB4C" w:tentative="1">
       <w:start w:val="1"/>
       <w:numFmt w:val="bullet"/>
       <w:lvlText w:val="●"/>
@@ -4686,11 +5034,11 @@
       </w:pPr>
     </w:lvl>
   </w:abstractNum>
-  <w:abstractNum w:abstractNumId="3" w15:restartNumberingAfterBreak="0">
-    <w:nsid w:val="2C353ABC"/>
+  <w:abstractNum w:abstractNumId="9" w15:restartNumberingAfterBreak="0">
+    <w:nsid w:val="6E5D4438"/>
     <w:multiLevelType w:val="hybridMultilevel"/>
-    <w:tmpl w:val="E78EBB16"/>
-    <w:lvl w:ilvl="0" w:tplc="E7FC73CC">
+    <w:tmpl w:val="A57E7E80"/>
+    <w:lvl w:ilvl="0" w:tplc="9456523E">
       <w:start w:val="1"/>
       <w:numFmt w:val="decimal"/>
       <w:lvlText w:val="%1."/>
@@ -4699,7 +5047,7 @@
         <w:ind w:left="360" w:hanging="300"/>
       </w:pPr>
     </w:lvl>
-    <w:lvl w:ilvl="1" w:tplc="C49887A6" w:tentative="1">
+    <w:lvl w:ilvl="1" w:tplc="6670368A" w:tentative="1">
       <w:start w:val="1"/>
       <w:numFmt w:val="lowerLetter"/>
       <w:lvlText w:val="%2."/>
@@ -4708,47 +5056,47 @@
         <w:ind w:left="720" w:hanging="300"/>
       </w:pPr>
     </w:lvl>
-    <w:lvl w:ilvl="2" w:tplc="69E2A178">
-      <w:numFmt w:val="decimal"/>
-      <w:lvlText w:val=""/>
-      <w:lvlJc w:val="left"/>
-    </w:lvl>
-    <w:lvl w:ilvl="3" w:tplc="F83EF4AA">
-      <w:numFmt w:val="decimal"/>
-      <w:lvlText w:val=""/>
-      <w:lvlJc w:val="left"/>
-    </w:lvl>
-    <w:lvl w:ilvl="4" w:tplc="C8A6176C">
-      <w:numFmt w:val="decimal"/>
-      <w:lvlText w:val=""/>
-      <w:lvlJc w:val="left"/>
-    </w:lvl>
-    <w:lvl w:ilvl="5" w:tplc="F68AD434">
-      <w:numFmt w:val="decimal"/>
-      <w:lvlText w:val=""/>
-      <w:lvlJc w:val="left"/>
-    </w:lvl>
-    <w:lvl w:ilvl="6" w:tplc="77F68A54">
-      <w:numFmt w:val="decimal"/>
-      <w:lvlText w:val=""/>
-      <w:lvlJc w:val="left"/>
-    </w:lvl>
-    <w:lvl w:ilvl="7" w:tplc="4FFABDA0">
-      <w:numFmt w:val="decimal"/>
-      <w:lvlText w:val=""/>
-      <w:lvlJc w:val="left"/>
-    </w:lvl>
-    <w:lvl w:ilvl="8" w:tplc="57E6AC6A">
+    <w:lvl w:ilvl="2" w:tplc="C5C25FD0">
+      <w:numFmt w:val="decimal"/>
+      <w:lvlText w:val=""/>
+      <w:lvlJc w:val="left"/>
+    </w:lvl>
+    <w:lvl w:ilvl="3" w:tplc="4998A238">
+      <w:numFmt w:val="decimal"/>
+      <w:lvlText w:val=""/>
+      <w:lvlJc w:val="left"/>
+    </w:lvl>
+    <w:lvl w:ilvl="4" w:tplc="C20E3C7E">
+      <w:numFmt w:val="decimal"/>
+      <w:lvlText w:val=""/>
+      <w:lvlJc w:val="left"/>
+    </w:lvl>
+    <w:lvl w:ilvl="5" w:tplc="2F2C0D84">
+      <w:numFmt w:val="decimal"/>
+      <w:lvlText w:val=""/>
+      <w:lvlJc w:val="left"/>
+    </w:lvl>
+    <w:lvl w:ilvl="6" w:tplc="C7F8EE14">
+      <w:numFmt w:val="decimal"/>
+      <w:lvlText w:val=""/>
+      <w:lvlJc w:val="left"/>
+    </w:lvl>
+    <w:lvl w:ilvl="7" w:tplc="37A291C6">
+      <w:numFmt w:val="decimal"/>
+      <w:lvlText w:val=""/>
+      <w:lvlJc w:val="left"/>
+    </w:lvl>
+    <w:lvl w:ilvl="8" w:tplc="C9823396">
       <w:numFmt w:val="decimal"/>
       <w:lvlText w:val=""/>
       <w:lvlJc w:val="left"/>
     </w:lvl>
   </w:abstractNum>
-  <w:abstractNum w:abstractNumId="4" w15:restartNumberingAfterBreak="0">
-    <w:nsid w:val="3C0E2871"/>
+  <w:abstractNum w:abstractNumId="10" w15:restartNumberingAfterBreak="0">
+    <w:nsid w:val="7E0314CA"/>
     <w:multiLevelType w:val="hybridMultilevel"/>
-    <w:tmpl w:val="68785A28"/>
-    <w:lvl w:ilvl="0" w:tplc="4BF4634A">
+    <w:tmpl w:val="9F6EBD6E"/>
+    <w:lvl w:ilvl="0" w:tplc="A476AE0E">
       <w:start w:val="1"/>
       <w:numFmt w:val="decimal"/>
       <w:lvlText w:val="%1."/>
@@ -4757,7 +5105,7 @@
         <w:ind w:left="360" w:hanging="300"/>
       </w:pPr>
     </w:lvl>
-    <w:lvl w:ilvl="1" w:tplc="66846D56" w:tentative="1">
+    <w:lvl w:ilvl="1" w:tplc="F3DA90A4" w:tentative="1">
       <w:start w:val="1"/>
       <w:numFmt w:val="lowerLetter"/>
       <w:lvlText w:val="%2."/>
@@ -4766,446 +5114,98 @@
         <w:ind w:left="720" w:hanging="300"/>
       </w:pPr>
     </w:lvl>
-    <w:lvl w:ilvl="2" w:tplc="E436A016">
-      <w:numFmt w:val="decimal"/>
-      <w:lvlText w:val=""/>
-      <w:lvlJc w:val="left"/>
-    </w:lvl>
-    <w:lvl w:ilvl="3" w:tplc="1E24C242">
-      <w:numFmt w:val="decimal"/>
-      <w:lvlText w:val=""/>
-      <w:lvlJc w:val="left"/>
-    </w:lvl>
-    <w:lvl w:ilvl="4" w:tplc="F76E0390">
-      <w:numFmt w:val="decimal"/>
-      <w:lvlText w:val=""/>
-      <w:lvlJc w:val="left"/>
-    </w:lvl>
-    <w:lvl w:ilvl="5" w:tplc="2DBCCA86">
-      <w:numFmt w:val="decimal"/>
-      <w:lvlText w:val=""/>
-      <w:lvlJc w:val="left"/>
-    </w:lvl>
-    <w:lvl w:ilvl="6" w:tplc="FB5C7DC6">
-      <w:numFmt w:val="decimal"/>
-      <w:lvlText w:val=""/>
-      <w:lvlJc w:val="left"/>
-    </w:lvl>
-    <w:lvl w:ilvl="7" w:tplc="A2CE2032">
-      <w:numFmt w:val="decimal"/>
-      <w:lvlText w:val=""/>
-      <w:lvlJc w:val="left"/>
-    </w:lvl>
-    <w:lvl w:ilvl="8" w:tplc="9CF0358A">
+    <w:lvl w:ilvl="2" w:tplc="699CE5BA">
+      <w:numFmt w:val="decimal"/>
+      <w:lvlText w:val=""/>
+      <w:lvlJc w:val="left"/>
+    </w:lvl>
+    <w:lvl w:ilvl="3" w:tplc="943AF014">
+      <w:numFmt w:val="decimal"/>
+      <w:lvlText w:val=""/>
+      <w:lvlJc w:val="left"/>
+    </w:lvl>
+    <w:lvl w:ilvl="4" w:tplc="F3DCDEC8">
+      <w:numFmt w:val="decimal"/>
+      <w:lvlText w:val=""/>
+      <w:lvlJc w:val="left"/>
+    </w:lvl>
+    <w:lvl w:ilvl="5" w:tplc="55A63D9A">
+      <w:numFmt w:val="decimal"/>
+      <w:lvlText w:val=""/>
+      <w:lvlJc w:val="left"/>
+    </w:lvl>
+    <w:lvl w:ilvl="6" w:tplc="C49C4DF6">
+      <w:numFmt w:val="decimal"/>
+      <w:lvlText w:val=""/>
+      <w:lvlJc w:val="left"/>
+    </w:lvl>
+    <w:lvl w:ilvl="7" w:tplc="512C806E">
+      <w:numFmt w:val="decimal"/>
+      <w:lvlText w:val=""/>
+      <w:lvlJc w:val="left"/>
+    </w:lvl>
+    <w:lvl w:ilvl="8" w:tplc="80B2CEE4">
       <w:numFmt w:val="decimal"/>
       <w:lvlText w:val=""/>
       <w:lvlJc w:val="left"/>
     </w:lvl>
   </w:abstractNum>
-  <w:abstractNum w:abstractNumId="5" w15:restartNumberingAfterBreak="0">
-    <w:nsid w:val="3E2711A8"/>
-    <w:multiLevelType w:val="hybridMultilevel"/>
-    <w:tmpl w:val="2B76B912"/>
-    <w:lvl w:ilvl="0" w:tplc="6E24F7B8">
-      <w:start w:val="1"/>
-      <w:numFmt w:val="decimal"/>
-      <w:lvlText w:val="%1."/>
-      <w:lvlJc w:val="left"/>
-      <w:pPr>
-        <w:ind w:left="360" w:hanging="300"/>
-      </w:pPr>
-    </w:lvl>
-    <w:lvl w:ilvl="1" w:tplc="15BC2B44" w:tentative="1">
-      <w:start w:val="1"/>
-      <w:numFmt w:val="lowerLetter"/>
-      <w:lvlText w:val="%2."/>
-      <w:lvlJc w:val="left"/>
-      <w:pPr>
-        <w:ind w:left="720" w:hanging="300"/>
-      </w:pPr>
-    </w:lvl>
-    <w:lvl w:ilvl="2" w:tplc="4C34D872">
-      <w:numFmt w:val="decimal"/>
-      <w:lvlText w:val=""/>
-      <w:lvlJc w:val="left"/>
-    </w:lvl>
-    <w:lvl w:ilvl="3" w:tplc="3342C954">
-      <w:numFmt w:val="decimal"/>
-      <w:lvlText w:val=""/>
-      <w:lvlJc w:val="left"/>
-    </w:lvl>
-    <w:lvl w:ilvl="4" w:tplc="51D6D392">
-      <w:numFmt w:val="decimal"/>
-      <w:lvlText w:val=""/>
-      <w:lvlJc w:val="left"/>
-    </w:lvl>
-    <w:lvl w:ilvl="5" w:tplc="321818A4">
-      <w:numFmt w:val="decimal"/>
-      <w:lvlText w:val=""/>
-      <w:lvlJc w:val="left"/>
-    </w:lvl>
-    <w:lvl w:ilvl="6" w:tplc="D2301704">
-      <w:numFmt w:val="decimal"/>
-      <w:lvlText w:val=""/>
-      <w:lvlJc w:val="left"/>
-    </w:lvl>
-    <w:lvl w:ilvl="7" w:tplc="7CE4BE0C">
-      <w:numFmt w:val="decimal"/>
-      <w:lvlText w:val=""/>
-      <w:lvlJc w:val="left"/>
-    </w:lvl>
-    <w:lvl w:ilvl="8" w:tplc="73BC84B6">
-      <w:numFmt w:val="decimal"/>
-      <w:lvlText w:val=""/>
-      <w:lvlJc w:val="left"/>
-    </w:lvl>
-  </w:abstractNum>
-  <w:abstractNum w:abstractNumId="6" w15:restartNumberingAfterBreak="0">
-    <w:nsid w:val="47E43F80"/>
-    <w:multiLevelType w:val="hybridMultilevel"/>
-    <w:tmpl w:val="BFD27E8E"/>
-    <w:lvl w:ilvl="0" w:tplc="7ED053CA">
-      <w:start w:val="1"/>
-      <w:numFmt w:val="decimal"/>
-      <w:lvlText w:val="%1."/>
-      <w:lvlJc w:val="left"/>
-      <w:pPr>
-        <w:ind w:left="360" w:hanging="300"/>
-      </w:pPr>
-    </w:lvl>
-    <w:lvl w:ilvl="1" w:tplc="F214A796" w:tentative="1">
-      <w:start w:val="1"/>
-      <w:numFmt w:val="lowerLetter"/>
-      <w:lvlText w:val="%2."/>
-      <w:lvlJc w:val="left"/>
-      <w:pPr>
-        <w:ind w:left="720" w:hanging="300"/>
-      </w:pPr>
-    </w:lvl>
-    <w:lvl w:ilvl="2" w:tplc="D6F64538">
-      <w:numFmt w:val="decimal"/>
-      <w:lvlText w:val=""/>
-      <w:lvlJc w:val="left"/>
-    </w:lvl>
-    <w:lvl w:ilvl="3" w:tplc="EA1CDBF8">
-      <w:numFmt w:val="decimal"/>
-      <w:lvlText w:val=""/>
-      <w:lvlJc w:val="left"/>
-    </w:lvl>
-    <w:lvl w:ilvl="4" w:tplc="56823C64">
-      <w:numFmt w:val="decimal"/>
-      <w:lvlText w:val=""/>
-      <w:lvlJc w:val="left"/>
-    </w:lvl>
-    <w:lvl w:ilvl="5" w:tplc="16CA941A">
-      <w:numFmt w:val="decimal"/>
-      <w:lvlText w:val=""/>
-      <w:lvlJc w:val="left"/>
-    </w:lvl>
-    <w:lvl w:ilvl="6" w:tplc="5184AAF4">
-      <w:numFmt w:val="decimal"/>
-      <w:lvlText w:val=""/>
-      <w:lvlJc w:val="left"/>
-    </w:lvl>
-    <w:lvl w:ilvl="7" w:tplc="E7264B9C">
-      <w:numFmt w:val="decimal"/>
-      <w:lvlText w:val=""/>
-      <w:lvlJc w:val="left"/>
-    </w:lvl>
-    <w:lvl w:ilvl="8" w:tplc="036EFF66">
-      <w:numFmt w:val="decimal"/>
-      <w:lvlText w:val=""/>
-      <w:lvlJc w:val="left"/>
-    </w:lvl>
-  </w:abstractNum>
-  <w:abstractNum w:abstractNumId="7" w15:restartNumberingAfterBreak="0">
-    <w:nsid w:val="4AF42F4A"/>
-    <w:multiLevelType w:val="hybridMultilevel"/>
-    <w:tmpl w:val="ACD89052"/>
-    <w:lvl w:ilvl="0" w:tplc="06346BA4">
-      <w:start w:val="1"/>
-      <w:numFmt w:val="decimal"/>
-      <w:lvlText w:val="%1."/>
-      <w:lvlJc w:val="left"/>
-      <w:pPr>
-        <w:ind w:left="360" w:hanging="300"/>
-      </w:pPr>
-    </w:lvl>
-    <w:lvl w:ilvl="1" w:tplc="FF4A5A74" w:tentative="1">
-      <w:start w:val="1"/>
-      <w:numFmt w:val="lowerLetter"/>
-      <w:lvlText w:val="%2."/>
-      <w:lvlJc w:val="left"/>
-      <w:pPr>
-        <w:ind w:left="720" w:hanging="300"/>
-      </w:pPr>
-    </w:lvl>
-    <w:lvl w:ilvl="2" w:tplc="7DEADD1A">
-      <w:numFmt w:val="decimal"/>
-      <w:lvlText w:val=""/>
-      <w:lvlJc w:val="left"/>
-    </w:lvl>
-    <w:lvl w:ilvl="3" w:tplc="CD76C71E">
-      <w:numFmt w:val="decimal"/>
-      <w:lvlText w:val=""/>
-      <w:lvlJc w:val="left"/>
-    </w:lvl>
-    <w:lvl w:ilvl="4" w:tplc="54E4474A">
-      <w:numFmt w:val="decimal"/>
-      <w:lvlText w:val=""/>
-      <w:lvlJc w:val="left"/>
-    </w:lvl>
-    <w:lvl w:ilvl="5" w:tplc="6D247A76">
-      <w:numFmt w:val="decimal"/>
-      <w:lvlText w:val=""/>
-      <w:lvlJc w:val="left"/>
-    </w:lvl>
-    <w:lvl w:ilvl="6" w:tplc="74F0BDD4">
-      <w:numFmt w:val="decimal"/>
-      <w:lvlText w:val=""/>
-      <w:lvlJc w:val="left"/>
-    </w:lvl>
-    <w:lvl w:ilvl="7" w:tplc="1374C0DA">
-      <w:numFmt w:val="decimal"/>
-      <w:lvlText w:val=""/>
-      <w:lvlJc w:val="left"/>
-    </w:lvl>
-    <w:lvl w:ilvl="8" w:tplc="1C3EE16E">
-      <w:numFmt w:val="decimal"/>
-      <w:lvlText w:val=""/>
-      <w:lvlJc w:val="left"/>
-    </w:lvl>
-  </w:abstractNum>
-  <w:abstractNum w:abstractNumId="8" w15:restartNumberingAfterBreak="0">
-    <w:nsid w:val="52067D91"/>
-    <w:multiLevelType w:val="hybridMultilevel"/>
-    <w:tmpl w:val="14543A4A"/>
-    <w:lvl w:ilvl="0" w:tplc="7C18011A">
-      <w:start w:val="1"/>
-      <w:numFmt w:val="decimal"/>
-      <w:lvlText w:val="%1."/>
-      <w:lvlJc w:val="left"/>
-      <w:pPr>
-        <w:ind w:left="360" w:hanging="300"/>
-      </w:pPr>
-    </w:lvl>
-    <w:lvl w:ilvl="1" w:tplc="90F23840" w:tentative="1">
-      <w:start w:val="1"/>
-      <w:numFmt w:val="lowerLetter"/>
-      <w:lvlText w:val="%2."/>
-      <w:lvlJc w:val="left"/>
-      <w:pPr>
-        <w:ind w:left="720" w:hanging="300"/>
-      </w:pPr>
-    </w:lvl>
-    <w:lvl w:ilvl="2" w:tplc="36969976">
-      <w:numFmt w:val="decimal"/>
-      <w:lvlText w:val=""/>
-      <w:lvlJc w:val="left"/>
-    </w:lvl>
-    <w:lvl w:ilvl="3" w:tplc="E40EA0DC">
-      <w:numFmt w:val="decimal"/>
-      <w:lvlText w:val=""/>
-      <w:lvlJc w:val="left"/>
-    </w:lvl>
-    <w:lvl w:ilvl="4" w:tplc="AD8EC814">
-      <w:numFmt w:val="decimal"/>
-      <w:lvlText w:val=""/>
-      <w:lvlJc w:val="left"/>
-    </w:lvl>
-    <w:lvl w:ilvl="5" w:tplc="31168948">
-      <w:numFmt w:val="decimal"/>
-      <w:lvlText w:val=""/>
-      <w:lvlJc w:val="left"/>
-    </w:lvl>
-    <w:lvl w:ilvl="6" w:tplc="01B61F66">
-      <w:numFmt w:val="decimal"/>
-      <w:lvlText w:val=""/>
-      <w:lvlJc w:val="left"/>
-    </w:lvl>
-    <w:lvl w:ilvl="7" w:tplc="D7D0D3B6">
-      <w:numFmt w:val="decimal"/>
-      <w:lvlText w:val=""/>
-      <w:lvlJc w:val="left"/>
-    </w:lvl>
-    <w:lvl w:ilvl="8" w:tplc="6F36CB00">
-      <w:numFmt w:val="decimal"/>
-      <w:lvlText w:val=""/>
-      <w:lvlJc w:val="left"/>
-    </w:lvl>
-  </w:abstractNum>
-  <w:abstractNum w:abstractNumId="9" w15:restartNumberingAfterBreak="0">
-    <w:nsid w:val="6D1056AF"/>
-    <w:multiLevelType w:val="hybridMultilevel"/>
-    <w:tmpl w:val="9704F20E"/>
-    <w:lvl w:ilvl="0" w:tplc="B0E822D0" w:tentative="1">
-      <w:start w:val="1"/>
-      <w:numFmt w:val="bullet"/>
-      <w:lvlText w:val="•"/>
-      <w:lvlJc w:val="left"/>
-      <w:pPr>
-        <w:ind w:left="360" w:hanging="260"/>
-      </w:pPr>
-    </w:lvl>
-    <w:lvl w:ilvl="1" w:tplc="DD861908" w:tentative="1">
-      <w:start w:val="1"/>
-      <w:numFmt w:val="bullet"/>
-      <w:lvlText w:val="–"/>
-      <w:lvlJc w:val="left"/>
-      <w:pPr>
-        <w:ind w:left="720" w:hanging="260"/>
-      </w:pPr>
-    </w:lvl>
-    <w:lvl w:ilvl="2" w:tplc="A6664A14">
-      <w:numFmt w:val="decimal"/>
-      <w:lvlText w:val=""/>
-      <w:lvlJc w:val="left"/>
-    </w:lvl>
-    <w:lvl w:ilvl="3" w:tplc="369444A8">
-      <w:numFmt w:val="decimal"/>
-      <w:lvlText w:val=""/>
-      <w:lvlJc w:val="left"/>
-    </w:lvl>
-    <w:lvl w:ilvl="4" w:tplc="3E3019AC">
-      <w:numFmt w:val="decimal"/>
-      <w:lvlText w:val=""/>
-      <w:lvlJc w:val="left"/>
-    </w:lvl>
-    <w:lvl w:ilvl="5" w:tplc="5448D7DE">
-      <w:numFmt w:val="decimal"/>
-      <w:lvlText w:val=""/>
-      <w:lvlJc w:val="left"/>
-    </w:lvl>
-    <w:lvl w:ilvl="6" w:tplc="EEBA1C3A">
-      <w:numFmt w:val="decimal"/>
-      <w:lvlText w:val=""/>
-      <w:lvlJc w:val="left"/>
-    </w:lvl>
-    <w:lvl w:ilvl="7" w:tplc="5FEEC6E8">
-      <w:numFmt w:val="decimal"/>
-      <w:lvlText w:val=""/>
-      <w:lvlJc w:val="left"/>
-    </w:lvl>
-    <w:lvl w:ilvl="8" w:tplc="597681E6">
-      <w:numFmt w:val="decimal"/>
-      <w:lvlText w:val=""/>
-      <w:lvlJc w:val="left"/>
-    </w:lvl>
-  </w:abstractNum>
-  <w:abstractNum w:abstractNumId="10" w15:restartNumberingAfterBreak="0">
-    <w:nsid w:val="795035CC"/>
-    <w:multiLevelType w:val="hybridMultilevel"/>
-    <w:tmpl w:val="FDA8D22A"/>
-    <w:lvl w:ilvl="0" w:tplc="5394D776">
-      <w:start w:val="1"/>
-      <w:numFmt w:val="decimal"/>
-      <w:lvlText w:val="%1."/>
-      <w:lvlJc w:val="left"/>
-      <w:pPr>
-        <w:ind w:left="360" w:hanging="300"/>
-      </w:pPr>
-    </w:lvl>
-    <w:lvl w:ilvl="1" w:tplc="47BC5118" w:tentative="1">
-      <w:start w:val="1"/>
-      <w:numFmt w:val="lowerLetter"/>
-      <w:lvlText w:val="%2."/>
-      <w:lvlJc w:val="left"/>
-      <w:pPr>
-        <w:ind w:left="720" w:hanging="300"/>
-      </w:pPr>
-    </w:lvl>
-    <w:lvl w:ilvl="2" w:tplc="8DAEF172">
-      <w:numFmt w:val="decimal"/>
-      <w:lvlText w:val=""/>
-      <w:lvlJc w:val="left"/>
-    </w:lvl>
-    <w:lvl w:ilvl="3" w:tplc="4C4460D2">
-      <w:numFmt w:val="decimal"/>
-      <w:lvlText w:val=""/>
-      <w:lvlJc w:val="left"/>
-    </w:lvl>
-    <w:lvl w:ilvl="4" w:tplc="F056D208">
-      <w:numFmt w:val="decimal"/>
-      <w:lvlText w:val=""/>
-      <w:lvlJc w:val="left"/>
-    </w:lvl>
-    <w:lvl w:ilvl="5" w:tplc="1B504F16">
-      <w:numFmt w:val="decimal"/>
-      <w:lvlText w:val=""/>
-      <w:lvlJc w:val="left"/>
-    </w:lvl>
-    <w:lvl w:ilvl="6" w:tplc="516621F2">
-      <w:numFmt w:val="decimal"/>
-      <w:lvlText w:val=""/>
-      <w:lvlJc w:val="left"/>
-    </w:lvl>
-    <w:lvl w:ilvl="7" w:tplc="CD12A0DE">
-      <w:numFmt w:val="decimal"/>
-      <w:lvlText w:val=""/>
-      <w:lvlJc w:val="left"/>
-    </w:lvl>
-    <w:lvl w:ilvl="8" w:tplc="EF4A9B2E">
-      <w:numFmt w:val="decimal"/>
-      <w:lvlText w:val=""/>
-      <w:lvlJc w:val="left"/>
-    </w:lvl>
-  </w:abstractNum>
-  <w:num w:numId="1" w16cid:durableId="973605563">
+  <w:num w:numId="1" w16cid:durableId="923683623">
+    <w:abstractNumId w:val="8"/>
+    <w:lvlOverride w:ilvl="0">
+      <w:startOverride w:val="1"/>
+    </w:lvlOverride>
+  </w:num>
+  <w:num w:numId="2" w16cid:durableId="913011015">
     <w:abstractNumId w:val="2"/>
     <w:lvlOverride w:ilvl="0">
       <w:startOverride w:val="1"/>
     </w:lvlOverride>
   </w:num>
-  <w:num w:numId="2" w16cid:durableId="272254385">
+  <w:num w:numId="3" w16cid:durableId="772675070">
+    <w:abstractNumId w:val="10"/>
+    <w:lvlOverride w:ilvl="0">
+      <w:startOverride w:val="1"/>
+    </w:lvlOverride>
+  </w:num>
+  <w:num w:numId="4" w16cid:durableId="1243294594">
     <w:abstractNumId w:val="6"/>
     <w:lvlOverride w:ilvl="0">
       <w:startOverride w:val="1"/>
     </w:lvlOverride>
   </w:num>
-  <w:num w:numId="3" w16cid:durableId="1107654296">
-    <w:abstractNumId w:val="4"/>
+  <w:num w:numId="5" w16cid:durableId="2071416741">
+    <w:abstractNumId w:val="5"/>
     <w:lvlOverride w:ilvl="0">
       <w:startOverride w:val="1"/>
     </w:lvlOverride>
   </w:num>
-  <w:num w:numId="4" w16cid:durableId="1879780283">
+  <w:num w:numId="6" w16cid:durableId="592669899">
+    <w:abstractNumId w:val="9"/>
+    <w:lvlOverride w:ilvl="0">
+      <w:startOverride w:val="1"/>
+    </w:lvlOverride>
+  </w:num>
+  <w:num w:numId="7" w16cid:durableId="1082721485">
+    <w:abstractNumId w:val="3"/>
+    <w:lvlOverride w:ilvl="0">
+      <w:startOverride w:val="1"/>
+    </w:lvlOverride>
+  </w:num>
+  <w:num w:numId="8" w16cid:durableId="1481774612">
     <w:abstractNumId w:val="1"/>
     <w:lvlOverride w:ilvl="0">
       <w:startOverride w:val="1"/>
     </w:lvlOverride>
   </w:num>
-  <w:num w:numId="5" w16cid:durableId="965743176">
-    <w:abstractNumId w:val="8"/>
+  <w:num w:numId="9" w16cid:durableId="754322101">
+    <w:abstractNumId w:val="0"/>
     <w:lvlOverride w:ilvl="0">
       <w:startOverride w:val="1"/>
     </w:lvlOverride>
   </w:num>
-  <w:num w:numId="6" w16cid:durableId="160241667">
+  <w:num w:numId="10" w16cid:durableId="2081907587">
     <w:abstractNumId w:val="7"/>
-    <w:lvlOverride w:ilvl="0">
-      <w:startOverride w:val="1"/>
-    </w:lvlOverride>
-  </w:num>
-  <w:num w:numId="7" w16cid:durableId="1929315441">
-    <w:abstractNumId w:val="10"/>
-    <w:lvlOverride w:ilvl="0">
-      <w:startOverride w:val="1"/>
-    </w:lvlOverride>
-  </w:num>
-  <w:num w:numId="8" w16cid:durableId="2040623542">
-    <w:abstractNumId w:val="5"/>
-    <w:lvlOverride w:ilvl="0">
-      <w:startOverride w:val="1"/>
-    </w:lvlOverride>
-  </w:num>
-  <w:num w:numId="9" w16cid:durableId="2020545934">
-    <w:abstractNumId w:val="3"/>
-    <w:lvlOverride w:ilvl="0">
-      <w:startOverride w:val="1"/>
-    </w:lvlOverride>
-  </w:num>
-  <w:num w:numId="10" w16cid:durableId="65034289">
-    <w:abstractNumId w:val="0"/>
     <w:lvlOverride w:ilvl="0">
       <w:startOverride w:val="1"/>
     </w:lvlOverride>
@@ -5886,7 +5886,7 @@
     <w:autoRedefine/>
     <w:uiPriority w:val="39"/>
     <w:unhideWhenUsed/>
-    <w:rsid w:val="009B03BB"/>
+    <w:rsid w:val="007004A8"/>
     <w:pPr>
       <w:spacing w:after="100"/>
     </w:pPr>

--- a/discoverer-neo/docs/user-guide/manual/Discoverer-Neo-MANAGER-Guide-Quick-fr-FR.docx
+++ b/discoverer-neo/docs/user-guide/manual/Discoverer-Neo-MANAGER-Guide-Quick-fr-FR.docx
@@ -54,7 +54,7 @@
           <w:sz w:val="22"/>
           <w:szCs w:val="22"/>
         </w:rPr>
-        <w:t>Version 2.0.1</w:t>
+        <w:t>Version 2.1.0</w:t>
       </w:r>
     </w:p>
     <w:p>
@@ -74,7 +74,7 @@
     <w:sdt>
       <w:sdtPr>
         <w:alias w:val="Sommaire"/>
-        <w:id w:val="2072848861"/>
+        <w:id w:val="-116068696"/>
       </w:sdtPr>
       <w:sdtEndPr/>
       <w:sdtContent>
@@ -102,7 +102,7 @@
           <w:r>
             <w:fldChar w:fldCharType="separate"/>
           </w:r>
-          <w:hyperlink w:anchor="_Toc241692881" w:history="1">
+          <w:hyperlink w:anchor="_Toc241696697" w:history="1">
             <w:r>
               <w:rPr>
                 <w:rStyle w:val="Hiperligao"/>
@@ -126,7 +126,7 @@
               <w:rPr>
                 <w:noProof/>
               </w:rPr>
-              <w:instrText xml:space="preserve"> PAGEREF _Toc241692881 \h </w:instrText>
+              <w:instrText xml:space="preserve"> PAGEREF _Toc241696697 \h </w:instrText>
             </w:r>
             <w:r>
               <w:rPr>
@@ -168,7 +168,7 @@
               <w14:ligatures w14:val="standardContextual"/>
             </w:rPr>
           </w:pPr>
-          <w:hyperlink w:anchor="_Toc241692882" w:history="1">
+          <w:hyperlink w:anchor="_Toc241696698" w:history="1">
             <w:r>
               <w:rPr>
                 <w:rStyle w:val="Hiperligao"/>
@@ -192,7 +192,7 @@
               <w:rPr>
                 <w:noProof/>
               </w:rPr>
-              <w:instrText xml:space="preserve"> PAGEREF _Toc241692882 \h </w:instrText>
+              <w:instrText xml:space="preserve"> PAGEREF _Toc241696698 \h </w:instrText>
             </w:r>
             <w:r>
               <w:rPr>
@@ -234,7 +234,7 @@
               <w14:ligatures w14:val="standardContextual"/>
             </w:rPr>
           </w:pPr>
-          <w:hyperlink w:anchor="_Toc241692883" w:history="1">
+          <w:hyperlink w:anchor="_Toc241696699" w:history="1">
             <w:r>
               <w:rPr>
                 <w:rStyle w:val="Hiperligao"/>
@@ -258,7 +258,7 @@
               <w:rPr>
                 <w:noProof/>
               </w:rPr>
-              <w:instrText xml:space="preserve"> PAGEREF _Toc241692883 \h </w:instrText>
+              <w:instrText xml:space="preserve"> PAGEREF _Toc241696699 \h </w:instrText>
             </w:r>
             <w:r>
               <w:rPr>
@@ -300,7 +300,7 @@
               <w14:ligatures w14:val="standardContextual"/>
             </w:rPr>
           </w:pPr>
-          <w:hyperlink w:anchor="_Toc241692884" w:history="1">
+          <w:hyperlink w:anchor="_Toc241696700" w:history="1">
             <w:r>
               <w:rPr>
                 <w:rStyle w:val="Hiperligao"/>
@@ -324,7 +324,7 @@
               <w:rPr>
                 <w:noProof/>
               </w:rPr>
-              <w:instrText xml:space="preserve"> PAGEREF _Toc241692884 \h </w:instrText>
+              <w:instrText xml:space="preserve"> PAGEREF _Toc241696700 \h </w:instrText>
             </w:r>
             <w:r>
               <w:rPr>
@@ -366,7 +366,7 @@
               <w14:ligatures w14:val="standardContextual"/>
             </w:rPr>
           </w:pPr>
-          <w:hyperlink w:anchor="_Toc241692885" w:history="1">
+          <w:hyperlink w:anchor="_Toc241696701" w:history="1">
             <w:r>
               <w:rPr>
                 <w:rStyle w:val="Hiperligao"/>
@@ -390,7 +390,7 @@
               <w:rPr>
                 <w:noProof/>
               </w:rPr>
-              <w:instrText xml:space="preserve"> PAGEREF _Toc241692885 \h </w:instrText>
+              <w:instrText xml:space="preserve"> PAGEREF _Toc241696701 \h </w:instrText>
             </w:r>
             <w:r>
               <w:rPr>
@@ -432,7 +432,7 @@
               <w14:ligatures w14:val="standardContextual"/>
             </w:rPr>
           </w:pPr>
-          <w:hyperlink w:anchor="_Toc241692886" w:history="1">
+          <w:hyperlink w:anchor="_Toc241696702" w:history="1">
             <w:r>
               <w:rPr>
                 <w:rStyle w:val="Hiperligao"/>
@@ -456,7 +456,7 @@
               <w:rPr>
                 <w:noProof/>
               </w:rPr>
-              <w:instrText xml:space="preserve"> PAGEREF _Toc241692886 \h </w:instrText>
+              <w:instrText xml:space="preserve"> PAGEREF _Toc241696702 \h </w:instrText>
             </w:r>
             <w:r>
               <w:rPr>
@@ -498,7 +498,7 @@
               <w14:ligatures w14:val="standardContextual"/>
             </w:rPr>
           </w:pPr>
-          <w:hyperlink w:anchor="_Toc241692887" w:history="1">
+          <w:hyperlink w:anchor="_Toc241696703" w:history="1">
             <w:r>
               <w:rPr>
                 <w:rStyle w:val="Hiperligao"/>
@@ -522,7 +522,7 @@
               <w:rPr>
                 <w:noProof/>
               </w:rPr>
-              <w:instrText xml:space="preserve"> PAGEREF _Toc241692887 \h </w:instrText>
+              <w:instrText xml:space="preserve"> PAGEREF _Toc241696703 \h </w:instrText>
             </w:r>
             <w:r>
               <w:rPr>
@@ -564,7 +564,7 @@
               <w14:ligatures w14:val="standardContextual"/>
             </w:rPr>
           </w:pPr>
-          <w:hyperlink w:anchor="_Toc241692888" w:history="1">
+          <w:hyperlink w:anchor="_Toc241696704" w:history="1">
             <w:r>
               <w:rPr>
                 <w:rStyle w:val="Hiperligao"/>
@@ -588,7 +588,7 @@
               <w:rPr>
                 <w:noProof/>
               </w:rPr>
-              <w:instrText xml:space="preserve"> PAGEREF _Toc241692888 \h </w:instrText>
+              <w:instrText xml:space="preserve"> PAGEREF _Toc241696704 \h </w:instrText>
             </w:r>
             <w:r>
               <w:rPr>
@@ -630,13 +630,13 @@
               <w14:ligatures w14:val="standardContextual"/>
             </w:rPr>
           </w:pPr>
-          <w:hyperlink w:anchor="_Toc241692889" w:history="1">
+          <w:hyperlink w:anchor="_Toc241696705" w:history="1">
             <w:r>
               <w:rPr>
                 <w:rStyle w:val="Hiperligao"/>
                 <w:noProof/>
               </w:rPr>
-              <w:t>Fonctions personnalisées et sources de données</w:t>
+              <w:t>Paramètres</w:t>
             </w:r>
             <w:r>
               <w:rPr>
@@ -654,7 +654,7 @@
               <w:rPr>
                 <w:noProof/>
               </w:rPr>
-              <w:instrText xml:space="preserve"> PAGEREF _Toc241692889 \h </w:instrText>
+              <w:instrText xml:space="preserve"> PAGEREF _Toc241696705 \h </w:instrText>
             </w:r>
             <w:r>
               <w:rPr>
@@ -672,72 +672,6 @@
                 <w:noProof/>
               </w:rPr>
               <w:t>9</w:t>
-            </w:r>
-            <w:r>
-              <w:rPr>
-                <w:noProof/>
-              </w:rPr>
-              <w:fldChar w:fldCharType="end"/>
-            </w:r>
-          </w:hyperlink>
-        </w:p>
-        <w:p>
-          <w:pPr>
-            <w:pStyle w:val="ndice1"/>
-            <w:tabs>
-              <w:tab w:val="right" w:leader="dot" w:pos="9016"/>
-            </w:tabs>
-            <w:rPr>
-              <w:rFonts w:asciiTheme="minorHAnsi" w:eastAsiaTheme="minorEastAsia" w:hAnsiTheme="minorHAnsi" w:cstheme="minorBidi"/>
-              <w:noProof/>
-              <w:kern w:val="2"/>
-              <w:sz w:val="24"/>
-              <w:szCs w:val="24"/>
-              <w14:ligatures w14:val="standardContextual"/>
-            </w:rPr>
-          </w:pPr>
-          <w:hyperlink w:anchor="_Toc241692890" w:history="1">
-            <w:r>
-              <w:rPr>
-                <w:rStyle w:val="Hiperligao"/>
-                <w:noProof/>
-              </w:rPr>
-              <w:t>Paramètres</w:t>
-            </w:r>
-            <w:r>
-              <w:rPr>
-                <w:noProof/>
-              </w:rPr>
-              <w:tab/>
-            </w:r>
-            <w:r>
-              <w:rPr>
-                <w:noProof/>
-              </w:rPr>
-              <w:fldChar w:fldCharType="begin"/>
-            </w:r>
-            <w:r>
-              <w:rPr>
-                <w:noProof/>
-              </w:rPr>
-              <w:instrText xml:space="preserve"> PAGEREF _Toc241692890 \h </w:instrText>
-            </w:r>
-            <w:r>
-              <w:rPr>
-                <w:noProof/>
-              </w:rPr>
-            </w:r>
-            <w:r>
-              <w:rPr>
-                <w:noProof/>
-              </w:rPr>
-              <w:fldChar w:fldCharType="separate"/>
-            </w:r>
-            <w:r>
-              <w:rPr>
-                <w:noProof/>
-              </w:rPr>
-              <w:t>10</w:t>
             </w:r>
             <w:r>
               <w:rPr>
@@ -768,7 +702,7 @@
       <w:pPr>
         <w:pStyle w:val="Ttulo1"/>
       </w:pPr>
-      <w:bookmarkStart w:id="0" w:name="_Toc241692881"/>
+      <w:bookmarkStart w:id="0" w:name="_Toc241696697"/>
       <w:r>
         <w:lastRenderedPageBreak/>
         <w:t>Votre rôle en une page</w:t>
@@ -787,7 +721,7 @@
         <w:t>Manager</w:t>
       </w:r>
       <w:r>
-        <w:t>. Vous voyez, exécutez, exportez, planifiez et partagez toutes les cartes. Vous ne modifiez pas le modèle de données. C'est le travail d'un administrateur.</w:t>
+        <w:t>. Vous voyez, exécutez, exportez, planifiez et partagez toutes les cartes, et vous gérez les comptes Manager, User et Viewer. Vous ne modifiez pas le modèle de données, les fonctions personnalisées ni les sources de données. C'est le travail d'un administrateur.</w:t>
       </w:r>
     </w:p>
     <w:tbl>
@@ -1075,7 +1009,7 @@
               <w:spacing w:after="0"/>
             </w:pPr>
             <w:r>
-              <w:t>Créer des utilisateurs, des sources de données ou des domaines d'activité, ni donner des accès</w:t>
+              <w:t>Créer ou supprimer des utilisateurs, donner le rôle ADMIN, ni donner des accès</w:t>
             </w:r>
           </w:p>
         </w:tc>
@@ -1174,7 +1108,7 @@
               <w:spacing w:after="0"/>
             </w:pPr>
             <w:r>
-              <w:t>Gérer les fonctions personnalisées</w:t>
+              <w:t>Modifier, activer et désactiver les comptes Manager, User et Viewer</w:t>
             </w:r>
           </w:p>
         </w:tc>
@@ -1199,7 +1133,7 @@
               <w:spacing w:after="0"/>
             </w:pPr>
             <w:r>
-              <w:t>Utiliser Sécurité, Journal d'audit ou Migration</w:t>
+              <w:t>Voir ou modifier les comptes d'administrateur</w:t>
             </w:r>
           </w:p>
         </w:tc>
@@ -1236,7 +1170,7 @@
               <w:spacing w:after="0"/>
             </w:pPr>
             <w:r>
-              <w:t>Lire, tester et introspecter les sources de données</w:t>
+              <w:t>Créer des cartes sur les domaines d'activité où vous avez un accès</w:t>
             </w:r>
           </w:p>
         </w:tc>
@@ -1262,68 +1196,7 @@
               <w:spacing w:after="0"/>
             </w:pPr>
             <w:r>
-              <w:t>Importer des tables depuis une source de données</w:t>
-            </w:r>
-          </w:p>
-        </w:tc>
-      </w:tr>
-      <w:tr>
-        <w:tblPrEx>
-          <w:tblCellMar>
-            <w:top w:w="0" w:type="dxa"/>
-            <w:bottom w:w="0" w:type="dxa"/>
-          </w:tblCellMar>
-        </w:tblPrEx>
-        <w:trPr>
-          <w:cantSplit/>
-        </w:trPr>
-        <w:tc>
-          <w:tcPr>
-            <w:tcW w:w="3423" w:type="dxa"/>
-            <w:tcBorders>
-              <w:top w:val="single" w:sz="4" w:space="0" w:color="BFC7D1"/>
-              <w:left w:val="single" w:sz="4" w:space="0" w:color="BFC7D1"/>
-              <w:bottom w:val="single" w:sz="4" w:space="0" w:color="BFC7D1"/>
-              <w:right w:val="single" w:sz="4" w:space="0" w:color="BFC7D1"/>
-            </w:tcBorders>
-            <w:tcMar>
-              <w:top w:w="60" w:type="dxa"/>
-              <w:left w:w="100" w:type="dxa"/>
-              <w:bottom w:w="60" w:type="dxa"/>
-              <w:right w:w="100" w:type="dxa"/>
-            </w:tcMar>
-          </w:tcPr>
-          <w:p>
-            <w:pPr>
-              <w:spacing w:after="0"/>
-            </w:pPr>
-            <w:r>
-              <w:t>Créer des cartes sur les domaines d'activité où vous avez un accès</w:t>
-            </w:r>
-          </w:p>
-        </w:tc>
-        <w:tc>
-          <w:tcPr>
-            <w:tcW w:w="5603" w:type="dxa"/>
-            <w:tcBorders>
-              <w:top w:val="single" w:sz="4" w:space="0" w:color="BFC7D1"/>
-              <w:left w:val="single" w:sz="4" w:space="0" w:color="BFC7D1"/>
-              <w:bottom w:val="single" w:sz="4" w:space="0" w:color="BFC7D1"/>
-              <w:right w:val="single" w:sz="4" w:space="0" w:color="BFC7D1"/>
-            </w:tcBorders>
-            <w:tcMar>
-              <w:top w:w="60" w:type="dxa"/>
-              <w:left w:w="100" w:type="dxa"/>
-              <w:bottom w:w="60" w:type="dxa"/>
-              <w:right w:w="100" w:type="dxa"/>
-            </w:tcMar>
-          </w:tcPr>
-          <w:p>
-            <w:pPr>
-              <w:spacing w:after="0"/>
-            </w:pPr>
-            <w:r>
-              <w:t>Modifier les domaines d'activité, dossiers, éléments, jointures ou hiérarchies</w:t>
+              <w:t>Modifier les domaines d'activité, dossiers, éléments, jointures, hiérarchies, fonctions personnalisées ou sources de données</w:t>
             </w:r>
           </w:p>
         </w:tc>
@@ -1408,6 +1281,26 @@
           <w:b/>
           <w:bCs/>
         </w:rPr>
+        <w:t>Fonctions personnalisées</w:t>
+      </w:r>
+      <w:r>
+        <w:t xml:space="preserve">, </w:t>
+      </w:r>
+      <w:r>
+        <w:rPr>
+          <w:b/>
+          <w:bCs/>
+        </w:rPr>
+        <w:t>Sources de données</w:t>
+      </w:r>
+      <w:r>
+        <w:t xml:space="preserve">, </w:t>
+      </w:r>
+      <w:r>
+        <w:rPr>
+          <w:b/>
+          <w:bCs/>
+        </w:rPr>
         <w:t>Sécurité</w:t>
       </w:r>
       <w:r>
@@ -1499,7 +1392,7 @@
         <w:pStyle w:val="Ttulo1"/>
         <w:pageBreakBefore/>
       </w:pPr>
-      <w:bookmarkStart w:id="1" w:name="_Toc241692882"/>
+      <w:bookmarkStart w:id="1" w:name="_Toc241696698"/>
       <w:r>
         <w:lastRenderedPageBreak/>
         <w:t>Cartes</w:t>
@@ -1532,10 +1425,10 @@
           <w:noProof/>
         </w:rPr>
         <w:drawing>
-          <wp:inline distT="0" distB="0" distL="0" distR="0" wp14:anchorId="1E630F11" wp14:editId="5945BDBD">
+          <wp:inline distT="0" distB="0" distL="0" distR="0" wp14:anchorId="2FDEFC26" wp14:editId="187BFA33">
             <wp:extent cx="5715000" cy="3429000"/>
             <wp:effectExtent l="0" t="0" r="0" b="0"/>
-            <wp:docPr id="88" name="02-maps-all.png" descr="La liste Cartes, onglet Tous, avec les icônes Copier, Partager, Planifier et Exporter sur chaque ligne." title="La liste Cartes, onglet Tous, avec les icônes Copier, Partager, Planifier et Exporter sur chaque ligne."/>
+            <wp:docPr id="273" name="02-maps-all.png" descr="La liste Cartes, onglet Tous, avec les icônes Copier, Partager, Planifier et Exporter sur chaque ligne." title="La liste Cartes, onglet Tous, avec les icônes Copier, Partager, Planifier et Exporter sur chaque ligne."/>
             <wp:cNvGraphicFramePr>
               <a:graphicFrameLocks xmlns:a="http://schemas.openxmlformats.org/drawingml/2006/main" noChangeAspect="1"/>
             </wp:cNvGraphicFramePr>
@@ -1996,7 +1889,7 @@
         <w:pStyle w:val="Ttulo1"/>
         <w:pageBreakBefore/>
       </w:pPr>
-      <w:bookmarkStart w:id="2" w:name="_Toc241692883"/>
+      <w:bookmarkStart w:id="2" w:name="_Toc241696699"/>
       <w:r>
         <w:lastRenderedPageBreak/>
         <w:t>Partager une carte</w:t>
@@ -2019,10 +1912,10 @@
           <w:noProof/>
         </w:rPr>
         <w:drawing>
-          <wp:inline distT="0" distB="0" distL="0" distR="0" wp14:anchorId="638CEF33" wp14:editId="30C154D0">
+          <wp:inline distT="0" distB="0" distL="0" distR="0" wp14:anchorId="673A3970" wp14:editId="3FBA5F65">
             <wp:extent cx="3743325" cy="4029075"/>
             <wp:effectExtent l="0" t="0" r="0" b="0"/>
-            <wp:docPr id="89" name="03-share-dialog.png" descr="La boîte de dialogue Partager la carte avec une zone de recherche et les boutons Peut consulter, Peut exporter et Peut modifier." title="La boîte de dialogue Partager la carte avec une zone de recherche et les boutons Peut consulter, Peut exporter et Peut modifier."/>
+            <wp:docPr id="274" name="03-share-dialog.png" descr="La boîte de dialogue Partager la carte avec une zone de recherche et les boutons Peut consulter, Peut exporter et Peut modifier." title="La boîte de dialogue Partager la carte avec une zone de recherche et les boutons Peut consulter, Peut exporter et Peut modifier."/>
             <wp:cNvGraphicFramePr>
               <a:graphicFrameLocks xmlns:a="http://schemas.openxmlformats.org/drawingml/2006/main" noChangeAspect="1"/>
             </wp:cNvGraphicFramePr>
@@ -2422,7 +2315,7 @@
         <w:pStyle w:val="Ttulo1"/>
         <w:pageBreakBefore/>
       </w:pPr>
-      <w:bookmarkStart w:id="3" w:name="_Toc241692884"/>
+      <w:bookmarkStart w:id="3" w:name="_Toc241696700"/>
       <w:r>
         <w:lastRenderedPageBreak/>
         <w:t>Consulter, exécuter et exporter</w:t>
@@ -2445,10 +2338,10 @@
           <w:noProof/>
         </w:rPr>
         <w:drawing>
-          <wp:inline distT="0" distB="0" distL="0" distR="0" wp14:anchorId="03DF8EE0" wp14:editId="3278DCA6">
+          <wp:inline distT="0" distB="0" distL="0" distR="0" wp14:anchorId="6BEA7A22" wp14:editId="1D5C5F64">
             <wp:extent cx="5715000" cy="3571875"/>
             <wp:effectExtent l="0" t="0" r="0" b="0"/>
-            <wp:docPr id="90" name="06-viewer-results.png" descr="Une exécution terminée avec les boutons Excel, CSV et PDF au-dessus de la grille de résultats." title="Une exécution terminée avec les boutons Excel, CSV et PDF au-dessus de la grille de résultats."/>
+            <wp:docPr id="275" name="06-viewer-results.png" descr="Une exécution terminée avec les boutons Excel, CSV et PDF au-dessus de la grille de résultats." title="Une exécution terminée avec les boutons Excel, CSV et PDF au-dessus de la grille de résultats."/>
             <wp:cNvGraphicFramePr>
               <a:graphicFrameLocks xmlns:a="http://schemas.openxmlformats.org/drawingml/2006/main" noChangeAspect="1"/>
             </wp:cNvGraphicFramePr>
@@ -2643,7 +2536,7 @@
         <w:pStyle w:val="Ttulo1"/>
         <w:pageBreakBefore/>
       </w:pPr>
-      <w:bookmarkStart w:id="4" w:name="_Toc241692885"/>
+      <w:bookmarkStart w:id="4" w:name="_Toc241696701"/>
       <w:r>
         <w:lastRenderedPageBreak/>
         <w:t>Créateur de cartes</w:t>
@@ -2676,10 +2569,10 @@
           <w:noProof/>
         </w:rPr>
         <w:drawing>
-          <wp:inline distT="0" distB="0" distL="0" distR="0" wp14:anchorId="61B5ABC3" wp14:editId="118B416B">
+          <wp:inline distT="0" distB="0" distL="0" distR="0" wp14:anchorId="7BC44EAD" wp14:editId="350B2A66">
             <wp:extent cx="5715000" cy="3571875"/>
             <wp:effectExtent l="0" t="0" r="0" b="0"/>
-            <wp:docPr id="91" name="05-builder-overview.png" descr="Le créateur de cartes avec l'arborescence Domaines d'activité, la zone Colonnes et le panneau Propriétés." title="Le créateur de cartes avec l'arborescence Domaines d'activité, la zone Colonnes et le panneau Propriétés."/>
+            <wp:docPr id="276" name="05-builder-overview.png" descr="Le créateur de cartes avec l'arborescence Domaines d'activité, la zone Colonnes et le panneau Propriétés." title="Le créateur de cartes avec l'arborescence Domaines d'activité, la zone Colonnes et le panneau Propriétés."/>
             <wp:cNvGraphicFramePr>
               <a:graphicFrameLocks xmlns:a="http://schemas.openxmlformats.org/drawingml/2006/main" noChangeAspect="1"/>
             </wp:cNvGraphicFramePr>
@@ -2914,7 +2807,7 @@
         <w:pStyle w:val="Ttulo1"/>
         <w:pageBreakBefore/>
       </w:pPr>
-      <w:bookmarkStart w:id="5" w:name="_Toc241692886"/>
+      <w:bookmarkStart w:id="5" w:name="_Toc241696702"/>
       <w:r>
         <w:lastRenderedPageBreak/>
         <w:t>Planifications</w:t>
@@ -2937,10 +2830,10 @@
           <w:noProof/>
         </w:rPr>
         <w:drawing>
-          <wp:inline distT="0" distB="0" distL="0" distR="0" wp14:anchorId="265956BA" wp14:editId="4C60E188">
+          <wp:inline distT="0" distB="0" distL="0" distR="0" wp14:anchorId="08666619" wp14:editId="5B6774CB">
             <wp:extent cx="5715000" cy="3571875"/>
             <wp:effectExtent l="0" t="0" r="0" b="0"/>
-            <wp:docPr id="92" name="38-schedules-list.png" descr="La page Planifications avec une planification en pause et ses icônes d'action." title="La page Planifications avec une planification en pause et ses icônes d'action."/>
+            <wp:docPr id="277" name="38-schedules-list.png" descr="La page Planifications avec une planification en pause et ses icônes d'action." title="La page Planifications avec une planification en pause et ses icônes d'action."/>
             <wp:cNvGraphicFramePr>
               <a:graphicFrameLocks xmlns:a="http://schemas.openxmlformats.org/drawingml/2006/main" noChangeAspect="1"/>
             </wp:cNvGraphicFramePr>
@@ -3473,7 +3366,7 @@
         <w:pStyle w:val="Ttulo1"/>
         <w:pageBreakBefore/>
       </w:pPr>
-      <w:bookmarkStart w:id="6" w:name="_Toc241692887"/>
+      <w:bookmarkStart w:id="6" w:name="_Toc241696703"/>
       <w:r>
         <w:lastRenderedPageBreak/>
         <w:t>Exécutions et exportations</w:t>
@@ -3513,10 +3406,10 @@
           <w:noProof/>
         </w:rPr>
         <w:drawing>
-          <wp:inline distT="0" distB="0" distL="0" distR="0" wp14:anchorId="3BB8EE95" wp14:editId="40A58B3E">
+          <wp:inline distT="0" distB="0" distL="0" distR="0" wp14:anchorId="2AF873ED" wp14:editId="18841F52">
             <wp:extent cx="5715000" cy="3571875"/>
             <wp:effectExtent l="0" t="0" r="0" b="0"/>
-            <wp:docPr id="93" name="10-runs.png" descr="La page Exécutions avec les filtres Carte, Statut et Type et la liste des exécutions." title="La page Exécutions avec les filtres Carte, Statut et Type et la liste des exécutions."/>
+            <wp:docPr id="278" name="08-runs.png" descr="La page Exécutions avec les filtres Carte, Statut et Type et la liste des exécutions." title="La page Exécutions avec les filtres Carte, Statut et Type et la liste des exécutions."/>
             <wp:cNvGraphicFramePr>
               <a:graphicFrameLocks xmlns:a="http://schemas.openxmlformats.org/drawingml/2006/main" noChangeAspect="1"/>
             </wp:cNvGraphicFramePr>
@@ -3688,7 +3581,7 @@
         <w:pStyle w:val="Ttulo1"/>
         <w:pageBreakBefore/>
       </w:pPr>
-      <w:bookmarkStart w:id="7" w:name="_Toc241692888"/>
+      <w:bookmarkStart w:id="7" w:name="_Toc241696704"/>
       <w:r>
         <w:lastRenderedPageBreak/>
         <w:t>Utilisateurs</w:t>
@@ -3707,7 +3600,42 @@
         <w:t>Utilisateurs</w:t>
       </w:r>
       <w:r>
-        <w:t xml:space="preserve"> est en lecture seule pour vous. Vous pouvez lister les comptes et corriger l'accès aux cartes.</w:t>
+        <w:t xml:space="preserve"> liste les comptes Manager, User et Viewer. Les administrateurs ne figurent pas dans votre liste. Cliquez sur l'icône de ligne </w:t>
+      </w:r>
+      <w:r>
+        <w:rPr>
+          <w:b/>
+          <w:bCs/>
+        </w:rPr>
+        <w:t>Modifier</w:t>
+      </w:r>
+      <w:r>
+        <w:t xml:space="preserve"> pour changer le nom, l'e-mail, le mot de passe ou le rôle (MANAGER, USER ou VIEWER) d'une personne. Utilisez </w:t>
+      </w:r>
+      <w:r>
+        <w:rPr>
+          <w:b/>
+          <w:bCs/>
+        </w:rPr>
+        <w:t>Désactiver</w:t>
+      </w:r>
+      <w:r>
+        <w:t xml:space="preserve"> ou </w:t>
+      </w:r>
+      <w:r>
+        <w:rPr>
+          <w:b/>
+          <w:bCs/>
+        </w:rPr>
+        <w:t>Activer</w:t>
+      </w:r>
+      <w:r>
+        <w:t xml:space="preserve"> pour bloquer ou autoriser sa connexion.</w:t>
+      </w:r>
+    </w:p>
+    <w:p>
+      <w:r>
+        <w:t>Pour corriger l'accès aux cartes :</w:t>
       </w:r>
     </w:p>
     <w:p>
@@ -3721,10 +3649,10 @@
           <w:noProof/>
         </w:rPr>
         <w:drawing>
-          <wp:inline distT="0" distB="0" distL="0" distR="0" wp14:anchorId="29DB9D72" wp14:editId="6933E2AC">
+          <wp:inline distT="0" distB="0" distL="0" distR="0" wp14:anchorId="1FB24690" wp14:editId="1549B784">
             <wp:extent cx="4362450" cy="1819275"/>
             <wp:effectExtent l="0" t="0" r="0" b="0"/>
-            <wp:docPr id="94" name="11-users-maps-dialog.png" descr="La boîte de dialogue Cartes d'un utilisateur, avec les listes de niveau de partage et les icônes de propriétaire et de retrait." title="La boîte de dialogue Cartes d'un utilisateur, avec les listes de niveau de partage et les icônes de propriétaire et de retrait."/>
+            <wp:docPr id="279" name="09-users-maps-dialog.png" descr="La boîte de dialogue Cartes d'un utilisateur, avec les listes de niveau de partage et les icônes de propriétaire et de retrait." title="La boîte de dialogue Cartes d'un utilisateur, avec les listes de niveau de partage et les icônes de propriétaire et de retrait."/>
             <wp:cNvGraphicFramePr>
               <a:graphicFrameLocks xmlns:a="http://schemas.openxmlformats.org/drawingml/2006/main" noChangeAspect="1"/>
             </wp:cNvGraphicFramePr>
@@ -3868,7 +3796,7 @@
     </w:p>
     <w:p>
       <w:r>
-        <w:t>Créer, modifier et supprimer des utilisateurs est réservé aux administrateurs.</w:t>
+        <w:t>Créer et supprimer des utilisateurs, ainsi que le rôle ADMIN, sont réservés aux administrateurs.</w:t>
       </w:r>
     </w:p>
     <w:p>
@@ -3876,36 +3804,26 @@
         <w:pStyle w:val="Ttulo1"/>
         <w:pageBreakBefore/>
       </w:pPr>
-      <w:bookmarkStart w:id="8" w:name="_Toc241692889"/>
+      <w:bookmarkStart w:id="8" w:name="_Toc241696705"/>
       <w:r>
         <w:lastRenderedPageBreak/>
-        <w:t>Fonctions personnalisées et sources de données</w:t>
+        <w:t>Paramètres</w:t>
       </w:r>
       <w:bookmarkEnd w:id="8"/>
     </w:p>
     <w:p>
       <w:r>
-        <w:t xml:space="preserve">Les </w:t>
-      </w:r>
-      <w:r>
-        <w:rPr>
-          <w:b/>
-          <w:bCs/>
-        </w:rPr>
-        <w:t>Fonctions personnalisées</w:t>
-      </w:r>
-      <w:r>
-        <w:t xml:space="preserve"> sont des fonctions de base de données que les éléments calculés peuvent appeler. Vous avez tous les droits dessus. Les </w:t>
-      </w:r>
-      <w:r>
-        <w:rPr>
-          <w:b/>
-          <w:bCs/>
-        </w:rPr>
-        <w:t>Sources de données</w:t>
-      </w:r>
-      <w:r>
-        <w:t xml:space="preserve"> sont des connexions enregistrées à une base de données. Vous pouvez seulement les consulter et les tester.</w:t>
+        <w:t xml:space="preserve">Ouvrez </w:t>
+      </w:r>
+      <w:r>
+        <w:rPr>
+          <w:b/>
+          <w:bCs/>
+        </w:rPr>
+        <w:t>Paramètres</w:t>
+      </w:r>
+      <w:r>
+        <w:t xml:space="preserve"> depuis la barre latérale ou le menu de votre nom.</w:t>
       </w:r>
     </w:p>
     <w:p>
@@ -3919,10 +3837,10 @@
           <w:noProof/>
         </w:rPr>
         <w:drawing>
-          <wp:inline distT="0" distB="0" distL="0" distR="0" wp14:anchorId="068BCC89" wp14:editId="3C325466">
+          <wp:inline distT="0" distB="0" distL="0" distR="0" wp14:anchorId="4811F514" wp14:editId="73F3EDF5">
             <wp:extent cx="5715000" cy="3571875"/>
             <wp:effectExtent l="0" t="0" r="0" b="0"/>
-            <wp:docPr id="95" name="08-custom-functions.png" descr="La page Fonctions personnalisées avec la liste, Tout actualiser et Nouvelle fonction." title="La page Fonctions personnalisées avec la liste, Tout actualiser et Nouvelle fonction."/>
+            <wp:docPr id="280" name="04-settings.png" descr="La page Paramètres avec les cartes Langue, Thème et Palette de couleurs." title="La page Paramètres avec les cartes Langue, Thème et Palette de couleurs."/>
             <wp:cNvGraphicFramePr>
               <a:graphicFrameLocks xmlns:a="http://schemas.openxmlformats.org/drawingml/2006/main" noChangeAspect="1"/>
             </wp:cNvGraphicFramePr>
@@ -3964,7 +3882,7 @@
         <w:jc w:val="center"/>
       </w:pPr>
       <w:r>
-        <w:t>La page Fonctions personnalisées avec la liste, Tout actualiser et Nouvelle fonction.</w:t>
+        <w:t>La page Paramètres avec les cartes Langue, Thème et Palette de couleurs.</w:t>
       </w:r>
     </w:p>
     <w:p>
@@ -3977,24 +3895,34 @@
         <w:spacing w:after="60"/>
       </w:pPr>
       <w:r>
-        <w:t xml:space="preserve">Dans </w:t>
-      </w:r>
-      <w:r>
-        <w:rPr>
-          <w:b/>
-          <w:bCs/>
-        </w:rPr>
-        <w:t>Fonctions personnalisées</w:t>
-      </w:r>
-      <w:r>
-        <w:t xml:space="preserve">, cliquez sur </w:t>
-      </w:r>
-      <w:r>
-        <w:rPr>
-          <w:b/>
-          <w:bCs/>
-        </w:rPr>
-        <w:t>Nouvelle fonction</w:t>
+        <w:t xml:space="preserve">Choisissez votre </w:t>
+      </w:r>
+      <w:r>
+        <w:rPr>
+          <w:b/>
+          <w:bCs/>
+        </w:rPr>
+        <w:t>Langue d'affichage</w:t>
+      </w:r>
+      <w:r>
+        <w:t xml:space="preserve">, votre </w:t>
+      </w:r>
+      <w:r>
+        <w:rPr>
+          <w:b/>
+          <w:bCs/>
+        </w:rPr>
+        <w:t>Apparence</w:t>
+      </w:r>
+      <w:r>
+        <w:t xml:space="preserve"> et votre </w:t>
+      </w:r>
+      <w:r>
+        <w:rPr>
+          <w:b/>
+          <w:bCs/>
+        </w:rPr>
+        <w:t>Palette</w:t>
       </w:r>
       <w:r>
         <w:t>.</w:t>
@@ -4010,304 +3938,6 @@
         <w:spacing w:after="60"/>
       </w:pPr>
       <w:r>
-        <w:t xml:space="preserve">Choisissez une </w:t>
-      </w:r>
-      <w:r>
-        <w:rPr>
-          <w:b/>
-          <w:bCs/>
-        </w:rPr>
-        <w:t>Source de données</w:t>
-      </w:r>
-      <w:r>
-        <w:t xml:space="preserve">, saisissez une partie d'un nom dans </w:t>
-      </w:r>
-      <w:r>
-        <w:rPr>
-          <w:b/>
-          <w:bCs/>
-        </w:rPr>
-        <w:t>Rechercher une fonction</w:t>
-      </w:r>
-      <w:r>
-        <w:t xml:space="preserve">, cliquez sur </w:t>
-      </w:r>
-      <w:r>
-        <w:rPr>
-          <w:b/>
-          <w:bCs/>
-        </w:rPr>
-        <w:t>Rechercher</w:t>
-      </w:r>
-      <w:r>
-        <w:t>.</w:t>
-      </w:r>
-    </w:p>
-    <w:p>
-      <w:pPr>
-        <w:pStyle w:val="PargrafodaLista"/>
-        <w:numPr>
-          <w:ilvl w:val="0"/>
-          <w:numId w:val="9"/>
-        </w:numPr>
-        <w:spacing w:after="60"/>
-      </w:pPr>
-      <w:r>
-        <w:t xml:space="preserve">Cliquez sur un résultat pour remplir la boîte de dialogue, puis cliquez sur </w:t>
-      </w:r>
-      <w:r>
-        <w:rPr>
-          <w:b/>
-          <w:bCs/>
-        </w:rPr>
-        <w:t>Enregistrer</w:t>
-      </w:r>
-      <w:r>
-        <w:t>.</w:t>
-      </w:r>
-    </w:p>
-    <w:p>
-      <w:pPr>
-        <w:pStyle w:val="PargrafodaLista"/>
-        <w:numPr>
-          <w:ilvl w:val="0"/>
-          <w:numId w:val="9"/>
-        </w:numPr>
-        <w:spacing w:after="60"/>
-      </w:pPr>
-      <w:r>
-        <w:t xml:space="preserve">Utilisez </w:t>
-      </w:r>
-      <w:r>
-        <w:rPr>
-          <w:b/>
-          <w:bCs/>
-        </w:rPr>
-        <w:t>Tout actualiser</w:t>
-      </w:r>
-      <w:r>
-        <w:t xml:space="preserve"> pour relire toutes les fonctions depuis Oracle.</w:t>
-      </w:r>
-    </w:p>
-    <w:p>
-      <w:pPr>
-        <w:pStyle w:val="PargrafodaLista"/>
-        <w:numPr>
-          <w:ilvl w:val="0"/>
-          <w:numId w:val="9"/>
-        </w:numPr>
-        <w:spacing w:after="60"/>
-      </w:pPr>
-      <w:r>
-        <w:t xml:space="preserve">Dans </w:t>
-      </w:r>
-      <w:r>
-        <w:rPr>
-          <w:b/>
-          <w:bCs/>
-        </w:rPr>
-        <w:t>Sources de données</w:t>
-      </w:r>
-      <w:r>
-        <w:t xml:space="preserve">, cliquez sur </w:t>
-      </w:r>
-      <w:r>
-        <w:rPr>
-          <w:b/>
-          <w:bCs/>
-        </w:rPr>
-        <w:t>Tester la connexion</w:t>
-      </w:r>
-      <w:r>
-        <w:t xml:space="preserve"> pour vérifier une connexion.</w:t>
-      </w:r>
-    </w:p>
-    <w:p>
-      <w:pPr>
-        <w:spacing w:after="60"/>
-      </w:pPr>
-    </w:p>
-    <w:p>
-      <w:r>
-        <w:rPr>
-          <w:b/>
-          <w:bCs/>
-        </w:rPr>
-        <w:t>Nouvelle source de données</w:t>
-      </w:r>
-      <w:r>
-        <w:t xml:space="preserve">, </w:t>
-      </w:r>
-      <w:r>
-        <w:rPr>
-          <w:b/>
-          <w:bCs/>
-        </w:rPr>
-        <w:t>Modifier</w:t>
-      </w:r>
-      <w:r>
-        <w:t xml:space="preserve">, </w:t>
-      </w:r>
-      <w:r>
-        <w:rPr>
-          <w:b/>
-          <w:bCs/>
-        </w:rPr>
-        <w:t>Supprimer</w:t>
-      </w:r>
-      <w:r>
-        <w:t xml:space="preserve"> et </w:t>
-      </w:r>
-      <w:r>
-        <w:rPr>
-          <w:b/>
-          <w:bCs/>
-        </w:rPr>
-        <w:t>Importer</w:t>
-      </w:r>
-      <w:r>
-        <w:t xml:space="preserve"> sur une source de données sont réservés aux administrateurs. Le système les refuse.</w:t>
-      </w:r>
-    </w:p>
-    <w:p>
-      <w:pPr>
-        <w:pStyle w:val="Ttulo1"/>
-        <w:pageBreakBefore/>
-      </w:pPr>
-      <w:bookmarkStart w:id="9" w:name="_Toc241692890"/>
-      <w:r>
-        <w:lastRenderedPageBreak/>
-        <w:t>Paramètres</w:t>
-      </w:r>
-      <w:bookmarkEnd w:id="9"/>
-    </w:p>
-    <w:p>
-      <w:r>
-        <w:t xml:space="preserve">Ouvrez </w:t>
-      </w:r>
-      <w:r>
-        <w:rPr>
-          <w:b/>
-          <w:bCs/>
-        </w:rPr>
-        <w:t>Paramètres</w:t>
-      </w:r>
-      <w:r>
-        <w:t xml:space="preserve"> depuis la barre latérale ou le menu de votre nom.</w:t>
-      </w:r>
-    </w:p>
-    <w:p>
-      <w:pPr>
-        <w:keepNext/>
-        <w:spacing w:before="120" w:after="60"/>
-        <w:jc w:val="center"/>
-      </w:pPr>
-      <w:r>
-        <w:rPr>
-          <w:noProof/>
-        </w:rPr>
-        <w:drawing>
-          <wp:inline distT="0" distB="0" distL="0" distR="0" wp14:anchorId="71DCA278" wp14:editId="3851D87F">
-            <wp:extent cx="5715000" cy="3571875"/>
-            <wp:effectExtent l="0" t="0" r="0" b="0"/>
-            <wp:docPr id="96" name="04-settings.png" descr="La page Paramètres avec les cartes Langue, Thème et Palette de couleurs." title="La page Paramètres avec les cartes Langue, Thème et Palette de couleurs."/>
-            <wp:cNvGraphicFramePr>
-              <a:graphicFrameLocks xmlns:a="http://schemas.openxmlformats.org/drawingml/2006/main" noChangeAspect="1"/>
-            </wp:cNvGraphicFramePr>
-            <a:graphic xmlns:a="http://schemas.openxmlformats.org/drawingml/2006/main">
-              <a:graphicData uri="http://schemas.openxmlformats.org/drawingml/2006/picture">
-                <pic:pic xmlns:pic="http://schemas.openxmlformats.org/drawingml/2006/picture">
-                  <pic:nvPicPr>
-                    <pic:cNvPr id="0" name=""/>
-                    <pic:cNvPicPr>
-                      <a:picLocks noChangeAspect="1" noChangeArrowheads="1"/>
-                    </pic:cNvPicPr>
-                  </pic:nvPicPr>
-                  <pic:blipFill>
-                    <a:blip r:embed="rId15"/>
-                    <a:srcRect/>
-                    <a:stretch>
-                      <a:fillRect/>
-                    </a:stretch>
-                  </pic:blipFill>
-                  <pic:spPr bwMode="auto">
-                    <a:xfrm>
-                      <a:off x="0" y="0"/>
-                      <a:ext cx="5715000" cy="3571875"/>
-                    </a:xfrm>
-                    <a:prstGeom prst="rect">
-                      <a:avLst/>
-                    </a:prstGeom>
-                  </pic:spPr>
-                </pic:pic>
-              </a:graphicData>
-            </a:graphic>
-          </wp:inline>
-        </w:drawing>
-      </w:r>
-    </w:p>
-    <w:p>
-      <w:pPr>
-        <w:pStyle w:val="Legenda"/>
-        <w:jc w:val="center"/>
-      </w:pPr>
-      <w:r>
-        <w:t>La page Paramètres avec les cartes Langue, Thème et Palette de couleurs.</w:t>
-      </w:r>
-    </w:p>
-    <w:p>
-      <w:pPr>
-        <w:pStyle w:val="PargrafodaLista"/>
-        <w:numPr>
-          <w:ilvl w:val="0"/>
-          <w:numId w:val="10"/>
-        </w:numPr>
-        <w:spacing w:after="60"/>
-      </w:pPr>
-      <w:r>
-        <w:t xml:space="preserve">Choisissez votre </w:t>
-      </w:r>
-      <w:r>
-        <w:rPr>
-          <w:b/>
-          <w:bCs/>
-        </w:rPr>
-        <w:t>Langue d'affichage</w:t>
-      </w:r>
-      <w:r>
-        <w:t xml:space="preserve">, votre </w:t>
-      </w:r>
-      <w:r>
-        <w:rPr>
-          <w:b/>
-          <w:bCs/>
-        </w:rPr>
-        <w:t>Apparence</w:t>
-      </w:r>
-      <w:r>
-        <w:t xml:space="preserve"> et votre </w:t>
-      </w:r>
-      <w:r>
-        <w:rPr>
-          <w:b/>
-          <w:bCs/>
-        </w:rPr>
-        <w:t>Palette</w:t>
-      </w:r>
-      <w:r>
-        <w:t>.</w:t>
-      </w:r>
-    </w:p>
-    <w:p>
-      <w:pPr>
-        <w:pStyle w:val="PargrafodaLista"/>
-        <w:numPr>
-          <w:ilvl w:val="0"/>
-          <w:numId w:val="10"/>
-        </w:numPr>
-        <w:spacing w:after="60"/>
-      </w:pPr>
-      <w:r>
         <w:t xml:space="preserve">Cliquez sur </w:t>
       </w:r>
       <w:r>
@@ -4343,8 +3973,8 @@
       </w:r>
     </w:p>
     <w:sectPr>
-      <w:headerReference w:type="default" r:id="rId16"/>
-      <w:footerReference w:type="default" r:id="rId17"/>
+      <w:headerReference w:type="default" r:id="rId15"/>
+      <w:footerReference w:type="default" r:id="rId16"/>
       <w:pgSz w:w="11906" w:h="16838"/>
       <w:pgMar w:top="1440" w:right="1440" w:bottom="1440" w:left="1440" w:header="708" w:footer="708" w:gutter="0"/>
       <w:pgNumType w:start="1"/>
@@ -4476,7 +4106,7 @@
         <w:sz w:val="16"/>
         <w:szCs w:val="16"/>
       </w:rPr>
-      <w:t>Discoverer Neo 2.0.1 · Guide rapide · MANAGER</w:t>
+      <w:t>Discoverer Neo 2.1.0 · Guide rapide · MANAGER</w:t>
     </w:r>
   </w:p>
 </w:hdr>
@@ -4485,10 +4115,10 @@
 <file path=word/numbering.xml><?xml version="1.0" encoding="utf-8"?>
 <w:numbering xmlns:wpc="http://schemas.microsoft.com/office/word/2010/wordprocessingCanvas" xmlns:cx="http://schemas.microsoft.com/office/drawing/2014/chartex" xmlns:cx1="http://schemas.microsoft.com/office/drawing/2015/9/8/chartex" xmlns:cx2="http://schemas.microsoft.com/office/drawing/2015/10/21/chartex" xmlns:cx3="http://schemas.microsoft.com/office/drawing/2016/5/9/chartex" xmlns:cx4="http://schemas.microsoft.com/office/drawing/2016/5/10/chartex" xmlns:cx5="http://schemas.microsoft.com/office/drawing/2016/5/11/chartex" xmlns:cx6="http://schemas.microsoft.com/office/drawing/2016/5/12/chartex" xmlns:cx7="http://schemas.microsoft.com/office/drawing/2016/5/13/chartex" xmlns:cx8="http://schemas.microsoft.com/office/drawing/2016/5/14/chartex" xmlns:mc="http://schemas.openxmlformats.org/markup-compatibility/2006" xmlns:aink="http://schemas.microsoft.com/office/drawing/2016/ink" xmlns:am3d="http://schemas.microsoft.com/office/drawing/2017/model3d" xmlns:o="urn:schemas-microsoft-com:office:office" xmlns:oel="http://schemas.microsoft.com/office/2019/extlst" xmlns:r="http://schemas.openxmlformats.org/officeDocument/2006/relationships" xmlns:m="http://schemas.openxmlformats.org/officeDocument/2006/math" xmlns:v="urn:schemas-microsoft-com:vml" xmlns:wp14="http://schemas.microsoft.com/office/word/2010/wordprocessingDrawing" xmlns:wp="http://schemas.openxmlformats.org/drawingml/2006/wordprocessingDrawing" xmlns:w10="urn:schemas-microsoft-com:office:word" xmlns:w="http://schemas.openxmlformats.org/wordprocessingml/2006/main" xmlns:w14="http://schemas.microsoft.com/office/word/2010/wordml" xmlns:w15="http://schemas.microsoft.com/office/word/2012/wordml" xmlns:w16cex="http://schemas.microsoft.com/office/word/2018/wordml/cex" xmlns:w16cid="http://schemas.microsoft.com/office/word/2016/wordml/cid" xmlns:w16="http://schemas.microsoft.com/office/word/2018/wordml" xmlns:w16sdtdh="http://schemas.microsoft.com/office/word/2020/wordml/sdtdatahash" xmlns:w16se="http://schemas.microsoft.com/office/word/2015/wordml/symex" xmlns:wpg="http://schemas.microsoft.com/office/word/2010/wordprocessingGroup" xmlns:wpi="http://schemas.microsoft.com/office/word/2010/wordprocessingInk" xmlns:wne="http://schemas.microsoft.com/office/word/2006/wordml" xmlns:wps="http://schemas.microsoft.com/office/word/2010/wordprocessingShape" mc:Ignorable="w14 w15 w16se w16cid w16 w16cex w16sdtdh wp14">
   <w:abstractNum w:abstractNumId="0" w15:restartNumberingAfterBreak="0">
-    <w:nsid w:val="0FC079A6"/>
+    <w:nsid w:val="067C65E0"/>
     <w:multiLevelType w:val="hybridMultilevel"/>
-    <w:tmpl w:val="2F147CA2"/>
-    <w:lvl w:ilvl="0" w:tplc="B742EE40">
+    <w:tmpl w:val="1E4C9644"/>
+    <w:lvl w:ilvl="0" w:tplc="510ED75C">
       <w:start w:val="1"/>
       <w:numFmt w:val="decimal"/>
       <w:lvlText w:val="%1."/>
@@ -4497,7 +4127,7 @@
         <w:ind w:left="360" w:hanging="300"/>
       </w:pPr>
     </w:lvl>
-    <w:lvl w:ilvl="1" w:tplc="CA2EE204" w:tentative="1">
+    <w:lvl w:ilvl="1" w:tplc="5C884F8C" w:tentative="1">
       <w:start w:val="1"/>
       <w:numFmt w:val="lowerLetter"/>
       <w:lvlText w:val="%2."/>
@@ -4506,47 +4136,47 @@
         <w:ind w:left="720" w:hanging="300"/>
       </w:pPr>
     </w:lvl>
-    <w:lvl w:ilvl="2" w:tplc="350C5FF0">
-      <w:numFmt w:val="decimal"/>
-      <w:lvlText w:val=""/>
-      <w:lvlJc w:val="left"/>
-    </w:lvl>
-    <w:lvl w:ilvl="3" w:tplc="14683E80">
-      <w:numFmt w:val="decimal"/>
-      <w:lvlText w:val=""/>
-      <w:lvlJc w:val="left"/>
-    </w:lvl>
-    <w:lvl w:ilvl="4" w:tplc="3BDA9E9E">
-      <w:numFmt w:val="decimal"/>
-      <w:lvlText w:val=""/>
-      <w:lvlJc w:val="left"/>
-    </w:lvl>
-    <w:lvl w:ilvl="5" w:tplc="B2F4C802">
-      <w:numFmt w:val="decimal"/>
-      <w:lvlText w:val=""/>
-      <w:lvlJc w:val="left"/>
-    </w:lvl>
-    <w:lvl w:ilvl="6" w:tplc="676E4D8A">
-      <w:numFmt w:val="decimal"/>
-      <w:lvlText w:val=""/>
-      <w:lvlJc w:val="left"/>
-    </w:lvl>
-    <w:lvl w:ilvl="7" w:tplc="F8349BCE">
-      <w:numFmt w:val="decimal"/>
-      <w:lvlText w:val=""/>
-      <w:lvlJc w:val="left"/>
-    </w:lvl>
-    <w:lvl w:ilvl="8" w:tplc="9684AEAA">
+    <w:lvl w:ilvl="2" w:tplc="2E3C0330">
+      <w:numFmt w:val="decimal"/>
+      <w:lvlText w:val=""/>
+      <w:lvlJc w:val="left"/>
+    </w:lvl>
+    <w:lvl w:ilvl="3" w:tplc="88A0C56A">
+      <w:numFmt w:val="decimal"/>
+      <w:lvlText w:val=""/>
+      <w:lvlJc w:val="left"/>
+    </w:lvl>
+    <w:lvl w:ilvl="4" w:tplc="068A31B4">
+      <w:numFmt w:val="decimal"/>
+      <w:lvlText w:val=""/>
+      <w:lvlJc w:val="left"/>
+    </w:lvl>
+    <w:lvl w:ilvl="5" w:tplc="317A5D96">
+      <w:numFmt w:val="decimal"/>
+      <w:lvlText w:val=""/>
+      <w:lvlJc w:val="left"/>
+    </w:lvl>
+    <w:lvl w:ilvl="6" w:tplc="BA5295A8">
+      <w:numFmt w:val="decimal"/>
+      <w:lvlText w:val=""/>
+      <w:lvlJc w:val="left"/>
+    </w:lvl>
+    <w:lvl w:ilvl="7" w:tplc="C95C8486">
+      <w:numFmt w:val="decimal"/>
+      <w:lvlText w:val=""/>
+      <w:lvlJc w:val="left"/>
+    </w:lvl>
+    <w:lvl w:ilvl="8" w:tplc="6A0A7F44">
       <w:numFmt w:val="decimal"/>
       <w:lvlText w:val=""/>
       <w:lvlJc w:val="left"/>
     </w:lvl>
   </w:abstractNum>
   <w:abstractNum w:abstractNumId="1" w15:restartNumberingAfterBreak="0">
-    <w:nsid w:val="15D8286C"/>
+    <w:nsid w:val="0C9C6CAE"/>
     <w:multiLevelType w:val="hybridMultilevel"/>
-    <w:tmpl w:val="E9E81842"/>
-    <w:lvl w:ilvl="0" w:tplc="E048EBD2">
+    <w:tmpl w:val="41D60684"/>
+    <w:lvl w:ilvl="0" w:tplc="5A62C06C">
       <w:start w:val="1"/>
       <w:numFmt w:val="decimal"/>
       <w:lvlText w:val="%1."/>
@@ -4555,7 +4185,7 @@
         <w:ind w:left="360" w:hanging="300"/>
       </w:pPr>
     </w:lvl>
-    <w:lvl w:ilvl="1" w:tplc="89308E36" w:tentative="1">
+    <w:lvl w:ilvl="1" w:tplc="7F10E8D8" w:tentative="1">
       <w:start w:val="1"/>
       <w:numFmt w:val="lowerLetter"/>
       <w:lvlText w:val="%2."/>
@@ -4564,47 +4194,47 @@
         <w:ind w:left="720" w:hanging="300"/>
       </w:pPr>
     </w:lvl>
-    <w:lvl w:ilvl="2" w:tplc="20A4AACC">
-      <w:numFmt w:val="decimal"/>
-      <w:lvlText w:val=""/>
-      <w:lvlJc w:val="left"/>
-    </w:lvl>
-    <w:lvl w:ilvl="3" w:tplc="FA52D1FE">
-      <w:numFmt w:val="decimal"/>
-      <w:lvlText w:val=""/>
-      <w:lvlJc w:val="left"/>
-    </w:lvl>
-    <w:lvl w:ilvl="4" w:tplc="85B622D0">
-      <w:numFmt w:val="decimal"/>
-      <w:lvlText w:val=""/>
-      <w:lvlJc w:val="left"/>
-    </w:lvl>
-    <w:lvl w:ilvl="5" w:tplc="DC16E174">
-      <w:numFmt w:val="decimal"/>
-      <w:lvlText w:val=""/>
-      <w:lvlJc w:val="left"/>
-    </w:lvl>
-    <w:lvl w:ilvl="6" w:tplc="994C9AE0">
-      <w:numFmt w:val="decimal"/>
-      <w:lvlText w:val=""/>
-      <w:lvlJc w:val="left"/>
-    </w:lvl>
-    <w:lvl w:ilvl="7" w:tplc="2F368B9C">
-      <w:numFmt w:val="decimal"/>
-      <w:lvlText w:val=""/>
-      <w:lvlJc w:val="left"/>
-    </w:lvl>
-    <w:lvl w:ilvl="8" w:tplc="8AA6869A">
+    <w:lvl w:ilvl="2" w:tplc="585660E0">
+      <w:numFmt w:val="decimal"/>
+      <w:lvlText w:val=""/>
+      <w:lvlJc w:val="left"/>
+    </w:lvl>
+    <w:lvl w:ilvl="3" w:tplc="0F84B556">
+      <w:numFmt w:val="decimal"/>
+      <w:lvlText w:val=""/>
+      <w:lvlJc w:val="left"/>
+    </w:lvl>
+    <w:lvl w:ilvl="4" w:tplc="1D409C0E">
+      <w:numFmt w:val="decimal"/>
+      <w:lvlText w:val=""/>
+      <w:lvlJc w:val="left"/>
+    </w:lvl>
+    <w:lvl w:ilvl="5" w:tplc="5AC48B02">
+      <w:numFmt w:val="decimal"/>
+      <w:lvlText w:val=""/>
+      <w:lvlJc w:val="left"/>
+    </w:lvl>
+    <w:lvl w:ilvl="6" w:tplc="32C881E4">
+      <w:numFmt w:val="decimal"/>
+      <w:lvlText w:val=""/>
+      <w:lvlJc w:val="left"/>
+    </w:lvl>
+    <w:lvl w:ilvl="7" w:tplc="759C7746">
+      <w:numFmt w:val="decimal"/>
+      <w:lvlText w:val=""/>
+      <w:lvlJc w:val="left"/>
+    </w:lvl>
+    <w:lvl w:ilvl="8" w:tplc="485A2978">
       <w:numFmt w:val="decimal"/>
       <w:lvlText w:val=""/>
       <w:lvlJc w:val="left"/>
     </w:lvl>
   </w:abstractNum>
   <w:abstractNum w:abstractNumId="2" w15:restartNumberingAfterBreak="0">
-    <w:nsid w:val="17C04681"/>
+    <w:nsid w:val="1CA408F3"/>
     <w:multiLevelType w:val="hybridMultilevel"/>
-    <w:tmpl w:val="05526C4E"/>
-    <w:lvl w:ilvl="0" w:tplc="86CA8686">
+    <w:tmpl w:val="EE500E4A"/>
+    <w:lvl w:ilvl="0" w:tplc="7E809AA8">
       <w:start w:val="1"/>
       <w:numFmt w:val="decimal"/>
       <w:lvlText w:val="%1."/>
@@ -4613,7 +4243,7 @@
         <w:ind w:left="360" w:hanging="300"/>
       </w:pPr>
     </w:lvl>
-    <w:lvl w:ilvl="1" w:tplc="2E7A49A6" w:tentative="1">
+    <w:lvl w:ilvl="1" w:tplc="BF801F62" w:tentative="1">
       <w:start w:val="1"/>
       <w:numFmt w:val="lowerLetter"/>
       <w:lvlText w:val="%2."/>
@@ -4622,47 +4252,47 @@
         <w:ind w:left="720" w:hanging="300"/>
       </w:pPr>
     </w:lvl>
-    <w:lvl w:ilvl="2" w:tplc="D48465B2">
-      <w:numFmt w:val="decimal"/>
-      <w:lvlText w:val=""/>
-      <w:lvlJc w:val="left"/>
-    </w:lvl>
-    <w:lvl w:ilvl="3" w:tplc="B7DC2BF2">
-      <w:numFmt w:val="decimal"/>
-      <w:lvlText w:val=""/>
-      <w:lvlJc w:val="left"/>
-    </w:lvl>
-    <w:lvl w:ilvl="4" w:tplc="3B1AB9D6">
-      <w:numFmt w:val="decimal"/>
-      <w:lvlText w:val=""/>
-      <w:lvlJc w:val="left"/>
-    </w:lvl>
-    <w:lvl w:ilvl="5" w:tplc="FBEAC704">
-      <w:numFmt w:val="decimal"/>
-      <w:lvlText w:val=""/>
-      <w:lvlJc w:val="left"/>
-    </w:lvl>
-    <w:lvl w:ilvl="6" w:tplc="5C10666C">
-      <w:numFmt w:val="decimal"/>
-      <w:lvlText w:val=""/>
-      <w:lvlJc w:val="left"/>
-    </w:lvl>
-    <w:lvl w:ilvl="7" w:tplc="C148731A">
-      <w:numFmt w:val="decimal"/>
-      <w:lvlText w:val=""/>
-      <w:lvlJc w:val="left"/>
-    </w:lvl>
-    <w:lvl w:ilvl="8" w:tplc="3CCCCB86">
+    <w:lvl w:ilvl="2" w:tplc="38F698A0">
+      <w:numFmt w:val="decimal"/>
+      <w:lvlText w:val=""/>
+      <w:lvlJc w:val="left"/>
+    </w:lvl>
+    <w:lvl w:ilvl="3" w:tplc="DF30BBC2">
+      <w:numFmt w:val="decimal"/>
+      <w:lvlText w:val=""/>
+      <w:lvlJc w:val="left"/>
+    </w:lvl>
+    <w:lvl w:ilvl="4" w:tplc="AEDE2C14">
+      <w:numFmt w:val="decimal"/>
+      <w:lvlText w:val=""/>
+      <w:lvlJc w:val="left"/>
+    </w:lvl>
+    <w:lvl w:ilvl="5" w:tplc="60A03F3A">
+      <w:numFmt w:val="decimal"/>
+      <w:lvlText w:val=""/>
+      <w:lvlJc w:val="left"/>
+    </w:lvl>
+    <w:lvl w:ilvl="6" w:tplc="0478AC7C">
+      <w:numFmt w:val="decimal"/>
+      <w:lvlText w:val=""/>
+      <w:lvlJc w:val="left"/>
+    </w:lvl>
+    <w:lvl w:ilvl="7" w:tplc="C096C636">
+      <w:numFmt w:val="decimal"/>
+      <w:lvlText w:val=""/>
+      <w:lvlJc w:val="left"/>
+    </w:lvl>
+    <w:lvl w:ilvl="8" w:tplc="945C0B56">
       <w:numFmt w:val="decimal"/>
       <w:lvlText w:val=""/>
       <w:lvlJc w:val="left"/>
     </w:lvl>
   </w:abstractNum>
   <w:abstractNum w:abstractNumId="3" w15:restartNumberingAfterBreak="0">
-    <w:nsid w:val="18BD5072"/>
+    <w:nsid w:val="25D34671"/>
     <w:multiLevelType w:val="hybridMultilevel"/>
-    <w:tmpl w:val="E4563920"/>
-    <w:lvl w:ilvl="0" w:tplc="010A3BEC">
+    <w:tmpl w:val="1ABA93D2"/>
+    <w:lvl w:ilvl="0" w:tplc="836C6320">
       <w:start w:val="1"/>
       <w:numFmt w:val="decimal"/>
       <w:lvlText w:val="%1."/>
@@ -4671,7 +4301,7 @@
         <w:ind w:left="360" w:hanging="300"/>
       </w:pPr>
     </w:lvl>
-    <w:lvl w:ilvl="1" w:tplc="17766C32" w:tentative="1">
+    <w:lvl w:ilvl="1" w:tplc="2940D6DA" w:tentative="1">
       <w:start w:val="1"/>
       <w:numFmt w:val="lowerLetter"/>
       <w:lvlText w:val="%2."/>
@@ -4680,47 +4310,221 @@
         <w:ind w:left="720" w:hanging="300"/>
       </w:pPr>
     </w:lvl>
-    <w:lvl w:ilvl="2" w:tplc="3FAE71B0">
-      <w:numFmt w:val="decimal"/>
-      <w:lvlText w:val=""/>
-      <w:lvlJc w:val="left"/>
-    </w:lvl>
-    <w:lvl w:ilvl="3" w:tplc="F9248060">
-      <w:numFmt w:val="decimal"/>
-      <w:lvlText w:val=""/>
-      <w:lvlJc w:val="left"/>
-    </w:lvl>
-    <w:lvl w:ilvl="4" w:tplc="4A6C8910">
-      <w:numFmt w:val="decimal"/>
-      <w:lvlText w:val=""/>
-      <w:lvlJc w:val="left"/>
-    </w:lvl>
-    <w:lvl w:ilvl="5" w:tplc="9F0AEF00">
-      <w:numFmt w:val="decimal"/>
-      <w:lvlText w:val=""/>
-      <w:lvlJc w:val="left"/>
-    </w:lvl>
-    <w:lvl w:ilvl="6" w:tplc="5C8A761C">
-      <w:numFmt w:val="decimal"/>
-      <w:lvlText w:val=""/>
-      <w:lvlJc w:val="left"/>
-    </w:lvl>
-    <w:lvl w:ilvl="7" w:tplc="9D0A348A">
-      <w:numFmt w:val="decimal"/>
-      <w:lvlText w:val=""/>
-      <w:lvlJc w:val="left"/>
-    </w:lvl>
-    <w:lvl w:ilvl="8" w:tplc="230CE29E">
+    <w:lvl w:ilvl="2" w:tplc="1CB6D3AC">
+      <w:numFmt w:val="decimal"/>
+      <w:lvlText w:val=""/>
+      <w:lvlJc w:val="left"/>
+    </w:lvl>
+    <w:lvl w:ilvl="3" w:tplc="EEFA7D84">
+      <w:numFmt w:val="decimal"/>
+      <w:lvlText w:val=""/>
+      <w:lvlJc w:val="left"/>
+    </w:lvl>
+    <w:lvl w:ilvl="4" w:tplc="94B43BF4">
+      <w:numFmt w:val="decimal"/>
+      <w:lvlText w:val=""/>
+      <w:lvlJc w:val="left"/>
+    </w:lvl>
+    <w:lvl w:ilvl="5" w:tplc="5B7E893A">
+      <w:numFmt w:val="decimal"/>
+      <w:lvlText w:val=""/>
+      <w:lvlJc w:val="left"/>
+    </w:lvl>
+    <w:lvl w:ilvl="6" w:tplc="DD56EE7A">
+      <w:numFmt w:val="decimal"/>
+      <w:lvlText w:val=""/>
+      <w:lvlJc w:val="left"/>
+    </w:lvl>
+    <w:lvl w:ilvl="7" w:tplc="7C5A0BB6">
+      <w:numFmt w:val="decimal"/>
+      <w:lvlText w:val=""/>
+      <w:lvlJc w:val="left"/>
+    </w:lvl>
+    <w:lvl w:ilvl="8" w:tplc="B7DA9B94">
       <w:numFmt w:val="decimal"/>
       <w:lvlText w:val=""/>
       <w:lvlJc w:val="left"/>
     </w:lvl>
   </w:abstractNum>
   <w:abstractNum w:abstractNumId="4" w15:restartNumberingAfterBreak="0">
-    <w:nsid w:val="30AA2B09"/>
+    <w:nsid w:val="26E85040"/>
     <w:multiLevelType w:val="hybridMultilevel"/>
-    <w:tmpl w:val="5A52870C"/>
-    <w:lvl w:ilvl="0" w:tplc="62DAE250" w:tentative="1">
+    <w:tmpl w:val="F0408510"/>
+    <w:lvl w:ilvl="0" w:tplc="3572C380">
+      <w:start w:val="1"/>
+      <w:numFmt w:val="decimal"/>
+      <w:lvlText w:val="%1."/>
+      <w:lvlJc w:val="left"/>
+      <w:pPr>
+        <w:ind w:left="360" w:hanging="300"/>
+      </w:pPr>
+    </w:lvl>
+    <w:lvl w:ilvl="1" w:tplc="C0BA30D0" w:tentative="1">
+      <w:start w:val="1"/>
+      <w:numFmt w:val="lowerLetter"/>
+      <w:lvlText w:val="%2."/>
+      <w:lvlJc w:val="left"/>
+      <w:pPr>
+        <w:ind w:left="720" w:hanging="300"/>
+      </w:pPr>
+    </w:lvl>
+    <w:lvl w:ilvl="2" w:tplc="130E60CC">
+      <w:numFmt w:val="decimal"/>
+      <w:lvlText w:val=""/>
+      <w:lvlJc w:val="left"/>
+    </w:lvl>
+    <w:lvl w:ilvl="3" w:tplc="FA8EDA4E">
+      <w:numFmt w:val="decimal"/>
+      <w:lvlText w:val=""/>
+      <w:lvlJc w:val="left"/>
+    </w:lvl>
+    <w:lvl w:ilvl="4" w:tplc="78A23A76">
+      <w:numFmt w:val="decimal"/>
+      <w:lvlText w:val=""/>
+      <w:lvlJc w:val="left"/>
+    </w:lvl>
+    <w:lvl w:ilvl="5" w:tplc="4A82F1B0">
+      <w:numFmt w:val="decimal"/>
+      <w:lvlText w:val=""/>
+      <w:lvlJc w:val="left"/>
+    </w:lvl>
+    <w:lvl w:ilvl="6" w:tplc="7360AB7A">
+      <w:numFmt w:val="decimal"/>
+      <w:lvlText w:val=""/>
+      <w:lvlJc w:val="left"/>
+    </w:lvl>
+    <w:lvl w:ilvl="7" w:tplc="E0E439DC">
+      <w:numFmt w:val="decimal"/>
+      <w:lvlText w:val=""/>
+      <w:lvlJc w:val="left"/>
+    </w:lvl>
+    <w:lvl w:ilvl="8" w:tplc="FBB627FA">
+      <w:numFmt w:val="decimal"/>
+      <w:lvlText w:val=""/>
+      <w:lvlJc w:val="left"/>
+    </w:lvl>
+  </w:abstractNum>
+  <w:abstractNum w:abstractNumId="5" w15:restartNumberingAfterBreak="0">
+    <w:nsid w:val="37D41059"/>
+    <w:multiLevelType w:val="hybridMultilevel"/>
+    <w:tmpl w:val="B81CB9FE"/>
+    <w:lvl w:ilvl="0" w:tplc="D3E0C400">
+      <w:start w:val="1"/>
+      <w:numFmt w:val="decimal"/>
+      <w:lvlText w:val="%1."/>
+      <w:lvlJc w:val="left"/>
+      <w:pPr>
+        <w:ind w:left="360" w:hanging="300"/>
+      </w:pPr>
+    </w:lvl>
+    <w:lvl w:ilvl="1" w:tplc="EF80A254" w:tentative="1">
+      <w:start w:val="1"/>
+      <w:numFmt w:val="lowerLetter"/>
+      <w:lvlText w:val="%2."/>
+      <w:lvlJc w:val="left"/>
+      <w:pPr>
+        <w:ind w:left="720" w:hanging="300"/>
+      </w:pPr>
+    </w:lvl>
+    <w:lvl w:ilvl="2" w:tplc="DD9C56FC">
+      <w:numFmt w:val="decimal"/>
+      <w:lvlText w:val=""/>
+      <w:lvlJc w:val="left"/>
+    </w:lvl>
+    <w:lvl w:ilvl="3" w:tplc="8FE0F72A">
+      <w:numFmt w:val="decimal"/>
+      <w:lvlText w:val=""/>
+      <w:lvlJc w:val="left"/>
+    </w:lvl>
+    <w:lvl w:ilvl="4" w:tplc="B5C25466">
+      <w:numFmt w:val="decimal"/>
+      <w:lvlText w:val=""/>
+      <w:lvlJc w:val="left"/>
+    </w:lvl>
+    <w:lvl w:ilvl="5" w:tplc="24D2D570">
+      <w:numFmt w:val="decimal"/>
+      <w:lvlText w:val=""/>
+      <w:lvlJc w:val="left"/>
+    </w:lvl>
+    <w:lvl w:ilvl="6" w:tplc="E5B043A2">
+      <w:numFmt w:val="decimal"/>
+      <w:lvlText w:val=""/>
+      <w:lvlJc w:val="left"/>
+    </w:lvl>
+    <w:lvl w:ilvl="7" w:tplc="021647C2">
+      <w:numFmt w:val="decimal"/>
+      <w:lvlText w:val=""/>
+      <w:lvlJc w:val="left"/>
+    </w:lvl>
+    <w:lvl w:ilvl="8" w:tplc="4176ABC0">
+      <w:numFmt w:val="decimal"/>
+      <w:lvlText w:val=""/>
+      <w:lvlJc w:val="left"/>
+    </w:lvl>
+  </w:abstractNum>
+  <w:abstractNum w:abstractNumId="6" w15:restartNumberingAfterBreak="0">
+    <w:nsid w:val="4D126776"/>
+    <w:multiLevelType w:val="hybridMultilevel"/>
+    <w:tmpl w:val="EA00C656"/>
+    <w:lvl w:ilvl="0" w:tplc="50FE853E">
+      <w:start w:val="1"/>
+      <w:numFmt w:val="decimal"/>
+      <w:lvlText w:val="%1."/>
+      <w:lvlJc w:val="left"/>
+      <w:pPr>
+        <w:ind w:left="360" w:hanging="300"/>
+      </w:pPr>
+    </w:lvl>
+    <w:lvl w:ilvl="1" w:tplc="FFB21BC8" w:tentative="1">
+      <w:start w:val="1"/>
+      <w:numFmt w:val="lowerLetter"/>
+      <w:lvlText w:val="%2."/>
+      <w:lvlJc w:val="left"/>
+      <w:pPr>
+        <w:ind w:left="720" w:hanging="300"/>
+      </w:pPr>
+    </w:lvl>
+    <w:lvl w:ilvl="2" w:tplc="3AA6796A">
+      <w:numFmt w:val="decimal"/>
+      <w:lvlText w:val=""/>
+      <w:lvlJc w:val="left"/>
+    </w:lvl>
+    <w:lvl w:ilvl="3" w:tplc="515A3C10">
+      <w:numFmt w:val="decimal"/>
+      <w:lvlText w:val=""/>
+      <w:lvlJc w:val="left"/>
+    </w:lvl>
+    <w:lvl w:ilvl="4" w:tplc="BDF4B4E0">
+      <w:numFmt w:val="decimal"/>
+      <w:lvlText w:val=""/>
+      <w:lvlJc w:val="left"/>
+    </w:lvl>
+    <w:lvl w:ilvl="5" w:tplc="ABAEB6A8">
+      <w:numFmt w:val="decimal"/>
+      <w:lvlText w:val=""/>
+      <w:lvlJc w:val="left"/>
+    </w:lvl>
+    <w:lvl w:ilvl="6" w:tplc="CF2C4A10">
+      <w:numFmt w:val="decimal"/>
+      <w:lvlText w:val=""/>
+      <w:lvlJc w:val="left"/>
+    </w:lvl>
+    <w:lvl w:ilvl="7" w:tplc="A4921266">
+      <w:numFmt w:val="decimal"/>
+      <w:lvlText w:val=""/>
+      <w:lvlJc w:val="left"/>
+    </w:lvl>
+    <w:lvl w:ilvl="8" w:tplc="215639EC">
+      <w:numFmt w:val="decimal"/>
+      <w:lvlText w:val=""/>
+      <w:lvlJc w:val="left"/>
+    </w:lvl>
+  </w:abstractNum>
+  <w:abstractNum w:abstractNumId="7" w15:restartNumberingAfterBreak="0">
+    <w:nsid w:val="598F1135"/>
+    <w:multiLevelType w:val="hybridMultilevel"/>
+    <w:tmpl w:val="BE4CF324"/>
+    <w:lvl w:ilvl="0" w:tplc="3BD005CA" w:tentative="1">
       <w:start w:val="1"/>
       <w:numFmt w:val="bullet"/>
       <w:lvlText w:val="•"/>
@@ -4729,7 +4533,7 @@
         <w:ind w:left="360" w:hanging="260"/>
       </w:pPr>
     </w:lvl>
-    <w:lvl w:ilvl="1" w:tplc="D69A6B88" w:tentative="1">
+    <w:lvl w:ilvl="1" w:tplc="821CF998" w:tentative="1">
       <w:start w:val="1"/>
       <w:numFmt w:val="bullet"/>
       <w:lvlText w:val="–"/>
@@ -4738,48 +4542,134 @@
         <w:ind w:left="720" w:hanging="260"/>
       </w:pPr>
     </w:lvl>
-    <w:lvl w:ilvl="2" w:tplc="C64E4706">
-      <w:numFmt w:val="decimal"/>
-      <w:lvlText w:val=""/>
-      <w:lvlJc w:val="left"/>
-    </w:lvl>
-    <w:lvl w:ilvl="3" w:tplc="1E7023FC">
-      <w:numFmt w:val="decimal"/>
-      <w:lvlText w:val=""/>
-      <w:lvlJc w:val="left"/>
-    </w:lvl>
-    <w:lvl w:ilvl="4" w:tplc="D06C7784">
-      <w:numFmt w:val="decimal"/>
-      <w:lvlText w:val=""/>
-      <w:lvlJc w:val="left"/>
-    </w:lvl>
-    <w:lvl w:ilvl="5" w:tplc="64207CC6">
-      <w:numFmt w:val="decimal"/>
-      <w:lvlText w:val=""/>
-      <w:lvlJc w:val="left"/>
-    </w:lvl>
-    <w:lvl w:ilvl="6" w:tplc="19EE406A">
-      <w:numFmt w:val="decimal"/>
-      <w:lvlText w:val=""/>
-      <w:lvlJc w:val="left"/>
-    </w:lvl>
-    <w:lvl w:ilvl="7" w:tplc="83AABA8E">
-      <w:numFmt w:val="decimal"/>
-      <w:lvlText w:val=""/>
-      <w:lvlJc w:val="left"/>
-    </w:lvl>
-    <w:lvl w:ilvl="8" w:tplc="4D10AF30">
+    <w:lvl w:ilvl="2" w:tplc="E894393C">
+      <w:numFmt w:val="decimal"/>
+      <w:lvlText w:val=""/>
+      <w:lvlJc w:val="left"/>
+    </w:lvl>
+    <w:lvl w:ilvl="3" w:tplc="1278F880">
+      <w:numFmt w:val="decimal"/>
+      <w:lvlText w:val=""/>
+      <w:lvlJc w:val="left"/>
+    </w:lvl>
+    <w:lvl w:ilvl="4" w:tplc="00DAFB78">
+      <w:numFmt w:val="decimal"/>
+      <w:lvlText w:val=""/>
+      <w:lvlJc w:val="left"/>
+    </w:lvl>
+    <w:lvl w:ilvl="5" w:tplc="DD66392C">
+      <w:numFmt w:val="decimal"/>
+      <w:lvlText w:val=""/>
+      <w:lvlJc w:val="left"/>
+    </w:lvl>
+    <w:lvl w:ilvl="6" w:tplc="DB8E8952">
+      <w:numFmt w:val="decimal"/>
+      <w:lvlText w:val=""/>
+      <w:lvlJc w:val="left"/>
+    </w:lvl>
+    <w:lvl w:ilvl="7" w:tplc="AF62B53A">
+      <w:numFmt w:val="decimal"/>
+      <w:lvlText w:val=""/>
+      <w:lvlJc w:val="left"/>
+    </w:lvl>
+    <w:lvl w:ilvl="8" w:tplc="DE921B60">
       <w:numFmt w:val="decimal"/>
       <w:lvlText w:val=""/>
       <w:lvlJc w:val="left"/>
     </w:lvl>
   </w:abstractNum>
-  <w:abstractNum w:abstractNumId="5" w15:restartNumberingAfterBreak="0">
-    <w:nsid w:val="382A578D"/>
+  <w:abstractNum w:abstractNumId="8" w15:restartNumberingAfterBreak="0">
+    <w:nsid w:val="62D015AD"/>
     <w:multiLevelType w:val="hybridMultilevel"/>
-    <w:tmpl w:val="08FCF0BA"/>
-    <w:lvl w:ilvl="0" w:tplc="CDFA7C46">
+    <w:tmpl w:val="7CC8A25A"/>
+    <w:lvl w:ilvl="0" w:tplc="0804DF4A" w:tentative="1">
       <w:start w:val="1"/>
+      <w:numFmt w:val="bullet"/>
+      <w:lvlText w:val="●"/>
+      <w:lvlJc w:val="left"/>
+      <w:pPr>
+        <w:ind w:left="720" w:hanging="360"/>
+      </w:pPr>
+    </w:lvl>
+    <w:lvl w:ilvl="1" w:tplc="DBAA99A6" w:tentative="1">
+      <w:start w:val="1"/>
+      <w:numFmt w:val="bullet"/>
+      <w:lvlText w:val="○"/>
+      <w:lvlJc w:val="left"/>
+      <w:pPr>
+        <w:ind w:left="1440" w:hanging="360"/>
+      </w:pPr>
+    </w:lvl>
+    <w:lvl w:ilvl="2" w:tplc="E4FAE2D6" w:tentative="1">
+      <w:start w:val="1"/>
+      <w:numFmt w:val="bullet"/>
+      <w:lvlText w:val="■"/>
+      <w:lvlJc w:val="left"/>
+      <w:pPr>
+        <w:ind w:left="2160" w:hanging="360"/>
+      </w:pPr>
+    </w:lvl>
+    <w:lvl w:ilvl="3" w:tplc="EBFA7D8C" w:tentative="1">
+      <w:start w:val="1"/>
+      <w:numFmt w:val="bullet"/>
+      <w:lvlText w:val="●"/>
+      <w:lvlJc w:val="left"/>
+      <w:pPr>
+        <w:ind w:left="2880" w:hanging="360"/>
+      </w:pPr>
+    </w:lvl>
+    <w:lvl w:ilvl="4" w:tplc="D242AE8C" w:tentative="1">
+      <w:start w:val="1"/>
+      <w:numFmt w:val="bullet"/>
+      <w:lvlText w:val="○"/>
+      <w:lvlJc w:val="left"/>
+      <w:pPr>
+        <w:ind w:left="3600" w:hanging="360"/>
+      </w:pPr>
+    </w:lvl>
+    <w:lvl w:ilvl="5" w:tplc="D388B9DE" w:tentative="1">
+      <w:start w:val="1"/>
+      <w:numFmt w:val="bullet"/>
+      <w:lvlText w:val="■"/>
+      <w:lvlJc w:val="left"/>
+      <w:pPr>
+        <w:ind w:left="4320" w:hanging="360"/>
+      </w:pPr>
+    </w:lvl>
+    <w:lvl w:ilvl="6" w:tplc="1D84D7CC" w:tentative="1">
+      <w:start w:val="1"/>
+      <w:numFmt w:val="bullet"/>
+      <w:lvlText w:val="●"/>
+      <w:lvlJc w:val="left"/>
+      <w:pPr>
+        <w:ind w:left="5040" w:hanging="360"/>
+      </w:pPr>
+    </w:lvl>
+    <w:lvl w:ilvl="7" w:tplc="34B44C7E" w:tentative="1">
+      <w:start w:val="1"/>
+      <w:numFmt w:val="bullet"/>
+      <w:lvlText w:val="●"/>
+      <w:lvlJc w:val="left"/>
+      <w:pPr>
+        <w:ind w:left="5760" w:hanging="360"/>
+      </w:pPr>
+    </w:lvl>
+    <w:lvl w:ilvl="8" w:tplc="EB64F17A" w:tentative="1">
+      <w:start w:val="1"/>
+      <w:numFmt w:val="bullet"/>
+      <w:lvlText w:val="●"/>
+      <w:lvlJc w:val="left"/>
+      <w:pPr>
+        <w:ind w:left="6480" w:hanging="360"/>
+      </w:pPr>
+    </w:lvl>
+  </w:abstractNum>
+  <w:abstractNum w:abstractNumId="9" w15:restartNumberingAfterBreak="0">
+    <w:nsid w:val="7432720B"/>
+    <w:multiLevelType w:val="hybridMultilevel"/>
+    <w:tmpl w:val="B3068608"/>
+    <w:lvl w:ilvl="0" w:tplc="4AFAAAC4">
+      <w:start w:val="1"/>
       <w:numFmt w:val="decimal"/>
       <w:lvlText w:val="%1."/>
       <w:lvlJc w:val="left"/>
@@ -4787,7 +4677,7 @@
         <w:ind w:left="360" w:hanging="300"/>
       </w:pPr>
     </w:lvl>
-    <w:lvl w:ilvl="1" w:tplc="EDF0C44C" w:tentative="1">
+    <w:lvl w:ilvl="1" w:tplc="93F47E62" w:tentative="1">
       <w:start w:val="1"/>
       <w:numFmt w:val="lowerLetter"/>
       <w:lvlText w:val="%2."/>
@@ -4796,416 +4686,92 @@
         <w:ind w:left="720" w:hanging="300"/>
       </w:pPr>
     </w:lvl>
-    <w:lvl w:ilvl="2" w:tplc="40184568">
-      <w:numFmt w:val="decimal"/>
-      <w:lvlText w:val=""/>
-      <w:lvlJc w:val="left"/>
-    </w:lvl>
-    <w:lvl w:ilvl="3" w:tplc="1D20D876">
-      <w:numFmt w:val="decimal"/>
-      <w:lvlText w:val=""/>
-      <w:lvlJc w:val="left"/>
-    </w:lvl>
-    <w:lvl w:ilvl="4" w:tplc="D0643494">
-      <w:numFmt w:val="decimal"/>
-      <w:lvlText w:val=""/>
-      <w:lvlJc w:val="left"/>
-    </w:lvl>
-    <w:lvl w:ilvl="5" w:tplc="69A8DB60">
-      <w:numFmt w:val="decimal"/>
-      <w:lvlText w:val=""/>
-      <w:lvlJc w:val="left"/>
-    </w:lvl>
-    <w:lvl w:ilvl="6" w:tplc="82ECFADA">
-      <w:numFmt w:val="decimal"/>
-      <w:lvlText w:val=""/>
-      <w:lvlJc w:val="left"/>
-    </w:lvl>
-    <w:lvl w:ilvl="7" w:tplc="1FCA0A38">
-      <w:numFmt w:val="decimal"/>
-      <w:lvlText w:val=""/>
-      <w:lvlJc w:val="left"/>
-    </w:lvl>
-    <w:lvl w:ilvl="8" w:tplc="6D5E425C">
+    <w:lvl w:ilvl="2" w:tplc="E6EEE5FC">
+      <w:numFmt w:val="decimal"/>
+      <w:lvlText w:val=""/>
+      <w:lvlJc w:val="left"/>
+    </w:lvl>
+    <w:lvl w:ilvl="3" w:tplc="B344A574">
+      <w:numFmt w:val="decimal"/>
+      <w:lvlText w:val=""/>
+      <w:lvlJc w:val="left"/>
+    </w:lvl>
+    <w:lvl w:ilvl="4" w:tplc="E004877A">
+      <w:numFmt w:val="decimal"/>
+      <w:lvlText w:val=""/>
+      <w:lvlJc w:val="left"/>
+    </w:lvl>
+    <w:lvl w:ilvl="5" w:tplc="F348B128">
+      <w:numFmt w:val="decimal"/>
+      <w:lvlText w:val=""/>
+      <w:lvlJc w:val="left"/>
+    </w:lvl>
+    <w:lvl w:ilvl="6" w:tplc="CDE20C4A">
+      <w:numFmt w:val="decimal"/>
+      <w:lvlText w:val=""/>
+      <w:lvlJc w:val="left"/>
+    </w:lvl>
+    <w:lvl w:ilvl="7" w:tplc="D2627F8A">
+      <w:numFmt w:val="decimal"/>
+      <w:lvlText w:val=""/>
+      <w:lvlJc w:val="left"/>
+    </w:lvl>
+    <w:lvl w:ilvl="8" w:tplc="554E03B2">
       <w:numFmt w:val="decimal"/>
       <w:lvlText w:val=""/>
       <w:lvlJc w:val="left"/>
     </w:lvl>
   </w:abstractNum>
-  <w:abstractNum w:abstractNumId="6" w15:restartNumberingAfterBreak="0">
-    <w:nsid w:val="4A281C74"/>
-    <w:multiLevelType w:val="hybridMultilevel"/>
-    <w:tmpl w:val="706450AE"/>
-    <w:lvl w:ilvl="0" w:tplc="A2EE1774">
-      <w:start w:val="1"/>
-      <w:numFmt w:val="decimal"/>
-      <w:lvlText w:val="%1."/>
-      <w:lvlJc w:val="left"/>
-      <w:pPr>
-        <w:ind w:left="360" w:hanging="300"/>
-      </w:pPr>
-    </w:lvl>
-    <w:lvl w:ilvl="1" w:tplc="20D6219A" w:tentative="1">
-      <w:start w:val="1"/>
-      <w:numFmt w:val="lowerLetter"/>
-      <w:lvlText w:val="%2."/>
-      <w:lvlJc w:val="left"/>
-      <w:pPr>
-        <w:ind w:left="720" w:hanging="300"/>
-      </w:pPr>
-    </w:lvl>
-    <w:lvl w:ilvl="2" w:tplc="5C84AAFE">
-      <w:numFmt w:val="decimal"/>
-      <w:lvlText w:val=""/>
-      <w:lvlJc w:val="left"/>
-    </w:lvl>
-    <w:lvl w:ilvl="3" w:tplc="414A18BC">
-      <w:numFmt w:val="decimal"/>
-      <w:lvlText w:val=""/>
-      <w:lvlJc w:val="left"/>
-    </w:lvl>
-    <w:lvl w:ilvl="4" w:tplc="6BBC8886">
-      <w:numFmt w:val="decimal"/>
-      <w:lvlText w:val=""/>
-      <w:lvlJc w:val="left"/>
-    </w:lvl>
-    <w:lvl w:ilvl="5" w:tplc="F0323282">
-      <w:numFmt w:val="decimal"/>
-      <w:lvlText w:val=""/>
-      <w:lvlJc w:val="left"/>
-    </w:lvl>
-    <w:lvl w:ilvl="6" w:tplc="0F6286A8">
-      <w:numFmt w:val="decimal"/>
-      <w:lvlText w:val=""/>
-      <w:lvlJc w:val="left"/>
-    </w:lvl>
-    <w:lvl w:ilvl="7" w:tplc="4C60896A">
-      <w:numFmt w:val="decimal"/>
-      <w:lvlText w:val=""/>
-      <w:lvlJc w:val="left"/>
-    </w:lvl>
-    <w:lvl w:ilvl="8" w:tplc="16727B86">
-      <w:numFmt w:val="decimal"/>
-      <w:lvlText w:val=""/>
-      <w:lvlJc w:val="left"/>
-    </w:lvl>
-  </w:abstractNum>
-  <w:abstractNum w:abstractNumId="7" w15:restartNumberingAfterBreak="0">
-    <w:nsid w:val="4B442B96"/>
-    <w:multiLevelType w:val="hybridMultilevel"/>
-    <w:tmpl w:val="8E66479E"/>
-    <w:lvl w:ilvl="0" w:tplc="04BCDD9E">
-      <w:start w:val="1"/>
-      <w:numFmt w:val="decimal"/>
-      <w:lvlText w:val="%1."/>
-      <w:lvlJc w:val="left"/>
-      <w:pPr>
-        <w:ind w:left="360" w:hanging="300"/>
-      </w:pPr>
-    </w:lvl>
-    <w:lvl w:ilvl="1" w:tplc="AC281418" w:tentative="1">
-      <w:start w:val="1"/>
-      <w:numFmt w:val="lowerLetter"/>
-      <w:lvlText w:val="%2."/>
-      <w:lvlJc w:val="left"/>
-      <w:pPr>
-        <w:ind w:left="720" w:hanging="300"/>
-      </w:pPr>
-    </w:lvl>
-    <w:lvl w:ilvl="2" w:tplc="224E5CAE">
-      <w:numFmt w:val="decimal"/>
-      <w:lvlText w:val=""/>
-      <w:lvlJc w:val="left"/>
-    </w:lvl>
-    <w:lvl w:ilvl="3" w:tplc="D6480328">
-      <w:numFmt w:val="decimal"/>
-      <w:lvlText w:val=""/>
-      <w:lvlJc w:val="left"/>
-    </w:lvl>
-    <w:lvl w:ilvl="4" w:tplc="710C336C">
-      <w:numFmt w:val="decimal"/>
-      <w:lvlText w:val=""/>
-      <w:lvlJc w:val="left"/>
-    </w:lvl>
-    <w:lvl w:ilvl="5" w:tplc="26D0795C">
-      <w:numFmt w:val="decimal"/>
-      <w:lvlText w:val=""/>
-      <w:lvlJc w:val="left"/>
-    </w:lvl>
-    <w:lvl w:ilvl="6" w:tplc="54CEC980">
-      <w:numFmt w:val="decimal"/>
-      <w:lvlText w:val=""/>
-      <w:lvlJc w:val="left"/>
-    </w:lvl>
-    <w:lvl w:ilvl="7" w:tplc="DB109FCA">
-      <w:numFmt w:val="decimal"/>
-      <w:lvlText w:val=""/>
-      <w:lvlJc w:val="left"/>
-    </w:lvl>
-    <w:lvl w:ilvl="8" w:tplc="9CBC895E">
-      <w:numFmt w:val="decimal"/>
-      <w:lvlText w:val=""/>
-      <w:lvlJc w:val="left"/>
-    </w:lvl>
-  </w:abstractNum>
-  <w:abstractNum w:abstractNumId="8" w15:restartNumberingAfterBreak="0">
-    <w:nsid w:val="6B893150"/>
-    <w:multiLevelType w:val="hybridMultilevel"/>
-    <w:tmpl w:val="063ED3F4"/>
-    <w:lvl w:ilvl="0" w:tplc="EE641E6E" w:tentative="1">
-      <w:start w:val="1"/>
-      <w:numFmt w:val="bullet"/>
-      <w:lvlText w:val="●"/>
-      <w:lvlJc w:val="left"/>
-      <w:pPr>
-        <w:ind w:left="720" w:hanging="360"/>
-      </w:pPr>
-    </w:lvl>
-    <w:lvl w:ilvl="1" w:tplc="D7FC9A46" w:tentative="1">
-      <w:start w:val="1"/>
-      <w:numFmt w:val="bullet"/>
-      <w:lvlText w:val="○"/>
-      <w:lvlJc w:val="left"/>
-      <w:pPr>
-        <w:ind w:left="1440" w:hanging="360"/>
-      </w:pPr>
-    </w:lvl>
-    <w:lvl w:ilvl="2" w:tplc="F3408C80" w:tentative="1">
-      <w:start w:val="1"/>
-      <w:numFmt w:val="bullet"/>
-      <w:lvlText w:val="■"/>
-      <w:lvlJc w:val="left"/>
-      <w:pPr>
-        <w:ind w:left="2160" w:hanging="360"/>
-      </w:pPr>
-    </w:lvl>
-    <w:lvl w:ilvl="3" w:tplc="76F63916" w:tentative="1">
-      <w:start w:val="1"/>
-      <w:numFmt w:val="bullet"/>
-      <w:lvlText w:val="●"/>
-      <w:lvlJc w:val="left"/>
-      <w:pPr>
-        <w:ind w:left="2880" w:hanging="360"/>
-      </w:pPr>
-    </w:lvl>
-    <w:lvl w:ilvl="4" w:tplc="85D48700" w:tentative="1">
-      <w:start w:val="1"/>
-      <w:numFmt w:val="bullet"/>
-      <w:lvlText w:val="○"/>
-      <w:lvlJc w:val="left"/>
-      <w:pPr>
-        <w:ind w:left="3600" w:hanging="360"/>
-      </w:pPr>
-    </w:lvl>
-    <w:lvl w:ilvl="5" w:tplc="8A8CA05C" w:tentative="1">
-      <w:start w:val="1"/>
-      <w:numFmt w:val="bullet"/>
-      <w:lvlText w:val="■"/>
-      <w:lvlJc w:val="left"/>
-      <w:pPr>
-        <w:ind w:left="4320" w:hanging="360"/>
-      </w:pPr>
-    </w:lvl>
-    <w:lvl w:ilvl="6" w:tplc="5C1CF5F8" w:tentative="1">
-      <w:start w:val="1"/>
-      <w:numFmt w:val="bullet"/>
-      <w:lvlText w:val="●"/>
-      <w:lvlJc w:val="left"/>
-      <w:pPr>
-        <w:ind w:left="5040" w:hanging="360"/>
-      </w:pPr>
-    </w:lvl>
-    <w:lvl w:ilvl="7" w:tplc="D51E6F2A" w:tentative="1">
-      <w:start w:val="1"/>
-      <w:numFmt w:val="bullet"/>
-      <w:lvlText w:val="●"/>
-      <w:lvlJc w:val="left"/>
-      <w:pPr>
-        <w:ind w:left="5760" w:hanging="360"/>
-      </w:pPr>
-    </w:lvl>
-    <w:lvl w:ilvl="8" w:tplc="10E0BB4C" w:tentative="1">
-      <w:start w:val="1"/>
-      <w:numFmt w:val="bullet"/>
-      <w:lvlText w:val="●"/>
-      <w:lvlJc w:val="left"/>
-      <w:pPr>
-        <w:ind w:left="6480" w:hanging="360"/>
-      </w:pPr>
-    </w:lvl>
-  </w:abstractNum>
-  <w:abstractNum w:abstractNumId="9" w15:restartNumberingAfterBreak="0">
-    <w:nsid w:val="6E5D4438"/>
-    <w:multiLevelType w:val="hybridMultilevel"/>
-    <w:tmpl w:val="A57E7E80"/>
-    <w:lvl w:ilvl="0" w:tplc="9456523E">
-      <w:start w:val="1"/>
-      <w:numFmt w:val="decimal"/>
-      <w:lvlText w:val="%1."/>
-      <w:lvlJc w:val="left"/>
-      <w:pPr>
-        <w:ind w:left="360" w:hanging="300"/>
-      </w:pPr>
-    </w:lvl>
-    <w:lvl w:ilvl="1" w:tplc="6670368A" w:tentative="1">
-      <w:start w:val="1"/>
-      <w:numFmt w:val="lowerLetter"/>
-      <w:lvlText w:val="%2."/>
-      <w:lvlJc w:val="left"/>
-      <w:pPr>
-        <w:ind w:left="720" w:hanging="300"/>
-      </w:pPr>
-    </w:lvl>
-    <w:lvl w:ilvl="2" w:tplc="C5C25FD0">
-      <w:numFmt w:val="decimal"/>
-      <w:lvlText w:val=""/>
-      <w:lvlJc w:val="left"/>
-    </w:lvl>
-    <w:lvl w:ilvl="3" w:tplc="4998A238">
-      <w:numFmt w:val="decimal"/>
-      <w:lvlText w:val=""/>
-      <w:lvlJc w:val="left"/>
-    </w:lvl>
-    <w:lvl w:ilvl="4" w:tplc="C20E3C7E">
-      <w:numFmt w:val="decimal"/>
-      <w:lvlText w:val=""/>
-      <w:lvlJc w:val="left"/>
-    </w:lvl>
-    <w:lvl w:ilvl="5" w:tplc="2F2C0D84">
-      <w:numFmt w:val="decimal"/>
-      <w:lvlText w:val=""/>
-      <w:lvlJc w:val="left"/>
-    </w:lvl>
-    <w:lvl w:ilvl="6" w:tplc="C7F8EE14">
-      <w:numFmt w:val="decimal"/>
-      <w:lvlText w:val=""/>
-      <w:lvlJc w:val="left"/>
-    </w:lvl>
-    <w:lvl w:ilvl="7" w:tplc="37A291C6">
-      <w:numFmt w:val="decimal"/>
-      <w:lvlText w:val=""/>
-      <w:lvlJc w:val="left"/>
-    </w:lvl>
-    <w:lvl w:ilvl="8" w:tplc="C9823396">
-      <w:numFmt w:val="decimal"/>
-      <w:lvlText w:val=""/>
-      <w:lvlJc w:val="left"/>
-    </w:lvl>
-  </w:abstractNum>
-  <w:abstractNum w:abstractNumId="10" w15:restartNumberingAfterBreak="0">
-    <w:nsid w:val="7E0314CA"/>
-    <w:multiLevelType w:val="hybridMultilevel"/>
-    <w:tmpl w:val="9F6EBD6E"/>
-    <w:lvl w:ilvl="0" w:tplc="A476AE0E">
-      <w:start w:val="1"/>
-      <w:numFmt w:val="decimal"/>
-      <w:lvlText w:val="%1."/>
-      <w:lvlJc w:val="left"/>
-      <w:pPr>
-        <w:ind w:left="360" w:hanging="300"/>
-      </w:pPr>
-    </w:lvl>
-    <w:lvl w:ilvl="1" w:tplc="F3DA90A4" w:tentative="1">
-      <w:start w:val="1"/>
-      <w:numFmt w:val="lowerLetter"/>
-      <w:lvlText w:val="%2."/>
-      <w:lvlJc w:val="left"/>
-      <w:pPr>
-        <w:ind w:left="720" w:hanging="300"/>
-      </w:pPr>
-    </w:lvl>
-    <w:lvl w:ilvl="2" w:tplc="699CE5BA">
-      <w:numFmt w:val="decimal"/>
-      <w:lvlText w:val=""/>
-      <w:lvlJc w:val="left"/>
-    </w:lvl>
-    <w:lvl w:ilvl="3" w:tplc="943AF014">
-      <w:numFmt w:val="decimal"/>
-      <w:lvlText w:val=""/>
-      <w:lvlJc w:val="left"/>
-    </w:lvl>
-    <w:lvl w:ilvl="4" w:tplc="F3DCDEC8">
-      <w:numFmt w:val="decimal"/>
-      <w:lvlText w:val=""/>
-      <w:lvlJc w:val="left"/>
-    </w:lvl>
-    <w:lvl w:ilvl="5" w:tplc="55A63D9A">
-      <w:numFmt w:val="decimal"/>
-      <w:lvlText w:val=""/>
-      <w:lvlJc w:val="left"/>
-    </w:lvl>
-    <w:lvl w:ilvl="6" w:tplc="C49C4DF6">
-      <w:numFmt w:val="decimal"/>
-      <w:lvlText w:val=""/>
-      <w:lvlJc w:val="left"/>
-    </w:lvl>
-    <w:lvl w:ilvl="7" w:tplc="512C806E">
-      <w:numFmt w:val="decimal"/>
-      <w:lvlText w:val=""/>
-      <w:lvlJc w:val="left"/>
-    </w:lvl>
-    <w:lvl w:ilvl="8" w:tplc="80B2CEE4">
-      <w:numFmt w:val="decimal"/>
-      <w:lvlText w:val=""/>
-      <w:lvlJc w:val="left"/>
-    </w:lvl>
-  </w:abstractNum>
-  <w:num w:numId="1" w16cid:durableId="923683623">
+  <w:num w:numId="1" w16cid:durableId="1617828071">
     <w:abstractNumId w:val="8"/>
     <w:lvlOverride w:ilvl="0">
       <w:startOverride w:val="1"/>
     </w:lvlOverride>
   </w:num>
-  <w:num w:numId="2" w16cid:durableId="913011015">
+  <w:num w:numId="2" w16cid:durableId="555973282">
+    <w:abstractNumId w:val="6"/>
+    <w:lvlOverride w:ilvl="0">
+      <w:startOverride w:val="1"/>
+    </w:lvlOverride>
+  </w:num>
+  <w:num w:numId="3" w16cid:durableId="1836215712">
+    <w:abstractNumId w:val="9"/>
+    <w:lvlOverride w:ilvl="0">
+      <w:startOverride w:val="1"/>
+    </w:lvlOverride>
+  </w:num>
+  <w:num w:numId="4" w16cid:durableId="2101368262">
+    <w:abstractNumId w:val="5"/>
+    <w:lvlOverride w:ilvl="0">
+      <w:startOverride w:val="1"/>
+    </w:lvlOverride>
+  </w:num>
+  <w:num w:numId="5" w16cid:durableId="1002777572">
+    <w:abstractNumId w:val="0"/>
+    <w:lvlOverride w:ilvl="0">
+      <w:startOverride w:val="1"/>
+    </w:lvlOverride>
+  </w:num>
+  <w:num w:numId="6" w16cid:durableId="364990166">
+    <w:abstractNumId w:val="1"/>
+    <w:lvlOverride w:ilvl="0">
+      <w:startOverride w:val="1"/>
+    </w:lvlOverride>
+  </w:num>
+  <w:num w:numId="7" w16cid:durableId="489252771">
     <w:abstractNumId w:val="2"/>
     <w:lvlOverride w:ilvl="0">
       <w:startOverride w:val="1"/>
     </w:lvlOverride>
   </w:num>
-  <w:num w:numId="3" w16cid:durableId="772675070">
-    <w:abstractNumId w:val="10"/>
-    <w:lvlOverride w:ilvl="0">
-      <w:startOverride w:val="1"/>
-    </w:lvlOverride>
-  </w:num>
-  <w:num w:numId="4" w16cid:durableId="1243294594">
-    <w:abstractNumId w:val="6"/>
-    <w:lvlOverride w:ilvl="0">
-      <w:startOverride w:val="1"/>
-    </w:lvlOverride>
-  </w:num>
-  <w:num w:numId="5" w16cid:durableId="2071416741">
-    <w:abstractNumId w:val="5"/>
-    <w:lvlOverride w:ilvl="0">
-      <w:startOverride w:val="1"/>
-    </w:lvlOverride>
-  </w:num>
-  <w:num w:numId="6" w16cid:durableId="592669899">
-    <w:abstractNumId w:val="9"/>
-    <w:lvlOverride w:ilvl="0">
-      <w:startOverride w:val="1"/>
-    </w:lvlOverride>
-  </w:num>
-  <w:num w:numId="7" w16cid:durableId="1082721485">
+  <w:num w:numId="8" w16cid:durableId="1866358941">
     <w:abstractNumId w:val="3"/>
     <w:lvlOverride w:ilvl="0">
       <w:startOverride w:val="1"/>
     </w:lvlOverride>
   </w:num>
-  <w:num w:numId="8" w16cid:durableId="1481774612">
-    <w:abstractNumId w:val="1"/>
-    <w:lvlOverride w:ilvl="0">
-      <w:startOverride w:val="1"/>
-    </w:lvlOverride>
-  </w:num>
-  <w:num w:numId="9" w16cid:durableId="754322101">
-    <w:abstractNumId w:val="0"/>
-    <w:lvlOverride w:ilvl="0">
-      <w:startOverride w:val="1"/>
-    </w:lvlOverride>
-  </w:num>
-  <w:num w:numId="10" w16cid:durableId="2081907587">
-    <w:abstractNumId w:val="7"/>
+  <w:num w:numId="9" w16cid:durableId="997921937">
+    <w:abstractNumId w:val="4"/>
     <w:lvlOverride w:ilvl="0">
       <w:startOverride w:val="1"/>
     </w:lvlOverride>
@@ -5886,7 +5452,7 @@
     <w:autoRedefine/>
     <w:uiPriority w:val="39"/>
     <w:unhideWhenUsed/>
-    <w:rsid w:val="007004A8"/>
+    <w:rsid w:val="00E4583E"/>
     <w:pPr>
       <w:spacing w:after="100"/>
     </w:pPr>

--- a/discoverer-neo/docs/user-guide/manual/Discoverer-Neo-MANAGER-Guide-Quick-fr-FR.docx
+++ b/discoverer-neo/docs/user-guide/manual/Discoverer-Neo-MANAGER-Guide-Quick-fr-FR.docx
@@ -74,7 +74,7 @@
     <w:sdt>
       <w:sdtPr>
         <w:alias w:val="Sommaire"/>
-        <w:id w:val="-116068696"/>
+        <w:id w:val="-1617673647"/>
       </w:sdtPr>
       <w:sdtEndPr/>
       <w:sdtContent>
@@ -102,7 +102,7 @@
           <w:r>
             <w:fldChar w:fldCharType="separate"/>
           </w:r>
-          <w:hyperlink w:anchor="_Toc241696697" w:history="1">
+          <w:hyperlink w:anchor="_Toc241745569" w:history="1">
             <w:r>
               <w:rPr>
                 <w:rStyle w:val="Hiperligao"/>
@@ -126,7 +126,7 @@
               <w:rPr>
                 <w:noProof/>
               </w:rPr>
-              <w:instrText xml:space="preserve"> PAGEREF _Toc241696697 \h </w:instrText>
+              <w:instrText xml:space="preserve"> PAGEREF _Toc241745569 \h </w:instrText>
             </w:r>
             <w:r>
               <w:rPr>
@@ -168,7 +168,7 @@
               <w14:ligatures w14:val="standardContextual"/>
             </w:rPr>
           </w:pPr>
-          <w:hyperlink w:anchor="_Toc241696698" w:history="1">
+          <w:hyperlink w:anchor="_Toc241745570" w:history="1">
             <w:r>
               <w:rPr>
                 <w:rStyle w:val="Hiperligao"/>
@@ -192,7 +192,7 @@
               <w:rPr>
                 <w:noProof/>
               </w:rPr>
-              <w:instrText xml:space="preserve"> PAGEREF _Toc241696698 \h </w:instrText>
+              <w:instrText xml:space="preserve"> PAGEREF _Toc241745570 \h </w:instrText>
             </w:r>
             <w:r>
               <w:rPr>
@@ -234,7 +234,7 @@
               <w14:ligatures w14:val="standardContextual"/>
             </w:rPr>
           </w:pPr>
-          <w:hyperlink w:anchor="_Toc241696699" w:history="1">
+          <w:hyperlink w:anchor="_Toc241745571" w:history="1">
             <w:r>
               <w:rPr>
                 <w:rStyle w:val="Hiperligao"/>
@@ -258,7 +258,7 @@
               <w:rPr>
                 <w:noProof/>
               </w:rPr>
-              <w:instrText xml:space="preserve"> PAGEREF _Toc241696699 \h </w:instrText>
+              <w:instrText xml:space="preserve"> PAGEREF _Toc241745571 \h </w:instrText>
             </w:r>
             <w:r>
               <w:rPr>
@@ -300,7 +300,7 @@
               <w14:ligatures w14:val="standardContextual"/>
             </w:rPr>
           </w:pPr>
-          <w:hyperlink w:anchor="_Toc241696700" w:history="1">
+          <w:hyperlink w:anchor="_Toc241745572" w:history="1">
             <w:r>
               <w:rPr>
                 <w:rStyle w:val="Hiperligao"/>
@@ -324,7 +324,7 @@
               <w:rPr>
                 <w:noProof/>
               </w:rPr>
-              <w:instrText xml:space="preserve"> PAGEREF _Toc241696700 \h </w:instrText>
+              <w:instrText xml:space="preserve"> PAGEREF _Toc241745572 \h </w:instrText>
             </w:r>
             <w:r>
               <w:rPr>
@@ -366,7 +366,7 @@
               <w14:ligatures w14:val="standardContextual"/>
             </w:rPr>
           </w:pPr>
-          <w:hyperlink w:anchor="_Toc241696701" w:history="1">
+          <w:hyperlink w:anchor="_Toc241745573" w:history="1">
             <w:r>
               <w:rPr>
                 <w:rStyle w:val="Hiperligao"/>
@@ -390,7 +390,7 @@
               <w:rPr>
                 <w:noProof/>
               </w:rPr>
-              <w:instrText xml:space="preserve"> PAGEREF _Toc241696701 \h </w:instrText>
+              <w:instrText xml:space="preserve"> PAGEREF _Toc241745573 \h </w:instrText>
             </w:r>
             <w:r>
               <w:rPr>
@@ -432,7 +432,7 @@
               <w14:ligatures w14:val="standardContextual"/>
             </w:rPr>
           </w:pPr>
-          <w:hyperlink w:anchor="_Toc241696702" w:history="1">
+          <w:hyperlink w:anchor="_Toc241745574" w:history="1">
             <w:r>
               <w:rPr>
                 <w:rStyle w:val="Hiperligao"/>
@@ -456,7 +456,7 @@
               <w:rPr>
                 <w:noProof/>
               </w:rPr>
-              <w:instrText xml:space="preserve"> PAGEREF _Toc241696702 \h </w:instrText>
+              <w:instrText xml:space="preserve"> PAGEREF _Toc241745574 \h </w:instrText>
             </w:r>
             <w:r>
               <w:rPr>
@@ -498,7 +498,7 @@
               <w14:ligatures w14:val="standardContextual"/>
             </w:rPr>
           </w:pPr>
-          <w:hyperlink w:anchor="_Toc241696703" w:history="1">
+          <w:hyperlink w:anchor="_Toc241745575" w:history="1">
             <w:r>
               <w:rPr>
                 <w:rStyle w:val="Hiperligao"/>
@@ -522,7 +522,7 @@
               <w:rPr>
                 <w:noProof/>
               </w:rPr>
-              <w:instrText xml:space="preserve"> PAGEREF _Toc241696703 \h </w:instrText>
+              <w:instrText xml:space="preserve"> PAGEREF _Toc241745575 \h </w:instrText>
             </w:r>
             <w:r>
               <w:rPr>
@@ -564,7 +564,7 @@
               <w14:ligatures w14:val="standardContextual"/>
             </w:rPr>
           </w:pPr>
-          <w:hyperlink w:anchor="_Toc241696704" w:history="1">
+          <w:hyperlink w:anchor="_Toc241745576" w:history="1">
             <w:r>
               <w:rPr>
                 <w:rStyle w:val="Hiperligao"/>
@@ -588,7 +588,7 @@
               <w:rPr>
                 <w:noProof/>
               </w:rPr>
-              <w:instrText xml:space="preserve"> PAGEREF _Toc241696704 \h </w:instrText>
+              <w:instrText xml:space="preserve"> PAGEREF _Toc241745576 \h </w:instrText>
             </w:r>
             <w:r>
               <w:rPr>
@@ -630,7 +630,7 @@
               <w14:ligatures w14:val="standardContextual"/>
             </w:rPr>
           </w:pPr>
-          <w:hyperlink w:anchor="_Toc241696705" w:history="1">
+          <w:hyperlink w:anchor="_Toc241745577" w:history="1">
             <w:r>
               <w:rPr>
                 <w:rStyle w:val="Hiperligao"/>
@@ -654,7 +654,7 @@
               <w:rPr>
                 <w:noProof/>
               </w:rPr>
-              <w:instrText xml:space="preserve"> PAGEREF _Toc241696705 \h </w:instrText>
+              <w:instrText xml:space="preserve"> PAGEREF _Toc241745577 \h </w:instrText>
             </w:r>
             <w:r>
               <w:rPr>
@@ -702,7 +702,7 @@
       <w:pPr>
         <w:pStyle w:val="Ttulo1"/>
       </w:pPr>
-      <w:bookmarkStart w:id="0" w:name="_Toc241696697"/>
+      <w:bookmarkStart w:id="0" w:name="_Toc241745569"/>
       <w:r>
         <w:lastRenderedPageBreak/>
         <w:t>Votre rôle en une page</w:t>
@@ -1392,7 +1392,7 @@
         <w:pStyle w:val="Ttulo1"/>
         <w:pageBreakBefore/>
       </w:pPr>
-      <w:bookmarkStart w:id="1" w:name="_Toc241696698"/>
+      <w:bookmarkStart w:id="1" w:name="_Toc241745570"/>
       <w:r>
         <w:lastRenderedPageBreak/>
         <w:t>Cartes</w:t>
@@ -1425,7 +1425,7 @@
           <w:noProof/>
         </w:rPr>
         <w:drawing>
-          <wp:inline distT="0" distB="0" distL="0" distR="0" wp14:anchorId="2FDEFC26" wp14:editId="187BFA33">
+          <wp:inline distT="0" distB="0" distL="0" distR="0" wp14:anchorId="490F7EBF" wp14:editId="727E4E6F">
             <wp:extent cx="5715000" cy="3429000"/>
             <wp:effectExtent l="0" t="0" r="0" b="0"/>
             <wp:docPr id="273" name="02-maps-all.png" descr="La liste Cartes, onglet Tous, avec les icônes Copier, Partager, Planifier et Exporter sur chaque ligne." title="La liste Cartes, onglet Tous, avec les icônes Copier, Partager, Planifier et Exporter sur chaque ligne."/>
@@ -1889,7 +1889,7 @@
         <w:pStyle w:val="Ttulo1"/>
         <w:pageBreakBefore/>
       </w:pPr>
-      <w:bookmarkStart w:id="2" w:name="_Toc241696699"/>
+      <w:bookmarkStart w:id="2" w:name="_Toc241745571"/>
       <w:r>
         <w:lastRenderedPageBreak/>
         <w:t>Partager une carte</w:t>
@@ -1912,7 +1912,7 @@
           <w:noProof/>
         </w:rPr>
         <w:drawing>
-          <wp:inline distT="0" distB="0" distL="0" distR="0" wp14:anchorId="673A3970" wp14:editId="3FBA5F65">
+          <wp:inline distT="0" distB="0" distL="0" distR="0" wp14:anchorId="7293EB7C" wp14:editId="2FBDFB4B">
             <wp:extent cx="3743325" cy="4029075"/>
             <wp:effectExtent l="0" t="0" r="0" b="0"/>
             <wp:docPr id="274" name="03-share-dialog.png" descr="La boîte de dialogue Partager la carte avec une zone de recherche et les boutons Peut consulter, Peut exporter et Peut modifier." title="La boîte de dialogue Partager la carte avec une zone de recherche et les boutons Peut consulter, Peut exporter et Peut modifier."/>
@@ -2315,7 +2315,7 @@
         <w:pStyle w:val="Ttulo1"/>
         <w:pageBreakBefore/>
       </w:pPr>
-      <w:bookmarkStart w:id="3" w:name="_Toc241696700"/>
+      <w:bookmarkStart w:id="3" w:name="_Toc241745572"/>
       <w:r>
         <w:lastRenderedPageBreak/>
         <w:t>Consulter, exécuter et exporter</w:t>
@@ -2338,7 +2338,7 @@
           <w:noProof/>
         </w:rPr>
         <w:drawing>
-          <wp:inline distT="0" distB="0" distL="0" distR="0" wp14:anchorId="6BEA7A22" wp14:editId="1D5C5F64">
+          <wp:inline distT="0" distB="0" distL="0" distR="0" wp14:anchorId="265E40D8" wp14:editId="08EA54B8">
             <wp:extent cx="5715000" cy="3571875"/>
             <wp:effectExtent l="0" t="0" r="0" b="0"/>
             <wp:docPr id="275" name="06-viewer-results.png" descr="Une exécution terminée avec les boutons Excel, CSV et PDF au-dessus de la grille de résultats." title="Une exécution terminée avec les boutons Excel, CSV et PDF au-dessus de la grille de résultats."/>
@@ -2536,7 +2536,7 @@
         <w:pStyle w:val="Ttulo1"/>
         <w:pageBreakBefore/>
       </w:pPr>
-      <w:bookmarkStart w:id="4" w:name="_Toc241696701"/>
+      <w:bookmarkStart w:id="4" w:name="_Toc241745573"/>
       <w:r>
         <w:lastRenderedPageBreak/>
         <w:t>Créateur de cartes</w:t>
@@ -2569,7 +2569,7 @@
           <w:noProof/>
         </w:rPr>
         <w:drawing>
-          <wp:inline distT="0" distB="0" distL="0" distR="0" wp14:anchorId="7BC44EAD" wp14:editId="350B2A66">
+          <wp:inline distT="0" distB="0" distL="0" distR="0" wp14:anchorId="20C0DDCE" wp14:editId="2209DBD7">
             <wp:extent cx="5715000" cy="3571875"/>
             <wp:effectExtent l="0" t="0" r="0" b="0"/>
             <wp:docPr id="276" name="05-builder-overview.png" descr="Le créateur de cartes avec l'arborescence Domaines d'activité, la zone Colonnes et le panneau Propriétés." title="Le créateur de cartes avec l'arborescence Domaines d'activité, la zone Colonnes et le panneau Propriétés."/>
@@ -2807,7 +2807,7 @@
         <w:pStyle w:val="Ttulo1"/>
         <w:pageBreakBefore/>
       </w:pPr>
-      <w:bookmarkStart w:id="5" w:name="_Toc241696702"/>
+      <w:bookmarkStart w:id="5" w:name="_Toc241745574"/>
       <w:r>
         <w:lastRenderedPageBreak/>
         <w:t>Planifications</w:t>
@@ -2830,7 +2830,7 @@
           <w:noProof/>
         </w:rPr>
         <w:drawing>
-          <wp:inline distT="0" distB="0" distL="0" distR="0" wp14:anchorId="08666619" wp14:editId="5B6774CB">
+          <wp:inline distT="0" distB="0" distL="0" distR="0" wp14:anchorId="6F437CD4" wp14:editId="0B18B3ED">
             <wp:extent cx="5715000" cy="3571875"/>
             <wp:effectExtent l="0" t="0" r="0" b="0"/>
             <wp:docPr id="277" name="38-schedules-list.png" descr="La page Planifications avec une planification en pause et ses icônes d'action." title="La page Planifications avec une planification en pause et ses icônes d'action."/>
@@ -3366,7 +3366,7 @@
         <w:pStyle w:val="Ttulo1"/>
         <w:pageBreakBefore/>
       </w:pPr>
-      <w:bookmarkStart w:id="6" w:name="_Toc241696703"/>
+      <w:bookmarkStart w:id="6" w:name="_Toc241745575"/>
       <w:r>
         <w:lastRenderedPageBreak/>
         <w:t>Exécutions et exportations</w:t>
@@ -3406,7 +3406,7 @@
           <w:noProof/>
         </w:rPr>
         <w:drawing>
-          <wp:inline distT="0" distB="0" distL="0" distR="0" wp14:anchorId="2AF873ED" wp14:editId="18841F52">
+          <wp:inline distT="0" distB="0" distL="0" distR="0" wp14:anchorId="4DBB3595" wp14:editId="22036E98">
             <wp:extent cx="5715000" cy="3571875"/>
             <wp:effectExtent l="0" t="0" r="0" b="0"/>
             <wp:docPr id="278" name="08-runs.png" descr="La page Exécutions avec les filtres Carte, Statut et Type et la liste des exécutions." title="La page Exécutions avec les filtres Carte, Statut et Type et la liste des exécutions."/>
@@ -3581,7 +3581,7 @@
         <w:pStyle w:val="Ttulo1"/>
         <w:pageBreakBefore/>
       </w:pPr>
-      <w:bookmarkStart w:id="7" w:name="_Toc241696704"/>
+      <w:bookmarkStart w:id="7" w:name="_Toc241745576"/>
       <w:r>
         <w:lastRenderedPageBreak/>
         <w:t>Utilisateurs</w:t>
@@ -3649,8 +3649,8 @@
           <w:noProof/>
         </w:rPr>
         <w:drawing>
-          <wp:inline distT="0" distB="0" distL="0" distR="0" wp14:anchorId="1FB24690" wp14:editId="1549B784">
-            <wp:extent cx="4362450" cy="1819275"/>
+          <wp:inline distT="0" distB="0" distL="0" distR="0" wp14:anchorId="78B69269" wp14:editId="0F1BB424">
+            <wp:extent cx="4362450" cy="2190750"/>
             <wp:effectExtent l="0" t="0" r="0" b="0"/>
             <wp:docPr id="279" name="09-users-maps-dialog.png" descr="La boîte de dialogue Cartes d'un utilisateur, avec les listes de niveau de partage et les icônes de propriétaire et de retrait." title="La boîte de dialogue Cartes d'un utilisateur, avec les listes de niveau de partage et les icônes de propriétaire et de retrait."/>
             <wp:cNvGraphicFramePr>
@@ -3675,7 +3675,7 @@
                   <pic:spPr bwMode="auto">
                     <a:xfrm>
                       <a:off x="0" y="0"/>
-                      <a:ext cx="4362450" cy="1819275"/>
+                      <a:ext cx="4362450" cy="2190750"/>
                     </a:xfrm>
                     <a:prstGeom prst="rect">
                       <a:avLst/>
@@ -3804,7 +3804,7 @@
         <w:pStyle w:val="Ttulo1"/>
         <w:pageBreakBefore/>
       </w:pPr>
-      <w:bookmarkStart w:id="8" w:name="_Toc241696705"/>
+      <w:bookmarkStart w:id="8" w:name="_Toc241745577"/>
       <w:r>
         <w:lastRenderedPageBreak/>
         <w:t>Paramètres</w:t>
@@ -3837,7 +3837,7 @@
           <w:noProof/>
         </w:rPr>
         <w:drawing>
-          <wp:inline distT="0" distB="0" distL="0" distR="0" wp14:anchorId="4811F514" wp14:editId="73F3EDF5">
+          <wp:inline distT="0" distB="0" distL="0" distR="0" wp14:anchorId="34DA956E" wp14:editId="40A37A52">
             <wp:extent cx="5715000" cy="3571875"/>
             <wp:effectExtent l="0" t="0" r="0" b="0"/>
             <wp:docPr id="280" name="04-settings.png" descr="La page Paramètres avec les cartes Langue, Thème et Palette de couleurs." title="La page Paramètres avec les cartes Langue, Thème et Palette de couleurs."/>
@@ -4115,10 +4115,10 @@
 <file path=word/numbering.xml><?xml version="1.0" encoding="utf-8"?>
 <w:numbering xmlns:wpc="http://schemas.microsoft.com/office/word/2010/wordprocessingCanvas" xmlns:cx="http://schemas.microsoft.com/office/drawing/2014/chartex" xmlns:cx1="http://schemas.microsoft.com/office/drawing/2015/9/8/chartex" xmlns:cx2="http://schemas.microsoft.com/office/drawing/2015/10/21/chartex" xmlns:cx3="http://schemas.microsoft.com/office/drawing/2016/5/9/chartex" xmlns:cx4="http://schemas.microsoft.com/office/drawing/2016/5/10/chartex" xmlns:cx5="http://schemas.microsoft.com/office/drawing/2016/5/11/chartex" xmlns:cx6="http://schemas.microsoft.com/office/drawing/2016/5/12/chartex" xmlns:cx7="http://schemas.microsoft.com/office/drawing/2016/5/13/chartex" xmlns:cx8="http://schemas.microsoft.com/office/drawing/2016/5/14/chartex" xmlns:mc="http://schemas.openxmlformats.org/markup-compatibility/2006" xmlns:aink="http://schemas.microsoft.com/office/drawing/2016/ink" xmlns:am3d="http://schemas.microsoft.com/office/drawing/2017/model3d" xmlns:o="urn:schemas-microsoft-com:office:office" xmlns:oel="http://schemas.microsoft.com/office/2019/extlst" xmlns:r="http://schemas.openxmlformats.org/officeDocument/2006/relationships" xmlns:m="http://schemas.openxmlformats.org/officeDocument/2006/math" xmlns:v="urn:schemas-microsoft-com:vml" xmlns:wp14="http://schemas.microsoft.com/office/word/2010/wordprocessingDrawing" xmlns:wp="http://schemas.openxmlformats.org/drawingml/2006/wordprocessingDrawing" xmlns:w10="urn:schemas-microsoft-com:office:word" xmlns:w="http://schemas.openxmlformats.org/wordprocessingml/2006/main" xmlns:w14="http://schemas.microsoft.com/office/word/2010/wordml" xmlns:w15="http://schemas.microsoft.com/office/word/2012/wordml" xmlns:w16cex="http://schemas.microsoft.com/office/word/2018/wordml/cex" xmlns:w16cid="http://schemas.microsoft.com/office/word/2016/wordml/cid" xmlns:w16="http://schemas.microsoft.com/office/word/2018/wordml" xmlns:w16sdtdh="http://schemas.microsoft.com/office/word/2020/wordml/sdtdatahash" xmlns:w16se="http://schemas.microsoft.com/office/word/2015/wordml/symex" xmlns:wpg="http://schemas.microsoft.com/office/word/2010/wordprocessingGroup" xmlns:wpi="http://schemas.microsoft.com/office/word/2010/wordprocessingInk" xmlns:wne="http://schemas.microsoft.com/office/word/2006/wordml" xmlns:wps="http://schemas.microsoft.com/office/word/2010/wordprocessingShape" mc:Ignorable="w14 w15 w16se w16cid w16 w16cex w16sdtdh wp14">
   <w:abstractNum w:abstractNumId="0" w15:restartNumberingAfterBreak="0">
-    <w:nsid w:val="067C65E0"/>
+    <w:nsid w:val="075A3BAC"/>
     <w:multiLevelType w:val="hybridMultilevel"/>
-    <w:tmpl w:val="1E4C9644"/>
-    <w:lvl w:ilvl="0" w:tplc="510ED75C">
+    <w:tmpl w:val="DEC4B9CA"/>
+    <w:lvl w:ilvl="0" w:tplc="0D1E8DD8">
       <w:start w:val="1"/>
       <w:numFmt w:val="decimal"/>
       <w:lvlText w:val="%1."/>
@@ -4127,7 +4127,7 @@
         <w:ind w:left="360" w:hanging="300"/>
       </w:pPr>
     </w:lvl>
-    <w:lvl w:ilvl="1" w:tplc="5C884F8C" w:tentative="1">
+    <w:lvl w:ilvl="1" w:tplc="1BD2A92A" w:tentative="1">
       <w:start w:val="1"/>
       <w:numFmt w:val="lowerLetter"/>
       <w:lvlText w:val="%2."/>
@@ -4136,48 +4136,134 @@
         <w:ind w:left="720" w:hanging="300"/>
       </w:pPr>
     </w:lvl>
-    <w:lvl w:ilvl="2" w:tplc="2E3C0330">
-      <w:numFmt w:val="decimal"/>
-      <w:lvlText w:val=""/>
-      <w:lvlJc w:val="left"/>
-    </w:lvl>
-    <w:lvl w:ilvl="3" w:tplc="88A0C56A">
-      <w:numFmt w:val="decimal"/>
-      <w:lvlText w:val=""/>
-      <w:lvlJc w:val="left"/>
-    </w:lvl>
-    <w:lvl w:ilvl="4" w:tplc="068A31B4">
-      <w:numFmt w:val="decimal"/>
-      <w:lvlText w:val=""/>
-      <w:lvlJc w:val="left"/>
-    </w:lvl>
-    <w:lvl w:ilvl="5" w:tplc="317A5D96">
-      <w:numFmt w:val="decimal"/>
-      <w:lvlText w:val=""/>
-      <w:lvlJc w:val="left"/>
-    </w:lvl>
-    <w:lvl w:ilvl="6" w:tplc="BA5295A8">
-      <w:numFmt w:val="decimal"/>
-      <w:lvlText w:val=""/>
-      <w:lvlJc w:val="left"/>
-    </w:lvl>
-    <w:lvl w:ilvl="7" w:tplc="C95C8486">
-      <w:numFmt w:val="decimal"/>
-      <w:lvlText w:val=""/>
-      <w:lvlJc w:val="left"/>
-    </w:lvl>
-    <w:lvl w:ilvl="8" w:tplc="6A0A7F44">
+    <w:lvl w:ilvl="2" w:tplc="379A7790">
+      <w:numFmt w:val="decimal"/>
+      <w:lvlText w:val=""/>
+      <w:lvlJc w:val="left"/>
+    </w:lvl>
+    <w:lvl w:ilvl="3" w:tplc="33885180">
+      <w:numFmt w:val="decimal"/>
+      <w:lvlText w:val=""/>
+      <w:lvlJc w:val="left"/>
+    </w:lvl>
+    <w:lvl w:ilvl="4" w:tplc="F176E12C">
+      <w:numFmt w:val="decimal"/>
+      <w:lvlText w:val=""/>
+      <w:lvlJc w:val="left"/>
+    </w:lvl>
+    <w:lvl w:ilvl="5" w:tplc="11845CA4">
+      <w:numFmt w:val="decimal"/>
+      <w:lvlText w:val=""/>
+      <w:lvlJc w:val="left"/>
+    </w:lvl>
+    <w:lvl w:ilvl="6" w:tplc="991E9574">
+      <w:numFmt w:val="decimal"/>
+      <w:lvlText w:val=""/>
+      <w:lvlJc w:val="left"/>
+    </w:lvl>
+    <w:lvl w:ilvl="7" w:tplc="31D886EE">
+      <w:numFmt w:val="decimal"/>
+      <w:lvlText w:val=""/>
+      <w:lvlJc w:val="left"/>
+    </w:lvl>
+    <w:lvl w:ilvl="8" w:tplc="FE62962A">
       <w:numFmt w:val="decimal"/>
       <w:lvlText w:val=""/>
       <w:lvlJc w:val="left"/>
     </w:lvl>
   </w:abstractNum>
   <w:abstractNum w:abstractNumId="1" w15:restartNumberingAfterBreak="0">
-    <w:nsid w:val="0C9C6CAE"/>
+    <w:nsid w:val="0C1829DA"/>
     <w:multiLevelType w:val="hybridMultilevel"/>
-    <w:tmpl w:val="41D60684"/>
-    <w:lvl w:ilvl="0" w:tplc="5A62C06C">
+    <w:tmpl w:val="6FD2407A"/>
+    <w:lvl w:ilvl="0" w:tplc="DC7ADF5E" w:tentative="1">
       <w:start w:val="1"/>
+      <w:numFmt w:val="bullet"/>
+      <w:lvlText w:val="●"/>
+      <w:lvlJc w:val="left"/>
+      <w:pPr>
+        <w:ind w:left="720" w:hanging="360"/>
+      </w:pPr>
+    </w:lvl>
+    <w:lvl w:ilvl="1" w:tplc="D1E6E762" w:tentative="1">
+      <w:start w:val="1"/>
+      <w:numFmt w:val="bullet"/>
+      <w:lvlText w:val="○"/>
+      <w:lvlJc w:val="left"/>
+      <w:pPr>
+        <w:ind w:left="1440" w:hanging="360"/>
+      </w:pPr>
+    </w:lvl>
+    <w:lvl w:ilvl="2" w:tplc="35C429E0" w:tentative="1">
+      <w:start w:val="1"/>
+      <w:numFmt w:val="bullet"/>
+      <w:lvlText w:val="■"/>
+      <w:lvlJc w:val="left"/>
+      <w:pPr>
+        <w:ind w:left="2160" w:hanging="360"/>
+      </w:pPr>
+    </w:lvl>
+    <w:lvl w:ilvl="3" w:tplc="DCFE82E2" w:tentative="1">
+      <w:start w:val="1"/>
+      <w:numFmt w:val="bullet"/>
+      <w:lvlText w:val="●"/>
+      <w:lvlJc w:val="left"/>
+      <w:pPr>
+        <w:ind w:left="2880" w:hanging="360"/>
+      </w:pPr>
+    </w:lvl>
+    <w:lvl w:ilvl="4" w:tplc="C0F4CBC8" w:tentative="1">
+      <w:start w:val="1"/>
+      <w:numFmt w:val="bullet"/>
+      <w:lvlText w:val="○"/>
+      <w:lvlJc w:val="left"/>
+      <w:pPr>
+        <w:ind w:left="3600" w:hanging="360"/>
+      </w:pPr>
+    </w:lvl>
+    <w:lvl w:ilvl="5" w:tplc="586EF448" w:tentative="1">
+      <w:start w:val="1"/>
+      <w:numFmt w:val="bullet"/>
+      <w:lvlText w:val="■"/>
+      <w:lvlJc w:val="left"/>
+      <w:pPr>
+        <w:ind w:left="4320" w:hanging="360"/>
+      </w:pPr>
+    </w:lvl>
+    <w:lvl w:ilvl="6" w:tplc="26EA55CA" w:tentative="1">
+      <w:start w:val="1"/>
+      <w:numFmt w:val="bullet"/>
+      <w:lvlText w:val="●"/>
+      <w:lvlJc w:val="left"/>
+      <w:pPr>
+        <w:ind w:left="5040" w:hanging="360"/>
+      </w:pPr>
+    </w:lvl>
+    <w:lvl w:ilvl="7" w:tplc="9EA497F6" w:tentative="1">
+      <w:start w:val="1"/>
+      <w:numFmt w:val="bullet"/>
+      <w:lvlText w:val="●"/>
+      <w:lvlJc w:val="left"/>
+      <w:pPr>
+        <w:ind w:left="5760" w:hanging="360"/>
+      </w:pPr>
+    </w:lvl>
+    <w:lvl w:ilvl="8" w:tplc="348EAA9E" w:tentative="1">
+      <w:start w:val="1"/>
+      <w:numFmt w:val="bullet"/>
+      <w:lvlText w:val="●"/>
+      <w:lvlJc w:val="left"/>
+      <w:pPr>
+        <w:ind w:left="6480" w:hanging="360"/>
+      </w:pPr>
+    </w:lvl>
+  </w:abstractNum>
+  <w:abstractNum w:abstractNumId="2" w15:restartNumberingAfterBreak="0">
+    <w:nsid w:val="19B02BFD"/>
+    <w:multiLevelType w:val="hybridMultilevel"/>
+    <w:tmpl w:val="96A83052"/>
+    <w:lvl w:ilvl="0" w:tplc="164CDF76">
+      <w:start w:val="1"/>
       <w:numFmt w:val="decimal"/>
       <w:lvlText w:val="%1."/>
       <w:lvlJc w:val="left"/>
@@ -4185,7 +4271,7 @@
         <w:ind w:left="360" w:hanging="300"/>
       </w:pPr>
     </w:lvl>
-    <w:lvl w:ilvl="1" w:tplc="7F10E8D8" w:tentative="1">
+    <w:lvl w:ilvl="1" w:tplc="35208C76" w:tentative="1">
       <w:start w:val="1"/>
       <w:numFmt w:val="lowerLetter"/>
       <w:lvlText w:val="%2."/>
@@ -4194,47 +4280,47 @@
         <w:ind w:left="720" w:hanging="300"/>
       </w:pPr>
     </w:lvl>
-    <w:lvl w:ilvl="2" w:tplc="585660E0">
-      <w:numFmt w:val="decimal"/>
-      <w:lvlText w:val=""/>
-      <w:lvlJc w:val="left"/>
-    </w:lvl>
-    <w:lvl w:ilvl="3" w:tplc="0F84B556">
-      <w:numFmt w:val="decimal"/>
-      <w:lvlText w:val=""/>
-      <w:lvlJc w:val="left"/>
-    </w:lvl>
-    <w:lvl w:ilvl="4" w:tplc="1D409C0E">
-      <w:numFmt w:val="decimal"/>
-      <w:lvlText w:val=""/>
-      <w:lvlJc w:val="left"/>
-    </w:lvl>
-    <w:lvl w:ilvl="5" w:tplc="5AC48B02">
-      <w:numFmt w:val="decimal"/>
-      <w:lvlText w:val=""/>
-      <w:lvlJc w:val="left"/>
-    </w:lvl>
-    <w:lvl w:ilvl="6" w:tplc="32C881E4">
-      <w:numFmt w:val="decimal"/>
-      <w:lvlText w:val=""/>
-      <w:lvlJc w:val="left"/>
-    </w:lvl>
-    <w:lvl w:ilvl="7" w:tplc="759C7746">
-      <w:numFmt w:val="decimal"/>
-      <w:lvlText w:val=""/>
-      <w:lvlJc w:val="left"/>
-    </w:lvl>
-    <w:lvl w:ilvl="8" w:tplc="485A2978">
+    <w:lvl w:ilvl="2" w:tplc="FC6437D0">
+      <w:numFmt w:val="decimal"/>
+      <w:lvlText w:val=""/>
+      <w:lvlJc w:val="left"/>
+    </w:lvl>
+    <w:lvl w:ilvl="3" w:tplc="9CDC43DE">
+      <w:numFmt w:val="decimal"/>
+      <w:lvlText w:val=""/>
+      <w:lvlJc w:val="left"/>
+    </w:lvl>
+    <w:lvl w:ilvl="4" w:tplc="2FFAFFDE">
+      <w:numFmt w:val="decimal"/>
+      <w:lvlText w:val=""/>
+      <w:lvlJc w:val="left"/>
+    </w:lvl>
+    <w:lvl w:ilvl="5" w:tplc="79681970">
+      <w:numFmt w:val="decimal"/>
+      <w:lvlText w:val=""/>
+      <w:lvlJc w:val="left"/>
+    </w:lvl>
+    <w:lvl w:ilvl="6" w:tplc="2682A85A">
+      <w:numFmt w:val="decimal"/>
+      <w:lvlText w:val=""/>
+      <w:lvlJc w:val="left"/>
+    </w:lvl>
+    <w:lvl w:ilvl="7" w:tplc="20D850A2">
+      <w:numFmt w:val="decimal"/>
+      <w:lvlText w:val=""/>
+      <w:lvlJc w:val="left"/>
+    </w:lvl>
+    <w:lvl w:ilvl="8" w:tplc="D26E5DDA">
       <w:numFmt w:val="decimal"/>
       <w:lvlText w:val=""/>
       <w:lvlJc w:val="left"/>
     </w:lvl>
   </w:abstractNum>
-  <w:abstractNum w:abstractNumId="2" w15:restartNumberingAfterBreak="0">
-    <w:nsid w:val="1CA408F3"/>
+  <w:abstractNum w:abstractNumId="3" w15:restartNumberingAfterBreak="0">
+    <w:nsid w:val="22A96A0B"/>
     <w:multiLevelType w:val="hybridMultilevel"/>
-    <w:tmpl w:val="EE500E4A"/>
-    <w:lvl w:ilvl="0" w:tplc="7E809AA8">
+    <w:tmpl w:val="CA28D3B2"/>
+    <w:lvl w:ilvl="0" w:tplc="D5F0EFB4">
       <w:start w:val="1"/>
       <w:numFmt w:val="decimal"/>
       <w:lvlText w:val="%1."/>
@@ -4243,7 +4329,7 @@
         <w:ind w:left="360" w:hanging="300"/>
       </w:pPr>
     </w:lvl>
-    <w:lvl w:ilvl="1" w:tplc="BF801F62" w:tentative="1">
+    <w:lvl w:ilvl="1" w:tplc="6972D8F6" w:tentative="1">
       <w:start w:val="1"/>
       <w:numFmt w:val="lowerLetter"/>
       <w:lvlText w:val="%2."/>
@@ -4252,47 +4338,47 @@
         <w:ind w:left="720" w:hanging="300"/>
       </w:pPr>
     </w:lvl>
-    <w:lvl w:ilvl="2" w:tplc="38F698A0">
-      <w:numFmt w:val="decimal"/>
-      <w:lvlText w:val=""/>
-      <w:lvlJc w:val="left"/>
-    </w:lvl>
-    <w:lvl w:ilvl="3" w:tplc="DF30BBC2">
-      <w:numFmt w:val="decimal"/>
-      <w:lvlText w:val=""/>
-      <w:lvlJc w:val="left"/>
-    </w:lvl>
-    <w:lvl w:ilvl="4" w:tplc="AEDE2C14">
-      <w:numFmt w:val="decimal"/>
-      <w:lvlText w:val=""/>
-      <w:lvlJc w:val="left"/>
-    </w:lvl>
-    <w:lvl w:ilvl="5" w:tplc="60A03F3A">
-      <w:numFmt w:val="decimal"/>
-      <w:lvlText w:val=""/>
-      <w:lvlJc w:val="left"/>
-    </w:lvl>
-    <w:lvl w:ilvl="6" w:tplc="0478AC7C">
-      <w:numFmt w:val="decimal"/>
-      <w:lvlText w:val=""/>
-      <w:lvlJc w:val="left"/>
-    </w:lvl>
-    <w:lvl w:ilvl="7" w:tplc="C096C636">
-      <w:numFmt w:val="decimal"/>
-      <w:lvlText w:val=""/>
-      <w:lvlJc w:val="left"/>
-    </w:lvl>
-    <w:lvl w:ilvl="8" w:tplc="945C0B56">
+    <w:lvl w:ilvl="2" w:tplc="DFA43728">
+      <w:numFmt w:val="decimal"/>
+      <w:lvlText w:val=""/>
+      <w:lvlJc w:val="left"/>
+    </w:lvl>
+    <w:lvl w:ilvl="3" w:tplc="53A8E726">
+      <w:numFmt w:val="decimal"/>
+      <w:lvlText w:val=""/>
+      <w:lvlJc w:val="left"/>
+    </w:lvl>
+    <w:lvl w:ilvl="4" w:tplc="429A6C50">
+      <w:numFmt w:val="decimal"/>
+      <w:lvlText w:val=""/>
+      <w:lvlJc w:val="left"/>
+    </w:lvl>
+    <w:lvl w:ilvl="5" w:tplc="DABCED9E">
+      <w:numFmt w:val="decimal"/>
+      <w:lvlText w:val=""/>
+      <w:lvlJc w:val="left"/>
+    </w:lvl>
+    <w:lvl w:ilvl="6" w:tplc="82D82C82">
+      <w:numFmt w:val="decimal"/>
+      <w:lvlText w:val=""/>
+      <w:lvlJc w:val="left"/>
+    </w:lvl>
+    <w:lvl w:ilvl="7" w:tplc="C3261F20">
+      <w:numFmt w:val="decimal"/>
+      <w:lvlText w:val=""/>
+      <w:lvlJc w:val="left"/>
+    </w:lvl>
+    <w:lvl w:ilvl="8" w:tplc="8758BE3C">
       <w:numFmt w:val="decimal"/>
       <w:lvlText w:val=""/>
       <w:lvlJc w:val="left"/>
     </w:lvl>
   </w:abstractNum>
-  <w:abstractNum w:abstractNumId="3" w15:restartNumberingAfterBreak="0">
-    <w:nsid w:val="25D34671"/>
+  <w:abstractNum w:abstractNumId="4" w15:restartNumberingAfterBreak="0">
+    <w:nsid w:val="2E262183"/>
     <w:multiLevelType w:val="hybridMultilevel"/>
-    <w:tmpl w:val="1ABA93D2"/>
-    <w:lvl w:ilvl="0" w:tplc="836C6320">
+    <w:tmpl w:val="A0521BAA"/>
+    <w:lvl w:ilvl="0" w:tplc="8F6458FE">
       <w:start w:val="1"/>
       <w:numFmt w:val="decimal"/>
       <w:lvlText w:val="%1."/>
@@ -4301,7 +4387,7 @@
         <w:ind w:left="360" w:hanging="300"/>
       </w:pPr>
     </w:lvl>
-    <w:lvl w:ilvl="1" w:tplc="2940D6DA" w:tentative="1">
+    <w:lvl w:ilvl="1" w:tplc="77AA2E5E" w:tentative="1">
       <w:start w:val="1"/>
       <w:numFmt w:val="lowerLetter"/>
       <w:lvlText w:val="%2."/>
@@ -4310,47 +4396,47 @@
         <w:ind w:left="720" w:hanging="300"/>
       </w:pPr>
     </w:lvl>
-    <w:lvl w:ilvl="2" w:tplc="1CB6D3AC">
-      <w:numFmt w:val="decimal"/>
-      <w:lvlText w:val=""/>
-      <w:lvlJc w:val="left"/>
-    </w:lvl>
-    <w:lvl w:ilvl="3" w:tplc="EEFA7D84">
-      <w:numFmt w:val="decimal"/>
-      <w:lvlText w:val=""/>
-      <w:lvlJc w:val="left"/>
-    </w:lvl>
-    <w:lvl w:ilvl="4" w:tplc="94B43BF4">
-      <w:numFmt w:val="decimal"/>
-      <w:lvlText w:val=""/>
-      <w:lvlJc w:val="left"/>
-    </w:lvl>
-    <w:lvl w:ilvl="5" w:tplc="5B7E893A">
-      <w:numFmt w:val="decimal"/>
-      <w:lvlText w:val=""/>
-      <w:lvlJc w:val="left"/>
-    </w:lvl>
-    <w:lvl w:ilvl="6" w:tplc="DD56EE7A">
-      <w:numFmt w:val="decimal"/>
-      <w:lvlText w:val=""/>
-      <w:lvlJc w:val="left"/>
-    </w:lvl>
-    <w:lvl w:ilvl="7" w:tplc="7C5A0BB6">
-      <w:numFmt w:val="decimal"/>
-      <w:lvlText w:val=""/>
-      <w:lvlJc w:val="left"/>
-    </w:lvl>
-    <w:lvl w:ilvl="8" w:tplc="B7DA9B94">
+    <w:lvl w:ilvl="2" w:tplc="31DA0208">
+      <w:numFmt w:val="decimal"/>
+      <w:lvlText w:val=""/>
+      <w:lvlJc w:val="left"/>
+    </w:lvl>
+    <w:lvl w:ilvl="3" w:tplc="3566EEAA">
+      <w:numFmt w:val="decimal"/>
+      <w:lvlText w:val=""/>
+      <w:lvlJc w:val="left"/>
+    </w:lvl>
+    <w:lvl w:ilvl="4" w:tplc="8B664314">
+      <w:numFmt w:val="decimal"/>
+      <w:lvlText w:val=""/>
+      <w:lvlJc w:val="left"/>
+    </w:lvl>
+    <w:lvl w:ilvl="5" w:tplc="E1D674CE">
+      <w:numFmt w:val="decimal"/>
+      <w:lvlText w:val=""/>
+      <w:lvlJc w:val="left"/>
+    </w:lvl>
+    <w:lvl w:ilvl="6" w:tplc="78A4BD0E">
+      <w:numFmt w:val="decimal"/>
+      <w:lvlText w:val=""/>
+      <w:lvlJc w:val="left"/>
+    </w:lvl>
+    <w:lvl w:ilvl="7" w:tplc="6E704824">
+      <w:numFmt w:val="decimal"/>
+      <w:lvlText w:val=""/>
+      <w:lvlJc w:val="left"/>
+    </w:lvl>
+    <w:lvl w:ilvl="8" w:tplc="EF1C9016">
       <w:numFmt w:val="decimal"/>
       <w:lvlText w:val=""/>
       <w:lvlJc w:val="left"/>
     </w:lvl>
   </w:abstractNum>
-  <w:abstractNum w:abstractNumId="4" w15:restartNumberingAfterBreak="0">
-    <w:nsid w:val="26E85040"/>
+  <w:abstractNum w:abstractNumId="5" w15:restartNumberingAfterBreak="0">
+    <w:nsid w:val="41CE2ECB"/>
     <w:multiLevelType w:val="hybridMultilevel"/>
-    <w:tmpl w:val="F0408510"/>
-    <w:lvl w:ilvl="0" w:tplc="3572C380">
+    <w:tmpl w:val="B582F2B8"/>
+    <w:lvl w:ilvl="0" w:tplc="0E5A0622">
       <w:start w:val="1"/>
       <w:numFmt w:val="decimal"/>
       <w:lvlText w:val="%1."/>
@@ -4359,7 +4445,7 @@
         <w:ind w:left="360" w:hanging="300"/>
       </w:pPr>
     </w:lvl>
-    <w:lvl w:ilvl="1" w:tplc="C0BA30D0" w:tentative="1">
+    <w:lvl w:ilvl="1" w:tplc="C6507A50" w:tentative="1">
       <w:start w:val="1"/>
       <w:numFmt w:val="lowerLetter"/>
       <w:lvlText w:val="%2."/>
@@ -4368,47 +4454,47 @@
         <w:ind w:left="720" w:hanging="300"/>
       </w:pPr>
     </w:lvl>
-    <w:lvl w:ilvl="2" w:tplc="130E60CC">
-      <w:numFmt w:val="decimal"/>
-      <w:lvlText w:val=""/>
-      <w:lvlJc w:val="left"/>
-    </w:lvl>
-    <w:lvl w:ilvl="3" w:tplc="FA8EDA4E">
-      <w:numFmt w:val="decimal"/>
-      <w:lvlText w:val=""/>
-      <w:lvlJc w:val="left"/>
-    </w:lvl>
-    <w:lvl w:ilvl="4" w:tplc="78A23A76">
-      <w:numFmt w:val="decimal"/>
-      <w:lvlText w:val=""/>
-      <w:lvlJc w:val="left"/>
-    </w:lvl>
-    <w:lvl w:ilvl="5" w:tplc="4A82F1B0">
-      <w:numFmt w:val="decimal"/>
-      <w:lvlText w:val=""/>
-      <w:lvlJc w:val="left"/>
-    </w:lvl>
-    <w:lvl w:ilvl="6" w:tplc="7360AB7A">
-      <w:numFmt w:val="decimal"/>
-      <w:lvlText w:val=""/>
-      <w:lvlJc w:val="left"/>
-    </w:lvl>
-    <w:lvl w:ilvl="7" w:tplc="E0E439DC">
-      <w:numFmt w:val="decimal"/>
-      <w:lvlText w:val=""/>
-      <w:lvlJc w:val="left"/>
-    </w:lvl>
-    <w:lvl w:ilvl="8" w:tplc="FBB627FA">
+    <w:lvl w:ilvl="2" w:tplc="B8C4B6E6">
+      <w:numFmt w:val="decimal"/>
+      <w:lvlText w:val=""/>
+      <w:lvlJc w:val="left"/>
+    </w:lvl>
+    <w:lvl w:ilvl="3" w:tplc="05D4D034">
+      <w:numFmt w:val="decimal"/>
+      <w:lvlText w:val=""/>
+      <w:lvlJc w:val="left"/>
+    </w:lvl>
+    <w:lvl w:ilvl="4" w:tplc="04D00A5C">
+      <w:numFmt w:val="decimal"/>
+      <w:lvlText w:val=""/>
+      <w:lvlJc w:val="left"/>
+    </w:lvl>
+    <w:lvl w:ilvl="5" w:tplc="AC0261AE">
+      <w:numFmt w:val="decimal"/>
+      <w:lvlText w:val=""/>
+      <w:lvlJc w:val="left"/>
+    </w:lvl>
+    <w:lvl w:ilvl="6" w:tplc="B1E66474">
+      <w:numFmt w:val="decimal"/>
+      <w:lvlText w:val=""/>
+      <w:lvlJc w:val="left"/>
+    </w:lvl>
+    <w:lvl w:ilvl="7" w:tplc="1E7E1EC6">
+      <w:numFmt w:val="decimal"/>
+      <w:lvlText w:val=""/>
+      <w:lvlJc w:val="left"/>
+    </w:lvl>
+    <w:lvl w:ilvl="8" w:tplc="032CF794">
       <w:numFmt w:val="decimal"/>
       <w:lvlText w:val=""/>
       <w:lvlJc w:val="left"/>
     </w:lvl>
   </w:abstractNum>
-  <w:abstractNum w:abstractNumId="5" w15:restartNumberingAfterBreak="0">
-    <w:nsid w:val="37D41059"/>
+  <w:abstractNum w:abstractNumId="6" w15:restartNumberingAfterBreak="0">
+    <w:nsid w:val="45EF2E2C"/>
     <w:multiLevelType w:val="hybridMultilevel"/>
-    <w:tmpl w:val="B81CB9FE"/>
-    <w:lvl w:ilvl="0" w:tplc="D3E0C400">
+    <w:tmpl w:val="305240F4"/>
+    <w:lvl w:ilvl="0" w:tplc="5D90E85C">
       <w:start w:val="1"/>
       <w:numFmt w:val="decimal"/>
       <w:lvlText w:val="%1."/>
@@ -4417,7 +4503,7 @@
         <w:ind w:left="360" w:hanging="300"/>
       </w:pPr>
     </w:lvl>
-    <w:lvl w:ilvl="1" w:tplc="EF80A254" w:tentative="1">
+    <w:lvl w:ilvl="1" w:tplc="A4CEED64" w:tentative="1">
       <w:start w:val="1"/>
       <w:numFmt w:val="lowerLetter"/>
       <w:lvlText w:val="%2."/>
@@ -4426,47 +4512,47 @@
         <w:ind w:left="720" w:hanging="300"/>
       </w:pPr>
     </w:lvl>
-    <w:lvl w:ilvl="2" w:tplc="DD9C56FC">
-      <w:numFmt w:val="decimal"/>
-      <w:lvlText w:val=""/>
-      <w:lvlJc w:val="left"/>
-    </w:lvl>
-    <w:lvl w:ilvl="3" w:tplc="8FE0F72A">
-      <w:numFmt w:val="decimal"/>
-      <w:lvlText w:val=""/>
-      <w:lvlJc w:val="left"/>
-    </w:lvl>
-    <w:lvl w:ilvl="4" w:tplc="B5C25466">
-      <w:numFmt w:val="decimal"/>
-      <w:lvlText w:val=""/>
-      <w:lvlJc w:val="left"/>
-    </w:lvl>
-    <w:lvl w:ilvl="5" w:tplc="24D2D570">
-      <w:numFmt w:val="decimal"/>
-      <w:lvlText w:val=""/>
-      <w:lvlJc w:val="left"/>
-    </w:lvl>
-    <w:lvl w:ilvl="6" w:tplc="E5B043A2">
-      <w:numFmt w:val="decimal"/>
-      <w:lvlText w:val=""/>
-      <w:lvlJc w:val="left"/>
-    </w:lvl>
-    <w:lvl w:ilvl="7" w:tplc="021647C2">
-      <w:numFmt w:val="decimal"/>
-      <w:lvlText w:val=""/>
-      <w:lvlJc w:val="left"/>
-    </w:lvl>
-    <w:lvl w:ilvl="8" w:tplc="4176ABC0">
+    <w:lvl w:ilvl="2" w:tplc="9378113C">
+      <w:numFmt w:val="decimal"/>
+      <w:lvlText w:val=""/>
+      <w:lvlJc w:val="left"/>
+    </w:lvl>
+    <w:lvl w:ilvl="3" w:tplc="A3E6428C">
+      <w:numFmt w:val="decimal"/>
+      <w:lvlText w:val=""/>
+      <w:lvlJc w:val="left"/>
+    </w:lvl>
+    <w:lvl w:ilvl="4" w:tplc="508A4164">
+      <w:numFmt w:val="decimal"/>
+      <w:lvlText w:val=""/>
+      <w:lvlJc w:val="left"/>
+    </w:lvl>
+    <w:lvl w:ilvl="5" w:tplc="06426A94">
+      <w:numFmt w:val="decimal"/>
+      <w:lvlText w:val=""/>
+      <w:lvlJc w:val="left"/>
+    </w:lvl>
+    <w:lvl w:ilvl="6" w:tplc="06985BC0">
+      <w:numFmt w:val="decimal"/>
+      <w:lvlText w:val=""/>
+      <w:lvlJc w:val="left"/>
+    </w:lvl>
+    <w:lvl w:ilvl="7" w:tplc="47C00DA8">
+      <w:numFmt w:val="decimal"/>
+      <w:lvlText w:val=""/>
+      <w:lvlJc w:val="left"/>
+    </w:lvl>
+    <w:lvl w:ilvl="8" w:tplc="2D800C5C">
       <w:numFmt w:val="decimal"/>
       <w:lvlText w:val=""/>
       <w:lvlJc w:val="left"/>
     </w:lvl>
   </w:abstractNum>
-  <w:abstractNum w:abstractNumId="6" w15:restartNumberingAfterBreak="0">
-    <w:nsid w:val="4D126776"/>
+  <w:abstractNum w:abstractNumId="7" w15:restartNumberingAfterBreak="0">
+    <w:nsid w:val="46C64EEE"/>
     <w:multiLevelType w:val="hybridMultilevel"/>
-    <w:tmpl w:val="EA00C656"/>
-    <w:lvl w:ilvl="0" w:tplc="50FE853E">
+    <w:tmpl w:val="9E604BC4"/>
+    <w:lvl w:ilvl="0" w:tplc="13169A62">
       <w:start w:val="1"/>
       <w:numFmt w:val="decimal"/>
       <w:lvlText w:val="%1."/>
@@ -4475,7 +4561,7 @@
         <w:ind w:left="360" w:hanging="300"/>
       </w:pPr>
     </w:lvl>
-    <w:lvl w:ilvl="1" w:tplc="FFB21BC8" w:tentative="1">
+    <w:lvl w:ilvl="1" w:tplc="39F28346" w:tentative="1">
       <w:start w:val="1"/>
       <w:numFmt w:val="lowerLetter"/>
       <w:lvlText w:val="%2."/>
@@ -4484,47 +4570,105 @@
         <w:ind w:left="720" w:hanging="300"/>
       </w:pPr>
     </w:lvl>
-    <w:lvl w:ilvl="2" w:tplc="3AA6796A">
-      <w:numFmt w:val="decimal"/>
-      <w:lvlText w:val=""/>
-      <w:lvlJc w:val="left"/>
-    </w:lvl>
-    <w:lvl w:ilvl="3" w:tplc="515A3C10">
-      <w:numFmt w:val="decimal"/>
-      <w:lvlText w:val=""/>
-      <w:lvlJc w:val="left"/>
-    </w:lvl>
-    <w:lvl w:ilvl="4" w:tplc="BDF4B4E0">
-      <w:numFmt w:val="decimal"/>
-      <w:lvlText w:val=""/>
-      <w:lvlJc w:val="left"/>
-    </w:lvl>
-    <w:lvl w:ilvl="5" w:tplc="ABAEB6A8">
-      <w:numFmt w:val="decimal"/>
-      <w:lvlText w:val=""/>
-      <w:lvlJc w:val="left"/>
-    </w:lvl>
-    <w:lvl w:ilvl="6" w:tplc="CF2C4A10">
-      <w:numFmt w:val="decimal"/>
-      <w:lvlText w:val=""/>
-      <w:lvlJc w:val="left"/>
-    </w:lvl>
-    <w:lvl w:ilvl="7" w:tplc="A4921266">
-      <w:numFmt w:val="decimal"/>
-      <w:lvlText w:val=""/>
-      <w:lvlJc w:val="left"/>
-    </w:lvl>
-    <w:lvl w:ilvl="8" w:tplc="215639EC">
+    <w:lvl w:ilvl="2" w:tplc="93825A6E">
+      <w:numFmt w:val="decimal"/>
+      <w:lvlText w:val=""/>
+      <w:lvlJc w:val="left"/>
+    </w:lvl>
+    <w:lvl w:ilvl="3" w:tplc="AF221D1E">
+      <w:numFmt w:val="decimal"/>
+      <w:lvlText w:val=""/>
+      <w:lvlJc w:val="left"/>
+    </w:lvl>
+    <w:lvl w:ilvl="4" w:tplc="55867164">
+      <w:numFmt w:val="decimal"/>
+      <w:lvlText w:val=""/>
+      <w:lvlJc w:val="left"/>
+    </w:lvl>
+    <w:lvl w:ilvl="5" w:tplc="884EB666">
+      <w:numFmt w:val="decimal"/>
+      <w:lvlText w:val=""/>
+      <w:lvlJc w:val="left"/>
+    </w:lvl>
+    <w:lvl w:ilvl="6" w:tplc="DBAA9614">
+      <w:numFmt w:val="decimal"/>
+      <w:lvlText w:val=""/>
+      <w:lvlJc w:val="left"/>
+    </w:lvl>
+    <w:lvl w:ilvl="7" w:tplc="19F418A2">
+      <w:numFmt w:val="decimal"/>
+      <w:lvlText w:val=""/>
+      <w:lvlJc w:val="left"/>
+    </w:lvl>
+    <w:lvl w:ilvl="8" w:tplc="443040F2">
       <w:numFmt w:val="decimal"/>
       <w:lvlText w:val=""/>
       <w:lvlJc w:val="left"/>
     </w:lvl>
   </w:abstractNum>
-  <w:abstractNum w:abstractNumId="7" w15:restartNumberingAfterBreak="0">
-    <w:nsid w:val="598F1135"/>
+  <w:abstractNum w:abstractNumId="8" w15:restartNumberingAfterBreak="0">
+    <w:nsid w:val="49935440"/>
     <w:multiLevelType w:val="hybridMultilevel"/>
-    <w:tmpl w:val="BE4CF324"/>
-    <w:lvl w:ilvl="0" w:tplc="3BD005CA" w:tentative="1">
+    <w:tmpl w:val="CCBA9A16"/>
+    <w:lvl w:ilvl="0" w:tplc="DD00018E">
+      <w:start w:val="1"/>
+      <w:numFmt w:val="decimal"/>
+      <w:lvlText w:val="%1."/>
+      <w:lvlJc w:val="left"/>
+      <w:pPr>
+        <w:ind w:left="360" w:hanging="300"/>
+      </w:pPr>
+    </w:lvl>
+    <w:lvl w:ilvl="1" w:tplc="020E173A" w:tentative="1">
+      <w:start w:val="1"/>
+      <w:numFmt w:val="lowerLetter"/>
+      <w:lvlText w:val="%2."/>
+      <w:lvlJc w:val="left"/>
+      <w:pPr>
+        <w:ind w:left="720" w:hanging="300"/>
+      </w:pPr>
+    </w:lvl>
+    <w:lvl w:ilvl="2" w:tplc="8F646CEE">
+      <w:numFmt w:val="decimal"/>
+      <w:lvlText w:val=""/>
+      <w:lvlJc w:val="left"/>
+    </w:lvl>
+    <w:lvl w:ilvl="3" w:tplc="7BA29282">
+      <w:numFmt w:val="decimal"/>
+      <w:lvlText w:val=""/>
+      <w:lvlJc w:val="left"/>
+    </w:lvl>
+    <w:lvl w:ilvl="4" w:tplc="01D0F918">
+      <w:numFmt w:val="decimal"/>
+      <w:lvlText w:val=""/>
+      <w:lvlJc w:val="left"/>
+    </w:lvl>
+    <w:lvl w:ilvl="5" w:tplc="ACD0366C">
+      <w:numFmt w:val="decimal"/>
+      <w:lvlText w:val=""/>
+      <w:lvlJc w:val="left"/>
+    </w:lvl>
+    <w:lvl w:ilvl="6" w:tplc="3DAE86D6">
+      <w:numFmt w:val="decimal"/>
+      <w:lvlText w:val=""/>
+      <w:lvlJc w:val="left"/>
+    </w:lvl>
+    <w:lvl w:ilvl="7" w:tplc="45DEA85C">
+      <w:numFmt w:val="decimal"/>
+      <w:lvlText w:val=""/>
+      <w:lvlJc w:val="left"/>
+    </w:lvl>
+    <w:lvl w:ilvl="8" w:tplc="52422446">
+      <w:numFmt w:val="decimal"/>
+      <w:lvlText w:val=""/>
+      <w:lvlJc w:val="left"/>
+    </w:lvl>
+  </w:abstractNum>
+  <w:abstractNum w:abstractNumId="9" w15:restartNumberingAfterBreak="0">
+    <w:nsid w:val="662A3892"/>
+    <w:multiLevelType w:val="hybridMultilevel"/>
+    <w:tmpl w:val="E43ECC00"/>
+    <w:lvl w:ilvl="0" w:tplc="B9B26A2E" w:tentative="1">
       <w:start w:val="1"/>
       <w:numFmt w:val="bullet"/>
       <w:lvlText w:val="•"/>
@@ -4533,7 +4677,7 @@
         <w:ind w:left="360" w:hanging="260"/>
       </w:pPr>
     </w:lvl>
-    <w:lvl w:ilvl="1" w:tplc="821CF998" w:tentative="1">
+    <w:lvl w:ilvl="1" w:tplc="C7D83F18" w:tentative="1">
       <w:start w:val="1"/>
       <w:numFmt w:val="bullet"/>
       <w:lvlText w:val="–"/>
@@ -4542,236 +4686,92 @@
         <w:ind w:left="720" w:hanging="260"/>
       </w:pPr>
     </w:lvl>
-    <w:lvl w:ilvl="2" w:tplc="E894393C">
-      <w:numFmt w:val="decimal"/>
-      <w:lvlText w:val=""/>
-      <w:lvlJc w:val="left"/>
-    </w:lvl>
-    <w:lvl w:ilvl="3" w:tplc="1278F880">
-      <w:numFmt w:val="decimal"/>
-      <w:lvlText w:val=""/>
-      <w:lvlJc w:val="left"/>
-    </w:lvl>
-    <w:lvl w:ilvl="4" w:tplc="00DAFB78">
-      <w:numFmt w:val="decimal"/>
-      <w:lvlText w:val=""/>
-      <w:lvlJc w:val="left"/>
-    </w:lvl>
-    <w:lvl w:ilvl="5" w:tplc="DD66392C">
-      <w:numFmt w:val="decimal"/>
-      <w:lvlText w:val=""/>
-      <w:lvlJc w:val="left"/>
-    </w:lvl>
-    <w:lvl w:ilvl="6" w:tplc="DB8E8952">
-      <w:numFmt w:val="decimal"/>
-      <w:lvlText w:val=""/>
-      <w:lvlJc w:val="left"/>
-    </w:lvl>
-    <w:lvl w:ilvl="7" w:tplc="AF62B53A">
-      <w:numFmt w:val="decimal"/>
-      <w:lvlText w:val=""/>
-      <w:lvlJc w:val="left"/>
-    </w:lvl>
-    <w:lvl w:ilvl="8" w:tplc="DE921B60">
+    <w:lvl w:ilvl="2" w:tplc="F94C65CC">
+      <w:numFmt w:val="decimal"/>
+      <w:lvlText w:val=""/>
+      <w:lvlJc w:val="left"/>
+    </w:lvl>
+    <w:lvl w:ilvl="3" w:tplc="A14E9694">
+      <w:numFmt w:val="decimal"/>
+      <w:lvlText w:val=""/>
+      <w:lvlJc w:val="left"/>
+    </w:lvl>
+    <w:lvl w:ilvl="4" w:tplc="3A6EE13A">
+      <w:numFmt w:val="decimal"/>
+      <w:lvlText w:val=""/>
+      <w:lvlJc w:val="left"/>
+    </w:lvl>
+    <w:lvl w:ilvl="5" w:tplc="09BCAC32">
+      <w:numFmt w:val="decimal"/>
+      <w:lvlText w:val=""/>
+      <w:lvlJc w:val="left"/>
+    </w:lvl>
+    <w:lvl w:ilvl="6" w:tplc="A86605AE">
+      <w:numFmt w:val="decimal"/>
+      <w:lvlText w:val=""/>
+      <w:lvlJc w:val="left"/>
+    </w:lvl>
+    <w:lvl w:ilvl="7" w:tplc="2E62E20E">
+      <w:numFmt w:val="decimal"/>
+      <w:lvlText w:val=""/>
+      <w:lvlJc w:val="left"/>
+    </w:lvl>
+    <w:lvl w:ilvl="8" w:tplc="F50E9A7C">
       <w:numFmt w:val="decimal"/>
       <w:lvlText w:val=""/>
       <w:lvlJc w:val="left"/>
     </w:lvl>
   </w:abstractNum>
-  <w:abstractNum w:abstractNumId="8" w15:restartNumberingAfterBreak="0">
-    <w:nsid w:val="62D015AD"/>
-    <w:multiLevelType w:val="hybridMultilevel"/>
-    <w:tmpl w:val="7CC8A25A"/>
-    <w:lvl w:ilvl="0" w:tplc="0804DF4A" w:tentative="1">
-      <w:start w:val="1"/>
-      <w:numFmt w:val="bullet"/>
-      <w:lvlText w:val="●"/>
-      <w:lvlJc w:val="left"/>
-      <w:pPr>
-        <w:ind w:left="720" w:hanging="360"/>
-      </w:pPr>
-    </w:lvl>
-    <w:lvl w:ilvl="1" w:tplc="DBAA99A6" w:tentative="1">
-      <w:start w:val="1"/>
-      <w:numFmt w:val="bullet"/>
-      <w:lvlText w:val="○"/>
-      <w:lvlJc w:val="left"/>
-      <w:pPr>
-        <w:ind w:left="1440" w:hanging="360"/>
-      </w:pPr>
-    </w:lvl>
-    <w:lvl w:ilvl="2" w:tplc="E4FAE2D6" w:tentative="1">
-      <w:start w:val="1"/>
-      <w:numFmt w:val="bullet"/>
-      <w:lvlText w:val="■"/>
-      <w:lvlJc w:val="left"/>
-      <w:pPr>
-        <w:ind w:left="2160" w:hanging="360"/>
-      </w:pPr>
-    </w:lvl>
-    <w:lvl w:ilvl="3" w:tplc="EBFA7D8C" w:tentative="1">
-      <w:start w:val="1"/>
-      <w:numFmt w:val="bullet"/>
-      <w:lvlText w:val="●"/>
-      <w:lvlJc w:val="left"/>
-      <w:pPr>
-        <w:ind w:left="2880" w:hanging="360"/>
-      </w:pPr>
-    </w:lvl>
-    <w:lvl w:ilvl="4" w:tplc="D242AE8C" w:tentative="1">
-      <w:start w:val="1"/>
-      <w:numFmt w:val="bullet"/>
-      <w:lvlText w:val="○"/>
-      <w:lvlJc w:val="left"/>
-      <w:pPr>
-        <w:ind w:left="3600" w:hanging="360"/>
-      </w:pPr>
-    </w:lvl>
-    <w:lvl w:ilvl="5" w:tplc="D388B9DE" w:tentative="1">
-      <w:start w:val="1"/>
-      <w:numFmt w:val="bullet"/>
-      <w:lvlText w:val="■"/>
-      <w:lvlJc w:val="left"/>
-      <w:pPr>
-        <w:ind w:left="4320" w:hanging="360"/>
-      </w:pPr>
-    </w:lvl>
-    <w:lvl w:ilvl="6" w:tplc="1D84D7CC" w:tentative="1">
-      <w:start w:val="1"/>
-      <w:numFmt w:val="bullet"/>
-      <w:lvlText w:val="●"/>
-      <w:lvlJc w:val="left"/>
-      <w:pPr>
-        <w:ind w:left="5040" w:hanging="360"/>
-      </w:pPr>
-    </w:lvl>
-    <w:lvl w:ilvl="7" w:tplc="34B44C7E" w:tentative="1">
-      <w:start w:val="1"/>
-      <w:numFmt w:val="bullet"/>
-      <w:lvlText w:val="●"/>
-      <w:lvlJc w:val="left"/>
-      <w:pPr>
-        <w:ind w:left="5760" w:hanging="360"/>
-      </w:pPr>
-    </w:lvl>
-    <w:lvl w:ilvl="8" w:tplc="EB64F17A" w:tentative="1">
-      <w:start w:val="1"/>
-      <w:numFmt w:val="bullet"/>
-      <w:lvlText w:val="●"/>
-      <w:lvlJc w:val="left"/>
-      <w:pPr>
-        <w:ind w:left="6480" w:hanging="360"/>
-      </w:pPr>
-    </w:lvl>
-  </w:abstractNum>
-  <w:abstractNum w:abstractNumId="9" w15:restartNumberingAfterBreak="0">
-    <w:nsid w:val="7432720B"/>
-    <w:multiLevelType w:val="hybridMultilevel"/>
-    <w:tmpl w:val="B3068608"/>
-    <w:lvl w:ilvl="0" w:tplc="4AFAAAC4">
-      <w:start w:val="1"/>
-      <w:numFmt w:val="decimal"/>
-      <w:lvlText w:val="%1."/>
-      <w:lvlJc w:val="left"/>
-      <w:pPr>
-        <w:ind w:left="360" w:hanging="300"/>
-      </w:pPr>
-    </w:lvl>
-    <w:lvl w:ilvl="1" w:tplc="93F47E62" w:tentative="1">
-      <w:start w:val="1"/>
-      <w:numFmt w:val="lowerLetter"/>
-      <w:lvlText w:val="%2."/>
-      <w:lvlJc w:val="left"/>
-      <w:pPr>
-        <w:ind w:left="720" w:hanging="300"/>
-      </w:pPr>
-    </w:lvl>
-    <w:lvl w:ilvl="2" w:tplc="E6EEE5FC">
-      <w:numFmt w:val="decimal"/>
-      <w:lvlText w:val=""/>
-      <w:lvlJc w:val="left"/>
-    </w:lvl>
-    <w:lvl w:ilvl="3" w:tplc="B344A574">
-      <w:numFmt w:val="decimal"/>
-      <w:lvlText w:val=""/>
-      <w:lvlJc w:val="left"/>
-    </w:lvl>
-    <w:lvl w:ilvl="4" w:tplc="E004877A">
-      <w:numFmt w:val="decimal"/>
-      <w:lvlText w:val=""/>
-      <w:lvlJc w:val="left"/>
-    </w:lvl>
-    <w:lvl w:ilvl="5" w:tplc="F348B128">
-      <w:numFmt w:val="decimal"/>
-      <w:lvlText w:val=""/>
-      <w:lvlJc w:val="left"/>
-    </w:lvl>
-    <w:lvl w:ilvl="6" w:tplc="CDE20C4A">
-      <w:numFmt w:val="decimal"/>
-      <w:lvlText w:val=""/>
-      <w:lvlJc w:val="left"/>
-    </w:lvl>
-    <w:lvl w:ilvl="7" w:tplc="D2627F8A">
-      <w:numFmt w:val="decimal"/>
-      <w:lvlText w:val=""/>
-      <w:lvlJc w:val="left"/>
-    </w:lvl>
-    <w:lvl w:ilvl="8" w:tplc="554E03B2">
-      <w:numFmt w:val="decimal"/>
-      <w:lvlText w:val=""/>
-      <w:lvlJc w:val="left"/>
-    </w:lvl>
-  </w:abstractNum>
-  <w:num w:numId="1" w16cid:durableId="1617828071">
+  <w:num w:numId="1" w16cid:durableId="574434833">
+    <w:abstractNumId w:val="1"/>
+    <w:lvlOverride w:ilvl="0">
+      <w:startOverride w:val="1"/>
+    </w:lvlOverride>
+  </w:num>
+  <w:num w:numId="2" w16cid:durableId="1986469278">
+    <w:abstractNumId w:val="7"/>
+    <w:lvlOverride w:ilvl="0">
+      <w:startOverride w:val="1"/>
+    </w:lvlOverride>
+  </w:num>
+  <w:num w:numId="3" w16cid:durableId="1501046283">
     <w:abstractNumId w:val="8"/>
     <w:lvlOverride w:ilvl="0">
       <w:startOverride w:val="1"/>
     </w:lvlOverride>
   </w:num>
-  <w:num w:numId="2" w16cid:durableId="555973282">
-    <w:abstractNumId w:val="6"/>
+  <w:num w:numId="4" w16cid:durableId="1300917248">
+    <w:abstractNumId w:val="2"/>
     <w:lvlOverride w:ilvl="0">
       <w:startOverride w:val="1"/>
     </w:lvlOverride>
   </w:num>
-  <w:num w:numId="3" w16cid:durableId="1836215712">
-    <w:abstractNumId w:val="9"/>
+  <w:num w:numId="5" w16cid:durableId="654142832">
+    <w:abstractNumId w:val="4"/>
     <w:lvlOverride w:ilvl="0">
       <w:startOverride w:val="1"/>
     </w:lvlOverride>
   </w:num>
-  <w:num w:numId="4" w16cid:durableId="2101368262">
+  <w:num w:numId="6" w16cid:durableId="1504391266">
+    <w:abstractNumId w:val="3"/>
+    <w:lvlOverride w:ilvl="0">
+      <w:startOverride w:val="1"/>
+    </w:lvlOverride>
+  </w:num>
+  <w:num w:numId="7" w16cid:durableId="1887520617">
     <w:abstractNumId w:val="5"/>
     <w:lvlOverride w:ilvl="0">
       <w:startOverride w:val="1"/>
     </w:lvlOverride>
   </w:num>
-  <w:num w:numId="5" w16cid:durableId="1002777572">
+  <w:num w:numId="8" w16cid:durableId="1103842054">
     <w:abstractNumId w:val="0"/>
     <w:lvlOverride w:ilvl="0">
       <w:startOverride w:val="1"/>
     </w:lvlOverride>
   </w:num>
-  <w:num w:numId="6" w16cid:durableId="364990166">
-    <w:abstractNumId w:val="1"/>
-    <w:lvlOverride w:ilvl="0">
-      <w:startOverride w:val="1"/>
-    </w:lvlOverride>
-  </w:num>
-  <w:num w:numId="7" w16cid:durableId="489252771">
-    <w:abstractNumId w:val="2"/>
-    <w:lvlOverride w:ilvl="0">
-      <w:startOverride w:val="1"/>
-    </w:lvlOverride>
-  </w:num>
-  <w:num w:numId="8" w16cid:durableId="1866358941">
-    <w:abstractNumId w:val="3"/>
-    <w:lvlOverride w:ilvl="0">
-      <w:startOverride w:val="1"/>
-    </w:lvlOverride>
-  </w:num>
-  <w:num w:numId="9" w16cid:durableId="997921937">
-    <w:abstractNumId w:val="4"/>
+  <w:num w:numId="9" w16cid:durableId="734816951">
+    <w:abstractNumId w:val="6"/>
     <w:lvlOverride w:ilvl="0">
       <w:startOverride w:val="1"/>
     </w:lvlOverride>
@@ -5452,7 +5452,7 @@
     <w:autoRedefine/>
     <w:uiPriority w:val="39"/>
     <w:unhideWhenUsed/>
-    <w:rsid w:val="00E4583E"/>
+    <w:rsid w:val="00EB63C0"/>
     <w:pPr>
       <w:spacing w:after="100"/>
     </w:pPr>

--- a/discoverer-neo/docs/user-guide/manual/Discoverer-Neo-MANAGER-Guide-Quick-fr-FR.docx
+++ b/discoverer-neo/docs/user-guide/manual/Discoverer-Neo-MANAGER-Guide-Quick-fr-FR.docx
@@ -54,7 +54,7 @@
           <w:sz w:val="22"/>
           <w:szCs w:val="22"/>
         </w:rPr>
-        <w:t>Version 2.1.0</w:t>
+        <w:t>Version 2.1.1</w:t>
       </w:r>
     </w:p>
     <w:p>
@@ -74,7 +74,7 @@
     <w:sdt>
       <w:sdtPr>
         <w:alias w:val="Sommaire"/>
-        <w:id w:val="-1617673647"/>
+        <w:id w:val="1289157601"/>
       </w:sdtPr>
       <w:sdtEndPr/>
       <w:sdtContent>
@@ -102,7 +102,7 @@
           <w:r>
             <w:fldChar w:fldCharType="separate"/>
           </w:r>
-          <w:hyperlink w:anchor="_Toc241745569" w:history="1">
+          <w:hyperlink w:anchor="_Toc241748409" w:history="1">
             <w:r>
               <w:rPr>
                 <w:rStyle w:val="Hiperligao"/>
@@ -126,7 +126,7 @@
               <w:rPr>
                 <w:noProof/>
               </w:rPr>
-              <w:instrText xml:space="preserve"> PAGEREF _Toc241745569 \h </w:instrText>
+              <w:instrText xml:space="preserve"> PAGEREF _Toc241748409 \h </w:instrText>
             </w:r>
             <w:r>
               <w:rPr>
@@ -168,7 +168,7 @@
               <w14:ligatures w14:val="standardContextual"/>
             </w:rPr>
           </w:pPr>
-          <w:hyperlink w:anchor="_Toc241745570" w:history="1">
+          <w:hyperlink w:anchor="_Toc241748410" w:history="1">
             <w:r>
               <w:rPr>
                 <w:rStyle w:val="Hiperligao"/>
@@ -192,7 +192,7 @@
               <w:rPr>
                 <w:noProof/>
               </w:rPr>
-              <w:instrText xml:space="preserve"> PAGEREF _Toc241745570 \h </w:instrText>
+              <w:instrText xml:space="preserve"> PAGEREF _Toc241748410 \h </w:instrText>
             </w:r>
             <w:r>
               <w:rPr>
@@ -234,7 +234,7 @@
               <w14:ligatures w14:val="standardContextual"/>
             </w:rPr>
           </w:pPr>
-          <w:hyperlink w:anchor="_Toc241745571" w:history="1">
+          <w:hyperlink w:anchor="_Toc241748411" w:history="1">
             <w:r>
               <w:rPr>
                 <w:rStyle w:val="Hiperligao"/>
@@ -258,7 +258,7 @@
               <w:rPr>
                 <w:noProof/>
               </w:rPr>
-              <w:instrText xml:space="preserve"> PAGEREF _Toc241745571 \h </w:instrText>
+              <w:instrText xml:space="preserve"> PAGEREF _Toc241748411 \h </w:instrText>
             </w:r>
             <w:r>
               <w:rPr>
@@ -300,7 +300,7 @@
               <w14:ligatures w14:val="standardContextual"/>
             </w:rPr>
           </w:pPr>
-          <w:hyperlink w:anchor="_Toc241745572" w:history="1">
+          <w:hyperlink w:anchor="_Toc241748412" w:history="1">
             <w:r>
               <w:rPr>
                 <w:rStyle w:val="Hiperligao"/>
@@ -324,7 +324,7 @@
               <w:rPr>
                 <w:noProof/>
               </w:rPr>
-              <w:instrText xml:space="preserve"> PAGEREF _Toc241745572 \h </w:instrText>
+              <w:instrText xml:space="preserve"> PAGEREF _Toc241748412 \h </w:instrText>
             </w:r>
             <w:r>
               <w:rPr>
@@ -366,7 +366,7 @@
               <w14:ligatures w14:val="standardContextual"/>
             </w:rPr>
           </w:pPr>
-          <w:hyperlink w:anchor="_Toc241745573" w:history="1">
+          <w:hyperlink w:anchor="_Toc241748413" w:history="1">
             <w:r>
               <w:rPr>
                 <w:rStyle w:val="Hiperligao"/>
@@ -390,7 +390,7 @@
               <w:rPr>
                 <w:noProof/>
               </w:rPr>
-              <w:instrText xml:space="preserve"> PAGEREF _Toc241745573 \h </w:instrText>
+              <w:instrText xml:space="preserve"> PAGEREF _Toc241748413 \h </w:instrText>
             </w:r>
             <w:r>
               <w:rPr>
@@ -432,7 +432,7 @@
               <w14:ligatures w14:val="standardContextual"/>
             </w:rPr>
           </w:pPr>
-          <w:hyperlink w:anchor="_Toc241745574" w:history="1">
+          <w:hyperlink w:anchor="_Toc241748414" w:history="1">
             <w:r>
               <w:rPr>
                 <w:rStyle w:val="Hiperligao"/>
@@ -456,7 +456,7 @@
               <w:rPr>
                 <w:noProof/>
               </w:rPr>
-              <w:instrText xml:space="preserve"> PAGEREF _Toc241745574 \h </w:instrText>
+              <w:instrText xml:space="preserve"> PAGEREF _Toc241748414 \h </w:instrText>
             </w:r>
             <w:r>
               <w:rPr>
@@ -498,7 +498,7 @@
               <w14:ligatures w14:val="standardContextual"/>
             </w:rPr>
           </w:pPr>
-          <w:hyperlink w:anchor="_Toc241745575" w:history="1">
+          <w:hyperlink w:anchor="_Toc241748415" w:history="1">
             <w:r>
               <w:rPr>
                 <w:rStyle w:val="Hiperligao"/>
@@ -522,7 +522,7 @@
               <w:rPr>
                 <w:noProof/>
               </w:rPr>
-              <w:instrText xml:space="preserve"> PAGEREF _Toc241745575 \h </w:instrText>
+              <w:instrText xml:space="preserve"> PAGEREF _Toc241748415 \h </w:instrText>
             </w:r>
             <w:r>
               <w:rPr>
@@ -564,7 +564,7 @@
               <w14:ligatures w14:val="standardContextual"/>
             </w:rPr>
           </w:pPr>
-          <w:hyperlink w:anchor="_Toc241745576" w:history="1">
+          <w:hyperlink w:anchor="_Toc241748416" w:history="1">
             <w:r>
               <w:rPr>
                 <w:rStyle w:val="Hiperligao"/>
@@ -588,7 +588,7 @@
               <w:rPr>
                 <w:noProof/>
               </w:rPr>
-              <w:instrText xml:space="preserve"> PAGEREF _Toc241745576 \h </w:instrText>
+              <w:instrText xml:space="preserve"> PAGEREF _Toc241748416 \h </w:instrText>
             </w:r>
             <w:r>
               <w:rPr>
@@ -630,7 +630,7 @@
               <w14:ligatures w14:val="standardContextual"/>
             </w:rPr>
           </w:pPr>
-          <w:hyperlink w:anchor="_Toc241745577" w:history="1">
+          <w:hyperlink w:anchor="_Toc241748417" w:history="1">
             <w:r>
               <w:rPr>
                 <w:rStyle w:val="Hiperligao"/>
@@ -654,7 +654,7 @@
               <w:rPr>
                 <w:noProof/>
               </w:rPr>
-              <w:instrText xml:space="preserve"> PAGEREF _Toc241745577 \h </w:instrText>
+              <w:instrText xml:space="preserve"> PAGEREF _Toc241748417 \h </w:instrText>
             </w:r>
             <w:r>
               <w:rPr>
@@ -702,7 +702,7 @@
       <w:pPr>
         <w:pStyle w:val="Ttulo1"/>
       </w:pPr>
-      <w:bookmarkStart w:id="0" w:name="_Toc241745569"/>
+      <w:bookmarkStart w:id="0" w:name="_Toc241748409"/>
       <w:r>
         <w:lastRenderedPageBreak/>
         <w:t>Votre rôle en une page</w:t>
@@ -1392,7 +1392,7 @@
         <w:pStyle w:val="Ttulo1"/>
         <w:pageBreakBefore/>
       </w:pPr>
-      <w:bookmarkStart w:id="1" w:name="_Toc241745570"/>
+      <w:bookmarkStart w:id="1" w:name="_Toc241748410"/>
       <w:r>
         <w:lastRenderedPageBreak/>
         <w:t>Cartes</w:t>
@@ -1425,7 +1425,7 @@
           <w:noProof/>
         </w:rPr>
         <w:drawing>
-          <wp:inline distT="0" distB="0" distL="0" distR="0" wp14:anchorId="490F7EBF" wp14:editId="727E4E6F">
+          <wp:inline distT="0" distB="0" distL="0" distR="0" wp14:anchorId="69426579" wp14:editId="333BD050">
             <wp:extent cx="5715000" cy="3429000"/>
             <wp:effectExtent l="0" t="0" r="0" b="0"/>
             <wp:docPr id="273" name="02-maps-all.png" descr="La liste Cartes, onglet Tous, avec les icônes Copier, Partager, Planifier et Exporter sur chaque ligne." title="La liste Cartes, onglet Tous, avec les icônes Copier, Partager, Planifier et Exporter sur chaque ligne."/>
@@ -1889,7 +1889,7 @@
         <w:pStyle w:val="Ttulo1"/>
         <w:pageBreakBefore/>
       </w:pPr>
-      <w:bookmarkStart w:id="2" w:name="_Toc241745571"/>
+      <w:bookmarkStart w:id="2" w:name="_Toc241748411"/>
       <w:r>
         <w:lastRenderedPageBreak/>
         <w:t>Partager une carte</w:t>
@@ -1912,7 +1912,7 @@
           <w:noProof/>
         </w:rPr>
         <w:drawing>
-          <wp:inline distT="0" distB="0" distL="0" distR="0" wp14:anchorId="7293EB7C" wp14:editId="2FBDFB4B">
+          <wp:inline distT="0" distB="0" distL="0" distR="0" wp14:anchorId="18B3627C" wp14:editId="34D5E539">
             <wp:extent cx="3743325" cy="4029075"/>
             <wp:effectExtent l="0" t="0" r="0" b="0"/>
             <wp:docPr id="274" name="03-share-dialog.png" descr="La boîte de dialogue Partager la carte avec une zone de recherche et les boutons Peut consulter, Peut exporter et Peut modifier." title="La boîte de dialogue Partager la carte avec une zone de recherche et les boutons Peut consulter, Peut exporter et Peut modifier."/>
@@ -2315,7 +2315,7 @@
         <w:pStyle w:val="Ttulo1"/>
         <w:pageBreakBefore/>
       </w:pPr>
-      <w:bookmarkStart w:id="3" w:name="_Toc241745572"/>
+      <w:bookmarkStart w:id="3" w:name="_Toc241748412"/>
       <w:r>
         <w:lastRenderedPageBreak/>
         <w:t>Consulter, exécuter et exporter</w:t>
@@ -2338,7 +2338,7 @@
           <w:noProof/>
         </w:rPr>
         <w:drawing>
-          <wp:inline distT="0" distB="0" distL="0" distR="0" wp14:anchorId="265E40D8" wp14:editId="08EA54B8">
+          <wp:inline distT="0" distB="0" distL="0" distR="0" wp14:anchorId="0CC77BB3" wp14:editId="5BE13A26">
             <wp:extent cx="5715000" cy="3571875"/>
             <wp:effectExtent l="0" t="0" r="0" b="0"/>
             <wp:docPr id="275" name="06-viewer-results.png" descr="Une exécution terminée avec les boutons Excel, CSV et PDF au-dessus de la grille de résultats." title="Une exécution terminée avec les boutons Excel, CSV et PDF au-dessus de la grille de résultats."/>
@@ -2536,7 +2536,7 @@
         <w:pStyle w:val="Ttulo1"/>
         <w:pageBreakBefore/>
       </w:pPr>
-      <w:bookmarkStart w:id="4" w:name="_Toc241745573"/>
+      <w:bookmarkStart w:id="4" w:name="_Toc241748413"/>
       <w:r>
         <w:lastRenderedPageBreak/>
         <w:t>Créateur de cartes</w:t>
@@ -2569,7 +2569,7 @@
           <w:noProof/>
         </w:rPr>
         <w:drawing>
-          <wp:inline distT="0" distB="0" distL="0" distR="0" wp14:anchorId="20C0DDCE" wp14:editId="2209DBD7">
+          <wp:inline distT="0" distB="0" distL="0" distR="0" wp14:anchorId="6A809F84" wp14:editId="63747161">
             <wp:extent cx="5715000" cy="3571875"/>
             <wp:effectExtent l="0" t="0" r="0" b="0"/>
             <wp:docPr id="276" name="05-builder-overview.png" descr="Le créateur de cartes avec l'arborescence Domaines d'activité, la zone Colonnes et le panneau Propriétés." title="Le créateur de cartes avec l'arborescence Domaines d'activité, la zone Colonnes et le panneau Propriétés."/>
@@ -2807,7 +2807,7 @@
         <w:pStyle w:val="Ttulo1"/>
         <w:pageBreakBefore/>
       </w:pPr>
-      <w:bookmarkStart w:id="5" w:name="_Toc241745574"/>
+      <w:bookmarkStart w:id="5" w:name="_Toc241748414"/>
       <w:r>
         <w:lastRenderedPageBreak/>
         <w:t>Planifications</w:t>
@@ -2830,7 +2830,7 @@
           <w:noProof/>
         </w:rPr>
         <w:drawing>
-          <wp:inline distT="0" distB="0" distL="0" distR="0" wp14:anchorId="6F437CD4" wp14:editId="0B18B3ED">
+          <wp:inline distT="0" distB="0" distL="0" distR="0" wp14:anchorId="052E7BB2" wp14:editId="634C0CE4">
             <wp:extent cx="5715000" cy="3571875"/>
             <wp:effectExtent l="0" t="0" r="0" b="0"/>
             <wp:docPr id="277" name="38-schedules-list.png" descr="La page Planifications avec une planification en pause et ses icônes d'action." title="La page Planifications avec une planification en pause et ses icônes d'action."/>
@@ -3366,7 +3366,7 @@
         <w:pStyle w:val="Ttulo1"/>
         <w:pageBreakBefore/>
       </w:pPr>
-      <w:bookmarkStart w:id="6" w:name="_Toc241745575"/>
+      <w:bookmarkStart w:id="6" w:name="_Toc241748415"/>
       <w:r>
         <w:lastRenderedPageBreak/>
         <w:t>Exécutions et exportations</w:t>
@@ -3406,7 +3406,7 @@
           <w:noProof/>
         </w:rPr>
         <w:drawing>
-          <wp:inline distT="0" distB="0" distL="0" distR="0" wp14:anchorId="4DBB3595" wp14:editId="22036E98">
+          <wp:inline distT="0" distB="0" distL="0" distR="0" wp14:anchorId="77976DA0" wp14:editId="07559B6C">
             <wp:extent cx="5715000" cy="3571875"/>
             <wp:effectExtent l="0" t="0" r="0" b="0"/>
             <wp:docPr id="278" name="08-runs.png" descr="La page Exécutions avec les filtres Carte, Statut et Type et la liste des exécutions." title="La page Exécutions avec les filtres Carte, Statut et Type et la liste des exécutions."/>
@@ -3581,7 +3581,7 @@
         <w:pStyle w:val="Ttulo1"/>
         <w:pageBreakBefore/>
       </w:pPr>
-      <w:bookmarkStart w:id="7" w:name="_Toc241745576"/>
+      <w:bookmarkStart w:id="7" w:name="_Toc241748416"/>
       <w:r>
         <w:lastRenderedPageBreak/>
         <w:t>Utilisateurs</w:t>
@@ -3649,7 +3649,7 @@
           <w:noProof/>
         </w:rPr>
         <w:drawing>
-          <wp:inline distT="0" distB="0" distL="0" distR="0" wp14:anchorId="78B69269" wp14:editId="0F1BB424">
+          <wp:inline distT="0" distB="0" distL="0" distR="0" wp14:anchorId="7A38414B" wp14:editId="5B2DC9E3">
             <wp:extent cx="4362450" cy="2190750"/>
             <wp:effectExtent l="0" t="0" r="0" b="0"/>
             <wp:docPr id="279" name="09-users-maps-dialog.png" descr="La boîte de dialogue Cartes d'un utilisateur, avec les listes de niveau de partage et les icônes de propriétaire et de retrait." title="La boîte de dialogue Cartes d'un utilisateur, avec les listes de niveau de partage et les icônes de propriétaire et de retrait."/>
@@ -3804,7 +3804,7 @@
         <w:pStyle w:val="Ttulo1"/>
         <w:pageBreakBefore/>
       </w:pPr>
-      <w:bookmarkStart w:id="8" w:name="_Toc241745577"/>
+      <w:bookmarkStart w:id="8" w:name="_Toc241748417"/>
       <w:r>
         <w:lastRenderedPageBreak/>
         <w:t>Paramètres</w:t>
@@ -3837,7 +3837,7 @@
           <w:noProof/>
         </w:rPr>
         <w:drawing>
-          <wp:inline distT="0" distB="0" distL="0" distR="0" wp14:anchorId="34DA956E" wp14:editId="40A37A52">
+          <wp:inline distT="0" distB="0" distL="0" distR="0" wp14:anchorId="06A6FC2F" wp14:editId="4F254E12">
             <wp:extent cx="5715000" cy="3571875"/>
             <wp:effectExtent l="0" t="0" r="0" b="0"/>
             <wp:docPr id="280" name="04-settings.png" descr="La page Paramètres avec les cartes Langue, Thème et Palette de couleurs." title="La page Paramètres avec les cartes Langue, Thème et Palette de couleurs."/>
@@ -4106,7 +4106,7 @@
         <w:sz w:val="16"/>
         <w:szCs w:val="16"/>
       </w:rPr>
-      <w:t>Discoverer Neo 2.1.0 · Guide rapide · MANAGER</w:t>
+      <w:t>Discoverer Neo 2.1.1 · Guide rapide · MANAGER</w:t>
     </w:r>
   </w:p>
 </w:hdr>
@@ -4115,10 +4115,10 @@
 <file path=word/numbering.xml><?xml version="1.0" encoding="utf-8"?>
 <w:numbering xmlns:wpc="http://schemas.microsoft.com/office/word/2010/wordprocessingCanvas" xmlns:cx="http://schemas.microsoft.com/office/drawing/2014/chartex" xmlns:cx1="http://schemas.microsoft.com/office/drawing/2015/9/8/chartex" xmlns:cx2="http://schemas.microsoft.com/office/drawing/2015/10/21/chartex" xmlns:cx3="http://schemas.microsoft.com/office/drawing/2016/5/9/chartex" xmlns:cx4="http://schemas.microsoft.com/office/drawing/2016/5/10/chartex" xmlns:cx5="http://schemas.microsoft.com/office/drawing/2016/5/11/chartex" xmlns:cx6="http://schemas.microsoft.com/office/drawing/2016/5/12/chartex" xmlns:cx7="http://schemas.microsoft.com/office/drawing/2016/5/13/chartex" xmlns:cx8="http://schemas.microsoft.com/office/drawing/2016/5/14/chartex" xmlns:mc="http://schemas.openxmlformats.org/markup-compatibility/2006" xmlns:aink="http://schemas.microsoft.com/office/drawing/2016/ink" xmlns:am3d="http://schemas.microsoft.com/office/drawing/2017/model3d" xmlns:o="urn:schemas-microsoft-com:office:office" xmlns:oel="http://schemas.microsoft.com/office/2019/extlst" xmlns:r="http://schemas.openxmlformats.org/officeDocument/2006/relationships" xmlns:m="http://schemas.openxmlformats.org/officeDocument/2006/math" xmlns:v="urn:schemas-microsoft-com:vml" xmlns:wp14="http://schemas.microsoft.com/office/word/2010/wordprocessingDrawing" xmlns:wp="http://schemas.openxmlformats.org/drawingml/2006/wordprocessingDrawing" xmlns:w10="urn:schemas-microsoft-com:office:word" xmlns:w="http://schemas.openxmlformats.org/wordprocessingml/2006/main" xmlns:w14="http://schemas.microsoft.com/office/word/2010/wordml" xmlns:w15="http://schemas.microsoft.com/office/word/2012/wordml" xmlns:w16cex="http://schemas.microsoft.com/office/word/2018/wordml/cex" xmlns:w16cid="http://schemas.microsoft.com/office/word/2016/wordml/cid" xmlns:w16="http://schemas.microsoft.com/office/word/2018/wordml" xmlns:w16sdtdh="http://schemas.microsoft.com/office/word/2020/wordml/sdtdatahash" xmlns:w16se="http://schemas.microsoft.com/office/word/2015/wordml/symex" xmlns:wpg="http://schemas.microsoft.com/office/word/2010/wordprocessingGroup" xmlns:wpi="http://schemas.microsoft.com/office/word/2010/wordprocessingInk" xmlns:wne="http://schemas.microsoft.com/office/word/2006/wordml" xmlns:wps="http://schemas.microsoft.com/office/word/2010/wordprocessingShape" mc:Ignorable="w14 w15 w16se w16cid w16 w16cex w16sdtdh wp14">
   <w:abstractNum w:abstractNumId="0" w15:restartNumberingAfterBreak="0">
-    <w:nsid w:val="075A3BAC"/>
+    <w:nsid w:val="21C833A9"/>
     <w:multiLevelType w:val="hybridMultilevel"/>
-    <w:tmpl w:val="DEC4B9CA"/>
-    <w:lvl w:ilvl="0" w:tplc="0D1E8DD8">
+    <w:tmpl w:val="18F604A6"/>
+    <w:lvl w:ilvl="0" w:tplc="BAE69310">
       <w:start w:val="1"/>
       <w:numFmt w:val="decimal"/>
       <w:lvlText w:val="%1."/>
@@ -4127,7 +4127,7 @@
         <w:ind w:left="360" w:hanging="300"/>
       </w:pPr>
     </w:lvl>
-    <w:lvl w:ilvl="1" w:tplc="1BD2A92A" w:tentative="1">
+    <w:lvl w:ilvl="1" w:tplc="3B325030" w:tentative="1">
       <w:start w:val="1"/>
       <w:numFmt w:val="lowerLetter"/>
       <w:lvlText w:val="%2."/>
@@ -4136,47 +4136,279 @@
         <w:ind w:left="720" w:hanging="300"/>
       </w:pPr>
     </w:lvl>
-    <w:lvl w:ilvl="2" w:tplc="379A7790">
-      <w:numFmt w:val="decimal"/>
-      <w:lvlText w:val=""/>
-      <w:lvlJc w:val="left"/>
-    </w:lvl>
-    <w:lvl w:ilvl="3" w:tplc="33885180">
-      <w:numFmt w:val="decimal"/>
-      <w:lvlText w:val=""/>
-      <w:lvlJc w:val="left"/>
-    </w:lvl>
-    <w:lvl w:ilvl="4" w:tplc="F176E12C">
-      <w:numFmt w:val="decimal"/>
-      <w:lvlText w:val=""/>
-      <w:lvlJc w:val="left"/>
-    </w:lvl>
-    <w:lvl w:ilvl="5" w:tplc="11845CA4">
-      <w:numFmt w:val="decimal"/>
-      <w:lvlText w:val=""/>
-      <w:lvlJc w:val="left"/>
-    </w:lvl>
-    <w:lvl w:ilvl="6" w:tplc="991E9574">
-      <w:numFmt w:val="decimal"/>
-      <w:lvlText w:val=""/>
-      <w:lvlJc w:val="left"/>
-    </w:lvl>
-    <w:lvl w:ilvl="7" w:tplc="31D886EE">
-      <w:numFmt w:val="decimal"/>
-      <w:lvlText w:val=""/>
-      <w:lvlJc w:val="left"/>
-    </w:lvl>
-    <w:lvl w:ilvl="8" w:tplc="FE62962A">
+    <w:lvl w:ilvl="2" w:tplc="D04C6E38">
+      <w:numFmt w:val="decimal"/>
+      <w:lvlText w:val=""/>
+      <w:lvlJc w:val="left"/>
+    </w:lvl>
+    <w:lvl w:ilvl="3" w:tplc="FCE8F350">
+      <w:numFmt w:val="decimal"/>
+      <w:lvlText w:val=""/>
+      <w:lvlJc w:val="left"/>
+    </w:lvl>
+    <w:lvl w:ilvl="4" w:tplc="DD768090">
+      <w:numFmt w:val="decimal"/>
+      <w:lvlText w:val=""/>
+      <w:lvlJc w:val="left"/>
+    </w:lvl>
+    <w:lvl w:ilvl="5" w:tplc="9F282FF8">
+      <w:numFmt w:val="decimal"/>
+      <w:lvlText w:val=""/>
+      <w:lvlJc w:val="left"/>
+    </w:lvl>
+    <w:lvl w:ilvl="6" w:tplc="8466E248">
+      <w:numFmt w:val="decimal"/>
+      <w:lvlText w:val=""/>
+      <w:lvlJc w:val="left"/>
+    </w:lvl>
+    <w:lvl w:ilvl="7" w:tplc="64C65CB6">
+      <w:numFmt w:val="decimal"/>
+      <w:lvlText w:val=""/>
+      <w:lvlJc w:val="left"/>
+    </w:lvl>
+    <w:lvl w:ilvl="8" w:tplc="0AB8790E">
       <w:numFmt w:val="decimal"/>
       <w:lvlText w:val=""/>
       <w:lvlJc w:val="left"/>
     </w:lvl>
   </w:abstractNum>
   <w:abstractNum w:abstractNumId="1" w15:restartNumberingAfterBreak="0">
-    <w:nsid w:val="0C1829DA"/>
+    <w:nsid w:val="25031546"/>
     <w:multiLevelType w:val="hybridMultilevel"/>
-    <w:tmpl w:val="6FD2407A"/>
-    <w:lvl w:ilvl="0" w:tplc="DC7ADF5E" w:tentative="1">
+    <w:tmpl w:val="A75E5C78"/>
+    <w:lvl w:ilvl="0" w:tplc="DF9CFA68">
+      <w:start w:val="1"/>
+      <w:numFmt w:val="decimal"/>
+      <w:lvlText w:val="%1."/>
+      <w:lvlJc w:val="left"/>
+      <w:pPr>
+        <w:ind w:left="360" w:hanging="300"/>
+      </w:pPr>
+    </w:lvl>
+    <w:lvl w:ilvl="1" w:tplc="0E6451B4" w:tentative="1">
+      <w:start w:val="1"/>
+      <w:numFmt w:val="lowerLetter"/>
+      <w:lvlText w:val="%2."/>
+      <w:lvlJc w:val="left"/>
+      <w:pPr>
+        <w:ind w:left="720" w:hanging="300"/>
+      </w:pPr>
+    </w:lvl>
+    <w:lvl w:ilvl="2" w:tplc="B7081E44">
+      <w:numFmt w:val="decimal"/>
+      <w:lvlText w:val=""/>
+      <w:lvlJc w:val="left"/>
+    </w:lvl>
+    <w:lvl w:ilvl="3" w:tplc="5DC6E356">
+      <w:numFmt w:val="decimal"/>
+      <w:lvlText w:val=""/>
+      <w:lvlJc w:val="left"/>
+    </w:lvl>
+    <w:lvl w:ilvl="4" w:tplc="F8A09660">
+      <w:numFmt w:val="decimal"/>
+      <w:lvlText w:val=""/>
+      <w:lvlJc w:val="left"/>
+    </w:lvl>
+    <w:lvl w:ilvl="5" w:tplc="5BA2AD84">
+      <w:numFmt w:val="decimal"/>
+      <w:lvlText w:val=""/>
+      <w:lvlJc w:val="left"/>
+    </w:lvl>
+    <w:lvl w:ilvl="6" w:tplc="154451A4">
+      <w:numFmt w:val="decimal"/>
+      <w:lvlText w:val=""/>
+      <w:lvlJc w:val="left"/>
+    </w:lvl>
+    <w:lvl w:ilvl="7" w:tplc="64CC47D6">
+      <w:numFmt w:val="decimal"/>
+      <w:lvlText w:val=""/>
+      <w:lvlJc w:val="left"/>
+    </w:lvl>
+    <w:lvl w:ilvl="8" w:tplc="3F6C83F4">
+      <w:numFmt w:val="decimal"/>
+      <w:lvlText w:val=""/>
+      <w:lvlJc w:val="left"/>
+    </w:lvl>
+  </w:abstractNum>
+  <w:abstractNum w:abstractNumId="2" w15:restartNumberingAfterBreak="0">
+    <w:nsid w:val="2A2A56ED"/>
+    <w:multiLevelType w:val="hybridMultilevel"/>
+    <w:tmpl w:val="24DA33A4"/>
+    <w:lvl w:ilvl="0" w:tplc="A5D80292">
+      <w:start w:val="1"/>
+      <w:numFmt w:val="decimal"/>
+      <w:lvlText w:val="%1."/>
+      <w:lvlJc w:val="left"/>
+      <w:pPr>
+        <w:ind w:left="360" w:hanging="300"/>
+      </w:pPr>
+    </w:lvl>
+    <w:lvl w:ilvl="1" w:tplc="E278B8DA" w:tentative="1">
+      <w:start w:val="1"/>
+      <w:numFmt w:val="lowerLetter"/>
+      <w:lvlText w:val="%2."/>
+      <w:lvlJc w:val="left"/>
+      <w:pPr>
+        <w:ind w:left="720" w:hanging="300"/>
+      </w:pPr>
+    </w:lvl>
+    <w:lvl w:ilvl="2" w:tplc="117E8D2A">
+      <w:numFmt w:val="decimal"/>
+      <w:lvlText w:val=""/>
+      <w:lvlJc w:val="left"/>
+    </w:lvl>
+    <w:lvl w:ilvl="3" w:tplc="0532B8A2">
+      <w:numFmt w:val="decimal"/>
+      <w:lvlText w:val=""/>
+      <w:lvlJc w:val="left"/>
+    </w:lvl>
+    <w:lvl w:ilvl="4" w:tplc="D362FDD0">
+      <w:numFmt w:val="decimal"/>
+      <w:lvlText w:val=""/>
+      <w:lvlJc w:val="left"/>
+    </w:lvl>
+    <w:lvl w:ilvl="5" w:tplc="C7663176">
+      <w:numFmt w:val="decimal"/>
+      <w:lvlText w:val=""/>
+      <w:lvlJc w:val="left"/>
+    </w:lvl>
+    <w:lvl w:ilvl="6" w:tplc="0BFAE59A">
+      <w:numFmt w:val="decimal"/>
+      <w:lvlText w:val=""/>
+      <w:lvlJc w:val="left"/>
+    </w:lvl>
+    <w:lvl w:ilvl="7" w:tplc="012AF716">
+      <w:numFmt w:val="decimal"/>
+      <w:lvlText w:val=""/>
+      <w:lvlJc w:val="left"/>
+    </w:lvl>
+    <w:lvl w:ilvl="8" w:tplc="9E84BBF8">
+      <w:numFmt w:val="decimal"/>
+      <w:lvlText w:val=""/>
+      <w:lvlJc w:val="left"/>
+    </w:lvl>
+  </w:abstractNum>
+  <w:abstractNum w:abstractNumId="3" w15:restartNumberingAfterBreak="0">
+    <w:nsid w:val="2C091B44"/>
+    <w:multiLevelType w:val="hybridMultilevel"/>
+    <w:tmpl w:val="619E5C30"/>
+    <w:lvl w:ilvl="0" w:tplc="075EF188">
+      <w:start w:val="1"/>
+      <w:numFmt w:val="decimal"/>
+      <w:lvlText w:val="%1."/>
+      <w:lvlJc w:val="left"/>
+      <w:pPr>
+        <w:ind w:left="360" w:hanging="300"/>
+      </w:pPr>
+    </w:lvl>
+    <w:lvl w:ilvl="1" w:tplc="B5C60A58" w:tentative="1">
+      <w:start w:val="1"/>
+      <w:numFmt w:val="lowerLetter"/>
+      <w:lvlText w:val="%2."/>
+      <w:lvlJc w:val="left"/>
+      <w:pPr>
+        <w:ind w:left="720" w:hanging="300"/>
+      </w:pPr>
+    </w:lvl>
+    <w:lvl w:ilvl="2" w:tplc="554E2C30">
+      <w:numFmt w:val="decimal"/>
+      <w:lvlText w:val=""/>
+      <w:lvlJc w:val="left"/>
+    </w:lvl>
+    <w:lvl w:ilvl="3" w:tplc="9F80A0AE">
+      <w:numFmt w:val="decimal"/>
+      <w:lvlText w:val=""/>
+      <w:lvlJc w:val="left"/>
+    </w:lvl>
+    <w:lvl w:ilvl="4" w:tplc="C934778C">
+      <w:numFmt w:val="decimal"/>
+      <w:lvlText w:val=""/>
+      <w:lvlJc w:val="left"/>
+    </w:lvl>
+    <w:lvl w:ilvl="5" w:tplc="D0FA9CB2">
+      <w:numFmt w:val="decimal"/>
+      <w:lvlText w:val=""/>
+      <w:lvlJc w:val="left"/>
+    </w:lvl>
+    <w:lvl w:ilvl="6" w:tplc="EBE2E974">
+      <w:numFmt w:val="decimal"/>
+      <w:lvlText w:val=""/>
+      <w:lvlJc w:val="left"/>
+    </w:lvl>
+    <w:lvl w:ilvl="7" w:tplc="ABAC78B4">
+      <w:numFmt w:val="decimal"/>
+      <w:lvlText w:val=""/>
+      <w:lvlJc w:val="left"/>
+    </w:lvl>
+    <w:lvl w:ilvl="8" w:tplc="06C06758">
+      <w:numFmt w:val="decimal"/>
+      <w:lvlText w:val=""/>
+      <w:lvlJc w:val="left"/>
+    </w:lvl>
+  </w:abstractNum>
+  <w:abstractNum w:abstractNumId="4" w15:restartNumberingAfterBreak="0">
+    <w:nsid w:val="3A631C5A"/>
+    <w:multiLevelType w:val="hybridMultilevel"/>
+    <w:tmpl w:val="AF46961A"/>
+    <w:lvl w:ilvl="0" w:tplc="FDA0B0AC">
+      <w:start w:val="1"/>
+      <w:numFmt w:val="decimal"/>
+      <w:lvlText w:val="%1."/>
+      <w:lvlJc w:val="left"/>
+      <w:pPr>
+        <w:ind w:left="360" w:hanging="300"/>
+      </w:pPr>
+    </w:lvl>
+    <w:lvl w:ilvl="1" w:tplc="491AD928" w:tentative="1">
+      <w:start w:val="1"/>
+      <w:numFmt w:val="lowerLetter"/>
+      <w:lvlText w:val="%2."/>
+      <w:lvlJc w:val="left"/>
+      <w:pPr>
+        <w:ind w:left="720" w:hanging="300"/>
+      </w:pPr>
+    </w:lvl>
+    <w:lvl w:ilvl="2" w:tplc="849610C0">
+      <w:numFmt w:val="decimal"/>
+      <w:lvlText w:val=""/>
+      <w:lvlJc w:val="left"/>
+    </w:lvl>
+    <w:lvl w:ilvl="3" w:tplc="02C471B2">
+      <w:numFmt w:val="decimal"/>
+      <w:lvlText w:val=""/>
+      <w:lvlJc w:val="left"/>
+    </w:lvl>
+    <w:lvl w:ilvl="4" w:tplc="4B4AE9C4">
+      <w:numFmt w:val="decimal"/>
+      <w:lvlText w:val=""/>
+      <w:lvlJc w:val="left"/>
+    </w:lvl>
+    <w:lvl w:ilvl="5" w:tplc="B7F2469E">
+      <w:numFmt w:val="decimal"/>
+      <w:lvlText w:val=""/>
+      <w:lvlJc w:val="left"/>
+    </w:lvl>
+    <w:lvl w:ilvl="6" w:tplc="7D48D158">
+      <w:numFmt w:val="decimal"/>
+      <w:lvlText w:val=""/>
+      <w:lvlJc w:val="left"/>
+    </w:lvl>
+    <w:lvl w:ilvl="7" w:tplc="ACB6779E">
+      <w:numFmt w:val="decimal"/>
+      <w:lvlText w:val=""/>
+      <w:lvlJc w:val="left"/>
+    </w:lvl>
+    <w:lvl w:ilvl="8" w:tplc="5C00D5C8">
+      <w:numFmt w:val="decimal"/>
+      <w:lvlText w:val=""/>
+      <w:lvlJc w:val="left"/>
+    </w:lvl>
+  </w:abstractNum>
+  <w:abstractNum w:abstractNumId="5" w15:restartNumberingAfterBreak="0">
+    <w:nsid w:val="5ED25B00"/>
+    <w:multiLevelType w:val="hybridMultilevel"/>
+    <w:tmpl w:val="B094C762"/>
+    <w:lvl w:ilvl="0" w:tplc="9CB0A14E" w:tentative="1">
       <w:start w:val="1"/>
       <w:numFmt w:val="bullet"/>
       <w:lvlText w:val="●"/>
@@ -4185,7 +4417,7 @@
         <w:ind w:left="720" w:hanging="360"/>
       </w:pPr>
     </w:lvl>
-    <w:lvl w:ilvl="1" w:tplc="D1E6E762" w:tentative="1">
+    <w:lvl w:ilvl="1" w:tplc="D7767A04" w:tentative="1">
       <w:start w:val="1"/>
       <w:numFmt w:val="bullet"/>
       <w:lvlText w:val="○"/>
@@ -4194,7 +4426,7 @@
         <w:ind w:left="1440" w:hanging="360"/>
       </w:pPr>
     </w:lvl>
-    <w:lvl w:ilvl="2" w:tplc="35C429E0" w:tentative="1">
+    <w:lvl w:ilvl="2" w:tplc="506A838C" w:tentative="1">
       <w:start w:val="1"/>
       <w:numFmt w:val="bullet"/>
       <w:lvlText w:val="■"/>
@@ -4203,7 +4435,7 @@
         <w:ind w:left="2160" w:hanging="360"/>
       </w:pPr>
     </w:lvl>
-    <w:lvl w:ilvl="3" w:tplc="DCFE82E2" w:tentative="1">
+    <w:lvl w:ilvl="3" w:tplc="184C928A" w:tentative="1">
       <w:start w:val="1"/>
       <w:numFmt w:val="bullet"/>
       <w:lvlText w:val="●"/>
@@ -4212,7 +4444,7 @@
         <w:ind w:left="2880" w:hanging="360"/>
       </w:pPr>
     </w:lvl>
-    <w:lvl w:ilvl="4" w:tplc="C0F4CBC8" w:tentative="1">
+    <w:lvl w:ilvl="4" w:tplc="60E49544" w:tentative="1">
       <w:start w:val="1"/>
       <w:numFmt w:val="bullet"/>
       <w:lvlText w:val="○"/>
@@ -4221,7 +4453,7 @@
         <w:ind w:left="3600" w:hanging="360"/>
       </w:pPr>
     </w:lvl>
-    <w:lvl w:ilvl="5" w:tplc="586EF448" w:tentative="1">
+    <w:lvl w:ilvl="5" w:tplc="FB847AF2" w:tentative="1">
       <w:start w:val="1"/>
       <w:numFmt w:val="bullet"/>
       <w:lvlText w:val="■"/>
@@ -4230,7 +4462,7 @@
         <w:ind w:left="4320" w:hanging="360"/>
       </w:pPr>
     </w:lvl>
-    <w:lvl w:ilvl="6" w:tplc="26EA55CA" w:tentative="1">
+    <w:lvl w:ilvl="6" w:tplc="36F4AA76" w:tentative="1">
       <w:start w:val="1"/>
       <w:numFmt w:val="bullet"/>
       <w:lvlText w:val="●"/>
@@ -4239,7 +4471,7 @@
         <w:ind w:left="5040" w:hanging="360"/>
       </w:pPr>
     </w:lvl>
-    <w:lvl w:ilvl="7" w:tplc="9EA497F6" w:tentative="1">
+    <w:lvl w:ilvl="7" w:tplc="234A368A" w:tentative="1">
       <w:start w:val="1"/>
       <w:numFmt w:val="bullet"/>
       <w:lvlText w:val="●"/>
@@ -4248,7 +4480,7 @@
         <w:ind w:left="5760" w:hanging="360"/>
       </w:pPr>
     </w:lvl>
-    <w:lvl w:ilvl="8" w:tplc="348EAA9E" w:tentative="1">
+    <w:lvl w:ilvl="8" w:tplc="A5AE9C1A" w:tentative="1">
       <w:start w:val="1"/>
       <w:numFmt w:val="bullet"/>
       <w:lvlText w:val="●"/>
@@ -4258,11 +4490,11 @@
       </w:pPr>
     </w:lvl>
   </w:abstractNum>
-  <w:abstractNum w:abstractNumId="2" w15:restartNumberingAfterBreak="0">
-    <w:nsid w:val="19B02BFD"/>
+  <w:abstractNum w:abstractNumId="6" w15:restartNumberingAfterBreak="0">
+    <w:nsid w:val="6E3A044D"/>
     <w:multiLevelType w:val="hybridMultilevel"/>
-    <w:tmpl w:val="96A83052"/>
-    <w:lvl w:ilvl="0" w:tplc="164CDF76">
+    <w:tmpl w:val="68D4EEB2"/>
+    <w:lvl w:ilvl="0" w:tplc="C840F23E">
       <w:start w:val="1"/>
       <w:numFmt w:val="decimal"/>
       <w:lvlText w:val="%1."/>
@@ -4271,7 +4503,7 @@
         <w:ind w:left="360" w:hanging="300"/>
       </w:pPr>
     </w:lvl>
-    <w:lvl w:ilvl="1" w:tplc="35208C76" w:tentative="1">
+    <w:lvl w:ilvl="1" w:tplc="BF0A9B5C" w:tentative="1">
       <w:start w:val="1"/>
       <w:numFmt w:val="lowerLetter"/>
       <w:lvlText w:val="%2."/>
@@ -4280,47 +4512,47 @@
         <w:ind w:left="720" w:hanging="300"/>
       </w:pPr>
     </w:lvl>
-    <w:lvl w:ilvl="2" w:tplc="FC6437D0">
-      <w:numFmt w:val="decimal"/>
-      <w:lvlText w:val=""/>
-      <w:lvlJc w:val="left"/>
-    </w:lvl>
-    <w:lvl w:ilvl="3" w:tplc="9CDC43DE">
-      <w:numFmt w:val="decimal"/>
-      <w:lvlText w:val=""/>
-      <w:lvlJc w:val="left"/>
-    </w:lvl>
-    <w:lvl w:ilvl="4" w:tplc="2FFAFFDE">
-      <w:numFmt w:val="decimal"/>
-      <w:lvlText w:val=""/>
-      <w:lvlJc w:val="left"/>
-    </w:lvl>
-    <w:lvl w:ilvl="5" w:tplc="79681970">
-      <w:numFmt w:val="decimal"/>
-      <w:lvlText w:val=""/>
-      <w:lvlJc w:val="left"/>
-    </w:lvl>
-    <w:lvl w:ilvl="6" w:tplc="2682A85A">
-      <w:numFmt w:val="decimal"/>
-      <w:lvlText w:val=""/>
-      <w:lvlJc w:val="left"/>
-    </w:lvl>
-    <w:lvl w:ilvl="7" w:tplc="20D850A2">
-      <w:numFmt w:val="decimal"/>
-      <w:lvlText w:val=""/>
-      <w:lvlJc w:val="left"/>
-    </w:lvl>
-    <w:lvl w:ilvl="8" w:tplc="D26E5DDA">
+    <w:lvl w:ilvl="2" w:tplc="81EA88FE">
+      <w:numFmt w:val="decimal"/>
+      <w:lvlText w:val=""/>
+      <w:lvlJc w:val="left"/>
+    </w:lvl>
+    <w:lvl w:ilvl="3" w:tplc="F134075A">
+      <w:numFmt w:val="decimal"/>
+      <w:lvlText w:val=""/>
+      <w:lvlJc w:val="left"/>
+    </w:lvl>
+    <w:lvl w:ilvl="4" w:tplc="6B5ADCC0">
+      <w:numFmt w:val="decimal"/>
+      <w:lvlText w:val=""/>
+      <w:lvlJc w:val="left"/>
+    </w:lvl>
+    <w:lvl w:ilvl="5" w:tplc="3FECA19C">
+      <w:numFmt w:val="decimal"/>
+      <w:lvlText w:val=""/>
+      <w:lvlJc w:val="left"/>
+    </w:lvl>
+    <w:lvl w:ilvl="6" w:tplc="4DBE06D2">
+      <w:numFmt w:val="decimal"/>
+      <w:lvlText w:val=""/>
+      <w:lvlJc w:val="left"/>
+    </w:lvl>
+    <w:lvl w:ilvl="7" w:tplc="26FCF92A">
+      <w:numFmt w:val="decimal"/>
+      <w:lvlText w:val=""/>
+      <w:lvlJc w:val="left"/>
+    </w:lvl>
+    <w:lvl w:ilvl="8" w:tplc="8206BED0">
       <w:numFmt w:val="decimal"/>
       <w:lvlText w:val=""/>
       <w:lvlJc w:val="left"/>
     </w:lvl>
   </w:abstractNum>
-  <w:abstractNum w:abstractNumId="3" w15:restartNumberingAfterBreak="0">
-    <w:nsid w:val="22A96A0B"/>
+  <w:abstractNum w:abstractNumId="7" w15:restartNumberingAfterBreak="0">
+    <w:nsid w:val="70CA55FC"/>
     <w:multiLevelType w:val="hybridMultilevel"/>
-    <w:tmpl w:val="CA28D3B2"/>
-    <w:lvl w:ilvl="0" w:tplc="D5F0EFB4">
+    <w:tmpl w:val="B638FDBE"/>
+    <w:lvl w:ilvl="0" w:tplc="2780B0E6">
       <w:start w:val="1"/>
       <w:numFmt w:val="decimal"/>
       <w:lvlText w:val="%1."/>
@@ -4329,7 +4561,7 @@
         <w:ind w:left="360" w:hanging="300"/>
       </w:pPr>
     </w:lvl>
-    <w:lvl w:ilvl="1" w:tplc="6972D8F6" w:tentative="1">
+    <w:lvl w:ilvl="1" w:tplc="F5B84B92" w:tentative="1">
       <w:start w:val="1"/>
       <w:numFmt w:val="lowerLetter"/>
       <w:lvlText w:val="%2."/>
@@ -4338,47 +4570,47 @@
         <w:ind w:left="720" w:hanging="300"/>
       </w:pPr>
     </w:lvl>
-    <w:lvl w:ilvl="2" w:tplc="DFA43728">
-      <w:numFmt w:val="decimal"/>
-      <w:lvlText w:val=""/>
-      <w:lvlJc w:val="left"/>
-    </w:lvl>
-    <w:lvl w:ilvl="3" w:tplc="53A8E726">
-      <w:numFmt w:val="decimal"/>
-      <w:lvlText w:val=""/>
-      <w:lvlJc w:val="left"/>
-    </w:lvl>
-    <w:lvl w:ilvl="4" w:tplc="429A6C50">
-      <w:numFmt w:val="decimal"/>
-      <w:lvlText w:val=""/>
-      <w:lvlJc w:val="left"/>
-    </w:lvl>
-    <w:lvl w:ilvl="5" w:tplc="DABCED9E">
-      <w:numFmt w:val="decimal"/>
-      <w:lvlText w:val=""/>
-      <w:lvlJc w:val="left"/>
-    </w:lvl>
-    <w:lvl w:ilvl="6" w:tplc="82D82C82">
-      <w:numFmt w:val="decimal"/>
-      <w:lvlText w:val=""/>
-      <w:lvlJc w:val="left"/>
-    </w:lvl>
-    <w:lvl w:ilvl="7" w:tplc="C3261F20">
-      <w:numFmt w:val="decimal"/>
-      <w:lvlText w:val=""/>
-      <w:lvlJc w:val="left"/>
-    </w:lvl>
-    <w:lvl w:ilvl="8" w:tplc="8758BE3C">
+    <w:lvl w:ilvl="2" w:tplc="AE904634">
+      <w:numFmt w:val="decimal"/>
+      <w:lvlText w:val=""/>
+      <w:lvlJc w:val="left"/>
+    </w:lvl>
+    <w:lvl w:ilvl="3" w:tplc="A6D4A288">
+      <w:numFmt w:val="decimal"/>
+      <w:lvlText w:val=""/>
+      <w:lvlJc w:val="left"/>
+    </w:lvl>
+    <w:lvl w:ilvl="4" w:tplc="CAB64E96">
+      <w:numFmt w:val="decimal"/>
+      <w:lvlText w:val=""/>
+      <w:lvlJc w:val="left"/>
+    </w:lvl>
+    <w:lvl w:ilvl="5" w:tplc="3A08CEA0">
+      <w:numFmt w:val="decimal"/>
+      <w:lvlText w:val=""/>
+      <w:lvlJc w:val="left"/>
+    </w:lvl>
+    <w:lvl w:ilvl="6" w:tplc="7B7E1548">
+      <w:numFmt w:val="decimal"/>
+      <w:lvlText w:val=""/>
+      <w:lvlJc w:val="left"/>
+    </w:lvl>
+    <w:lvl w:ilvl="7" w:tplc="AD7AC0D2">
+      <w:numFmt w:val="decimal"/>
+      <w:lvlText w:val=""/>
+      <w:lvlJc w:val="left"/>
+    </w:lvl>
+    <w:lvl w:ilvl="8" w:tplc="BDCCD4D6">
       <w:numFmt w:val="decimal"/>
       <w:lvlText w:val=""/>
       <w:lvlJc w:val="left"/>
     </w:lvl>
   </w:abstractNum>
-  <w:abstractNum w:abstractNumId="4" w15:restartNumberingAfterBreak="0">
-    <w:nsid w:val="2E262183"/>
+  <w:abstractNum w:abstractNumId="8" w15:restartNumberingAfterBreak="0">
+    <w:nsid w:val="73084C2A"/>
     <w:multiLevelType w:val="hybridMultilevel"/>
-    <w:tmpl w:val="A0521BAA"/>
-    <w:lvl w:ilvl="0" w:tplc="8F6458FE">
+    <w:tmpl w:val="6988FDCC"/>
+    <w:lvl w:ilvl="0" w:tplc="47C4BCFC">
       <w:start w:val="1"/>
       <w:numFmt w:val="decimal"/>
       <w:lvlText w:val="%1."/>
@@ -4387,7 +4619,7 @@
         <w:ind w:left="360" w:hanging="300"/>
       </w:pPr>
     </w:lvl>
-    <w:lvl w:ilvl="1" w:tplc="77AA2E5E" w:tentative="1">
+    <w:lvl w:ilvl="1" w:tplc="9BC2DFF0" w:tentative="1">
       <w:start w:val="1"/>
       <w:numFmt w:val="lowerLetter"/>
       <w:lvlText w:val="%2."/>
@@ -4396,279 +4628,47 @@
         <w:ind w:left="720" w:hanging="300"/>
       </w:pPr>
     </w:lvl>
-    <w:lvl w:ilvl="2" w:tplc="31DA0208">
-      <w:numFmt w:val="decimal"/>
-      <w:lvlText w:val=""/>
-      <w:lvlJc w:val="left"/>
-    </w:lvl>
-    <w:lvl w:ilvl="3" w:tplc="3566EEAA">
-      <w:numFmt w:val="decimal"/>
-      <w:lvlText w:val=""/>
-      <w:lvlJc w:val="left"/>
-    </w:lvl>
-    <w:lvl w:ilvl="4" w:tplc="8B664314">
-      <w:numFmt w:val="decimal"/>
-      <w:lvlText w:val=""/>
-      <w:lvlJc w:val="left"/>
-    </w:lvl>
-    <w:lvl w:ilvl="5" w:tplc="E1D674CE">
-      <w:numFmt w:val="decimal"/>
-      <w:lvlText w:val=""/>
-      <w:lvlJc w:val="left"/>
-    </w:lvl>
-    <w:lvl w:ilvl="6" w:tplc="78A4BD0E">
-      <w:numFmt w:val="decimal"/>
-      <w:lvlText w:val=""/>
-      <w:lvlJc w:val="left"/>
-    </w:lvl>
-    <w:lvl w:ilvl="7" w:tplc="6E704824">
-      <w:numFmt w:val="decimal"/>
-      <w:lvlText w:val=""/>
-      <w:lvlJc w:val="left"/>
-    </w:lvl>
-    <w:lvl w:ilvl="8" w:tplc="EF1C9016">
-      <w:numFmt w:val="decimal"/>
-      <w:lvlText w:val=""/>
-      <w:lvlJc w:val="left"/>
-    </w:lvl>
-  </w:abstractNum>
-  <w:abstractNum w:abstractNumId="5" w15:restartNumberingAfterBreak="0">
-    <w:nsid w:val="41CE2ECB"/>
-    <w:multiLevelType w:val="hybridMultilevel"/>
-    <w:tmpl w:val="B582F2B8"/>
-    <w:lvl w:ilvl="0" w:tplc="0E5A0622">
-      <w:start w:val="1"/>
-      <w:numFmt w:val="decimal"/>
-      <w:lvlText w:val="%1."/>
-      <w:lvlJc w:val="left"/>
-      <w:pPr>
-        <w:ind w:left="360" w:hanging="300"/>
-      </w:pPr>
-    </w:lvl>
-    <w:lvl w:ilvl="1" w:tplc="C6507A50" w:tentative="1">
-      <w:start w:val="1"/>
-      <w:numFmt w:val="lowerLetter"/>
-      <w:lvlText w:val="%2."/>
-      <w:lvlJc w:val="left"/>
-      <w:pPr>
-        <w:ind w:left="720" w:hanging="300"/>
-      </w:pPr>
-    </w:lvl>
-    <w:lvl w:ilvl="2" w:tplc="B8C4B6E6">
-      <w:numFmt w:val="decimal"/>
-      <w:lvlText w:val=""/>
-      <w:lvlJc w:val="left"/>
-    </w:lvl>
-    <w:lvl w:ilvl="3" w:tplc="05D4D034">
-      <w:numFmt w:val="decimal"/>
-      <w:lvlText w:val=""/>
-      <w:lvlJc w:val="left"/>
-    </w:lvl>
-    <w:lvl w:ilvl="4" w:tplc="04D00A5C">
-      <w:numFmt w:val="decimal"/>
-      <w:lvlText w:val=""/>
-      <w:lvlJc w:val="left"/>
-    </w:lvl>
-    <w:lvl w:ilvl="5" w:tplc="AC0261AE">
-      <w:numFmt w:val="decimal"/>
-      <w:lvlText w:val=""/>
-      <w:lvlJc w:val="left"/>
-    </w:lvl>
-    <w:lvl w:ilvl="6" w:tplc="B1E66474">
-      <w:numFmt w:val="decimal"/>
-      <w:lvlText w:val=""/>
-      <w:lvlJc w:val="left"/>
-    </w:lvl>
-    <w:lvl w:ilvl="7" w:tplc="1E7E1EC6">
-      <w:numFmt w:val="decimal"/>
-      <w:lvlText w:val=""/>
-      <w:lvlJc w:val="left"/>
-    </w:lvl>
-    <w:lvl w:ilvl="8" w:tplc="032CF794">
-      <w:numFmt w:val="decimal"/>
-      <w:lvlText w:val=""/>
-      <w:lvlJc w:val="left"/>
-    </w:lvl>
-  </w:abstractNum>
-  <w:abstractNum w:abstractNumId="6" w15:restartNumberingAfterBreak="0">
-    <w:nsid w:val="45EF2E2C"/>
-    <w:multiLevelType w:val="hybridMultilevel"/>
-    <w:tmpl w:val="305240F4"/>
-    <w:lvl w:ilvl="0" w:tplc="5D90E85C">
-      <w:start w:val="1"/>
-      <w:numFmt w:val="decimal"/>
-      <w:lvlText w:val="%1."/>
-      <w:lvlJc w:val="left"/>
-      <w:pPr>
-        <w:ind w:left="360" w:hanging="300"/>
-      </w:pPr>
-    </w:lvl>
-    <w:lvl w:ilvl="1" w:tplc="A4CEED64" w:tentative="1">
-      <w:start w:val="1"/>
-      <w:numFmt w:val="lowerLetter"/>
-      <w:lvlText w:val="%2."/>
-      <w:lvlJc w:val="left"/>
-      <w:pPr>
-        <w:ind w:left="720" w:hanging="300"/>
-      </w:pPr>
-    </w:lvl>
-    <w:lvl w:ilvl="2" w:tplc="9378113C">
-      <w:numFmt w:val="decimal"/>
-      <w:lvlText w:val=""/>
-      <w:lvlJc w:val="left"/>
-    </w:lvl>
-    <w:lvl w:ilvl="3" w:tplc="A3E6428C">
-      <w:numFmt w:val="decimal"/>
-      <w:lvlText w:val=""/>
-      <w:lvlJc w:val="left"/>
-    </w:lvl>
-    <w:lvl w:ilvl="4" w:tplc="508A4164">
-      <w:numFmt w:val="decimal"/>
-      <w:lvlText w:val=""/>
-      <w:lvlJc w:val="left"/>
-    </w:lvl>
-    <w:lvl w:ilvl="5" w:tplc="06426A94">
-      <w:numFmt w:val="decimal"/>
-      <w:lvlText w:val=""/>
-      <w:lvlJc w:val="left"/>
-    </w:lvl>
-    <w:lvl w:ilvl="6" w:tplc="06985BC0">
-      <w:numFmt w:val="decimal"/>
-      <w:lvlText w:val=""/>
-      <w:lvlJc w:val="left"/>
-    </w:lvl>
-    <w:lvl w:ilvl="7" w:tplc="47C00DA8">
-      <w:numFmt w:val="decimal"/>
-      <w:lvlText w:val=""/>
-      <w:lvlJc w:val="left"/>
-    </w:lvl>
-    <w:lvl w:ilvl="8" w:tplc="2D800C5C">
-      <w:numFmt w:val="decimal"/>
-      <w:lvlText w:val=""/>
-      <w:lvlJc w:val="left"/>
-    </w:lvl>
-  </w:abstractNum>
-  <w:abstractNum w:abstractNumId="7" w15:restartNumberingAfterBreak="0">
-    <w:nsid w:val="46C64EEE"/>
-    <w:multiLevelType w:val="hybridMultilevel"/>
-    <w:tmpl w:val="9E604BC4"/>
-    <w:lvl w:ilvl="0" w:tplc="13169A62">
-      <w:start w:val="1"/>
-      <w:numFmt w:val="decimal"/>
-      <w:lvlText w:val="%1."/>
-      <w:lvlJc w:val="left"/>
-      <w:pPr>
-        <w:ind w:left="360" w:hanging="300"/>
-      </w:pPr>
-    </w:lvl>
-    <w:lvl w:ilvl="1" w:tplc="39F28346" w:tentative="1">
-      <w:start w:val="1"/>
-      <w:numFmt w:val="lowerLetter"/>
-      <w:lvlText w:val="%2."/>
-      <w:lvlJc w:val="left"/>
-      <w:pPr>
-        <w:ind w:left="720" w:hanging="300"/>
-      </w:pPr>
-    </w:lvl>
-    <w:lvl w:ilvl="2" w:tplc="93825A6E">
-      <w:numFmt w:val="decimal"/>
-      <w:lvlText w:val=""/>
-      <w:lvlJc w:val="left"/>
-    </w:lvl>
-    <w:lvl w:ilvl="3" w:tplc="AF221D1E">
-      <w:numFmt w:val="decimal"/>
-      <w:lvlText w:val=""/>
-      <w:lvlJc w:val="left"/>
-    </w:lvl>
-    <w:lvl w:ilvl="4" w:tplc="55867164">
-      <w:numFmt w:val="decimal"/>
-      <w:lvlText w:val=""/>
-      <w:lvlJc w:val="left"/>
-    </w:lvl>
-    <w:lvl w:ilvl="5" w:tplc="884EB666">
-      <w:numFmt w:val="decimal"/>
-      <w:lvlText w:val=""/>
-      <w:lvlJc w:val="left"/>
-    </w:lvl>
-    <w:lvl w:ilvl="6" w:tplc="DBAA9614">
-      <w:numFmt w:val="decimal"/>
-      <w:lvlText w:val=""/>
-      <w:lvlJc w:val="left"/>
-    </w:lvl>
-    <w:lvl w:ilvl="7" w:tplc="19F418A2">
-      <w:numFmt w:val="decimal"/>
-      <w:lvlText w:val=""/>
-      <w:lvlJc w:val="left"/>
-    </w:lvl>
-    <w:lvl w:ilvl="8" w:tplc="443040F2">
-      <w:numFmt w:val="decimal"/>
-      <w:lvlText w:val=""/>
-      <w:lvlJc w:val="left"/>
-    </w:lvl>
-  </w:abstractNum>
-  <w:abstractNum w:abstractNumId="8" w15:restartNumberingAfterBreak="0">
-    <w:nsid w:val="49935440"/>
-    <w:multiLevelType w:val="hybridMultilevel"/>
-    <w:tmpl w:val="CCBA9A16"/>
-    <w:lvl w:ilvl="0" w:tplc="DD00018E">
-      <w:start w:val="1"/>
-      <w:numFmt w:val="decimal"/>
-      <w:lvlText w:val="%1."/>
-      <w:lvlJc w:val="left"/>
-      <w:pPr>
-        <w:ind w:left="360" w:hanging="300"/>
-      </w:pPr>
-    </w:lvl>
-    <w:lvl w:ilvl="1" w:tplc="020E173A" w:tentative="1">
-      <w:start w:val="1"/>
-      <w:numFmt w:val="lowerLetter"/>
-      <w:lvlText w:val="%2."/>
-      <w:lvlJc w:val="left"/>
-      <w:pPr>
-        <w:ind w:left="720" w:hanging="300"/>
-      </w:pPr>
-    </w:lvl>
-    <w:lvl w:ilvl="2" w:tplc="8F646CEE">
-      <w:numFmt w:val="decimal"/>
-      <w:lvlText w:val=""/>
-      <w:lvlJc w:val="left"/>
-    </w:lvl>
-    <w:lvl w:ilvl="3" w:tplc="7BA29282">
-      <w:numFmt w:val="decimal"/>
-      <w:lvlText w:val=""/>
-      <w:lvlJc w:val="left"/>
-    </w:lvl>
-    <w:lvl w:ilvl="4" w:tplc="01D0F918">
-      <w:numFmt w:val="decimal"/>
-      <w:lvlText w:val=""/>
-      <w:lvlJc w:val="left"/>
-    </w:lvl>
-    <w:lvl w:ilvl="5" w:tplc="ACD0366C">
-      <w:numFmt w:val="decimal"/>
-      <w:lvlText w:val=""/>
-      <w:lvlJc w:val="left"/>
-    </w:lvl>
-    <w:lvl w:ilvl="6" w:tplc="3DAE86D6">
-      <w:numFmt w:val="decimal"/>
-      <w:lvlText w:val=""/>
-      <w:lvlJc w:val="left"/>
-    </w:lvl>
-    <w:lvl w:ilvl="7" w:tplc="45DEA85C">
-      <w:numFmt w:val="decimal"/>
-      <w:lvlText w:val=""/>
-      <w:lvlJc w:val="left"/>
-    </w:lvl>
-    <w:lvl w:ilvl="8" w:tplc="52422446">
+    <w:lvl w:ilvl="2" w:tplc="9EBAEBA8">
+      <w:numFmt w:val="decimal"/>
+      <w:lvlText w:val=""/>
+      <w:lvlJc w:val="left"/>
+    </w:lvl>
+    <w:lvl w:ilvl="3" w:tplc="39001326">
+      <w:numFmt w:val="decimal"/>
+      <w:lvlText w:val=""/>
+      <w:lvlJc w:val="left"/>
+    </w:lvl>
+    <w:lvl w:ilvl="4" w:tplc="E75C3FBC">
+      <w:numFmt w:val="decimal"/>
+      <w:lvlText w:val=""/>
+      <w:lvlJc w:val="left"/>
+    </w:lvl>
+    <w:lvl w:ilvl="5" w:tplc="685AAC58">
+      <w:numFmt w:val="decimal"/>
+      <w:lvlText w:val=""/>
+      <w:lvlJc w:val="left"/>
+    </w:lvl>
+    <w:lvl w:ilvl="6" w:tplc="39EC8250">
+      <w:numFmt w:val="decimal"/>
+      <w:lvlText w:val=""/>
+      <w:lvlJc w:val="left"/>
+    </w:lvl>
+    <w:lvl w:ilvl="7" w:tplc="BA12BCA0">
+      <w:numFmt w:val="decimal"/>
+      <w:lvlText w:val=""/>
+      <w:lvlJc w:val="left"/>
+    </w:lvl>
+    <w:lvl w:ilvl="8" w:tplc="FD2410AC">
       <w:numFmt w:val="decimal"/>
       <w:lvlText w:val=""/>
       <w:lvlJc w:val="left"/>
     </w:lvl>
   </w:abstractNum>
   <w:abstractNum w:abstractNumId="9" w15:restartNumberingAfterBreak="0">
-    <w:nsid w:val="662A3892"/>
+    <w:nsid w:val="750E633C"/>
     <w:multiLevelType w:val="hybridMultilevel"/>
-    <w:tmpl w:val="E43ECC00"/>
-    <w:lvl w:ilvl="0" w:tplc="B9B26A2E" w:tentative="1">
+    <w:tmpl w:val="84AC635C"/>
+    <w:lvl w:ilvl="0" w:tplc="466CEDAA" w:tentative="1">
       <w:start w:val="1"/>
       <w:numFmt w:val="bullet"/>
       <w:lvlText w:val="•"/>
@@ -4677,7 +4677,7 @@
         <w:ind w:left="360" w:hanging="260"/>
       </w:pPr>
     </w:lvl>
-    <w:lvl w:ilvl="1" w:tplc="C7D83F18" w:tentative="1">
+    <w:lvl w:ilvl="1" w:tplc="3D32F1B6" w:tentative="1">
       <w:start w:val="1"/>
       <w:numFmt w:val="bullet"/>
       <w:lvlText w:val="–"/>
@@ -4686,92 +4686,92 @@
         <w:ind w:left="720" w:hanging="260"/>
       </w:pPr>
     </w:lvl>
-    <w:lvl w:ilvl="2" w:tplc="F94C65CC">
-      <w:numFmt w:val="decimal"/>
-      <w:lvlText w:val=""/>
-      <w:lvlJc w:val="left"/>
-    </w:lvl>
-    <w:lvl w:ilvl="3" w:tplc="A14E9694">
-      <w:numFmt w:val="decimal"/>
-      <w:lvlText w:val=""/>
-      <w:lvlJc w:val="left"/>
-    </w:lvl>
-    <w:lvl w:ilvl="4" w:tplc="3A6EE13A">
-      <w:numFmt w:val="decimal"/>
-      <w:lvlText w:val=""/>
-      <w:lvlJc w:val="left"/>
-    </w:lvl>
-    <w:lvl w:ilvl="5" w:tplc="09BCAC32">
-      <w:numFmt w:val="decimal"/>
-      <w:lvlText w:val=""/>
-      <w:lvlJc w:val="left"/>
-    </w:lvl>
-    <w:lvl w:ilvl="6" w:tplc="A86605AE">
-      <w:numFmt w:val="decimal"/>
-      <w:lvlText w:val=""/>
-      <w:lvlJc w:val="left"/>
-    </w:lvl>
-    <w:lvl w:ilvl="7" w:tplc="2E62E20E">
-      <w:numFmt w:val="decimal"/>
-      <w:lvlText w:val=""/>
-      <w:lvlJc w:val="left"/>
-    </w:lvl>
-    <w:lvl w:ilvl="8" w:tplc="F50E9A7C">
+    <w:lvl w:ilvl="2" w:tplc="715080B6">
+      <w:numFmt w:val="decimal"/>
+      <w:lvlText w:val=""/>
+      <w:lvlJc w:val="left"/>
+    </w:lvl>
+    <w:lvl w:ilvl="3" w:tplc="5282A190">
+      <w:numFmt w:val="decimal"/>
+      <w:lvlText w:val=""/>
+      <w:lvlJc w:val="left"/>
+    </w:lvl>
+    <w:lvl w:ilvl="4" w:tplc="81AC28B2">
+      <w:numFmt w:val="decimal"/>
+      <w:lvlText w:val=""/>
+      <w:lvlJc w:val="left"/>
+    </w:lvl>
+    <w:lvl w:ilvl="5" w:tplc="8E247556">
+      <w:numFmt w:val="decimal"/>
+      <w:lvlText w:val=""/>
+      <w:lvlJc w:val="left"/>
+    </w:lvl>
+    <w:lvl w:ilvl="6" w:tplc="DF36D578">
+      <w:numFmt w:val="decimal"/>
+      <w:lvlText w:val=""/>
+      <w:lvlJc w:val="left"/>
+    </w:lvl>
+    <w:lvl w:ilvl="7" w:tplc="D41E07F0">
+      <w:numFmt w:val="decimal"/>
+      <w:lvlText w:val=""/>
+      <w:lvlJc w:val="left"/>
+    </w:lvl>
+    <w:lvl w:ilvl="8" w:tplc="F9AAAFBE">
       <w:numFmt w:val="decimal"/>
       <w:lvlText w:val=""/>
       <w:lvlJc w:val="left"/>
     </w:lvl>
   </w:abstractNum>
-  <w:num w:numId="1" w16cid:durableId="574434833">
+  <w:num w:numId="1" w16cid:durableId="300354638">
+    <w:abstractNumId w:val="5"/>
+    <w:lvlOverride w:ilvl="0">
+      <w:startOverride w:val="1"/>
+    </w:lvlOverride>
+  </w:num>
+  <w:num w:numId="2" w16cid:durableId="1400977210">
     <w:abstractNumId w:val="1"/>
     <w:lvlOverride w:ilvl="0">
       <w:startOverride w:val="1"/>
     </w:lvlOverride>
   </w:num>
-  <w:num w:numId="2" w16cid:durableId="1986469278">
+  <w:num w:numId="3" w16cid:durableId="965698257">
+    <w:abstractNumId w:val="0"/>
+    <w:lvlOverride w:ilvl="0">
+      <w:startOverride w:val="1"/>
+    </w:lvlOverride>
+  </w:num>
+  <w:num w:numId="4" w16cid:durableId="1586841082">
+    <w:abstractNumId w:val="6"/>
+    <w:lvlOverride w:ilvl="0">
+      <w:startOverride w:val="1"/>
+    </w:lvlOverride>
+  </w:num>
+  <w:num w:numId="5" w16cid:durableId="1733262607">
+    <w:abstractNumId w:val="3"/>
+    <w:lvlOverride w:ilvl="0">
+      <w:startOverride w:val="1"/>
+    </w:lvlOverride>
+  </w:num>
+  <w:num w:numId="6" w16cid:durableId="1664973231">
+    <w:abstractNumId w:val="8"/>
+    <w:lvlOverride w:ilvl="0">
+      <w:startOverride w:val="1"/>
+    </w:lvlOverride>
+  </w:num>
+  <w:num w:numId="7" w16cid:durableId="141774237">
     <w:abstractNumId w:val="7"/>
     <w:lvlOverride w:ilvl="0">
       <w:startOverride w:val="1"/>
     </w:lvlOverride>
   </w:num>
-  <w:num w:numId="3" w16cid:durableId="1501046283">
-    <w:abstractNumId w:val="8"/>
-    <w:lvlOverride w:ilvl="0">
-      <w:startOverride w:val="1"/>
-    </w:lvlOverride>
-  </w:num>
-  <w:num w:numId="4" w16cid:durableId="1300917248">
-    <w:abstractNumId w:val="2"/>
-    <w:lvlOverride w:ilvl="0">
-      <w:startOverride w:val="1"/>
-    </w:lvlOverride>
-  </w:num>
-  <w:num w:numId="5" w16cid:durableId="654142832">
+  <w:num w:numId="8" w16cid:durableId="2090693411">
     <w:abstractNumId w:val="4"/>
     <w:lvlOverride w:ilvl="0">
       <w:startOverride w:val="1"/>
     </w:lvlOverride>
   </w:num>
-  <w:num w:numId="6" w16cid:durableId="1504391266">
-    <w:abstractNumId w:val="3"/>
-    <w:lvlOverride w:ilvl="0">
-      <w:startOverride w:val="1"/>
-    </w:lvlOverride>
-  </w:num>
-  <w:num w:numId="7" w16cid:durableId="1887520617">
-    <w:abstractNumId w:val="5"/>
-    <w:lvlOverride w:ilvl="0">
-      <w:startOverride w:val="1"/>
-    </w:lvlOverride>
-  </w:num>
-  <w:num w:numId="8" w16cid:durableId="1103842054">
-    <w:abstractNumId w:val="0"/>
-    <w:lvlOverride w:ilvl="0">
-      <w:startOverride w:val="1"/>
-    </w:lvlOverride>
-  </w:num>
-  <w:num w:numId="9" w16cid:durableId="734816951">
-    <w:abstractNumId w:val="6"/>
+  <w:num w:numId="9" w16cid:durableId="829297918">
+    <w:abstractNumId w:val="2"/>
     <w:lvlOverride w:ilvl="0">
       <w:startOverride w:val="1"/>
     </w:lvlOverride>
@@ -5452,7 +5452,7 @@
     <w:autoRedefine/>
     <w:uiPriority w:val="39"/>
     <w:unhideWhenUsed/>
-    <w:rsid w:val="00EB63C0"/>
+    <w:rsid w:val="00874D81"/>
     <w:pPr>
       <w:spacing w:after="100"/>
     </w:pPr>

--- a/discoverer-neo/docs/user-guide/manual/Discoverer-Neo-MANAGER-Guide-Quick-fr-FR.docx
+++ b/discoverer-neo/docs/user-guide/manual/Discoverer-Neo-MANAGER-Guide-Quick-fr-FR.docx
@@ -54,7 +54,7 @@
           <w:sz w:val="22"/>
           <w:szCs w:val="22"/>
         </w:rPr>
-        <w:t>Version 2.1.1</w:t>
+        <w:t>Version 2.2.0</w:t>
       </w:r>
     </w:p>
     <w:p>
@@ -74,7 +74,7 @@
     <w:sdt>
       <w:sdtPr>
         <w:alias w:val="Sommaire"/>
-        <w:id w:val="1289157601"/>
+        <w:id w:val="-193456957"/>
       </w:sdtPr>
       <w:sdtEndPr/>
       <w:sdtContent>
@@ -102,7 +102,7 @@
           <w:r>
             <w:fldChar w:fldCharType="separate"/>
           </w:r>
-          <w:hyperlink w:anchor="_Toc241748409" w:history="1">
+          <w:hyperlink w:anchor="_Toc241848649" w:history="1">
             <w:r>
               <w:rPr>
                 <w:rStyle w:val="Hiperligao"/>
@@ -126,7 +126,7 @@
               <w:rPr>
                 <w:noProof/>
               </w:rPr>
-              <w:instrText xml:space="preserve"> PAGEREF _Toc241748409 \h </w:instrText>
+              <w:instrText xml:space="preserve"> PAGEREF _Toc241848649 \h </w:instrText>
             </w:r>
             <w:r>
               <w:rPr>
@@ -168,7 +168,7 @@
               <w14:ligatures w14:val="standardContextual"/>
             </w:rPr>
           </w:pPr>
-          <w:hyperlink w:anchor="_Toc241748410" w:history="1">
+          <w:hyperlink w:anchor="_Toc241848650" w:history="1">
             <w:r>
               <w:rPr>
                 <w:rStyle w:val="Hiperligao"/>
@@ -192,7 +192,7 @@
               <w:rPr>
                 <w:noProof/>
               </w:rPr>
-              <w:instrText xml:space="preserve"> PAGEREF _Toc241748410 \h </w:instrText>
+              <w:instrText xml:space="preserve"> PAGEREF _Toc241848650 \h </w:instrText>
             </w:r>
             <w:r>
               <w:rPr>
@@ -234,7 +234,7 @@
               <w14:ligatures w14:val="standardContextual"/>
             </w:rPr>
           </w:pPr>
-          <w:hyperlink w:anchor="_Toc241748411" w:history="1">
+          <w:hyperlink w:anchor="_Toc241848651" w:history="1">
             <w:r>
               <w:rPr>
                 <w:rStyle w:val="Hiperligao"/>
@@ -258,7 +258,7 @@
               <w:rPr>
                 <w:noProof/>
               </w:rPr>
-              <w:instrText xml:space="preserve"> PAGEREF _Toc241748411 \h </w:instrText>
+              <w:instrText xml:space="preserve"> PAGEREF _Toc241848651 \h </w:instrText>
             </w:r>
             <w:r>
               <w:rPr>
@@ -300,7 +300,7 @@
               <w14:ligatures w14:val="standardContextual"/>
             </w:rPr>
           </w:pPr>
-          <w:hyperlink w:anchor="_Toc241748412" w:history="1">
+          <w:hyperlink w:anchor="_Toc241848652" w:history="1">
             <w:r>
               <w:rPr>
                 <w:rStyle w:val="Hiperligao"/>
@@ -324,7 +324,7 @@
               <w:rPr>
                 <w:noProof/>
               </w:rPr>
-              <w:instrText xml:space="preserve"> PAGEREF _Toc241748412 \h </w:instrText>
+              <w:instrText xml:space="preserve"> PAGEREF _Toc241848652 \h </w:instrText>
             </w:r>
             <w:r>
               <w:rPr>
@@ -366,7 +366,7 @@
               <w14:ligatures w14:val="standardContextual"/>
             </w:rPr>
           </w:pPr>
-          <w:hyperlink w:anchor="_Toc241748413" w:history="1">
+          <w:hyperlink w:anchor="_Toc241848653" w:history="1">
             <w:r>
               <w:rPr>
                 <w:rStyle w:val="Hiperligao"/>
@@ -390,7 +390,7 @@
               <w:rPr>
                 <w:noProof/>
               </w:rPr>
-              <w:instrText xml:space="preserve"> PAGEREF _Toc241748413 \h </w:instrText>
+              <w:instrText xml:space="preserve"> PAGEREF _Toc241848653 \h </w:instrText>
             </w:r>
             <w:r>
               <w:rPr>
@@ -432,7 +432,7 @@
               <w14:ligatures w14:val="standardContextual"/>
             </w:rPr>
           </w:pPr>
-          <w:hyperlink w:anchor="_Toc241748414" w:history="1">
+          <w:hyperlink w:anchor="_Toc241848654" w:history="1">
             <w:r>
               <w:rPr>
                 <w:rStyle w:val="Hiperligao"/>
@@ -456,7 +456,7 @@
               <w:rPr>
                 <w:noProof/>
               </w:rPr>
-              <w:instrText xml:space="preserve"> PAGEREF _Toc241748414 \h </w:instrText>
+              <w:instrText xml:space="preserve"> PAGEREF _Toc241848654 \h </w:instrText>
             </w:r>
             <w:r>
               <w:rPr>
@@ -498,7 +498,7 @@
               <w14:ligatures w14:val="standardContextual"/>
             </w:rPr>
           </w:pPr>
-          <w:hyperlink w:anchor="_Toc241748415" w:history="1">
+          <w:hyperlink w:anchor="_Toc241848655" w:history="1">
             <w:r>
               <w:rPr>
                 <w:rStyle w:val="Hiperligao"/>
@@ -522,7 +522,7 @@
               <w:rPr>
                 <w:noProof/>
               </w:rPr>
-              <w:instrText xml:space="preserve"> PAGEREF _Toc241748415 \h </w:instrText>
+              <w:instrText xml:space="preserve"> PAGEREF _Toc241848655 \h </w:instrText>
             </w:r>
             <w:r>
               <w:rPr>
@@ -564,7 +564,7 @@
               <w14:ligatures w14:val="standardContextual"/>
             </w:rPr>
           </w:pPr>
-          <w:hyperlink w:anchor="_Toc241748416" w:history="1">
+          <w:hyperlink w:anchor="_Toc241848656" w:history="1">
             <w:r>
               <w:rPr>
                 <w:rStyle w:val="Hiperligao"/>
@@ -588,7 +588,7 @@
               <w:rPr>
                 <w:noProof/>
               </w:rPr>
-              <w:instrText xml:space="preserve"> PAGEREF _Toc241748416 \h </w:instrText>
+              <w:instrText xml:space="preserve"> PAGEREF _Toc241848656 \h </w:instrText>
             </w:r>
             <w:r>
               <w:rPr>
@@ -630,7 +630,7 @@
               <w14:ligatures w14:val="standardContextual"/>
             </w:rPr>
           </w:pPr>
-          <w:hyperlink w:anchor="_Toc241748417" w:history="1">
+          <w:hyperlink w:anchor="_Toc241848657" w:history="1">
             <w:r>
               <w:rPr>
                 <w:rStyle w:val="Hiperligao"/>
@@ -654,7 +654,7 @@
               <w:rPr>
                 <w:noProof/>
               </w:rPr>
-              <w:instrText xml:space="preserve"> PAGEREF _Toc241748417 \h </w:instrText>
+              <w:instrText xml:space="preserve"> PAGEREF _Toc241848657 \h </w:instrText>
             </w:r>
             <w:r>
               <w:rPr>
@@ -702,7 +702,7 @@
       <w:pPr>
         <w:pStyle w:val="Ttulo1"/>
       </w:pPr>
-      <w:bookmarkStart w:id="0" w:name="_Toc241748409"/>
+      <w:bookmarkStart w:id="0" w:name="_Toc241848649"/>
       <w:r>
         <w:lastRenderedPageBreak/>
         <w:t>Votre rôle en une page</w:t>
@@ -1392,7 +1392,7 @@
         <w:pStyle w:val="Ttulo1"/>
         <w:pageBreakBefore/>
       </w:pPr>
-      <w:bookmarkStart w:id="1" w:name="_Toc241748410"/>
+      <w:bookmarkStart w:id="1" w:name="_Toc241848650"/>
       <w:r>
         <w:lastRenderedPageBreak/>
         <w:t>Cartes</w:t>
@@ -1425,10 +1425,10 @@
           <w:noProof/>
         </w:rPr>
         <w:drawing>
-          <wp:inline distT="0" distB="0" distL="0" distR="0" wp14:anchorId="69426579" wp14:editId="333BD050">
+          <wp:inline distT="0" distB="0" distL="0" distR="0" wp14:anchorId="1082035B" wp14:editId="66C7746D">
             <wp:extent cx="5715000" cy="3429000"/>
             <wp:effectExtent l="0" t="0" r="0" b="0"/>
-            <wp:docPr id="273" name="02-maps-all.png" descr="La liste Cartes, onglet Tous, avec les icônes Copier, Partager, Planifier et Exporter sur chaque ligne." title="La liste Cartes, onglet Tous, avec les icônes Copier, Partager, Planifier et Exporter sur chaque ligne."/>
+            <wp:docPr id="281" name="02-maps-all.png" descr="La liste Cartes, onglet Tous, avec les icônes Copier, Partager, Planifier et Exporter sur chaque ligne." title="La liste Cartes, onglet Tous, avec les icônes Copier, Partager, Planifier et Exporter sur chaque ligne."/>
             <wp:cNvGraphicFramePr>
               <a:graphicFrameLocks xmlns:a="http://schemas.openxmlformats.org/drawingml/2006/main" noChangeAspect="1"/>
             </wp:cNvGraphicFramePr>
@@ -1889,7 +1889,7 @@
         <w:pStyle w:val="Ttulo1"/>
         <w:pageBreakBefore/>
       </w:pPr>
-      <w:bookmarkStart w:id="2" w:name="_Toc241748411"/>
+      <w:bookmarkStart w:id="2" w:name="_Toc241848651"/>
       <w:r>
         <w:lastRenderedPageBreak/>
         <w:t>Partager une carte</w:t>
@@ -1912,10 +1912,10 @@
           <w:noProof/>
         </w:rPr>
         <w:drawing>
-          <wp:inline distT="0" distB="0" distL="0" distR="0" wp14:anchorId="18B3627C" wp14:editId="34D5E539">
+          <wp:inline distT="0" distB="0" distL="0" distR="0" wp14:anchorId="0CCA668C" wp14:editId="4BCCC061">
             <wp:extent cx="3743325" cy="4029075"/>
             <wp:effectExtent l="0" t="0" r="0" b="0"/>
-            <wp:docPr id="274" name="03-share-dialog.png" descr="La boîte de dialogue Partager la carte avec une zone de recherche et les boutons Peut consulter, Peut exporter et Peut modifier." title="La boîte de dialogue Partager la carte avec une zone de recherche et les boutons Peut consulter, Peut exporter et Peut modifier."/>
+            <wp:docPr id="282" name="03-share-dialog.png" descr="La boîte de dialogue Partager la carte avec une zone de recherche et les boutons Peut consulter, Peut exporter et Peut modifier." title="La boîte de dialogue Partager la carte avec une zone de recherche et les boutons Peut consulter, Peut exporter et Peut modifier."/>
             <wp:cNvGraphicFramePr>
               <a:graphicFrameLocks xmlns:a="http://schemas.openxmlformats.org/drawingml/2006/main" noChangeAspect="1"/>
             </wp:cNvGraphicFramePr>
@@ -2315,7 +2315,7 @@
         <w:pStyle w:val="Ttulo1"/>
         <w:pageBreakBefore/>
       </w:pPr>
-      <w:bookmarkStart w:id="3" w:name="_Toc241748412"/>
+      <w:bookmarkStart w:id="3" w:name="_Toc241848652"/>
       <w:r>
         <w:lastRenderedPageBreak/>
         <w:t>Consulter, exécuter et exporter</w:t>
@@ -2338,10 +2338,10 @@
           <w:noProof/>
         </w:rPr>
         <w:drawing>
-          <wp:inline distT="0" distB="0" distL="0" distR="0" wp14:anchorId="0CC77BB3" wp14:editId="5BE13A26">
+          <wp:inline distT="0" distB="0" distL="0" distR="0" wp14:anchorId="08FD39EF" wp14:editId="75A4407D">
             <wp:extent cx="5715000" cy="3571875"/>
             <wp:effectExtent l="0" t="0" r="0" b="0"/>
-            <wp:docPr id="275" name="06-viewer-results.png" descr="Une exécution terminée avec les boutons Excel, CSV et PDF au-dessus de la grille de résultats." title="Une exécution terminée avec les boutons Excel, CSV et PDF au-dessus de la grille de résultats."/>
+            <wp:docPr id="283" name="06-viewer-results.png" descr="Une exécution terminée avec les boutons Excel, CSV et PDF au-dessus de la grille de résultats." title="Une exécution terminée avec les boutons Excel, CSV et PDF au-dessus de la grille de résultats."/>
             <wp:cNvGraphicFramePr>
               <a:graphicFrameLocks xmlns:a="http://schemas.openxmlformats.org/drawingml/2006/main" noChangeAspect="1"/>
             </wp:cNvGraphicFramePr>
@@ -2536,7 +2536,7 @@
         <w:pStyle w:val="Ttulo1"/>
         <w:pageBreakBefore/>
       </w:pPr>
-      <w:bookmarkStart w:id="4" w:name="_Toc241748413"/>
+      <w:bookmarkStart w:id="4" w:name="_Toc241848653"/>
       <w:r>
         <w:lastRenderedPageBreak/>
         <w:t>Créateur de cartes</w:t>
@@ -2569,10 +2569,10 @@
           <w:noProof/>
         </w:rPr>
         <w:drawing>
-          <wp:inline distT="0" distB="0" distL="0" distR="0" wp14:anchorId="6A809F84" wp14:editId="63747161">
+          <wp:inline distT="0" distB="0" distL="0" distR="0" wp14:anchorId="394B043B" wp14:editId="0DEE18FD">
             <wp:extent cx="5715000" cy="3571875"/>
             <wp:effectExtent l="0" t="0" r="0" b="0"/>
-            <wp:docPr id="276" name="05-builder-overview.png" descr="Le créateur de cartes avec l'arborescence Domaines d'activité, la zone Colonnes et le panneau Propriétés." title="Le créateur de cartes avec l'arborescence Domaines d'activité, la zone Colonnes et le panneau Propriétés."/>
+            <wp:docPr id="284" name="05-builder-overview.png" descr="Le créateur de cartes avec l'arborescence Domaines d'activité, la zone Colonnes et le panneau Propriétés." title="Le créateur de cartes avec l'arborescence Domaines d'activité, la zone Colonnes et le panneau Propriétés."/>
             <wp:cNvGraphicFramePr>
               <a:graphicFrameLocks xmlns:a="http://schemas.openxmlformats.org/drawingml/2006/main" noChangeAspect="1"/>
             </wp:cNvGraphicFramePr>
@@ -2807,7 +2807,7 @@
         <w:pStyle w:val="Ttulo1"/>
         <w:pageBreakBefore/>
       </w:pPr>
-      <w:bookmarkStart w:id="5" w:name="_Toc241748414"/>
+      <w:bookmarkStart w:id="5" w:name="_Toc241848654"/>
       <w:r>
         <w:lastRenderedPageBreak/>
         <w:t>Planifications</w:t>
@@ -2830,10 +2830,10 @@
           <w:noProof/>
         </w:rPr>
         <w:drawing>
-          <wp:inline distT="0" distB="0" distL="0" distR="0" wp14:anchorId="052E7BB2" wp14:editId="634C0CE4">
+          <wp:inline distT="0" distB="0" distL="0" distR="0" wp14:anchorId="02415551" wp14:editId="1F72A8C5">
             <wp:extent cx="5715000" cy="3571875"/>
             <wp:effectExtent l="0" t="0" r="0" b="0"/>
-            <wp:docPr id="277" name="38-schedules-list.png" descr="La page Planifications avec une planification en pause et ses icônes d'action." title="La page Planifications avec une planification en pause et ses icônes d'action."/>
+            <wp:docPr id="285" name="38-schedules-list.png" descr="La page Planifications avec une planification en pause et ses icônes d'action." title="La page Planifications avec une planification en pause et ses icônes d'action."/>
             <wp:cNvGraphicFramePr>
               <a:graphicFrameLocks xmlns:a="http://schemas.openxmlformats.org/drawingml/2006/main" noChangeAspect="1"/>
             </wp:cNvGraphicFramePr>
@@ -3158,7 +3158,7 @@
                 <w:b/>
                 <w:bCs/>
               </w:rPr>
-              <w:t>Tous les jours (minuit)</w:t>
+              <w:t>Quotidien</w:t>
             </w:r>
             <w:r>
               <w:t xml:space="preserve">, </w:t>
@@ -3168,7 +3168,7 @@
                 <w:b/>
                 <w:bCs/>
               </w:rPr>
-              <w:t>Toutes les semaines (dimanche, minuit)</w:t>
+              <w:t>Hebdomadaire</w:t>
             </w:r>
             <w:r>
               <w:t xml:space="preserve">, </w:t>
@@ -3178,7 +3178,27 @@
                 <w:b/>
                 <w:bCs/>
               </w:rPr>
-              <w:t>Tous les mois (le 1er, minuit)</w:t>
+              <w:t>Bimensuel (le 1er et le 16)</w:t>
+            </w:r>
+            <w:r>
+              <w:t xml:space="preserve">, </w:t>
+            </w:r>
+            <w:r>
+              <w:rPr>
+                <w:b/>
+                <w:bCs/>
+              </w:rPr>
+              <w:t>Mensuel</w:t>
+            </w:r>
+            <w:r>
+              <w:t xml:space="preserve">, tous les 2, 3, 4 ou 6 mois, </w:t>
+            </w:r>
+            <w:r>
+              <w:rPr>
+                <w:b/>
+                <w:bCs/>
+              </w:rPr>
+              <w:t>Annuel</w:t>
             </w:r>
           </w:p>
         </w:tc>
@@ -3203,7 +3223,17 @@
               <w:spacing w:after="0"/>
             </w:pPr>
             <w:r>
-              <w:t>Calendriers prêts à l'emploi.</w:t>
+              <w:t xml:space="preserve">Calendriers prêts à l'emploi, avec une </w:t>
+            </w:r>
+            <w:r>
+              <w:rPr>
+                <w:b/>
+                <w:bCs/>
+              </w:rPr>
+              <w:t>Heure</w:t>
+            </w:r>
+            <w:r>
+              <w:t xml:space="preserve"> et un jour.</w:t>
             </w:r>
           </w:p>
         </w:tc>
@@ -3244,7 +3274,7 @@
                 <w:b/>
                 <w:bCs/>
               </w:rPr>
-              <w:t>Personnalisé</w:t>
+              <w:t>Personnalisé (cron)</w:t>
             </w:r>
           </w:p>
         </w:tc>
@@ -3310,17 +3340,7 @@
                 <w:b/>
                 <w:bCs/>
               </w:rPr>
-              <w:t>Excel (.xlsx)</w:t>
-            </w:r>
-            <w:r>
-              <w:t xml:space="preserve">, </w:t>
-            </w:r>
-            <w:r>
-              <w:rPr>
-                <w:b/>
-                <w:bCs/>
-              </w:rPr>
-              <w:t>CSV</w:t>
+              <w:t>Relatif à la date d’exécution</w:t>
             </w:r>
           </w:p>
         </w:tc>
@@ -3345,6 +3365,103 @@
               <w:spacing w:after="0"/>
             </w:pPr>
             <w:r>
+              <w:t xml:space="preserve">Une valeur de paramètre qui suit l'exécution, par exemple -1 </w:t>
+            </w:r>
+            <w:r>
+              <w:rPr>
+                <w:b/>
+                <w:bCs/>
+              </w:rPr>
+              <w:t>mois</w:t>
+            </w:r>
+            <w:r>
+              <w:t xml:space="preserve">, </w:t>
+            </w:r>
+            <w:r>
+              <w:rPr>
+                <w:b/>
+                <w:bCs/>
+              </w:rPr>
+              <w:t>dernier jour de ce mois</w:t>
+            </w:r>
+            <w:r>
+              <w:t>.</w:t>
+            </w:r>
+          </w:p>
+        </w:tc>
+      </w:tr>
+      <w:tr>
+        <w:tblPrEx>
+          <w:tblCellMar>
+            <w:top w:w="0" w:type="dxa"/>
+            <w:bottom w:w="0" w:type="dxa"/>
+          </w:tblCellMar>
+        </w:tblPrEx>
+        <w:trPr>
+          <w:cantSplit/>
+        </w:trPr>
+        <w:tc>
+          <w:tcPr>
+            <w:tcW w:w="3438" w:type="dxa"/>
+            <w:tcBorders>
+              <w:top w:val="single" w:sz="4" w:space="0" w:color="BFC7D1"/>
+              <w:left w:val="single" w:sz="4" w:space="0" w:color="BFC7D1"/>
+              <w:bottom w:val="single" w:sz="4" w:space="0" w:color="BFC7D1"/>
+              <w:right w:val="single" w:sz="4" w:space="0" w:color="BFC7D1"/>
+            </w:tcBorders>
+            <w:shd w:val="clear" w:color="auto" w:fill="F3F6F9"/>
+            <w:tcMar>
+              <w:top w:w="60" w:type="dxa"/>
+              <w:left w:w="100" w:type="dxa"/>
+              <w:bottom w:w="60" w:type="dxa"/>
+              <w:right w:w="100" w:type="dxa"/>
+            </w:tcMar>
+          </w:tcPr>
+          <w:p>
+            <w:pPr>
+              <w:spacing w:after="0"/>
+            </w:pPr>
+            <w:r>
+              <w:rPr>
+                <w:b/>
+                <w:bCs/>
+              </w:rPr>
+              <w:t>Excel (.xlsx)</w:t>
+            </w:r>
+            <w:r>
+              <w:t xml:space="preserve">, </w:t>
+            </w:r>
+            <w:r>
+              <w:rPr>
+                <w:b/>
+                <w:bCs/>
+              </w:rPr>
+              <w:t>CSV</w:t>
+            </w:r>
+          </w:p>
+        </w:tc>
+        <w:tc>
+          <w:tcPr>
+            <w:tcW w:w="5588" w:type="dxa"/>
+            <w:tcBorders>
+              <w:top w:val="single" w:sz="4" w:space="0" w:color="BFC7D1"/>
+              <w:left w:val="single" w:sz="4" w:space="0" w:color="BFC7D1"/>
+              <w:bottom w:val="single" w:sz="4" w:space="0" w:color="BFC7D1"/>
+              <w:right w:val="single" w:sz="4" w:space="0" w:color="BFC7D1"/>
+            </w:tcBorders>
+            <w:shd w:val="clear" w:color="auto" w:fill="F3F6F9"/>
+            <w:tcMar>
+              <w:top w:w="60" w:type="dxa"/>
+              <w:left w:w="100" w:type="dxa"/>
+              <w:bottom w:w="60" w:type="dxa"/>
+              <w:right w:w="100" w:type="dxa"/>
+            </w:tcMar>
+          </w:tcPr>
+          <w:p>
+            <w:pPr>
+              <w:spacing w:after="0"/>
+            </w:pPr>
+            <w:r>
               <w:t>Format du résultat stocké.</w:t>
             </w:r>
           </w:p>
@@ -3366,7 +3483,7 @@
         <w:pStyle w:val="Ttulo1"/>
         <w:pageBreakBefore/>
       </w:pPr>
-      <w:bookmarkStart w:id="6" w:name="_Toc241748415"/>
+      <w:bookmarkStart w:id="6" w:name="_Toc241848655"/>
       <w:r>
         <w:lastRenderedPageBreak/>
         <w:t>Exécutions et exportations</w:t>
@@ -3406,10 +3523,10 @@
           <w:noProof/>
         </w:rPr>
         <w:drawing>
-          <wp:inline distT="0" distB="0" distL="0" distR="0" wp14:anchorId="77976DA0" wp14:editId="07559B6C">
+          <wp:inline distT="0" distB="0" distL="0" distR="0" wp14:anchorId="0CC144B8" wp14:editId="6D760555">
             <wp:extent cx="5715000" cy="3571875"/>
             <wp:effectExtent l="0" t="0" r="0" b="0"/>
-            <wp:docPr id="278" name="08-runs.png" descr="La page Exécutions avec les filtres Carte, Statut et Type et la liste des exécutions." title="La page Exécutions avec les filtres Carte, Statut et Type et la liste des exécutions."/>
+            <wp:docPr id="286" name="08-runs.png" descr="La page Exécutions avec les filtres Carte, Statut et Type et la liste des exécutions." title="La page Exécutions avec les filtres Carte, Statut et Type et la liste des exécutions."/>
             <wp:cNvGraphicFramePr>
               <a:graphicFrameLocks xmlns:a="http://schemas.openxmlformats.org/drawingml/2006/main" noChangeAspect="1"/>
             </wp:cNvGraphicFramePr>
@@ -3581,7 +3698,7 @@
         <w:pStyle w:val="Ttulo1"/>
         <w:pageBreakBefore/>
       </w:pPr>
-      <w:bookmarkStart w:id="7" w:name="_Toc241748416"/>
+      <w:bookmarkStart w:id="7" w:name="_Toc241848656"/>
       <w:r>
         <w:lastRenderedPageBreak/>
         <w:t>Utilisateurs</w:t>
@@ -3649,10 +3766,10 @@
           <w:noProof/>
         </w:rPr>
         <w:drawing>
-          <wp:inline distT="0" distB="0" distL="0" distR="0" wp14:anchorId="7A38414B" wp14:editId="5B2DC9E3">
+          <wp:inline distT="0" distB="0" distL="0" distR="0" wp14:anchorId="63B77A73" wp14:editId="10E16F43">
             <wp:extent cx="4362450" cy="2190750"/>
             <wp:effectExtent l="0" t="0" r="0" b="0"/>
-            <wp:docPr id="279" name="09-users-maps-dialog.png" descr="La boîte de dialogue Cartes d'un utilisateur, avec les listes de niveau de partage et les icônes de propriétaire et de retrait." title="La boîte de dialogue Cartes d'un utilisateur, avec les listes de niveau de partage et les icônes de propriétaire et de retrait."/>
+            <wp:docPr id="287" name="09-users-maps-dialog.png" descr="La boîte de dialogue Cartes d'un utilisateur, avec les listes de niveau de partage et les icônes de propriétaire et de retrait." title="La boîte de dialogue Cartes d'un utilisateur, avec les listes de niveau de partage et les icônes de propriétaire et de retrait."/>
             <wp:cNvGraphicFramePr>
               <a:graphicFrameLocks xmlns:a="http://schemas.openxmlformats.org/drawingml/2006/main" noChangeAspect="1"/>
             </wp:cNvGraphicFramePr>
@@ -3804,7 +3921,7 @@
         <w:pStyle w:val="Ttulo1"/>
         <w:pageBreakBefore/>
       </w:pPr>
-      <w:bookmarkStart w:id="8" w:name="_Toc241748417"/>
+      <w:bookmarkStart w:id="8" w:name="_Toc241848657"/>
       <w:r>
         <w:lastRenderedPageBreak/>
         <w:t>Paramètres</w:t>
@@ -3837,10 +3954,10 @@
           <w:noProof/>
         </w:rPr>
         <w:drawing>
-          <wp:inline distT="0" distB="0" distL="0" distR="0" wp14:anchorId="06A6FC2F" wp14:editId="4F254E12">
+          <wp:inline distT="0" distB="0" distL="0" distR="0" wp14:anchorId="33761CE1" wp14:editId="553EBEC6">
             <wp:extent cx="5715000" cy="3571875"/>
             <wp:effectExtent l="0" t="0" r="0" b="0"/>
-            <wp:docPr id="280" name="04-settings.png" descr="La page Paramètres avec les cartes Langue, Thème et Palette de couleurs." title="La page Paramètres avec les cartes Langue, Thème et Palette de couleurs."/>
+            <wp:docPr id="288" name="04-settings.png" descr="La page Paramètres avec les cartes Langue, Thème et Palette de couleurs." title="La page Paramètres avec les cartes Langue, Thème et Palette de couleurs."/>
             <wp:cNvGraphicFramePr>
               <a:graphicFrameLocks xmlns:a="http://schemas.openxmlformats.org/drawingml/2006/main" noChangeAspect="1"/>
             </wp:cNvGraphicFramePr>
@@ -4106,7 +4223,7 @@
         <w:sz w:val="16"/>
         <w:szCs w:val="16"/>
       </w:rPr>
-      <w:t>Discoverer Neo 2.1.1 · Guide rapide · MANAGER</w:t>
+      <w:t>Discoverer Neo 2.2.0 · Guide rapide · MANAGER</w:t>
     </w:r>
   </w:p>
 </w:hdr>
@@ -4115,10 +4232,10 @@
 <file path=word/numbering.xml><?xml version="1.0" encoding="utf-8"?>
 <w:numbering xmlns:wpc="http://schemas.microsoft.com/office/word/2010/wordprocessingCanvas" xmlns:cx="http://schemas.microsoft.com/office/drawing/2014/chartex" xmlns:cx1="http://schemas.microsoft.com/office/drawing/2015/9/8/chartex" xmlns:cx2="http://schemas.microsoft.com/office/drawing/2015/10/21/chartex" xmlns:cx3="http://schemas.microsoft.com/office/drawing/2016/5/9/chartex" xmlns:cx4="http://schemas.microsoft.com/office/drawing/2016/5/10/chartex" xmlns:cx5="http://schemas.microsoft.com/office/drawing/2016/5/11/chartex" xmlns:cx6="http://schemas.microsoft.com/office/drawing/2016/5/12/chartex" xmlns:cx7="http://schemas.microsoft.com/office/drawing/2016/5/13/chartex" xmlns:cx8="http://schemas.microsoft.com/office/drawing/2016/5/14/chartex" xmlns:mc="http://schemas.openxmlformats.org/markup-compatibility/2006" xmlns:aink="http://schemas.microsoft.com/office/drawing/2016/ink" xmlns:am3d="http://schemas.microsoft.com/office/drawing/2017/model3d" xmlns:o="urn:schemas-microsoft-com:office:office" xmlns:oel="http://schemas.microsoft.com/office/2019/extlst" xmlns:r="http://schemas.openxmlformats.org/officeDocument/2006/relationships" xmlns:m="http://schemas.openxmlformats.org/officeDocument/2006/math" xmlns:v="urn:schemas-microsoft-com:vml" xmlns:wp14="http://schemas.microsoft.com/office/word/2010/wordprocessingDrawing" xmlns:wp="http://schemas.openxmlformats.org/drawingml/2006/wordprocessingDrawing" xmlns:w10="urn:schemas-microsoft-com:office:word" xmlns:w="http://schemas.openxmlformats.org/wordprocessingml/2006/main" xmlns:w14="http://schemas.microsoft.com/office/word/2010/wordml" xmlns:w15="http://schemas.microsoft.com/office/word/2012/wordml" xmlns:w16cex="http://schemas.microsoft.com/office/word/2018/wordml/cex" xmlns:w16cid="http://schemas.microsoft.com/office/word/2016/wordml/cid" xmlns:w16="http://schemas.microsoft.com/office/word/2018/wordml" xmlns:w16sdtdh="http://schemas.microsoft.com/office/word/2020/wordml/sdtdatahash" xmlns:w16se="http://schemas.microsoft.com/office/word/2015/wordml/symex" xmlns:wpg="http://schemas.microsoft.com/office/word/2010/wordprocessingGroup" xmlns:wpi="http://schemas.microsoft.com/office/word/2010/wordprocessingInk" xmlns:wne="http://schemas.microsoft.com/office/word/2006/wordml" xmlns:wps="http://schemas.microsoft.com/office/word/2010/wordprocessingShape" mc:Ignorable="w14 w15 w16se w16cid w16 w16cex w16sdtdh wp14">
   <w:abstractNum w:abstractNumId="0" w15:restartNumberingAfterBreak="0">
-    <w:nsid w:val="21C833A9"/>
+    <w:nsid w:val="25E74CA4"/>
     <w:multiLevelType w:val="hybridMultilevel"/>
-    <w:tmpl w:val="18F604A6"/>
-    <w:lvl w:ilvl="0" w:tplc="BAE69310">
+    <w:tmpl w:val="FF783796"/>
+    <w:lvl w:ilvl="0" w:tplc="0082EF04">
       <w:start w:val="1"/>
       <w:numFmt w:val="decimal"/>
       <w:lvlText w:val="%1."/>
@@ -4127,7 +4244,7 @@
         <w:ind w:left="360" w:hanging="300"/>
       </w:pPr>
     </w:lvl>
-    <w:lvl w:ilvl="1" w:tplc="3B325030" w:tentative="1">
+    <w:lvl w:ilvl="1" w:tplc="1FC29BDC" w:tentative="1">
       <w:start w:val="1"/>
       <w:numFmt w:val="lowerLetter"/>
       <w:lvlText w:val="%2."/>
@@ -4136,47 +4253,47 @@
         <w:ind w:left="720" w:hanging="300"/>
       </w:pPr>
     </w:lvl>
-    <w:lvl w:ilvl="2" w:tplc="D04C6E38">
-      <w:numFmt w:val="decimal"/>
-      <w:lvlText w:val=""/>
-      <w:lvlJc w:val="left"/>
-    </w:lvl>
-    <w:lvl w:ilvl="3" w:tplc="FCE8F350">
-      <w:numFmt w:val="decimal"/>
-      <w:lvlText w:val=""/>
-      <w:lvlJc w:val="left"/>
-    </w:lvl>
-    <w:lvl w:ilvl="4" w:tplc="DD768090">
-      <w:numFmt w:val="decimal"/>
-      <w:lvlText w:val=""/>
-      <w:lvlJc w:val="left"/>
-    </w:lvl>
-    <w:lvl w:ilvl="5" w:tplc="9F282FF8">
-      <w:numFmt w:val="decimal"/>
-      <w:lvlText w:val=""/>
-      <w:lvlJc w:val="left"/>
-    </w:lvl>
-    <w:lvl w:ilvl="6" w:tplc="8466E248">
-      <w:numFmt w:val="decimal"/>
-      <w:lvlText w:val=""/>
-      <w:lvlJc w:val="left"/>
-    </w:lvl>
-    <w:lvl w:ilvl="7" w:tplc="64C65CB6">
-      <w:numFmt w:val="decimal"/>
-      <w:lvlText w:val=""/>
-      <w:lvlJc w:val="left"/>
-    </w:lvl>
-    <w:lvl w:ilvl="8" w:tplc="0AB8790E">
+    <w:lvl w:ilvl="2" w:tplc="F04073FC">
+      <w:numFmt w:val="decimal"/>
+      <w:lvlText w:val=""/>
+      <w:lvlJc w:val="left"/>
+    </w:lvl>
+    <w:lvl w:ilvl="3" w:tplc="294EE024">
+      <w:numFmt w:val="decimal"/>
+      <w:lvlText w:val=""/>
+      <w:lvlJc w:val="left"/>
+    </w:lvl>
+    <w:lvl w:ilvl="4" w:tplc="6B7A8976">
+      <w:numFmt w:val="decimal"/>
+      <w:lvlText w:val=""/>
+      <w:lvlJc w:val="left"/>
+    </w:lvl>
+    <w:lvl w:ilvl="5" w:tplc="DD0A4DA0">
+      <w:numFmt w:val="decimal"/>
+      <w:lvlText w:val=""/>
+      <w:lvlJc w:val="left"/>
+    </w:lvl>
+    <w:lvl w:ilvl="6" w:tplc="59B044F8">
+      <w:numFmt w:val="decimal"/>
+      <w:lvlText w:val=""/>
+      <w:lvlJc w:val="left"/>
+    </w:lvl>
+    <w:lvl w:ilvl="7" w:tplc="39DACCA8">
+      <w:numFmt w:val="decimal"/>
+      <w:lvlText w:val=""/>
+      <w:lvlJc w:val="left"/>
+    </w:lvl>
+    <w:lvl w:ilvl="8" w:tplc="D2F2074C">
       <w:numFmt w:val="decimal"/>
       <w:lvlText w:val=""/>
       <w:lvlJc w:val="left"/>
     </w:lvl>
   </w:abstractNum>
   <w:abstractNum w:abstractNumId="1" w15:restartNumberingAfterBreak="0">
-    <w:nsid w:val="25031546"/>
+    <w:nsid w:val="27FA5473"/>
     <w:multiLevelType w:val="hybridMultilevel"/>
-    <w:tmpl w:val="A75E5C78"/>
-    <w:lvl w:ilvl="0" w:tplc="DF9CFA68">
+    <w:tmpl w:val="EC4E0DE6"/>
+    <w:lvl w:ilvl="0" w:tplc="6EF41B88">
       <w:start w:val="1"/>
       <w:numFmt w:val="decimal"/>
       <w:lvlText w:val="%1."/>
@@ -4185,7 +4302,7 @@
         <w:ind w:left="360" w:hanging="300"/>
       </w:pPr>
     </w:lvl>
-    <w:lvl w:ilvl="1" w:tplc="0E6451B4" w:tentative="1">
+    <w:lvl w:ilvl="1" w:tplc="8AD463AA" w:tentative="1">
       <w:start w:val="1"/>
       <w:numFmt w:val="lowerLetter"/>
       <w:lvlText w:val="%2."/>
@@ -4194,48 +4311,106 @@
         <w:ind w:left="720" w:hanging="300"/>
       </w:pPr>
     </w:lvl>
-    <w:lvl w:ilvl="2" w:tplc="B7081E44">
-      <w:numFmt w:val="decimal"/>
-      <w:lvlText w:val=""/>
-      <w:lvlJc w:val="left"/>
-    </w:lvl>
-    <w:lvl w:ilvl="3" w:tplc="5DC6E356">
-      <w:numFmt w:val="decimal"/>
-      <w:lvlText w:val=""/>
-      <w:lvlJc w:val="left"/>
-    </w:lvl>
-    <w:lvl w:ilvl="4" w:tplc="F8A09660">
-      <w:numFmt w:val="decimal"/>
-      <w:lvlText w:val=""/>
-      <w:lvlJc w:val="left"/>
-    </w:lvl>
-    <w:lvl w:ilvl="5" w:tplc="5BA2AD84">
-      <w:numFmt w:val="decimal"/>
-      <w:lvlText w:val=""/>
-      <w:lvlJc w:val="left"/>
-    </w:lvl>
-    <w:lvl w:ilvl="6" w:tplc="154451A4">
-      <w:numFmt w:val="decimal"/>
-      <w:lvlText w:val=""/>
-      <w:lvlJc w:val="left"/>
-    </w:lvl>
-    <w:lvl w:ilvl="7" w:tplc="64CC47D6">
-      <w:numFmt w:val="decimal"/>
-      <w:lvlText w:val=""/>
-      <w:lvlJc w:val="left"/>
-    </w:lvl>
-    <w:lvl w:ilvl="8" w:tplc="3F6C83F4">
+    <w:lvl w:ilvl="2" w:tplc="D6B2FAD2">
+      <w:numFmt w:val="decimal"/>
+      <w:lvlText w:val=""/>
+      <w:lvlJc w:val="left"/>
+    </w:lvl>
+    <w:lvl w:ilvl="3" w:tplc="0BD64AF2">
+      <w:numFmt w:val="decimal"/>
+      <w:lvlText w:val=""/>
+      <w:lvlJc w:val="left"/>
+    </w:lvl>
+    <w:lvl w:ilvl="4" w:tplc="BA689E78">
+      <w:numFmt w:val="decimal"/>
+      <w:lvlText w:val=""/>
+      <w:lvlJc w:val="left"/>
+    </w:lvl>
+    <w:lvl w:ilvl="5" w:tplc="D5CA5C0A">
+      <w:numFmt w:val="decimal"/>
+      <w:lvlText w:val=""/>
+      <w:lvlJc w:val="left"/>
+    </w:lvl>
+    <w:lvl w:ilvl="6" w:tplc="41024CA2">
+      <w:numFmt w:val="decimal"/>
+      <w:lvlText w:val=""/>
+      <w:lvlJc w:val="left"/>
+    </w:lvl>
+    <w:lvl w:ilvl="7" w:tplc="6180C9B2">
+      <w:numFmt w:val="decimal"/>
+      <w:lvlText w:val=""/>
+      <w:lvlJc w:val="left"/>
+    </w:lvl>
+    <w:lvl w:ilvl="8" w:tplc="50BED78C">
       <w:numFmt w:val="decimal"/>
       <w:lvlText w:val=""/>
       <w:lvlJc w:val="left"/>
     </w:lvl>
   </w:abstractNum>
   <w:abstractNum w:abstractNumId="2" w15:restartNumberingAfterBreak="0">
-    <w:nsid w:val="2A2A56ED"/>
+    <w:nsid w:val="2C4052E0"/>
     <w:multiLevelType w:val="hybridMultilevel"/>
-    <w:tmpl w:val="24DA33A4"/>
-    <w:lvl w:ilvl="0" w:tplc="A5D80292">
+    <w:tmpl w:val="3C4A58CA"/>
+    <w:lvl w:ilvl="0" w:tplc="90CC64E6" w:tentative="1">
       <w:start w:val="1"/>
+      <w:numFmt w:val="bullet"/>
+      <w:lvlText w:val="•"/>
+      <w:lvlJc w:val="left"/>
+      <w:pPr>
+        <w:ind w:left="360" w:hanging="260"/>
+      </w:pPr>
+    </w:lvl>
+    <w:lvl w:ilvl="1" w:tplc="41328FAA" w:tentative="1">
+      <w:start w:val="1"/>
+      <w:numFmt w:val="bullet"/>
+      <w:lvlText w:val="–"/>
+      <w:lvlJc w:val="left"/>
+      <w:pPr>
+        <w:ind w:left="720" w:hanging="260"/>
+      </w:pPr>
+    </w:lvl>
+    <w:lvl w:ilvl="2" w:tplc="07AE0010">
+      <w:numFmt w:val="decimal"/>
+      <w:lvlText w:val=""/>
+      <w:lvlJc w:val="left"/>
+    </w:lvl>
+    <w:lvl w:ilvl="3" w:tplc="9E862258">
+      <w:numFmt w:val="decimal"/>
+      <w:lvlText w:val=""/>
+      <w:lvlJc w:val="left"/>
+    </w:lvl>
+    <w:lvl w:ilvl="4" w:tplc="F5D22D20">
+      <w:numFmt w:val="decimal"/>
+      <w:lvlText w:val=""/>
+      <w:lvlJc w:val="left"/>
+    </w:lvl>
+    <w:lvl w:ilvl="5" w:tplc="AC2A3F86">
+      <w:numFmt w:val="decimal"/>
+      <w:lvlText w:val=""/>
+      <w:lvlJc w:val="left"/>
+    </w:lvl>
+    <w:lvl w:ilvl="6" w:tplc="821CD318">
+      <w:numFmt w:val="decimal"/>
+      <w:lvlText w:val=""/>
+      <w:lvlJc w:val="left"/>
+    </w:lvl>
+    <w:lvl w:ilvl="7" w:tplc="F22E6088">
+      <w:numFmt w:val="decimal"/>
+      <w:lvlText w:val=""/>
+      <w:lvlJc w:val="left"/>
+    </w:lvl>
+    <w:lvl w:ilvl="8" w:tplc="96AA5C08">
+      <w:numFmt w:val="decimal"/>
+      <w:lvlText w:val=""/>
+      <w:lvlJc w:val="left"/>
+    </w:lvl>
+  </w:abstractNum>
+  <w:abstractNum w:abstractNumId="3" w15:restartNumberingAfterBreak="0">
+    <w:nsid w:val="39B5238D"/>
+    <w:multiLevelType w:val="hybridMultilevel"/>
+    <w:tmpl w:val="1C30CEB2"/>
+    <w:lvl w:ilvl="0" w:tplc="203274D6">
+      <w:start w:val="1"/>
       <w:numFmt w:val="decimal"/>
       <w:lvlText w:val="%1."/>
       <w:lvlJc w:val="left"/>
@@ -4243,7 +4418,7 @@
         <w:ind w:left="360" w:hanging="300"/>
       </w:pPr>
     </w:lvl>
-    <w:lvl w:ilvl="1" w:tplc="E278B8DA" w:tentative="1">
+    <w:lvl w:ilvl="1" w:tplc="B30A2CE0" w:tentative="1">
       <w:start w:val="1"/>
       <w:numFmt w:val="lowerLetter"/>
       <w:lvlText w:val="%2."/>
@@ -4252,47 +4427,47 @@
         <w:ind w:left="720" w:hanging="300"/>
       </w:pPr>
     </w:lvl>
-    <w:lvl w:ilvl="2" w:tplc="117E8D2A">
-      <w:numFmt w:val="decimal"/>
-      <w:lvlText w:val=""/>
-      <w:lvlJc w:val="left"/>
-    </w:lvl>
-    <w:lvl w:ilvl="3" w:tplc="0532B8A2">
-      <w:numFmt w:val="decimal"/>
-      <w:lvlText w:val=""/>
-      <w:lvlJc w:val="left"/>
-    </w:lvl>
-    <w:lvl w:ilvl="4" w:tplc="D362FDD0">
-      <w:numFmt w:val="decimal"/>
-      <w:lvlText w:val=""/>
-      <w:lvlJc w:val="left"/>
-    </w:lvl>
-    <w:lvl w:ilvl="5" w:tplc="C7663176">
-      <w:numFmt w:val="decimal"/>
-      <w:lvlText w:val=""/>
-      <w:lvlJc w:val="left"/>
-    </w:lvl>
-    <w:lvl w:ilvl="6" w:tplc="0BFAE59A">
-      <w:numFmt w:val="decimal"/>
-      <w:lvlText w:val=""/>
-      <w:lvlJc w:val="left"/>
-    </w:lvl>
-    <w:lvl w:ilvl="7" w:tplc="012AF716">
-      <w:numFmt w:val="decimal"/>
-      <w:lvlText w:val=""/>
-      <w:lvlJc w:val="left"/>
-    </w:lvl>
-    <w:lvl w:ilvl="8" w:tplc="9E84BBF8">
+    <w:lvl w:ilvl="2" w:tplc="DDEE72E6">
+      <w:numFmt w:val="decimal"/>
+      <w:lvlText w:val=""/>
+      <w:lvlJc w:val="left"/>
+    </w:lvl>
+    <w:lvl w:ilvl="3" w:tplc="50A6760E">
+      <w:numFmt w:val="decimal"/>
+      <w:lvlText w:val=""/>
+      <w:lvlJc w:val="left"/>
+    </w:lvl>
+    <w:lvl w:ilvl="4" w:tplc="881C2A0C">
+      <w:numFmt w:val="decimal"/>
+      <w:lvlText w:val=""/>
+      <w:lvlJc w:val="left"/>
+    </w:lvl>
+    <w:lvl w:ilvl="5" w:tplc="7AEADA5E">
+      <w:numFmt w:val="decimal"/>
+      <w:lvlText w:val=""/>
+      <w:lvlJc w:val="left"/>
+    </w:lvl>
+    <w:lvl w:ilvl="6" w:tplc="C7B29514">
+      <w:numFmt w:val="decimal"/>
+      <w:lvlText w:val=""/>
+      <w:lvlJc w:val="left"/>
+    </w:lvl>
+    <w:lvl w:ilvl="7" w:tplc="9FCA7048">
+      <w:numFmt w:val="decimal"/>
+      <w:lvlText w:val=""/>
+      <w:lvlJc w:val="left"/>
+    </w:lvl>
+    <w:lvl w:ilvl="8" w:tplc="D3D2BA8C">
       <w:numFmt w:val="decimal"/>
       <w:lvlText w:val=""/>
       <w:lvlJc w:val="left"/>
     </w:lvl>
   </w:abstractNum>
-  <w:abstractNum w:abstractNumId="3" w15:restartNumberingAfterBreak="0">
-    <w:nsid w:val="2C091B44"/>
+  <w:abstractNum w:abstractNumId="4" w15:restartNumberingAfterBreak="0">
+    <w:nsid w:val="3EC727C9"/>
     <w:multiLevelType w:val="hybridMultilevel"/>
-    <w:tmpl w:val="619E5C30"/>
-    <w:lvl w:ilvl="0" w:tplc="075EF188">
+    <w:tmpl w:val="FA2AD0CE"/>
+    <w:lvl w:ilvl="0" w:tplc="E5F6A1EC">
       <w:start w:val="1"/>
       <w:numFmt w:val="decimal"/>
       <w:lvlText w:val="%1."/>
@@ -4301,7 +4476,7 @@
         <w:ind w:left="360" w:hanging="300"/>
       </w:pPr>
     </w:lvl>
-    <w:lvl w:ilvl="1" w:tplc="B5C60A58" w:tentative="1">
+    <w:lvl w:ilvl="1" w:tplc="87DC6F1A" w:tentative="1">
       <w:start w:val="1"/>
       <w:numFmt w:val="lowerLetter"/>
       <w:lvlText w:val="%2."/>
@@ -4310,47 +4485,47 @@
         <w:ind w:left="720" w:hanging="300"/>
       </w:pPr>
     </w:lvl>
-    <w:lvl w:ilvl="2" w:tplc="554E2C30">
-      <w:numFmt w:val="decimal"/>
-      <w:lvlText w:val=""/>
-      <w:lvlJc w:val="left"/>
-    </w:lvl>
-    <w:lvl w:ilvl="3" w:tplc="9F80A0AE">
-      <w:numFmt w:val="decimal"/>
-      <w:lvlText w:val=""/>
-      <w:lvlJc w:val="left"/>
-    </w:lvl>
-    <w:lvl w:ilvl="4" w:tplc="C934778C">
-      <w:numFmt w:val="decimal"/>
-      <w:lvlText w:val=""/>
-      <w:lvlJc w:val="left"/>
-    </w:lvl>
-    <w:lvl w:ilvl="5" w:tplc="D0FA9CB2">
-      <w:numFmt w:val="decimal"/>
-      <w:lvlText w:val=""/>
-      <w:lvlJc w:val="left"/>
-    </w:lvl>
-    <w:lvl w:ilvl="6" w:tplc="EBE2E974">
-      <w:numFmt w:val="decimal"/>
-      <w:lvlText w:val=""/>
-      <w:lvlJc w:val="left"/>
-    </w:lvl>
-    <w:lvl w:ilvl="7" w:tplc="ABAC78B4">
-      <w:numFmt w:val="decimal"/>
-      <w:lvlText w:val=""/>
-      <w:lvlJc w:val="left"/>
-    </w:lvl>
-    <w:lvl w:ilvl="8" w:tplc="06C06758">
+    <w:lvl w:ilvl="2" w:tplc="B0567624">
+      <w:numFmt w:val="decimal"/>
+      <w:lvlText w:val=""/>
+      <w:lvlJc w:val="left"/>
+    </w:lvl>
+    <w:lvl w:ilvl="3" w:tplc="DD94215C">
+      <w:numFmt w:val="decimal"/>
+      <w:lvlText w:val=""/>
+      <w:lvlJc w:val="left"/>
+    </w:lvl>
+    <w:lvl w:ilvl="4" w:tplc="34400B02">
+      <w:numFmt w:val="decimal"/>
+      <w:lvlText w:val=""/>
+      <w:lvlJc w:val="left"/>
+    </w:lvl>
+    <w:lvl w:ilvl="5" w:tplc="874E1EE2">
+      <w:numFmt w:val="decimal"/>
+      <w:lvlText w:val=""/>
+      <w:lvlJc w:val="left"/>
+    </w:lvl>
+    <w:lvl w:ilvl="6" w:tplc="1A4297BC">
+      <w:numFmt w:val="decimal"/>
+      <w:lvlText w:val=""/>
+      <w:lvlJc w:val="left"/>
+    </w:lvl>
+    <w:lvl w:ilvl="7" w:tplc="912814EE">
+      <w:numFmt w:val="decimal"/>
+      <w:lvlText w:val=""/>
+      <w:lvlJc w:val="left"/>
+    </w:lvl>
+    <w:lvl w:ilvl="8" w:tplc="3C94815C">
       <w:numFmt w:val="decimal"/>
       <w:lvlText w:val=""/>
       <w:lvlJc w:val="left"/>
     </w:lvl>
   </w:abstractNum>
-  <w:abstractNum w:abstractNumId="4" w15:restartNumberingAfterBreak="0">
-    <w:nsid w:val="3A631C5A"/>
+  <w:abstractNum w:abstractNumId="5" w15:restartNumberingAfterBreak="0">
+    <w:nsid w:val="42CA10C7"/>
     <w:multiLevelType w:val="hybridMultilevel"/>
-    <w:tmpl w:val="AF46961A"/>
-    <w:lvl w:ilvl="0" w:tplc="FDA0B0AC">
+    <w:tmpl w:val="A9C43460"/>
+    <w:lvl w:ilvl="0" w:tplc="9694189E">
       <w:start w:val="1"/>
       <w:numFmt w:val="decimal"/>
       <w:lvlText w:val="%1."/>
@@ -4359,7 +4534,7 @@
         <w:ind w:left="360" w:hanging="300"/>
       </w:pPr>
     </w:lvl>
-    <w:lvl w:ilvl="1" w:tplc="491AD928" w:tentative="1">
+    <w:lvl w:ilvl="1" w:tplc="E20A1C84" w:tentative="1">
       <w:start w:val="1"/>
       <w:numFmt w:val="lowerLetter"/>
       <w:lvlText w:val="%2."/>
@@ -4368,47 +4543,221 @@
         <w:ind w:left="720" w:hanging="300"/>
       </w:pPr>
     </w:lvl>
-    <w:lvl w:ilvl="2" w:tplc="849610C0">
-      <w:numFmt w:val="decimal"/>
-      <w:lvlText w:val=""/>
-      <w:lvlJc w:val="left"/>
-    </w:lvl>
-    <w:lvl w:ilvl="3" w:tplc="02C471B2">
-      <w:numFmt w:val="decimal"/>
-      <w:lvlText w:val=""/>
-      <w:lvlJc w:val="left"/>
-    </w:lvl>
-    <w:lvl w:ilvl="4" w:tplc="4B4AE9C4">
-      <w:numFmt w:val="decimal"/>
-      <w:lvlText w:val=""/>
-      <w:lvlJc w:val="left"/>
-    </w:lvl>
-    <w:lvl w:ilvl="5" w:tplc="B7F2469E">
-      <w:numFmt w:val="decimal"/>
-      <w:lvlText w:val=""/>
-      <w:lvlJc w:val="left"/>
-    </w:lvl>
-    <w:lvl w:ilvl="6" w:tplc="7D48D158">
-      <w:numFmt w:val="decimal"/>
-      <w:lvlText w:val=""/>
-      <w:lvlJc w:val="left"/>
-    </w:lvl>
-    <w:lvl w:ilvl="7" w:tplc="ACB6779E">
-      <w:numFmt w:val="decimal"/>
-      <w:lvlText w:val=""/>
-      <w:lvlJc w:val="left"/>
-    </w:lvl>
-    <w:lvl w:ilvl="8" w:tplc="5C00D5C8">
+    <w:lvl w:ilvl="2" w:tplc="3D263F0E">
+      <w:numFmt w:val="decimal"/>
+      <w:lvlText w:val=""/>
+      <w:lvlJc w:val="left"/>
+    </w:lvl>
+    <w:lvl w:ilvl="3" w:tplc="917A5C82">
+      <w:numFmt w:val="decimal"/>
+      <w:lvlText w:val=""/>
+      <w:lvlJc w:val="left"/>
+    </w:lvl>
+    <w:lvl w:ilvl="4" w:tplc="8092FCEA">
+      <w:numFmt w:val="decimal"/>
+      <w:lvlText w:val=""/>
+      <w:lvlJc w:val="left"/>
+    </w:lvl>
+    <w:lvl w:ilvl="5" w:tplc="468E19B4">
+      <w:numFmt w:val="decimal"/>
+      <w:lvlText w:val=""/>
+      <w:lvlJc w:val="left"/>
+    </w:lvl>
+    <w:lvl w:ilvl="6" w:tplc="817E383E">
+      <w:numFmt w:val="decimal"/>
+      <w:lvlText w:val=""/>
+      <w:lvlJc w:val="left"/>
+    </w:lvl>
+    <w:lvl w:ilvl="7" w:tplc="1DBE4F2C">
+      <w:numFmt w:val="decimal"/>
+      <w:lvlText w:val=""/>
+      <w:lvlJc w:val="left"/>
+    </w:lvl>
+    <w:lvl w:ilvl="8" w:tplc="9B12B1C6">
       <w:numFmt w:val="decimal"/>
       <w:lvlText w:val=""/>
       <w:lvlJc w:val="left"/>
     </w:lvl>
   </w:abstractNum>
-  <w:abstractNum w:abstractNumId="5" w15:restartNumberingAfterBreak="0">
-    <w:nsid w:val="5ED25B00"/>
+  <w:abstractNum w:abstractNumId="6" w15:restartNumberingAfterBreak="0">
+    <w:nsid w:val="4E154DD6"/>
     <w:multiLevelType w:val="hybridMultilevel"/>
-    <w:tmpl w:val="B094C762"/>
-    <w:lvl w:ilvl="0" w:tplc="9CB0A14E" w:tentative="1">
+    <w:tmpl w:val="8C2E553C"/>
+    <w:lvl w:ilvl="0" w:tplc="71AEA4A8">
+      <w:start w:val="1"/>
+      <w:numFmt w:val="decimal"/>
+      <w:lvlText w:val="%1."/>
+      <w:lvlJc w:val="left"/>
+      <w:pPr>
+        <w:ind w:left="360" w:hanging="300"/>
+      </w:pPr>
+    </w:lvl>
+    <w:lvl w:ilvl="1" w:tplc="3E7C6C20" w:tentative="1">
+      <w:start w:val="1"/>
+      <w:numFmt w:val="lowerLetter"/>
+      <w:lvlText w:val="%2."/>
+      <w:lvlJc w:val="left"/>
+      <w:pPr>
+        <w:ind w:left="720" w:hanging="300"/>
+      </w:pPr>
+    </w:lvl>
+    <w:lvl w:ilvl="2" w:tplc="9CE8F1EE">
+      <w:numFmt w:val="decimal"/>
+      <w:lvlText w:val=""/>
+      <w:lvlJc w:val="left"/>
+    </w:lvl>
+    <w:lvl w:ilvl="3" w:tplc="E940EB9C">
+      <w:numFmt w:val="decimal"/>
+      <w:lvlText w:val=""/>
+      <w:lvlJc w:val="left"/>
+    </w:lvl>
+    <w:lvl w:ilvl="4" w:tplc="501A845E">
+      <w:numFmt w:val="decimal"/>
+      <w:lvlText w:val=""/>
+      <w:lvlJc w:val="left"/>
+    </w:lvl>
+    <w:lvl w:ilvl="5" w:tplc="85D82EF2">
+      <w:numFmt w:val="decimal"/>
+      <w:lvlText w:val=""/>
+      <w:lvlJc w:val="left"/>
+    </w:lvl>
+    <w:lvl w:ilvl="6" w:tplc="89D8834E">
+      <w:numFmt w:val="decimal"/>
+      <w:lvlText w:val=""/>
+      <w:lvlJc w:val="left"/>
+    </w:lvl>
+    <w:lvl w:ilvl="7" w:tplc="E188BB9E">
+      <w:numFmt w:val="decimal"/>
+      <w:lvlText w:val=""/>
+      <w:lvlJc w:val="left"/>
+    </w:lvl>
+    <w:lvl w:ilvl="8" w:tplc="562A0966">
+      <w:numFmt w:val="decimal"/>
+      <w:lvlText w:val=""/>
+      <w:lvlJc w:val="left"/>
+    </w:lvl>
+  </w:abstractNum>
+  <w:abstractNum w:abstractNumId="7" w15:restartNumberingAfterBreak="0">
+    <w:nsid w:val="669E7CE7"/>
+    <w:multiLevelType w:val="hybridMultilevel"/>
+    <w:tmpl w:val="E0D00B5C"/>
+    <w:lvl w:ilvl="0" w:tplc="25DA9874">
+      <w:start w:val="1"/>
+      <w:numFmt w:val="decimal"/>
+      <w:lvlText w:val="%1."/>
+      <w:lvlJc w:val="left"/>
+      <w:pPr>
+        <w:ind w:left="360" w:hanging="300"/>
+      </w:pPr>
+    </w:lvl>
+    <w:lvl w:ilvl="1" w:tplc="39AA85B8" w:tentative="1">
+      <w:start w:val="1"/>
+      <w:numFmt w:val="lowerLetter"/>
+      <w:lvlText w:val="%2."/>
+      <w:lvlJc w:val="left"/>
+      <w:pPr>
+        <w:ind w:left="720" w:hanging="300"/>
+      </w:pPr>
+    </w:lvl>
+    <w:lvl w:ilvl="2" w:tplc="69F2D104">
+      <w:numFmt w:val="decimal"/>
+      <w:lvlText w:val=""/>
+      <w:lvlJc w:val="left"/>
+    </w:lvl>
+    <w:lvl w:ilvl="3" w:tplc="46549BEE">
+      <w:numFmt w:val="decimal"/>
+      <w:lvlText w:val=""/>
+      <w:lvlJc w:val="left"/>
+    </w:lvl>
+    <w:lvl w:ilvl="4" w:tplc="68D085E4">
+      <w:numFmt w:val="decimal"/>
+      <w:lvlText w:val=""/>
+      <w:lvlJc w:val="left"/>
+    </w:lvl>
+    <w:lvl w:ilvl="5" w:tplc="20BE6B88">
+      <w:numFmt w:val="decimal"/>
+      <w:lvlText w:val=""/>
+      <w:lvlJc w:val="left"/>
+    </w:lvl>
+    <w:lvl w:ilvl="6" w:tplc="D30AB7D0">
+      <w:numFmt w:val="decimal"/>
+      <w:lvlText w:val=""/>
+      <w:lvlJc w:val="left"/>
+    </w:lvl>
+    <w:lvl w:ilvl="7" w:tplc="462EBF56">
+      <w:numFmt w:val="decimal"/>
+      <w:lvlText w:val=""/>
+      <w:lvlJc w:val="left"/>
+    </w:lvl>
+    <w:lvl w:ilvl="8" w:tplc="E368B1F8">
+      <w:numFmt w:val="decimal"/>
+      <w:lvlText w:val=""/>
+      <w:lvlJc w:val="left"/>
+    </w:lvl>
+  </w:abstractNum>
+  <w:abstractNum w:abstractNumId="8" w15:restartNumberingAfterBreak="0">
+    <w:nsid w:val="67FA3E42"/>
+    <w:multiLevelType w:val="hybridMultilevel"/>
+    <w:tmpl w:val="58124428"/>
+    <w:lvl w:ilvl="0" w:tplc="158278AE">
+      <w:start w:val="1"/>
+      <w:numFmt w:val="decimal"/>
+      <w:lvlText w:val="%1."/>
+      <w:lvlJc w:val="left"/>
+      <w:pPr>
+        <w:ind w:left="360" w:hanging="300"/>
+      </w:pPr>
+    </w:lvl>
+    <w:lvl w:ilvl="1" w:tplc="4B683FD4" w:tentative="1">
+      <w:start w:val="1"/>
+      <w:numFmt w:val="lowerLetter"/>
+      <w:lvlText w:val="%2."/>
+      <w:lvlJc w:val="left"/>
+      <w:pPr>
+        <w:ind w:left="720" w:hanging="300"/>
+      </w:pPr>
+    </w:lvl>
+    <w:lvl w:ilvl="2" w:tplc="239222EC">
+      <w:numFmt w:val="decimal"/>
+      <w:lvlText w:val=""/>
+      <w:lvlJc w:val="left"/>
+    </w:lvl>
+    <w:lvl w:ilvl="3" w:tplc="2F9A83F4">
+      <w:numFmt w:val="decimal"/>
+      <w:lvlText w:val=""/>
+      <w:lvlJc w:val="left"/>
+    </w:lvl>
+    <w:lvl w:ilvl="4" w:tplc="C228236A">
+      <w:numFmt w:val="decimal"/>
+      <w:lvlText w:val=""/>
+      <w:lvlJc w:val="left"/>
+    </w:lvl>
+    <w:lvl w:ilvl="5" w:tplc="F7566756">
+      <w:numFmt w:val="decimal"/>
+      <w:lvlText w:val=""/>
+      <w:lvlJc w:val="left"/>
+    </w:lvl>
+    <w:lvl w:ilvl="6" w:tplc="DA42A86E">
+      <w:numFmt w:val="decimal"/>
+      <w:lvlText w:val=""/>
+      <w:lvlJc w:val="left"/>
+    </w:lvl>
+    <w:lvl w:ilvl="7" w:tplc="F4BA4D94">
+      <w:numFmt w:val="decimal"/>
+      <w:lvlText w:val=""/>
+      <w:lvlJc w:val="left"/>
+    </w:lvl>
+    <w:lvl w:ilvl="8" w:tplc="BF9411A0">
+      <w:numFmt w:val="decimal"/>
+      <w:lvlText w:val=""/>
+      <w:lvlJc w:val="left"/>
+    </w:lvl>
+  </w:abstractNum>
+  <w:abstractNum w:abstractNumId="9" w15:restartNumberingAfterBreak="0">
+    <w:nsid w:val="70A41872"/>
+    <w:multiLevelType w:val="hybridMultilevel"/>
+    <w:tmpl w:val="2204563A"/>
+    <w:lvl w:ilvl="0" w:tplc="854297F6" w:tentative="1">
       <w:start w:val="1"/>
       <w:numFmt w:val="bullet"/>
       <w:lvlText w:val="●"/>
@@ -4417,7 +4766,7 @@
         <w:ind w:left="720" w:hanging="360"/>
       </w:pPr>
     </w:lvl>
-    <w:lvl w:ilvl="1" w:tplc="D7767A04" w:tentative="1">
+    <w:lvl w:ilvl="1" w:tplc="41D6330A" w:tentative="1">
       <w:start w:val="1"/>
       <w:numFmt w:val="bullet"/>
       <w:lvlText w:val="○"/>
@@ -4426,7 +4775,7 @@
         <w:ind w:left="1440" w:hanging="360"/>
       </w:pPr>
     </w:lvl>
-    <w:lvl w:ilvl="2" w:tplc="506A838C" w:tentative="1">
+    <w:lvl w:ilvl="2" w:tplc="8A0A3886" w:tentative="1">
       <w:start w:val="1"/>
       <w:numFmt w:val="bullet"/>
       <w:lvlText w:val="■"/>
@@ -4435,7 +4784,7 @@
         <w:ind w:left="2160" w:hanging="360"/>
       </w:pPr>
     </w:lvl>
-    <w:lvl w:ilvl="3" w:tplc="184C928A" w:tentative="1">
+    <w:lvl w:ilvl="3" w:tplc="D962398E" w:tentative="1">
       <w:start w:val="1"/>
       <w:numFmt w:val="bullet"/>
       <w:lvlText w:val="●"/>
@@ -4444,7 +4793,7 @@
         <w:ind w:left="2880" w:hanging="360"/>
       </w:pPr>
     </w:lvl>
-    <w:lvl w:ilvl="4" w:tplc="60E49544" w:tentative="1">
+    <w:lvl w:ilvl="4" w:tplc="5B30CA36" w:tentative="1">
       <w:start w:val="1"/>
       <w:numFmt w:val="bullet"/>
       <w:lvlText w:val="○"/>
@@ -4453,7 +4802,7 @@
         <w:ind w:left="3600" w:hanging="360"/>
       </w:pPr>
     </w:lvl>
-    <w:lvl w:ilvl="5" w:tplc="FB847AF2" w:tentative="1">
+    <w:lvl w:ilvl="5" w:tplc="2FE6E2C0" w:tentative="1">
       <w:start w:val="1"/>
       <w:numFmt w:val="bullet"/>
       <w:lvlText w:val="■"/>
@@ -4462,7 +4811,7 @@
         <w:ind w:left="4320" w:hanging="360"/>
       </w:pPr>
     </w:lvl>
-    <w:lvl w:ilvl="6" w:tplc="36F4AA76" w:tentative="1">
+    <w:lvl w:ilvl="6" w:tplc="978C71BC" w:tentative="1">
       <w:start w:val="1"/>
       <w:numFmt w:val="bullet"/>
       <w:lvlText w:val="●"/>
@@ -4471,7 +4820,7 @@
         <w:ind w:left="5040" w:hanging="360"/>
       </w:pPr>
     </w:lvl>
-    <w:lvl w:ilvl="7" w:tplc="234A368A" w:tentative="1">
+    <w:lvl w:ilvl="7" w:tplc="C1E40194" w:tentative="1">
       <w:start w:val="1"/>
       <w:numFmt w:val="bullet"/>
       <w:lvlText w:val="●"/>
@@ -4480,7 +4829,7 @@
         <w:ind w:left="5760" w:hanging="360"/>
       </w:pPr>
     </w:lvl>
-    <w:lvl w:ilvl="8" w:tplc="A5AE9C1A" w:tentative="1">
+    <w:lvl w:ilvl="8" w:tplc="0CF441C0" w:tentative="1">
       <w:start w:val="1"/>
       <w:numFmt w:val="bullet"/>
       <w:lvlText w:val="●"/>
@@ -4490,288 +4839,56 @@
       </w:pPr>
     </w:lvl>
   </w:abstractNum>
-  <w:abstractNum w:abstractNumId="6" w15:restartNumberingAfterBreak="0">
-    <w:nsid w:val="6E3A044D"/>
-    <w:multiLevelType w:val="hybridMultilevel"/>
-    <w:tmpl w:val="68D4EEB2"/>
-    <w:lvl w:ilvl="0" w:tplc="C840F23E">
-      <w:start w:val="1"/>
-      <w:numFmt w:val="decimal"/>
-      <w:lvlText w:val="%1."/>
-      <w:lvlJc w:val="left"/>
-      <w:pPr>
-        <w:ind w:left="360" w:hanging="300"/>
-      </w:pPr>
-    </w:lvl>
-    <w:lvl w:ilvl="1" w:tplc="BF0A9B5C" w:tentative="1">
-      <w:start w:val="1"/>
-      <w:numFmt w:val="lowerLetter"/>
-      <w:lvlText w:val="%2."/>
-      <w:lvlJc w:val="left"/>
-      <w:pPr>
-        <w:ind w:left="720" w:hanging="300"/>
-      </w:pPr>
-    </w:lvl>
-    <w:lvl w:ilvl="2" w:tplc="81EA88FE">
-      <w:numFmt w:val="decimal"/>
-      <w:lvlText w:val=""/>
-      <w:lvlJc w:val="left"/>
-    </w:lvl>
-    <w:lvl w:ilvl="3" w:tplc="F134075A">
-      <w:numFmt w:val="decimal"/>
-      <w:lvlText w:val=""/>
-      <w:lvlJc w:val="left"/>
-    </w:lvl>
-    <w:lvl w:ilvl="4" w:tplc="6B5ADCC0">
-      <w:numFmt w:val="decimal"/>
-      <w:lvlText w:val=""/>
-      <w:lvlJc w:val="left"/>
-    </w:lvl>
-    <w:lvl w:ilvl="5" w:tplc="3FECA19C">
-      <w:numFmt w:val="decimal"/>
-      <w:lvlText w:val=""/>
-      <w:lvlJc w:val="left"/>
-    </w:lvl>
-    <w:lvl w:ilvl="6" w:tplc="4DBE06D2">
-      <w:numFmt w:val="decimal"/>
-      <w:lvlText w:val=""/>
-      <w:lvlJc w:val="left"/>
-    </w:lvl>
-    <w:lvl w:ilvl="7" w:tplc="26FCF92A">
-      <w:numFmt w:val="decimal"/>
-      <w:lvlText w:val=""/>
-      <w:lvlJc w:val="left"/>
-    </w:lvl>
-    <w:lvl w:ilvl="8" w:tplc="8206BED0">
-      <w:numFmt w:val="decimal"/>
-      <w:lvlText w:val=""/>
-      <w:lvlJc w:val="left"/>
-    </w:lvl>
-  </w:abstractNum>
-  <w:abstractNum w:abstractNumId="7" w15:restartNumberingAfterBreak="0">
-    <w:nsid w:val="70CA55FC"/>
-    <w:multiLevelType w:val="hybridMultilevel"/>
-    <w:tmpl w:val="B638FDBE"/>
-    <w:lvl w:ilvl="0" w:tplc="2780B0E6">
-      <w:start w:val="1"/>
-      <w:numFmt w:val="decimal"/>
-      <w:lvlText w:val="%1."/>
-      <w:lvlJc w:val="left"/>
-      <w:pPr>
-        <w:ind w:left="360" w:hanging="300"/>
-      </w:pPr>
-    </w:lvl>
-    <w:lvl w:ilvl="1" w:tplc="F5B84B92" w:tentative="1">
-      <w:start w:val="1"/>
-      <w:numFmt w:val="lowerLetter"/>
-      <w:lvlText w:val="%2."/>
-      <w:lvlJc w:val="left"/>
-      <w:pPr>
-        <w:ind w:left="720" w:hanging="300"/>
-      </w:pPr>
-    </w:lvl>
-    <w:lvl w:ilvl="2" w:tplc="AE904634">
-      <w:numFmt w:val="decimal"/>
-      <w:lvlText w:val=""/>
-      <w:lvlJc w:val="left"/>
-    </w:lvl>
-    <w:lvl w:ilvl="3" w:tplc="A6D4A288">
-      <w:numFmt w:val="decimal"/>
-      <w:lvlText w:val=""/>
-      <w:lvlJc w:val="left"/>
-    </w:lvl>
-    <w:lvl w:ilvl="4" w:tplc="CAB64E96">
-      <w:numFmt w:val="decimal"/>
-      <w:lvlText w:val=""/>
-      <w:lvlJc w:val="left"/>
-    </w:lvl>
-    <w:lvl w:ilvl="5" w:tplc="3A08CEA0">
-      <w:numFmt w:val="decimal"/>
-      <w:lvlText w:val=""/>
-      <w:lvlJc w:val="left"/>
-    </w:lvl>
-    <w:lvl w:ilvl="6" w:tplc="7B7E1548">
-      <w:numFmt w:val="decimal"/>
-      <w:lvlText w:val=""/>
-      <w:lvlJc w:val="left"/>
-    </w:lvl>
-    <w:lvl w:ilvl="7" w:tplc="AD7AC0D2">
-      <w:numFmt w:val="decimal"/>
-      <w:lvlText w:val=""/>
-      <w:lvlJc w:val="left"/>
-    </w:lvl>
-    <w:lvl w:ilvl="8" w:tplc="BDCCD4D6">
-      <w:numFmt w:val="decimal"/>
-      <w:lvlText w:val=""/>
-      <w:lvlJc w:val="left"/>
-    </w:lvl>
-  </w:abstractNum>
-  <w:abstractNum w:abstractNumId="8" w15:restartNumberingAfterBreak="0">
-    <w:nsid w:val="73084C2A"/>
-    <w:multiLevelType w:val="hybridMultilevel"/>
-    <w:tmpl w:val="6988FDCC"/>
-    <w:lvl w:ilvl="0" w:tplc="47C4BCFC">
-      <w:start w:val="1"/>
-      <w:numFmt w:val="decimal"/>
-      <w:lvlText w:val="%1."/>
-      <w:lvlJc w:val="left"/>
-      <w:pPr>
-        <w:ind w:left="360" w:hanging="300"/>
-      </w:pPr>
-    </w:lvl>
-    <w:lvl w:ilvl="1" w:tplc="9BC2DFF0" w:tentative="1">
-      <w:start w:val="1"/>
-      <w:numFmt w:val="lowerLetter"/>
-      <w:lvlText w:val="%2."/>
-      <w:lvlJc w:val="left"/>
-      <w:pPr>
-        <w:ind w:left="720" w:hanging="300"/>
-      </w:pPr>
-    </w:lvl>
-    <w:lvl w:ilvl="2" w:tplc="9EBAEBA8">
-      <w:numFmt w:val="decimal"/>
-      <w:lvlText w:val=""/>
-      <w:lvlJc w:val="left"/>
-    </w:lvl>
-    <w:lvl w:ilvl="3" w:tplc="39001326">
-      <w:numFmt w:val="decimal"/>
-      <w:lvlText w:val=""/>
-      <w:lvlJc w:val="left"/>
-    </w:lvl>
-    <w:lvl w:ilvl="4" w:tplc="E75C3FBC">
-      <w:numFmt w:val="decimal"/>
-      <w:lvlText w:val=""/>
-      <w:lvlJc w:val="left"/>
-    </w:lvl>
-    <w:lvl w:ilvl="5" w:tplc="685AAC58">
-      <w:numFmt w:val="decimal"/>
-      <w:lvlText w:val=""/>
-      <w:lvlJc w:val="left"/>
-    </w:lvl>
-    <w:lvl w:ilvl="6" w:tplc="39EC8250">
-      <w:numFmt w:val="decimal"/>
-      <w:lvlText w:val=""/>
-      <w:lvlJc w:val="left"/>
-    </w:lvl>
-    <w:lvl w:ilvl="7" w:tplc="BA12BCA0">
-      <w:numFmt w:val="decimal"/>
-      <w:lvlText w:val=""/>
-      <w:lvlJc w:val="left"/>
-    </w:lvl>
-    <w:lvl w:ilvl="8" w:tplc="FD2410AC">
-      <w:numFmt w:val="decimal"/>
-      <w:lvlText w:val=""/>
-      <w:lvlJc w:val="left"/>
-    </w:lvl>
-  </w:abstractNum>
-  <w:abstractNum w:abstractNumId="9" w15:restartNumberingAfterBreak="0">
-    <w:nsid w:val="750E633C"/>
-    <w:multiLevelType w:val="hybridMultilevel"/>
-    <w:tmpl w:val="84AC635C"/>
-    <w:lvl w:ilvl="0" w:tplc="466CEDAA" w:tentative="1">
-      <w:start w:val="1"/>
-      <w:numFmt w:val="bullet"/>
-      <w:lvlText w:val="•"/>
-      <w:lvlJc w:val="left"/>
-      <w:pPr>
-        <w:ind w:left="360" w:hanging="260"/>
-      </w:pPr>
-    </w:lvl>
-    <w:lvl w:ilvl="1" w:tplc="3D32F1B6" w:tentative="1">
-      <w:start w:val="1"/>
-      <w:numFmt w:val="bullet"/>
-      <w:lvlText w:val="–"/>
-      <w:lvlJc w:val="left"/>
-      <w:pPr>
-        <w:ind w:left="720" w:hanging="260"/>
-      </w:pPr>
-    </w:lvl>
-    <w:lvl w:ilvl="2" w:tplc="715080B6">
-      <w:numFmt w:val="decimal"/>
-      <w:lvlText w:val=""/>
-      <w:lvlJc w:val="left"/>
-    </w:lvl>
-    <w:lvl w:ilvl="3" w:tplc="5282A190">
-      <w:numFmt w:val="decimal"/>
-      <w:lvlText w:val=""/>
-      <w:lvlJc w:val="left"/>
-    </w:lvl>
-    <w:lvl w:ilvl="4" w:tplc="81AC28B2">
-      <w:numFmt w:val="decimal"/>
-      <w:lvlText w:val=""/>
-      <w:lvlJc w:val="left"/>
-    </w:lvl>
-    <w:lvl w:ilvl="5" w:tplc="8E247556">
-      <w:numFmt w:val="decimal"/>
-      <w:lvlText w:val=""/>
-      <w:lvlJc w:val="left"/>
-    </w:lvl>
-    <w:lvl w:ilvl="6" w:tplc="DF36D578">
-      <w:numFmt w:val="decimal"/>
-      <w:lvlText w:val=""/>
-      <w:lvlJc w:val="left"/>
-    </w:lvl>
-    <w:lvl w:ilvl="7" w:tplc="D41E07F0">
-      <w:numFmt w:val="decimal"/>
-      <w:lvlText w:val=""/>
-      <w:lvlJc w:val="left"/>
-    </w:lvl>
-    <w:lvl w:ilvl="8" w:tplc="F9AAAFBE">
-      <w:numFmt w:val="decimal"/>
-      <w:lvlText w:val=""/>
-      <w:lvlJc w:val="left"/>
-    </w:lvl>
-  </w:abstractNum>
-  <w:num w:numId="1" w16cid:durableId="300354638">
+  <w:num w:numId="1" w16cid:durableId="1238174376">
+    <w:abstractNumId w:val="9"/>
+    <w:lvlOverride w:ilvl="0">
+      <w:startOverride w:val="1"/>
+    </w:lvlOverride>
+  </w:num>
+  <w:num w:numId="2" w16cid:durableId="900168104">
+    <w:abstractNumId w:val="1"/>
+    <w:lvlOverride w:ilvl="0">
+      <w:startOverride w:val="1"/>
+    </w:lvlOverride>
+  </w:num>
+  <w:num w:numId="3" w16cid:durableId="1315379451">
+    <w:abstractNumId w:val="0"/>
+    <w:lvlOverride w:ilvl="0">
+      <w:startOverride w:val="1"/>
+    </w:lvlOverride>
+  </w:num>
+  <w:num w:numId="4" w16cid:durableId="1422215108">
+    <w:abstractNumId w:val="8"/>
+    <w:lvlOverride w:ilvl="0">
+      <w:startOverride w:val="1"/>
+    </w:lvlOverride>
+  </w:num>
+  <w:num w:numId="5" w16cid:durableId="1370227286">
+    <w:abstractNumId w:val="7"/>
+    <w:lvlOverride w:ilvl="0">
+      <w:startOverride w:val="1"/>
+    </w:lvlOverride>
+  </w:num>
+  <w:num w:numId="6" w16cid:durableId="125049161">
+    <w:abstractNumId w:val="3"/>
+    <w:lvlOverride w:ilvl="0">
+      <w:startOverride w:val="1"/>
+    </w:lvlOverride>
+  </w:num>
+  <w:num w:numId="7" w16cid:durableId="1126116552">
     <w:abstractNumId w:val="5"/>
     <w:lvlOverride w:ilvl="0">
       <w:startOverride w:val="1"/>
     </w:lvlOverride>
   </w:num>
-  <w:num w:numId="2" w16cid:durableId="1400977210">
-    <w:abstractNumId w:val="1"/>
-    <w:lvlOverride w:ilvl="0">
-      <w:startOverride w:val="1"/>
-    </w:lvlOverride>
-  </w:num>
-  <w:num w:numId="3" w16cid:durableId="965698257">
-    <w:abstractNumId w:val="0"/>
-    <w:lvlOverride w:ilvl="0">
-      <w:startOverride w:val="1"/>
-    </w:lvlOverride>
-  </w:num>
-  <w:num w:numId="4" w16cid:durableId="1586841082">
-    <w:abstractNumId w:val="6"/>
-    <w:lvlOverride w:ilvl="0">
-      <w:startOverride w:val="1"/>
-    </w:lvlOverride>
-  </w:num>
-  <w:num w:numId="5" w16cid:durableId="1733262607">
-    <w:abstractNumId w:val="3"/>
-    <w:lvlOverride w:ilvl="0">
-      <w:startOverride w:val="1"/>
-    </w:lvlOverride>
-  </w:num>
-  <w:num w:numId="6" w16cid:durableId="1664973231">
-    <w:abstractNumId w:val="8"/>
-    <w:lvlOverride w:ilvl="0">
-      <w:startOverride w:val="1"/>
-    </w:lvlOverride>
-  </w:num>
-  <w:num w:numId="7" w16cid:durableId="141774237">
-    <w:abstractNumId w:val="7"/>
-    <w:lvlOverride w:ilvl="0">
-      <w:startOverride w:val="1"/>
-    </w:lvlOverride>
-  </w:num>
-  <w:num w:numId="8" w16cid:durableId="2090693411">
+  <w:num w:numId="8" w16cid:durableId="1553345745">
     <w:abstractNumId w:val="4"/>
     <w:lvlOverride w:ilvl="0">
       <w:startOverride w:val="1"/>
     </w:lvlOverride>
   </w:num>
-  <w:num w:numId="9" w16cid:durableId="829297918">
-    <w:abstractNumId w:val="2"/>
+  <w:num w:numId="9" w16cid:durableId="425229909">
+    <w:abstractNumId w:val="6"/>
     <w:lvlOverride w:ilvl="0">
       <w:startOverride w:val="1"/>
     </w:lvlOverride>
@@ -5452,7 +5569,7 @@
     <w:autoRedefine/>
     <w:uiPriority w:val="39"/>
     <w:unhideWhenUsed/>
-    <w:rsid w:val="00874D81"/>
+    <w:rsid w:val="00550A8F"/>
     <w:pPr>
       <w:spacing w:after="100"/>
     </w:pPr>
